--- a/doc/110123011 HIEU.docx
+++ b/doc/110123011 HIEU.docx
@@ -3,21 +3,39 @@
 <w:document xmlns:wpc="http://schemas.microsoft.com/office/word/2010/wordprocessingCanvas" xmlns:mc="http://schemas.openxmlformats.org/markup-compatibility/2006" xmlns:o="urn:schemas-microsoft-com:office:office" xmlns:r="http://schemas.openxmlformats.org/officeDocument/2006/relationships" xmlns:m="http://schemas.openxmlformats.org/officeDocument/2006/math" xmlns:v="urn:schemas-microsoft-com:vml" xmlns:wp14="http://schemas.microsoft.com/office/word/2010/wordprocessingDrawing" xmlns:wp="http://schemas.openxmlformats.org/drawingml/2006/wordprocessingDrawing" xmlns:w10="urn:schemas-microsoft-com:office:word" xmlns:w="http://schemas.openxmlformats.org/wordprocessingml/2006/main" xmlns:w14="http://schemas.microsoft.com/office/word/2010/wordml" xmlns:w15="http://schemas.microsoft.com/office/word/2012/wordml" xmlns:wpg="http://schemas.microsoft.com/office/word/2010/wordprocessingGroup" xmlns:wpi="http://schemas.microsoft.com/office/word/2010/wordprocessingInk" xmlns:wne="http://schemas.microsoft.com/office/word/2006/wordml" xmlns:wps="http://schemas.microsoft.com/office/word/2010/wordprocessingShape" mc:Ignorable="w14 w15 wp14">
   <w:body>
     <w:p>
+      <w:pPr>
+        <w:jc w:val="center"/>
+      </w:pPr>
       <w:r>
         <w:t>ĐẠI HỌC TRÀ VINH</w:t>
       </w:r>
     </w:p>
     <w:p>
+      <w:pPr>
+        <w:jc w:val="center"/>
+      </w:pPr>
       <w:r>
         <w:t>TRƯỜNG KỸ THUẬT VÀ CÔNG NGHỆ</w:t>
       </w:r>
     </w:p>
-    <w:p/>
-    <w:p/>
-    <w:p>
+    <w:p>
+      <w:pPr>
+        <w:jc w:val="center"/>
+      </w:pPr>
+    </w:p>
+    <w:p>
+      <w:pPr>
+        <w:jc w:val="center"/>
+      </w:pPr>
+    </w:p>
+    <w:p>
+      <w:pPr>
+        <w:jc w:val="center"/>
+      </w:pPr>
       <w:r>
         <w:rPr>
           <w:noProof/>
+          <w:lang w:val="en-US"/>
         </w:rPr>
         <w:drawing>
           <wp:inline distT="0" distB="0" distL="0" distR="0">
@@ -37,7 +55,7 @@
                     </pic:cNvPicPr>
                   </pic:nvPicPr>
                   <pic:blipFill>
-                    <a:blip r:embed="rId8" cstate="print">
+                    <a:blip r:embed="rId9" cstate="print">
                       <a:extLst>
                         <a:ext uri="{28A0092B-C50C-407E-A947-70E740481C1C}">
                           <a14:useLocalDpi xmlns:a14="http://schemas.microsoft.com/office/drawing/2010/main" val="0"/>
@@ -64,54 +82,153 @@
         </w:drawing>
       </w:r>
     </w:p>
-    <w:p/>
-    <w:p>
-      <w:r>
+    <w:p>
+      <w:pPr>
+        <w:jc w:val="center"/>
+      </w:pPr>
+    </w:p>
+    <w:p>
+      <w:pPr>
+        <w:jc w:val="center"/>
+        <w:rPr>
+          <w:b/>
+          <w:sz w:val="28"/>
+          <w:szCs w:val="28"/>
+        </w:rPr>
+      </w:pPr>
+      <w:r>
+        <w:rPr>
+          <w:b/>
+          <w:sz w:val="28"/>
+          <w:szCs w:val="28"/>
+        </w:rPr>
         <w:t>ĐỒ ÁN MÔN HỌC</w:t>
       </w:r>
     </w:p>
     <w:p>
-      <w:r>
+      <w:pPr>
+        <w:jc w:val="center"/>
+        <w:rPr>
+          <w:b/>
+          <w:sz w:val="28"/>
+          <w:szCs w:val="28"/>
+        </w:rPr>
+      </w:pPr>
+      <w:r>
+        <w:rPr>
+          <w:b/>
+          <w:sz w:val="28"/>
+          <w:szCs w:val="28"/>
+        </w:rPr>
         <w:t>PHÁT TRIỂN ỨNG DỤNG WEB VỚI MÃ NGUỒN MỞ</w:t>
       </w:r>
     </w:p>
-    <w:p/>
-    <w:p/>
-    <w:p>
-      <w:r>
-        <w:t xml:space="preserve">XÂY DỰNG HỆ THỐNG QUẢN LÝ THIẾT BỊ </w:t>
-      </w:r>
-    </w:p>
-    <w:p>
-      <w:r>
+    <w:p>
+      <w:pPr>
+        <w:jc w:val="center"/>
+        <w:rPr>
+          <w:sz w:val="28"/>
+          <w:szCs w:val="28"/>
+        </w:rPr>
+      </w:pPr>
+    </w:p>
+    <w:p>
+      <w:pPr>
+        <w:jc w:val="center"/>
+        <w:rPr>
+          <w:sz w:val="28"/>
+          <w:szCs w:val="28"/>
+        </w:rPr>
+      </w:pPr>
+    </w:p>
+    <w:p>
+      <w:pPr>
+        <w:jc w:val="center"/>
+        <w:rPr>
+          <w:sz w:val="28"/>
+          <w:szCs w:val="28"/>
+        </w:rPr>
+      </w:pPr>
+      <w:r>
+        <w:rPr>
+          <w:sz w:val="28"/>
+          <w:szCs w:val="28"/>
+        </w:rPr>
+        <w:t>XÂY DỰNG HỆ THỐNG QUẢN LÝ THIẾT BỊ</w:t>
+      </w:r>
+    </w:p>
+    <w:p>
+      <w:pPr>
+        <w:jc w:val="center"/>
+        <w:rPr>
+          <w:sz w:val="28"/>
+          <w:szCs w:val="28"/>
+        </w:rPr>
+      </w:pPr>
+      <w:r>
+        <w:rPr>
+          <w:sz w:val="28"/>
+          <w:szCs w:val="28"/>
+        </w:rPr>
         <w:t>KHOA CÔNG NGHỆ THÔNG TIN</w:t>
       </w:r>
     </w:p>
-    <w:p/>
-    <w:p/>
-    <w:p>
+    <w:p>
+      <w:pPr>
+        <w:jc w:val="center"/>
+      </w:pPr>
+    </w:p>
+    <w:p>
+      <w:pPr>
+        <w:jc w:val="center"/>
+      </w:pPr>
+    </w:p>
+    <w:p>
+      <w:pPr>
+        <w:jc w:val="center"/>
+      </w:pPr>
       <w:r>
         <w:t>Sinh viên: Lê Trung Hiếu</w:t>
       </w:r>
     </w:p>
     <w:p>
+      <w:pPr>
+        <w:jc w:val="center"/>
+      </w:pPr>
       <w:r>
         <w:t>Lớp: DA23TTA</w:t>
       </w:r>
     </w:p>
     <w:p>
+      <w:pPr>
+        <w:jc w:val="center"/>
+      </w:pPr>
       <w:r>
         <w:t>MSSV: 110123011</w:t>
       </w:r>
     </w:p>
     <w:p>
+      <w:pPr>
+        <w:jc w:val="center"/>
+      </w:pPr>
       <w:r>
         <w:t>GVHD: ThS. Nguyễn Ngọc Đan Thanh</w:t>
       </w:r>
     </w:p>
-    <w:p/>
-    <w:p/>
-    <w:p>
+    <w:p>
+      <w:pPr>
+        <w:jc w:val="center"/>
+      </w:pPr>
+    </w:p>
+    <w:p>
+      <w:pPr>
+        <w:jc w:val="center"/>
+      </w:pPr>
+    </w:p>
+    <w:p>
+      <w:pPr>
+        <w:jc w:val="center"/>
+      </w:pPr>
       <w:r>
         <w:t>VĨNH LONG, NĂM 2026</w:t>
       </w:r>
@@ -120,7 +237,13 @@
       <w:pPr>
         <w:sectPr>
           <w:pgSz w:w="11907" w:h="16840"/>
-          <w:pgMar w:top="1134" w:right="1134" w:bottom="1134" w:left="1985" w:header="680" w:footer="680" w:gutter="0"/>
+          <w:pgMar w:top="1440" w:right="1440" w:bottom="1440" w:left="1440" w:header="680" w:footer="680" w:gutter="0"/>
+          <w:pgBorders w:offsetFrom="page">
+            <w:top w:val="single" w:sz="4" w:space="24" w:color="auto"/>
+            <w:left w:val="single" w:sz="4" w:space="24" w:color="auto"/>
+            <w:bottom w:val="single" w:sz="4" w:space="24" w:color="auto"/>
+            <w:right w:val="single" w:sz="4" w:space="24" w:color="auto"/>
+          </w:pgBorders>
           <w:cols w:space="720"/>
           <w:docGrid w:linePitch="381"/>
         </w:sectPr>
@@ -310,8 +433,15 @@
     <w:p>
       <w:pPr>
         <w:pStyle w:val="TIEUDE"/>
-      </w:pPr>
-      <w:r>
+        <w:jc w:val="left"/>
+        <w:rPr>
+          <w:b w:val="0"/>
+        </w:rPr>
+      </w:pPr>
+      <w:r>
+        <w:rPr>
+          <w:b w:val="0"/>
+        </w:rPr>
         <w:t>Báo cáo này trình bày quá trình thiết kế, xây dựng và triển khai hệ thống website bán hàng trực tuyến theo mô hình sản phẩm tối thiểu khả thi (MVP). Các khía cạnh chính của dự án được tóm tắt như sau:</w:t>
       </w:r>
     </w:p>
@@ -322,8 +452,15 @@
           <w:ilvl w:val="0"/>
           <w:numId w:val="2"/>
         </w:numPr>
-      </w:pPr>
-      <w:r>
+        <w:jc w:val="left"/>
+        <w:rPr>
+          <w:b w:val="0"/>
+        </w:rPr>
+      </w:pPr>
+      <w:r>
+        <w:rPr>
+          <w:b w:val="0"/>
+        </w:rPr>
         <w:t>Kiến trúc &amp; Công nghệ: Hệ thống được phát triển dựa trên mô hình Client-Server kết hợp Server-side Rendering và REST API nhẹ. Tech stack chính bao gồm PHP 8.3 cho backend, MySQL 8.4 cho cơ sở dữ liệu, HTML5/CSS3 kết hợp Bootstrap cho phần giao diện, và Docker Compose để đóng gói, triển khai dễ dàng trên nhiều môi trường khác nhau.</w:t>
       </w:r>
     </w:p>
@@ -334,8 +471,15 @@
           <w:ilvl w:val="0"/>
           <w:numId w:val="2"/>
         </w:numPr>
-      </w:pPr>
-      <w:r>
+        <w:jc w:val="left"/>
+        <w:rPr>
+          <w:b w:val="0"/>
+        </w:rPr>
+      </w:pPr>
+      <w:r>
+        <w:rPr>
+          <w:b w:val="0"/>
+        </w:rPr>
         <w:t>Cơ sở dữ liệu: Dữ liệu được tổ chức theo mô hình quan hệ chuẩn, xoay quanh các bảng cốt lõi như khách hàng (customers), sản phẩm (products), danh mục (categories), đơn hàng (orders) và chi tiết đơn hàng (orderdetail). Các khóa ngoại và ràng buộc dữ liệu được thiết lập chặt chẽ nhằm đảm bảo tính toàn vẹn và khả năng mở rộng.</w:t>
       </w:r>
     </w:p>
@@ -346,8 +490,15 @@
           <w:ilvl w:val="0"/>
           <w:numId w:val="2"/>
         </w:numPr>
-      </w:pPr>
-      <w:r>
+        <w:jc w:val="left"/>
+        <w:rPr>
+          <w:b w:val="0"/>
+        </w:rPr>
+      </w:pPr>
+      <w:r>
+        <w:rPr>
+          <w:b w:val="0"/>
+        </w:rPr>
         <w:t>Chức năng hệ thống: Ứng dụng đáp ứng nhu cầu của nhiều nhóm người dùng:</w:t>
       </w:r>
     </w:p>
@@ -358,8 +509,15 @@
           <w:ilvl w:val="0"/>
           <w:numId w:val="3"/>
         </w:numPr>
-      </w:pPr>
-      <w:r>
+        <w:jc w:val="left"/>
+        <w:rPr>
+          <w:b w:val="0"/>
+        </w:rPr>
+      </w:pPr>
+      <w:r>
+        <w:rPr>
+          <w:b w:val="0"/>
+        </w:rPr>
         <w:t>Khách / Người dùng chưa đăng nhập: Duyệt sản phẩm, tìm kiếm, lọc theo danh mục và thêm vào giỏ hàng.</w:t>
       </w:r>
     </w:p>
@@ -370,8 +528,15 @@
           <w:ilvl w:val="0"/>
           <w:numId w:val="3"/>
         </w:numPr>
-      </w:pPr>
-      <w:r>
+        <w:jc w:val="left"/>
+        <w:rPr>
+          <w:b w:val="0"/>
+        </w:rPr>
+      </w:pPr>
+      <w:r>
+        <w:rPr>
+          <w:b w:val="0"/>
+        </w:rPr>
         <w:t>Khách hàng đã đăng nhập: Quản lý giỏ hàng, thực hiện quy trình thanh toán và đặt hàng.</w:t>
       </w:r>
     </w:p>
@@ -382,8 +547,15 @@
           <w:ilvl w:val="0"/>
           <w:numId w:val="3"/>
         </w:numPr>
-      </w:pPr>
-      <w:r>
+        <w:jc w:val="left"/>
+        <w:rPr>
+          <w:b w:val="0"/>
+        </w:rPr>
+      </w:pPr>
+      <w:r>
+        <w:rPr>
+          <w:b w:val="0"/>
+        </w:rPr>
         <w:t>Quản trị viên (Admin): Quản lý toàn diện danh mục, sản phẩm, nhà cung cấp, đơn vị vận chuyển và đơn hàng thông qua phân hệ quản trị riêng biệt.</w:t>
       </w:r>
     </w:p>
@@ -394,8 +566,12 @@
           <w:ilvl w:val="0"/>
           <w:numId w:val="2"/>
         </w:numPr>
+        <w:jc w:val="left"/>
+        <w:rPr>
+          <w:b w:val="0"/>
+        </w:rPr>
         <w:sectPr>
-          <w:footerReference w:type="default" r:id="rId9"/>
+          <w:footerReference w:type="default" r:id="rId10"/>
           <w:pgSz w:w="11907" w:h="16840"/>
           <w:pgMar w:top="1134" w:right="1134" w:bottom="1134" w:left="1985" w:header="680" w:footer="680" w:gutter="0"/>
           <w:pgNumType w:start="1"/>
@@ -404,6 +580,9 @@
         </w:sectPr>
       </w:pPr>
       <w:r>
+        <w:rPr>
+          <w:b w:val="0"/>
+        </w:rPr>
         <w:t>Bảo mật &amp; Vận hành: Hệ thống áp dụng các tiêu chuẩn bảo mật cơ bản như xác thực phiên làm việc (Session), mã hóa mật khẩu an toàn (password_hash/password_verify), sử dụng Prepared Statements để phòng chống SQL Injection, cùng với các ràng buộc dữ liệu ở tầng cơ sở dữ liệu.</w:t>
       </w:r>
     </w:p>
@@ -425,16 +604,25 @@
       </w:r>
     </w:p>
     <w:p>
+      <w:pPr>
+        <w:spacing w:line="360" w:lineRule="auto"/>
+      </w:pPr>
       <w:r>
         <w:t>Trong bối cảnh chuyển đổi số mạnh mẽ hiện nay, thương mại điện tử (E-commerce) đã trở thành một phần không thể thiếu đối với các hoạt động kinh doanh từ quy mô nhỏ đến lớn. Việc sở hữu một website bán hàng trực tuyến không chỉ giúp các cửa hàng, doanh nghiệp tiếp cận lượng khách hàng rộng lớn trên Internet mà còn tối ưu hóa quy trình quản lý sản phẩm, đơn hàng và chăm sóc khách hàng.</w:t>
       </w:r>
     </w:p>
     <w:p>
+      <w:pPr>
+        <w:spacing w:line="360" w:lineRule="auto"/>
+      </w:pPr>
       <w:r>
         <w:t>Tuy nhiên, đối với các dự án khởi nghiệp nhỏ, cửa hàng quy mô vừa và nhỏ (SMEs) hoặc các dự án học tập, việc xây dựng các hệ thống thương mại điện tử cồng kềnh tích hợp các framework nặng (như Laravel, React, v.v.) đôi khi gặp nhiều rào cản về thời gian triển khai, tài nguyên máy chủ và chi phí vận hành. Do đó, việc xây dựng một hệ thống thương mại điện tử theo mô hình Sản phẩm tối thiểu khả thi (MVP – Minimum Viable Product) sử dụng công nghệ gọn nhẹ, dễ triển khai, dễ bảo trì nhưng vẫn đảm bảo đầy đủ các chức năng cốt lõi là một hướng tiếp cận vô cùng thiết thực và hiệu quả.</w:t>
       </w:r>
     </w:p>
     <w:p>
+      <w:pPr>
+        <w:spacing w:line="360" w:lineRule="auto"/>
+      </w:pPr>
       <w:r>
         <w:t>Từ thực tiễn trên, đề tài "Xây dựng hệ thống website bán hàng trực tuyến" được thực hiện nhằm giải quyết bài toán quản lý và kinh doanh trực tuyến với chi phí tối ưu, cấu trúc đơn giản, minh họa rõ ràng các nghiệp vụ thương mại điện tử cơ bản.</w:t>
       </w:r>
@@ -442,12 +630,21 @@
     <w:p>
       <w:pPr>
         <w:pStyle w:val="Heading2"/>
-      </w:pPr>
-      <w:r>
+        <w:rPr>
+          <w:rFonts w:cs="Times New Roman"/>
+        </w:rPr>
+      </w:pPr>
+      <w:r>
+        <w:rPr>
+          <w:rFonts w:cs="Times New Roman"/>
+        </w:rPr>
         <w:t>Mục tiêu của đề tài</w:t>
       </w:r>
     </w:p>
     <w:p>
+      <w:pPr>
+        <w:spacing w:line="360" w:lineRule="auto"/>
+      </w:pPr>
       <w:r>
         <w:t>Đề tài hướng tới các mục tiêu cụ thể sau</w:t>
       </w:r>
@@ -459,6 +656,7 @@
           <w:ilvl w:val="0"/>
           <w:numId w:val="4"/>
         </w:numPr>
+        <w:spacing w:line="360" w:lineRule="auto"/>
       </w:pPr>
       <w:r>
         <w:t>Xây dựng giải pháp bán hàng toàn diện: Phát triển một website thương mại điện tử hoàn chỉnh cho phép khách hàng duyệt sản phẩm, tìm kiếm, quản lý giỏ hàng và tiến hành đặt hàng trực tuyến.</w:t>
@@ -471,6 +669,7 @@
           <w:ilvl w:val="0"/>
           <w:numId w:val="4"/>
         </w:numPr>
+        <w:spacing w:line="360" w:lineRule="auto"/>
       </w:pPr>
       <w:r>
         <w:t>Xây dựng hệ thống quản trị (Admin Dashboard): Cung cấp công cụ cho người quản trị dễ dàng quản lý danh mục, sản phẩm, nhà cung cấp, thông tin vận chuyển và đơn hàng.</w:t>
@@ -483,9 +682,14 @@
           <w:ilvl w:val="0"/>
           <w:numId w:val="4"/>
         </w:numPr>
-      </w:pPr>
-      <w:r>
-        <w:t>Tối ưu hóa kiến trúc và công nghệ: Ứng dụng mô hình Client-Server kết hợp Server-side Rendering với PHP và MySQL, đảm bảo hệ thống chạy mượt mà, dễ cài đặt và triển khai nhanh chóng trên nhiều môi trường thông qua Docker Compose.</w:t>
+        <w:spacing w:line="360" w:lineRule="auto"/>
+      </w:pPr>
+      <w:r>
+        <w:t xml:space="preserve">Tối ưu hóa kiến trúc và công nghệ: Ứng dụng mô hình Client-Server kết hợp Server-side Rendering với PHP và MySQL, đảm bảo hệ thống chạy mượt mà, </w:t>
+      </w:r>
+      <w:r>
+        <w:lastRenderedPageBreak/>
+        <w:t>dễ cài đặt và triển khai nhanh chóng trên nhiều môi trường thông qua Docker Compose.</w:t>
       </w:r>
     </w:p>
     <w:p>
@@ -495,6 +699,7 @@
           <w:ilvl w:val="0"/>
           <w:numId w:val="4"/>
         </w:numPr>
+        <w:spacing w:line="360" w:lineRule="auto"/>
       </w:pPr>
       <w:r>
         <w:t>Đảm bảo tính bảo mật và toàn vẹn dữ liệu: Áp dụng các tiêu chuẩn cơ bản về bảo mật như mã hóa mật khẩu, quản lý phiên làm việc (Session), phòng chống SQL Injection và thiết lập ràng buộc dữ liệu chặt chẽ ở tầng cơ sở dữ liệu.</w:t>
@@ -503,8 +708,14 @@
     <w:p>
       <w:pPr>
         <w:pStyle w:val="Heading2"/>
-      </w:pPr>
-      <w:r>
+        <w:rPr>
+          <w:rFonts w:cs="Times New Roman"/>
+        </w:rPr>
+      </w:pPr>
+      <w:r>
+        <w:rPr>
+          <w:rFonts w:cs="Times New Roman"/>
+        </w:rPr>
         <w:t>Đối tượng và phạm vi nghiên cứu</w:t>
       </w:r>
     </w:p>
@@ -515,6 +726,7 @@
           <w:ilvl w:val="0"/>
           <w:numId w:val="5"/>
         </w:numPr>
+        <w:spacing w:line="360" w:lineRule="auto"/>
       </w:pPr>
       <w:r>
         <w:t>Đối tượng nghiên cứu: Các quy trình nghiệp vụ trong thương mại điện tử bao gồm: quản lý sản phẩm, quản lý giỏ hàng, quy trình đặt hàng, thanh toán và quản trị hệ thống bán hàng.</w:t>
@@ -527,6 +739,7 @@
           <w:ilvl w:val="0"/>
           <w:numId w:val="5"/>
         </w:numPr>
+        <w:spacing w:line="360" w:lineRule="auto"/>
       </w:pPr>
       <w:r>
         <w:t>Phạm vi nghiên cứu:</w:t>
@@ -539,9 +752,9 @@
           <w:ilvl w:val="0"/>
           <w:numId w:val="6"/>
         </w:numPr>
-      </w:pPr>
-      <w:r>
-        <w:lastRenderedPageBreak/>
+        <w:spacing w:line="360" w:lineRule="auto"/>
+      </w:pPr>
+      <w:r>
         <w:t>Về chức năng: Tập trung vào các tính năng cốt lõi của một hệ thống bán hàng (B2C ở mức độ cơ bản), bao gồm phân khúc người dùng chưa đăng nhập, khách hàng đã đăng nhập và quản trị viên.</w:t>
       </w:r>
     </w:p>
@@ -552,6 +765,7 @@
           <w:ilvl w:val="0"/>
           <w:numId w:val="6"/>
         </w:numPr>
+        <w:spacing w:line="360" w:lineRule="auto"/>
       </w:pPr>
       <w:r>
         <w:t>Về công nghệ: Sử dụng PHP (phiên bản 8.3), MySQL (phiên bản 8.4), HTML/CSS/Bootstrap cho giao diện, và Docker Compose cho việc đóng gói, triển khai ứng dụng.</w:t>
@@ -560,22 +774,37 @@
     <w:p>
       <w:pPr>
         <w:pStyle w:val="Heading2"/>
-      </w:pPr>
-      <w:r>
+        <w:rPr>
+          <w:rFonts w:cs="Times New Roman"/>
+        </w:rPr>
+      </w:pPr>
+      <w:r>
+        <w:rPr>
+          <w:rFonts w:cs="Times New Roman"/>
+        </w:rPr>
         <w:t>Phương pháp thực hiện</w:t>
       </w:r>
     </w:p>
     <w:p>
+      <w:pPr>
+        <w:spacing w:line="360" w:lineRule="auto"/>
+      </w:pPr>
       <w:r>
         <w:t>Phương pháp phân tích và tổng hợp: Khảo sát các yêu cầu thực tế của một hệ thống bán hàng trực tuyến để xác định các chức năng cần thiết và thiết kế cơ sở dữ liệu quan hệ phù hợp.</w:t>
       </w:r>
     </w:p>
     <w:p>
+      <w:pPr>
+        <w:spacing w:line="360" w:lineRule="auto"/>
+      </w:pPr>
       <w:r>
         <w:t>Phương pháp thiết kế hướng đối tượng / mô hình quan hệ: Xây dựng sơ đồ cơ sở dữ liệu (ERD) với các bảng dữ liệu chuẩn hóa, thiết lập khóa chính, khóa ngoại và các ràng buộc toàn vẹn.</w:t>
       </w:r>
     </w:p>
     <w:p>
+      <w:pPr>
+        <w:spacing w:line="360" w:lineRule="auto"/>
+      </w:pPr>
       <w:r>
         <w:t>Phương pháp lập trình và thử nghiệm: Hiện thực hóa giao diện bằng HTML5, CSS3, Bootstrap; viết mã xử lý nghiệp vụ bằng PHP thuần kết hợp extension mysqli; kiểm thử hệ thống trong môi trường container hóa bằng Docker.</w:t>
       </w:r>
@@ -583,12 +812,21 @@
     <w:p>
       <w:pPr>
         <w:pStyle w:val="Heading2"/>
-      </w:pPr>
-      <w:r>
+        <w:rPr>
+          <w:rFonts w:cs="Times New Roman"/>
+        </w:rPr>
+      </w:pPr>
+      <w:r>
+        <w:rPr>
+          <w:rFonts w:cs="Times New Roman"/>
+        </w:rPr>
         <w:t>Cấu trúc của báo cáo</w:t>
       </w:r>
     </w:p>
     <w:p>
+      <w:pPr>
+        <w:spacing w:line="360" w:lineRule="auto"/>
+      </w:pPr>
       <w:r>
         <w:t>Ngoài phần Mở đầu và Kết luận, báo cáo được chia thành các chương chính sau:</w:t>
       </w:r>
@@ -600,8 +838,10 @@
           <w:ilvl w:val="0"/>
           <w:numId w:val="7"/>
         </w:numPr>
-      </w:pPr>
-      <w:r>
+        <w:spacing w:line="360" w:lineRule="auto"/>
+      </w:pPr>
+      <w:r>
+        <w:lastRenderedPageBreak/>
         <w:t>Chương 2: Cơ sở lý thuyết – Trình bày các kiến thức nền tảng về công nghệ, mô hình kiến trúc và các công cụ được sử dụng trong dự án.</w:t>
       </w:r>
     </w:p>
@@ -612,6 +852,7 @@
           <w:ilvl w:val="0"/>
           <w:numId w:val="7"/>
         </w:numPr>
+        <w:spacing w:line="360" w:lineRule="auto"/>
       </w:pPr>
       <w:r>
         <w:t>Chương 3: Công nghệ sử dụng và kiến trúc hệ thống – Phân tích chi tiết về Tech Stack (Frontend, Backend, Database, Hosting) và mô hình hoạt động của hệ thống.</w:t>
@@ -624,6 +865,7 @@
           <w:ilvl w:val="0"/>
           <w:numId w:val="7"/>
         </w:numPr>
+        <w:spacing w:line="360" w:lineRule="auto"/>
       </w:pPr>
       <w:r>
         <w:t>Chương 4: Thiết kế cơ sở dữ liệu – Mô tả cấu trúc các bảng dữ liệu, các mối quan hệ (ERD) và các ràng buộc nhằm đảm bảo tính toàn vẹn thông tin.</w:t>
@@ -636,6 +878,7 @@
           <w:ilvl w:val="0"/>
           <w:numId w:val="7"/>
         </w:numPr>
+        <w:spacing w:line="360" w:lineRule="auto"/>
       </w:pPr>
       <w:r>
         <w:t>Chương 5: Các tính năng và giao diện hệ thống – Liệt kê chi tiết các tính năng theo từng vai trò người dùng (Guest, Customer, Admin) kèm theo mô tả trực quan các giao diện chính.</w:t>
@@ -648,6 +891,7 @@
           <w:ilvl w:val="0"/>
           <w:numId w:val="7"/>
         </w:numPr>
+        <w:spacing w:line="360" w:lineRule="auto"/>
         <w:rPr>
           <w:rFonts w:eastAsiaTheme="majorEastAsia"/>
           <w:b/>
@@ -671,6 +915,9 @@
       </w:r>
     </w:p>
     <w:p>
+      <w:pPr>
+        <w:spacing w:line="360" w:lineRule="auto"/>
+      </w:pPr>
       <w:r>
         <w:t>Chương này trình bày các cơ sở lý thuyết nền tảng về mô hình thương mại điện tử, kiến trúc phát triển ứng dụng web, cùng với các công nghệ cốt lõi được lựa chọn để xây dựng hệ thống website bán hàng trực tuyến theo định hướng sản phẩm tối thiểu khả thi (MVP).</w:t>
       </w:r>
@@ -684,6 +931,9 @@
       </w:r>
     </w:p>
     <w:p>
+      <w:pPr>
+        <w:spacing w:line="360" w:lineRule="auto"/>
+      </w:pPr>
       <w:r>
         <w:t>Thương mại điện tử (E-commerce) là hình thức kinh doanh mua bán hàng hóa và dịch vụ thông qua mạng internet và các hệ thống điện tử số hóa. Việc ứng dụng công nghệ thông tin vào thương mại giúp phá vỡ các rào cản về không gian và thời gian, tối ưu hóa chi phí vận hành và mở rộng thị trường tiêu thụ cho các doanh nghiệp, đặc biệt là các doanh nghiệp vừa và nhỏ</w:t>
       </w:r>
@@ -692,6 +942,9 @@
       </w:r>
     </w:p>
     <w:p>
+      <w:pPr>
+        <w:spacing w:line="360" w:lineRule="auto"/>
+      </w:pPr>
       <w:r>
         <w:t>Trong bối cảnh phát triển phần mềm hiện đại, mô hình Sản phẩm tối thiểu khả thi (MVP – Minimum Viable Product) đóng vai trò chiến lược. MVP là phiên bản của một sản phẩm mới cho phép một đội ngũ thu thập lượng tối đa các thông tin đã được kiểm chứng về khách hàng với mức nỗ lực thấp nhất. Đối với đề tài này, việc xây dựng website bán hàng theo định hướng MVP giúp tập trung tối đa vào các nghiệp vụ cốt lõi như duyệt sản phẩm, quản lý giỏ hàng, đặt hàng và quản trị cơ bản, tránh sự cồng kềnh của các framework nặng, từ đó tối ưu thời gian triển khai và nâng cao hiệu quả kiểm thử thực tế</w:t>
       </w:r>
@@ -708,6 +961,9 @@
       </w:r>
     </w:p>
     <w:p>
+      <w:pPr>
+        <w:spacing w:line="360" w:lineRule="auto"/>
+      </w:pPr>
       <w:r>
         <w:t>Mô hình Client-Server (Máy khách - Máy chủ): Là mô hình phân tán trong đó phía Client (trình duyệt web của người dùng) gửi các yêu cầu (requests) đến phía Server (máy chủ ứng dụng). Server tiếp nhận, xử lý logic nghiệp vụ, tương tác với cơ sở dữ liệu và trả về kết quả (responses) cho Client hiển thị. Mô hình này đảm bảo tính bảo mật cao khi toàn bộ logic xử lý nhạy cảm và kết nối cơ sở dữ liệu được đặt an toàn ở phía máy chủ</w:t>
       </w:r>
@@ -716,198 +972,293 @@
       </w:r>
     </w:p>
     <w:p>
-      <w:r>
-        <w:t>Server-side Rendering (SSR - Kết xuất phía máy chủ): Là kỹ thuật trong đó trang web được tạo ra hoàn chỉnh tại máy chủ (PHP) trước khi được truyền tải về trình duyệt người dùng. Kỹ thuật này giúp tối ưu hóa thời gian tải trang ban đầu, hỗ trợ tốt cho việc SEO (Search Engine Optimization) và giảm tải cho thiết bị đầu cuối của người dùng.</w:t>
+      <w:pPr>
+        <w:spacing w:line="360" w:lineRule="auto"/>
+      </w:pPr>
+      <w:r>
+        <w:t xml:space="preserve">Server-side Rendering (SSR - Kết xuất phía máy chủ): Là kỹ thuật trong đó trang web được tạo ra hoàn chỉnh tại máy chủ (PHP) trước khi được truyền tải về trình duyệt người dùng. Kỹ thuật này giúp tối ưu hóa thời gian tải trang ban đầu, hỗ </w:t>
+      </w:r>
+      <w:r>
+        <w:lastRenderedPageBreak/>
+        <w:t>trợ tốt cho việc SEO (Search Engine Optimization) và giảm tải cho thiết bị đầu cuối của người dùng.</w:t>
+      </w:r>
+    </w:p>
+    <w:p>
+      <w:pPr>
+        <w:spacing w:line="360" w:lineRule="auto"/>
+      </w:pPr>
+    </w:p>
+    <w:p>
+      <w:pPr>
+        <w:spacing w:line="360" w:lineRule="auto"/>
+      </w:pPr>
+      <w:r>
+        <w:t>REST API nhẹ và JavaScript Fetch: Kết hợp cùng SSR, hệ thống sử dụng các API nhẹ xử lý dữ liệu động bằng JavaScript thuần kết hợp Fetch API nhằm cập nhật trạng thái giao diện linh hoạt (như cập nhật số lượng giỏ hàng, tìm kiếm nhanh sản phẩm) mà không cần tải lại toàn bộ trang.</w:t>
+      </w:r>
+    </w:p>
+    <w:p>
+      <w:pPr>
+        <w:spacing w:line="360" w:lineRule="auto"/>
+      </w:pPr>
+    </w:p>
+    <w:p>
+      <w:pPr>
+        <w:pStyle w:val="Heading2"/>
+      </w:pPr>
+      <w:r>
+        <w:t>Các công nghệ sử dụng trong hệ thống (Tech Stack)</w:t>
+      </w:r>
+    </w:p>
+    <w:p>
+      <w:pPr>
+        <w:pStyle w:val="Heading3"/>
+        <w:rPr>
+          <w:szCs w:val="26"/>
+        </w:rPr>
+      </w:pPr>
+      <w:r>
+        <w:rPr>
+          <w:szCs w:val="26"/>
+        </w:rPr>
+        <w:t>Ngôn ngữ</w:t>
+      </w:r>
+      <w:r>
+        <w:rPr>
+          <w:szCs w:val="26"/>
+        </w:rPr>
+        <w:t xml:space="preserve"> PHP</w:t>
+      </w:r>
+    </w:p>
+    <w:p>
+      <w:pPr>
+        <w:spacing w:line="360" w:lineRule="auto"/>
+      </w:pPr>
+      <w:r>
+        <w:t>PHP là ngôn ngữ lập trình kịch bản phía server phổ biến, mã nguồn mở, được thiết kế tối ưu cho phát triển web. Trong phiên bản PHP 8.3, ngôn ngữ mang lại hiệu suất thực thi vượt trội, cải thiện hệ thống quản lý kiểu dữ liệu, hỗ trợ mạnh mẽ lập trình hướng đối tượng và cung cấp các hàm bảo mật tối tân (như password_hash và password_verify). PHP được chọn làm nền tảng xử lý backend nhờ khả năng tích hợp hoàn hảo với web server Apache và chi phí vận hành thấ</w:t>
+      </w:r>
+      <w:r>
+        <w:t>p.</w:t>
+      </w:r>
+    </w:p>
+    <w:p>
+      <w:pPr>
+        <w:pStyle w:val="Heading3"/>
+        <w:rPr>
+          <w:szCs w:val="26"/>
+        </w:rPr>
+      </w:pPr>
+      <w:r>
+        <w:rPr>
+          <w:szCs w:val="26"/>
+        </w:rPr>
+        <w:t>Hệ quản trị cơ sở dữ liệ</w:t>
+      </w:r>
+      <w:r>
+        <w:rPr>
+          <w:szCs w:val="26"/>
+        </w:rPr>
+        <w:t>u MySQL</w:t>
+      </w:r>
+    </w:p>
+    <w:p>
+      <w:pPr>
+        <w:spacing w:line="360" w:lineRule="auto"/>
+      </w:pPr>
+      <w:r>
+        <w:t>MySQL là hệ quản trị cơ sở dữ liệu quan hệ (RDBMS) mã nguồn mở hàng đầu thế giới. MySQL hoạt động ổn định, hỗ trợ các truy vấn phức tạp, đảm bảo tính toàn vẹn giao dịch (ACID compliance) và cung cấp hệ thống ràng buộc khóa ngoại, khóa chính chặt chẽ. Phiên bản MySQL 8.4 được sử dụng để quản lý toàn bộ cấu trúc dữ liệu liên quan đến khách hàng, sản phẩm, danh mục và đơn hàng, đảm bảo dữ liệu luôn nhấ</w:t>
+      </w:r>
+      <w:r>
+        <w:t>t quán và an toàn.</w:t>
+      </w:r>
+    </w:p>
+    <w:p>
+      <w:pPr>
+        <w:pStyle w:val="Heading3"/>
+        <w:rPr>
+          <w:szCs w:val="26"/>
+        </w:rPr>
+      </w:pPr>
+      <w:r>
+        <w:rPr>
+          <w:szCs w:val="26"/>
+        </w:rPr>
+        <w:t>HTML5, CSS3 và Bootstrap Framework</w:t>
+      </w:r>
+    </w:p>
+    <w:p>
+      <w:pPr>
+        <w:spacing w:line="360" w:lineRule="auto"/>
+      </w:pPr>
+      <w:r>
+        <w:t>HTML5 &amp; CSS3: Là các chuẩn công nghệ cốt lõi xây dựng cấu trúc và định dạng giao diện trang web hiện đại, hỗ trợ hiển thị mượt mà trên đa dạng thiết bị</w:t>
+      </w:r>
+      <w:r>
+        <w:t>.</w:t>
+      </w:r>
+    </w:p>
+    <w:p>
+      <w:pPr>
+        <w:spacing w:line="360" w:lineRule="auto"/>
+      </w:pPr>
+      <w:r>
+        <w:t xml:space="preserve">Bootstrap Framework: Là framework CSS mã nguồn mở phổ biến giúp thiết kế giao diện theo mô hình lưới (Grid system) linh hoạt, cung cấp sẵn các thành phần </w:t>
+      </w:r>
+      <w:r>
+        <w:lastRenderedPageBreak/>
+        <w:t>UI (components) thân thiện, trực quan, giúp rút ngắn đáng kể thời gian thiết kế giao diện thương mại điện tử mà vẫn đảm bảo tính thẩm mỹ</w:t>
+      </w:r>
+      <w:r>
+        <w:t xml:space="preserve"> và responsive.</w:t>
+      </w:r>
+    </w:p>
+    <w:p>
+      <w:pPr>
+        <w:pStyle w:val="Heading3"/>
+        <w:rPr>
+          <w:szCs w:val="26"/>
+        </w:rPr>
+      </w:pPr>
+      <w:r>
+        <w:rPr>
+          <w:szCs w:val="26"/>
+        </w:rPr>
+        <w:t>Docker và Docker Compose</w:t>
+      </w:r>
+    </w:p>
+    <w:p>
+      <w:pPr>
+        <w:spacing w:line="360" w:lineRule="auto"/>
+      </w:pPr>
+      <w:r>
+        <w:t>Docker là công nghệ container hóa mã nguồn mở cho phép đóng gói ứng dụng cùng toàn bộ môi trường phụ thuộc của nó vào trong một container độc lập. Docker Compose cho phép cấu hình và quản lý đa container (Multi-container Docker applications) thông qua file cấu hình dạng YAML. Trong dự án, Docker Compose được sử dụng để đồng bộ hóa môi trường chạy giữa máy phát triển và máy chủ triển khai, tách biệt rõ ràng service web (Apache/PHP) và service cơ sở dữ liệu (MySQL), giúp việc cài đặt, kiểm thử và demo trở nên vô cùng nhanh chóng, chính xác.</w:t>
       </w:r>
     </w:p>
     <w:p/>
     <w:p>
-      <w:r>
-        <w:t>REST API nhẹ và JavaScript Fetch: Kết hợp cùng SSR, hệ thống sử dụng các API nhẹ xử lý dữ liệu động bằng JavaScript thuần kết hợp Fetch API nhằm cập nhật trạng thái giao diện linh hoạt (như cập nhật số lượng giỏ hàng, tìm kiếm nhanh sản phẩm) mà không cần tải lại toàn bộ trang.</w:t>
-      </w:r>
-    </w:p>
-    <w:p/>
+      <w:pPr>
+        <w:pStyle w:val="Heading1"/>
+        <w:pageBreakBefore/>
+        <w:ind w:left="431" w:hanging="431"/>
+      </w:pPr>
+      <w:r>
+        <w:lastRenderedPageBreak/>
+        <w:t>HIỆN THỰC HÓA NGHIÊN CỨU</w:t>
+      </w:r>
+    </w:p>
     <w:p>
       <w:pPr>
         <w:pStyle w:val="Heading2"/>
       </w:pPr>
       <w:r>
+        <w:t>Mô tả bài toán</w:t>
+      </w:r>
+    </w:p>
+    <w:p>
+      <w:pPr>
+        <w:spacing w:line="360" w:lineRule="auto"/>
+      </w:pPr>
+      <w:r>
+        <w:t>Hệ thống website bán hàng trực tuyến được xây dựng nhằm giải quyết nhu cầu kinh doanh thương mại điện tử quy mô vừa và nhỏ. Bài toán đặt ra là xây dựng một nền tảng trực tuyến cho phép người dùng dễ dàng tìm kiếm, lựa chọn sản phẩm, quản lý giỏ hàng và thực hiện quy trình đặt hàng an toàn. Đồng thời, hệ thống cung cấp phân hệ quản trị (Admin) giúp doanh nghiệp kiểm soát toàn diện danh mục sản phẩm, thông tin khách hàng, đơn hàng và các đối tác vận chuyển.</w:t>
+      </w:r>
+    </w:p>
+    <w:p>
+      <w:pPr>
+        <w:spacing w:line="360" w:lineRule="auto"/>
+      </w:pPr>
+      <w:r>
+        <w:t>Phạm vi của hệ thống tập trung vào các nghiệp vụ cốt lõi của thương mại điện tử</w:t>
+      </w:r>
+      <w:r>
+        <w:t xml:space="preserve"> B2C (Business-to-Consumer):</w:t>
+      </w:r>
+    </w:p>
+    <w:p>
+      <w:pPr>
+        <w:spacing w:line="360" w:lineRule="auto"/>
+      </w:pPr>
+      <w:r>
+        <w:t>Phân khúc người dùng chưa đăng ký/chưa đăng nhập (Guest): Duyệt sản phẩm, tìm kiếm, lọc theo danh mục và thêm vào giỏ hàng tạm thờ</w:t>
+      </w:r>
+      <w:r>
+        <w:t>i.</w:t>
+      </w:r>
+    </w:p>
+    <w:p>
+      <w:pPr>
+        <w:spacing w:line="360" w:lineRule="auto"/>
+      </w:pPr>
+      <w:r>
+        <w:t>Phân khúc khách hàng đã đăng nhập (Customer): Quản lý tài khoản cá nhân, xác thực phiên làm việc qua Session, cập nhật giỏ hàng và tiến hành thanh toán tạ</w:t>
+      </w:r>
+      <w:r>
+        <w:t>o đơn hàng.</w:t>
+      </w:r>
+    </w:p>
+    <w:p>
+      <w:pPr>
+        <w:spacing w:line="360" w:lineRule="auto"/>
+      </w:pPr>
+      <w:r>
+        <w:t>Phân khúc quản trị viên (Admin): Quản lý tập trung các danh mục, sản phẩm, nhà cung cấp, đơn vị vận chuyển và theo dõi trạng thái đơn hàng củ</w:t>
+      </w:r>
+      <w:r>
+        <w:t>a khách hàng.</w:t>
+      </w:r>
+    </w:p>
+    <w:p>
+      <w:pPr>
+        <w:pStyle w:val="Heading2"/>
+      </w:pPr>
+      <w:r>
+        <w:t>Đặc tả yêu cầu hệ thống</w:t>
+      </w:r>
+    </w:p>
+    <w:p>
+      <w:pPr>
+        <w:pStyle w:val="Heading3"/>
+      </w:pPr>
+      <w:r>
+        <w:t>Yêu cầu chức năng</w:t>
+      </w:r>
+    </w:p>
+    <w:p>
+      <w:pPr>
+        <w:spacing w:line="360" w:lineRule="auto"/>
+      </w:pPr>
+      <w:r>
+        <w:t>Phân hệ Xác thực và Quản lý người dùng: Cho phép khách hàng đăng ký tài khoản mới bằng email và mật khẩu. Hệ thống tiến hành mã hóa mật khẩu bằng thuật toán băm bảo mật (password_hash) và xác thực khi đăng nhập thông qua cơ chế PHP Session nhằm phân quyền truy cập giữa người dùng thông thường và quản trị</w:t>
+      </w:r>
+      <w:r>
+        <w:t xml:space="preserve"> viên.</w:t>
+      </w:r>
+    </w:p>
+    <w:p>
+      <w:pPr>
+        <w:spacing w:line="360" w:lineRule="auto"/>
+      </w:pPr>
+      <w:r>
+        <w:t>Phân hệ Quản lý danh mục và sản phẩm: Hỗ trợ quản lý các nhóm danh mục sản phẩm (categories), nhà cung cấp (suppliers), thông tin chi tiết sản phẩm (products với các thuộc tính mã SKU, tên, giá, số lượng tồn kho) cùng hệ thống quản lý ảnh sản phẩm (product_images) phục vụ hiển thị trự</w:t>
+      </w:r>
+      <w:r>
+        <w:t>c quan.</w:t>
+      </w:r>
+    </w:p>
+    <w:p>
+      <w:pPr>
+        <w:spacing w:line="360" w:lineRule="auto"/>
+      </w:pPr>
+      <w:r>
         <w:lastRenderedPageBreak/>
-        <w:t>Các công nghệ sử dụng trong hệ thống (Tech Stack)</w:t>
-      </w:r>
-    </w:p>
-    <w:p>
-      <w:pPr>
-        <w:pStyle w:val="Heading3"/>
-      </w:pPr>
-      <w:r>
-        <w:t>Ngôn ngữ</w:t>
-      </w:r>
-      <w:r>
-        <w:t xml:space="preserve"> PHP</w:t>
-      </w:r>
-    </w:p>
-    <w:p>
-      <w:r>
-        <w:t>PHP là ngôn ngữ lập trình kịch bản phía server phổ biến, mã nguồn mở, được thiết kế tối ưu cho phát triển web. Trong phiên bản PHP 8.3, ngôn ngữ mang lại hiệu suất thực thi vượt trội, cải thiện hệ thống quản lý kiểu dữ liệu, hỗ trợ mạnh mẽ lập trình hướng đối tượng và cung cấp các hàm bảo mật tối tân (như password_hash và password_verify). PHP được chọn làm nền tảng xử lý backend nhờ khả năng tích hợp hoàn hảo với web server Apache và chi phí vận hành thấ</w:t>
-      </w:r>
-      <w:r>
-        <w:t>p.</w:t>
-      </w:r>
-    </w:p>
-    <w:p>
-      <w:pPr>
-        <w:pStyle w:val="Heading3"/>
-      </w:pPr>
-      <w:r>
-        <w:t>Hệ quản trị cơ sở dữ liệ</w:t>
-      </w:r>
-      <w:r>
-        <w:t>u MySQL</w:t>
-      </w:r>
-    </w:p>
-    <w:p>
-      <w:r>
-        <w:t>MySQL là hệ quản trị cơ sở dữ liệu quan hệ (RDBMS) mã nguồn mở hàng đầu thế giới. MySQL hoạt động ổn định, hỗ trợ các truy vấn phức tạp, đảm bảo tính toàn vẹn giao dịch (ACID compliance) và cung cấp hệ thống ràng buộc khóa ngoại, khóa chính chặt chẽ. Phiên bản MySQL 8.4 được sử dụng để quản lý toàn bộ cấu trúc dữ liệu liên quan đến khách hàng, sản phẩm, danh mục và đơn hàng, đảm bảo dữ liệu luôn nhấ</w:t>
-      </w:r>
-      <w:r>
-        <w:t>t quán và an toàn.</w:t>
-      </w:r>
-    </w:p>
-    <w:p>
-      <w:pPr>
-        <w:pStyle w:val="Heading3"/>
-      </w:pPr>
-      <w:r>
-        <w:t>HTML5, CSS3 và Bootstrap Framework</w:t>
-      </w:r>
-    </w:p>
-    <w:p>
-      <w:r>
-        <w:t>HTML5 &amp; CSS3: Là các chuẩn công nghệ cốt lõi xây dựng cấu trúc và định dạng giao diện trang web hiện đại, hỗ trợ hiển thị mượt mà trên đa dạng thiết bị</w:t>
-      </w:r>
-      <w:r>
-        <w:t>.</w:t>
-      </w:r>
-    </w:p>
-    <w:p>
-      <w:r>
-        <w:t>Bootstrap Framework: Là framework CSS mã nguồn mở phổ biến giúp thiết kế giao diện theo mô hình lưới (Grid system) linh hoạt, cung cấp sẵn các thành phần UI (components) thân thiện, trực quan, giúp rút ngắn đáng kể thời gian thiết kế giao diện thương mại điện tử mà vẫn đảm bảo tính thẩm mỹ</w:t>
-      </w:r>
-      <w:r>
-        <w:t xml:space="preserve"> và responsive.</w:t>
-      </w:r>
-    </w:p>
-    <w:p>
-      <w:pPr>
-        <w:pStyle w:val="Heading3"/>
-      </w:pPr>
-      <w:r>
-        <w:t>Docker và Docker Compose</w:t>
-      </w:r>
-    </w:p>
-    <w:p>
-      <w:r>
-        <w:t>Docker là công nghệ container hóa mã nguồn mở cho phép đóng gói ứng dụng cùng toàn bộ môi trường phụ thuộc của nó vào trong một container độc lập. Docker Compose cho phép cấu hình và quản lý đa container (Multi-container Docker applications) thông qua file cấu hình dạng YAML. Trong dự án, Docker Compose được sử dụng để đồng bộ hóa môi trường chạy giữa máy phát triển và máy chủ triển khai, tách biệt rõ ràng service web (Apache/PHP) và service cơ sở dữ liệu (MySQL), giúp việc cài đặt, kiểm thử và demo trở nên vô cùng nhanh chóng, chính xác.</w:t>
-      </w:r>
-    </w:p>
-    <w:p/>
-    <w:p>
-      <w:pPr>
-        <w:pStyle w:val="Heading1"/>
-      </w:pPr>
-      <w:r>
-        <w:t>HIỆN THỰC HÓA NGHIÊN CỨU</w:t>
-      </w:r>
-    </w:p>
-    <w:p>
-      <w:pPr>
-        <w:pStyle w:val="Heading2"/>
-      </w:pPr>
-      <w:r>
-        <w:t>Mô tả bài toán</w:t>
-      </w:r>
-    </w:p>
-    <w:p>
-      <w:r>
-        <w:t xml:space="preserve">Hệ thống website bán hàng trực tuyến được xây dựng nhằm giải quyết nhu cầu kinh doanh thương mại điện tử quy mô vừa và nhỏ. Bài toán đặt ra là xây dựng </w:t>
-      </w:r>
-      <w:r>
-        <w:lastRenderedPageBreak/>
-        <w:t>một nền tảng trực tuyến cho phép người dùng dễ dàng tìm kiếm, lựa chọn sản phẩm, quản lý giỏ hàng và thực hiện quy trình đặt hàng an toàn. Đồng thời, hệ thống cung cấp phân hệ quản trị (Admin) giúp doanh nghiệp kiểm soát toàn diện danh mục sản phẩm, thông tin khách hàng, đơn hàng và các đối tác vận chuyển.</w:t>
-      </w:r>
-    </w:p>
-    <w:p>
-      <w:r>
-        <w:t>Phạm vi của hệ thống tập trung vào các nghiệp vụ cốt lõi của thương mại điện tử</w:t>
-      </w:r>
-      <w:r>
-        <w:t xml:space="preserve"> B2C (Business-to-Consumer):</w:t>
-      </w:r>
-    </w:p>
-    <w:p>
-      <w:r>
-        <w:t>Phân khúc người dùng chưa đăng ký/chưa đăng nhập (Guest): Duyệt sản phẩm, tìm kiếm, lọc theo danh mục và thêm vào giỏ hàng tạm thờ</w:t>
-      </w:r>
-      <w:r>
-        <w:t>i.</w:t>
-      </w:r>
-    </w:p>
-    <w:p>
-      <w:r>
-        <w:t>Phân khúc khách hàng đã đăng nhập (Customer): Quản lý tài khoản cá nhân, xác thực phiên làm việc qua Session, cập nhật giỏ hàng và tiến hành thanh toán tạ</w:t>
-      </w:r>
-      <w:r>
-        <w:t>o đơn hàng.</w:t>
-      </w:r>
-    </w:p>
-    <w:p>
-      <w:r>
-        <w:t>Phân khúc quản trị viên (Admin): Quản lý tập trung các danh mục, sản phẩm, nhà cung cấp, đơn vị vận chuyển và theo dõi trạng thái đơn hàng củ</w:t>
-      </w:r>
-      <w:r>
-        <w:t>a khách hàng.</w:t>
-      </w:r>
-    </w:p>
-    <w:p>
-      <w:pPr>
-        <w:pStyle w:val="Heading2"/>
-      </w:pPr>
-      <w:r>
-        <w:t>Đặc tả yêu cầu hệ thống</w:t>
-      </w:r>
-    </w:p>
-    <w:p>
-      <w:pPr>
-        <w:pStyle w:val="Heading3"/>
-      </w:pPr>
-      <w:r>
-        <w:t>Yêu cầu chức năng</w:t>
-      </w:r>
-    </w:p>
-    <w:p>
-      <w:r>
-        <w:t>Phân hệ Xác thực và Quản lý người dùng: Cho phép khách hàng đăng ký tài khoản mới bằng email và mật khẩu. Hệ thống tiến hành mã hóa mật khẩu bằng thuật toán băm bảo mật (password_hash) và xác thực khi đăng nhập thông qua cơ chế PHP Session nhằm phân quyền truy cập giữa người dùng thông thường và quản trị</w:t>
-      </w:r>
-      <w:r>
-        <w:t xml:space="preserve"> viên.</w:t>
-      </w:r>
-    </w:p>
-    <w:p>
-      <w:r>
-        <w:t>Phân hệ Quản lý danh mục và sản phẩm: Hỗ trợ quản lý các nhóm danh mục sản phẩm (categories), nhà cung cấp (suppliers), thông tin chi tiết sản phẩm (products với các thuộc tính mã SKU, tên, giá, số lượng tồn kho) cùng hệ thống quản lý ảnh sản phẩm (product_images) phục vụ hiển thị trự</w:t>
-      </w:r>
-      <w:r>
-        <w:t>c quan.</w:t>
-      </w:r>
-    </w:p>
-    <w:p>
-      <w:r>
-        <w:t>Phân hệ Giỏ hàng (Shopping Cart): Cho phép người dùng thêm sản phẩm vào giỏ hàng cá nhân, điều chỉnh số lượng, xóa sản phẩm không mong muốn và tự động tính toán thành tiền cho từng dòng cũng như tổng giá trị giỏ hàng.</w:t>
-      </w:r>
-    </w:p>
-    <w:p/>
-    <w:p>
+        <w:t>Phân hệ Giỏ hàng (Shopping Cart): Cho phép người dùng thêm sản phẩm vào giỏ hàng cá nhân, điều chỉnh số lượng, xóa sản phẩm không mong muốn và tự động tính toán thành tiền cho từng dòng cũng như tổng giá trị giỏ</w:t>
+      </w:r>
+      <w:r>
+        <w:t xml:space="preserve"> hàng.</w:t>
+      </w:r>
+    </w:p>
+    <w:p>
+      <w:pPr>
+        <w:spacing w:line="360" w:lineRule="auto"/>
+      </w:pPr>
       <w:r>
         <w:t>Phân hệ Đặt hàng và Thanh toán (Orders): Ghi nhận chính thức giao dịch mua hàng của khách hàng thành bản ghi đơn hàng (orders) và chi tiết đơn hàng (orderdetail), đồng thời liên kết với đơn vị vận chuyển (shippers) và nhân sự xử</w:t>
       </w:r>
@@ -916,6 +1267,9 @@
       </w:r>
     </w:p>
     <w:p>
+      <w:pPr>
+        <w:spacing w:line="360" w:lineRule="auto"/>
+      </w:pPr>
       <w:r>
         <w:t>Phân hệ Quản trị hệ thống (Admin Dashboard): Cung cấp giao diện quản trị toàn diện để thực hiện các thao tác thêm, sửa, xóa danh mục, sản phẩm, quản lý shipper và cập nhật trạng thái đơn hàng.</w:t>
       </w:r>
@@ -952,8 +1306,17 @@
             <w:vAlign w:val="center"/>
           </w:tcPr>
           <w:p>
-            <w:r>
-              <w:lastRenderedPageBreak/>
+            <w:pPr>
+              <w:ind w:firstLine="0"/>
+              <w:jc w:val="center"/>
+              <w:rPr>
+                <w:b/>
+              </w:rPr>
+            </w:pPr>
+            <w:r>
+              <w:rPr>
+                <w:b/>
+              </w:rPr>
               <w:t>STT</w:t>
             </w:r>
           </w:p>
@@ -964,7 +1327,17 @@
             <w:vAlign w:val="center"/>
           </w:tcPr>
           <w:p>
-            <w:r>
+            <w:pPr>
+              <w:ind w:firstLine="0"/>
+              <w:jc w:val="center"/>
+              <w:rPr>
+                <w:b/>
+              </w:rPr>
+            </w:pPr>
+            <w:r>
+              <w:rPr>
+                <w:b/>
+              </w:rPr>
               <w:t>Chức năng hệ thống</w:t>
             </w:r>
           </w:p>
@@ -975,7 +1348,17 @@
             <w:vAlign w:val="center"/>
           </w:tcPr>
           <w:p>
-            <w:r>
+            <w:pPr>
+              <w:ind w:firstLine="0"/>
+              <w:jc w:val="center"/>
+              <w:rPr>
+                <w:b/>
+              </w:rPr>
+            </w:pPr>
+            <w:r>
+              <w:rPr>
+                <w:b/>
+              </w:rPr>
               <w:t>Khách vãng lai</w:t>
             </w:r>
           </w:p>
@@ -986,7 +1369,17 @@
             <w:vAlign w:val="center"/>
           </w:tcPr>
           <w:p>
-            <w:r>
+            <w:pPr>
+              <w:ind w:firstLine="0"/>
+              <w:jc w:val="center"/>
+              <w:rPr>
+                <w:b/>
+              </w:rPr>
+            </w:pPr>
+            <w:r>
+              <w:rPr>
+                <w:b/>
+              </w:rPr>
               <w:t>Khách hàng</w:t>
             </w:r>
           </w:p>
@@ -997,7 +1390,17 @@
             <w:vAlign w:val="center"/>
           </w:tcPr>
           <w:p>
-            <w:r>
+            <w:pPr>
+              <w:ind w:firstLine="0"/>
+              <w:jc w:val="center"/>
+              <w:rPr>
+                <w:b/>
+              </w:rPr>
+            </w:pPr>
+            <w:r>
+              <w:rPr>
+                <w:b/>
+              </w:rPr>
               <w:t>Quản trị viên (Admin)</w:t>
             </w:r>
           </w:p>
@@ -1014,6 +1417,10 @@
             <w:vAlign w:val="center"/>
           </w:tcPr>
           <w:p>
+            <w:pPr>
+              <w:ind w:firstLine="0"/>
+              <w:jc w:val="center"/>
+            </w:pPr>
             <w:r>
               <w:t>1</w:t>
             </w:r>
@@ -1025,6 +1432,10 @@
             <w:vAlign w:val="center"/>
           </w:tcPr>
           <w:p>
+            <w:pPr>
+              <w:ind w:firstLine="0"/>
+              <w:jc w:val="center"/>
+            </w:pPr>
             <w:r>
               <w:t>Duyệt, tìm kiếm và lọc danh mục sản phẩm</w:t>
             </w:r>
@@ -1036,6 +1447,10 @@
             <w:vAlign w:val="center"/>
           </w:tcPr>
           <w:p>
+            <w:pPr>
+              <w:ind w:firstLine="0"/>
+              <w:jc w:val="center"/>
+            </w:pPr>
             <w:r>
               <w:t>x</w:t>
             </w:r>
@@ -1047,6 +1462,10 @@
             <w:vAlign w:val="center"/>
           </w:tcPr>
           <w:p>
+            <w:pPr>
+              <w:ind w:firstLine="0"/>
+              <w:jc w:val="center"/>
+            </w:pPr>
             <w:r>
               <w:t>x</w:t>
             </w:r>
@@ -1058,6 +1477,10 @@
             <w:vAlign w:val="center"/>
           </w:tcPr>
           <w:p>
+            <w:pPr>
+              <w:ind w:firstLine="0"/>
+              <w:jc w:val="center"/>
+            </w:pPr>
             <w:r>
               <w:t>x</w:t>
             </w:r>
@@ -1075,6 +1498,10 @@
             <w:vAlign w:val="center"/>
           </w:tcPr>
           <w:p>
+            <w:pPr>
+              <w:ind w:firstLine="0"/>
+              <w:jc w:val="center"/>
+            </w:pPr>
             <w:r>
               <w:t>2</w:t>
             </w:r>
@@ -1086,6 +1513,10 @@
             <w:vAlign w:val="center"/>
           </w:tcPr>
           <w:p>
+            <w:pPr>
+              <w:ind w:firstLine="0"/>
+              <w:jc w:val="center"/>
+            </w:pPr>
             <w:r>
               <w:t>Xem chi tiết sản phẩm và hình ảnh</w:t>
             </w:r>
@@ -1097,6 +1528,10 @@
             <w:vAlign w:val="center"/>
           </w:tcPr>
           <w:p>
+            <w:pPr>
+              <w:ind w:firstLine="0"/>
+              <w:jc w:val="center"/>
+            </w:pPr>
             <w:r>
               <w:t>x</w:t>
             </w:r>
@@ -1108,6 +1543,10 @@
             <w:vAlign w:val="center"/>
           </w:tcPr>
           <w:p>
+            <w:pPr>
+              <w:ind w:firstLine="0"/>
+              <w:jc w:val="center"/>
+            </w:pPr>
             <w:r>
               <w:t>x</w:t>
             </w:r>
@@ -1119,6 +1558,10 @@
             <w:vAlign w:val="center"/>
           </w:tcPr>
           <w:p>
+            <w:pPr>
+              <w:ind w:firstLine="0"/>
+              <w:jc w:val="center"/>
+            </w:pPr>
             <w:r>
               <w:t>x</w:t>
             </w:r>
@@ -1136,6 +1579,10 @@
             <w:vAlign w:val="center"/>
           </w:tcPr>
           <w:p>
+            <w:pPr>
+              <w:ind w:firstLine="0"/>
+              <w:jc w:val="center"/>
+            </w:pPr>
             <w:r>
               <w:t>3</w:t>
             </w:r>
@@ -1147,6 +1594,10 @@
             <w:vAlign w:val="center"/>
           </w:tcPr>
           <w:p>
+            <w:pPr>
+              <w:ind w:firstLine="0"/>
+              <w:jc w:val="center"/>
+            </w:pPr>
             <w:r>
               <w:t>Đăng ký tài khoản và đăng nhập hệ thống</w:t>
             </w:r>
@@ -1158,6 +1609,10 @@
             <w:vAlign w:val="center"/>
           </w:tcPr>
           <w:p>
+            <w:pPr>
+              <w:ind w:firstLine="0"/>
+              <w:jc w:val="center"/>
+            </w:pPr>
             <w:r>
               <w:t>x</w:t>
             </w:r>
@@ -1169,6 +1624,10 @@
             <w:vAlign w:val="center"/>
           </w:tcPr>
           <w:p>
+            <w:pPr>
+              <w:ind w:firstLine="0"/>
+              <w:jc w:val="center"/>
+            </w:pPr>
             <w:r>
               <w:t>x</w:t>
             </w:r>
@@ -1180,6 +1639,10 @@
             <w:vAlign w:val="center"/>
           </w:tcPr>
           <w:p>
+            <w:pPr>
+              <w:ind w:firstLine="0"/>
+              <w:jc w:val="center"/>
+            </w:pPr>
             <w:r>
               <w:t>x</w:t>
             </w:r>
@@ -1197,6 +1660,10 @@
             <w:vAlign w:val="center"/>
           </w:tcPr>
           <w:p>
+            <w:pPr>
+              <w:ind w:firstLine="0"/>
+              <w:jc w:val="center"/>
+            </w:pPr>
             <w:r>
               <w:t>4</w:t>
             </w:r>
@@ -1208,6 +1675,10 @@
             <w:vAlign w:val="center"/>
           </w:tcPr>
           <w:p>
+            <w:pPr>
+              <w:ind w:firstLine="0"/>
+              <w:jc w:val="center"/>
+            </w:pPr>
             <w:r>
               <w:t>Thêm, xóa sản phẩm và cập nhật giỏ hàng</w:t>
             </w:r>
@@ -1219,6 +1690,10 @@
             <w:vAlign w:val="center"/>
           </w:tcPr>
           <w:p>
+            <w:pPr>
+              <w:ind w:firstLine="0"/>
+              <w:jc w:val="center"/>
+            </w:pPr>
             <w:r>
               <w:t>x</w:t>
             </w:r>
@@ -1230,6 +1705,10 @@
             <w:vAlign w:val="center"/>
           </w:tcPr>
           <w:p>
+            <w:pPr>
+              <w:ind w:firstLine="0"/>
+              <w:jc w:val="center"/>
+            </w:pPr>
             <w:r>
               <w:t>x</w:t>
             </w:r>
@@ -1241,6 +1720,10 @@
             <w:vAlign w:val="center"/>
           </w:tcPr>
           <w:p>
+            <w:pPr>
+              <w:ind w:firstLine="0"/>
+              <w:jc w:val="center"/>
+            </w:pPr>
             <w:r>
               <w:t>x</w:t>
             </w:r>
@@ -1258,6 +1741,10 @@
             <w:vAlign w:val="center"/>
           </w:tcPr>
           <w:p>
+            <w:pPr>
+              <w:ind w:firstLine="0"/>
+              <w:jc w:val="center"/>
+            </w:pPr>
             <w:r>
               <w:t>5</w:t>
             </w:r>
@@ -1269,6 +1756,10 @@
             <w:vAlign w:val="center"/>
           </w:tcPr>
           <w:p>
+            <w:pPr>
+              <w:ind w:firstLine="0"/>
+              <w:jc w:val="center"/>
+            </w:pPr>
             <w:r>
               <w:t>Tiến hành thanh toán và đặt hàng trực tuyến</w:t>
             </w:r>
@@ -1279,7 +1770,12 @@
             <w:tcW w:w="1756" w:type="dxa"/>
             <w:vAlign w:val="center"/>
           </w:tcPr>
-          <w:p/>
+          <w:p>
+            <w:pPr>
+              <w:ind w:firstLine="0"/>
+              <w:jc w:val="center"/>
+            </w:pPr>
+          </w:p>
         </w:tc>
         <w:tc>
           <w:tcPr>
@@ -1287,6 +1783,10 @@
             <w:vAlign w:val="center"/>
           </w:tcPr>
           <w:p>
+            <w:pPr>
+              <w:ind w:firstLine="0"/>
+              <w:jc w:val="center"/>
+            </w:pPr>
             <w:r>
               <w:t>x</w:t>
             </w:r>
@@ -1298,6 +1798,10 @@
             <w:vAlign w:val="center"/>
           </w:tcPr>
           <w:p>
+            <w:pPr>
+              <w:ind w:firstLine="0"/>
+              <w:jc w:val="center"/>
+            </w:pPr>
             <w:r>
               <w:t>x</w:t>
             </w:r>
@@ -1315,7 +1819,12 @@
             <w:vAlign w:val="center"/>
           </w:tcPr>
           <w:p>
-            <w:r>
+            <w:pPr>
+              <w:ind w:firstLine="0"/>
+              <w:jc w:val="center"/>
+            </w:pPr>
+            <w:r>
+              <w:lastRenderedPageBreak/>
               <w:t>6</w:t>
             </w:r>
           </w:p>
@@ -1326,6 +1835,10 @@
             <w:vAlign w:val="center"/>
           </w:tcPr>
           <w:p>
+            <w:pPr>
+              <w:ind w:firstLine="0"/>
+              <w:jc w:val="center"/>
+            </w:pPr>
             <w:r>
               <w:t>Quản lý danh mục, sản phẩm và nhà cung cấp</w:t>
             </w:r>
@@ -1336,14 +1849,22 @@
             <w:tcW w:w="1756" w:type="dxa"/>
             <w:vAlign w:val="center"/>
           </w:tcPr>
-          <w:p/>
+          <w:p>
+            <w:pPr>
+              <w:jc w:val="center"/>
+            </w:pPr>
+          </w:p>
         </w:tc>
         <w:tc>
           <w:tcPr>
             <w:tcW w:w="1756" w:type="dxa"/>
             <w:vAlign w:val="center"/>
           </w:tcPr>
-          <w:p/>
+          <w:p>
+            <w:pPr>
+              <w:jc w:val="center"/>
+            </w:pPr>
+          </w:p>
         </w:tc>
         <w:tc>
           <w:tcPr>
@@ -1351,6 +1872,10 @@
             <w:vAlign w:val="center"/>
           </w:tcPr>
           <w:p>
+            <w:pPr>
+              <w:ind w:firstLine="0"/>
+              <w:jc w:val="center"/>
+            </w:pPr>
             <w:r>
               <w:t>x</w:t>
             </w:r>
@@ -1368,6 +1893,10 @@
             <w:vAlign w:val="center"/>
           </w:tcPr>
           <w:p>
+            <w:pPr>
+              <w:ind w:firstLine="0"/>
+              <w:jc w:val="center"/>
+            </w:pPr>
             <w:r>
               <w:t>7</w:t>
             </w:r>
@@ -1379,6 +1908,10 @@
             <w:vAlign w:val="center"/>
           </w:tcPr>
           <w:p>
+            <w:pPr>
+              <w:ind w:firstLine="0"/>
+              <w:jc w:val="center"/>
+            </w:pPr>
             <w:r>
               <w:t>Quản lý hình ảnh sản phẩm (Ảnh chính/phụ)</w:t>
             </w:r>
@@ -1389,14 +1922,22 @@
             <w:tcW w:w="1756" w:type="dxa"/>
             <w:vAlign w:val="center"/>
           </w:tcPr>
-          <w:p/>
+          <w:p>
+            <w:pPr>
+              <w:jc w:val="center"/>
+            </w:pPr>
+          </w:p>
         </w:tc>
         <w:tc>
           <w:tcPr>
             <w:tcW w:w="1756" w:type="dxa"/>
             <w:vAlign w:val="center"/>
           </w:tcPr>
-          <w:p/>
+          <w:p>
+            <w:pPr>
+              <w:jc w:val="center"/>
+            </w:pPr>
+          </w:p>
         </w:tc>
         <w:tc>
           <w:tcPr>
@@ -1404,6 +1945,10 @@
             <w:vAlign w:val="center"/>
           </w:tcPr>
           <w:p>
+            <w:pPr>
+              <w:ind w:firstLine="0"/>
+              <w:jc w:val="center"/>
+            </w:pPr>
             <w:r>
               <w:t>x</w:t>
             </w:r>
@@ -1421,6 +1966,10 @@
             <w:vAlign w:val="center"/>
           </w:tcPr>
           <w:p>
+            <w:pPr>
+              <w:ind w:firstLine="0"/>
+              <w:jc w:val="center"/>
+            </w:pPr>
             <w:r>
               <w:t>8</w:t>
             </w:r>
@@ -1432,6 +1981,10 @@
             <w:vAlign w:val="center"/>
           </w:tcPr>
           <w:p>
+            <w:pPr>
+              <w:ind w:firstLine="0"/>
+              <w:jc w:val="center"/>
+            </w:pPr>
             <w:r>
               <w:t>Quản lý đơn hàng và đơn vị vận chuyển (Shipper)</w:t>
             </w:r>
@@ -1442,14 +1995,22 @@
             <w:tcW w:w="1756" w:type="dxa"/>
             <w:vAlign w:val="center"/>
           </w:tcPr>
-          <w:p/>
+          <w:p>
+            <w:pPr>
+              <w:jc w:val="center"/>
+            </w:pPr>
+          </w:p>
         </w:tc>
         <w:tc>
           <w:tcPr>
             <w:tcW w:w="1756" w:type="dxa"/>
             <w:vAlign w:val="center"/>
           </w:tcPr>
-          <w:p/>
+          <w:p>
+            <w:pPr>
+              <w:jc w:val="center"/>
+            </w:pPr>
+          </w:p>
         </w:tc>
         <w:tc>
           <w:tcPr>
@@ -1457,6 +2018,10 @@
             <w:vAlign w:val="center"/>
           </w:tcPr>
           <w:p>
+            <w:pPr>
+              <w:ind w:firstLine="0"/>
+              <w:jc w:val="center"/>
+            </w:pPr>
             <w:r>
               <w:t>x</w:t>
             </w:r>
@@ -1474,8 +2039,11 @@
             <w:vAlign w:val="center"/>
           </w:tcPr>
           <w:p>
-            <w:r>
-              <w:lastRenderedPageBreak/>
+            <w:pPr>
+              <w:ind w:firstLine="0"/>
+              <w:jc w:val="center"/>
+            </w:pPr>
+            <w:r>
               <w:t>9</w:t>
             </w:r>
           </w:p>
@@ -1486,6 +2054,10 @@
             <w:vAlign w:val="center"/>
           </w:tcPr>
           <w:p>
+            <w:pPr>
+              <w:ind w:firstLine="0"/>
+              <w:jc w:val="center"/>
+            </w:pPr>
             <w:r>
               <w:t>Quản lý tài khoản người dùng và phân quyền</w:t>
             </w:r>
@@ -1496,14 +2068,22 @@
             <w:tcW w:w="1756" w:type="dxa"/>
             <w:vAlign w:val="center"/>
           </w:tcPr>
-          <w:p/>
+          <w:p>
+            <w:pPr>
+              <w:jc w:val="center"/>
+            </w:pPr>
+          </w:p>
         </w:tc>
         <w:tc>
           <w:tcPr>
             <w:tcW w:w="1756" w:type="dxa"/>
             <w:vAlign w:val="center"/>
           </w:tcPr>
-          <w:p/>
+          <w:p>
+            <w:pPr>
+              <w:jc w:val="center"/>
+            </w:pPr>
+          </w:p>
         </w:tc>
         <w:tc>
           <w:tcPr>
@@ -1511,6 +2091,10 @@
             <w:vAlign w:val="center"/>
           </w:tcPr>
           <w:p>
+            <w:pPr>
+              <w:ind w:firstLine="0"/>
+              <w:jc w:val="center"/>
+            </w:pPr>
             <w:r>
               <w:t>x</w:t>
             </w:r>
@@ -1573,6 +2157,7 @@
         <w:pStyle w:val="Heading2"/>
       </w:pPr>
       <w:r>
+        <w:lastRenderedPageBreak/>
         <w:t>Kiến trúc mô hình hệ thống và luồng dữ liệu</w:t>
       </w:r>
     </w:p>
@@ -1619,11 +2204,7 @@
         </w:numPr>
       </w:pPr>
       <w:r>
-        <w:t xml:space="preserve">Tầng xử lý nghiệp vụ (Business Logic Layer): Được phát triển bằng PHP 8.3, chịu trách nhiệm tiếp nhận yêu cầu từ client, kiểm tra quyền hạn qua Session, </w:t>
-      </w:r>
-      <w:r>
-        <w:lastRenderedPageBreak/>
-        <w:t>thực hiện các quy tắc logic nghiệp vụ (kiểm tra tồn kho, tính toán tổng tiền đơn hàng, mã hóa dữ liệu) và điều phối tương tác với cơ sở dữ liệ</w:t>
+        <w:t>Tầng xử lý nghiệp vụ (Business Logic Layer): Được phát triển bằng PHP 8.3, chịu trách nhiệm tiếp nhận yêu cầu từ client, kiểm tra quyền hạn qua Session, thực hiện các quy tắc logic nghiệp vụ (kiểm tra tồn kho, tính toán tổng tiền đơn hàng, mã hóa dữ liệu) và điều phối tương tác với cơ sở dữ liệ</w:t>
       </w:r>
       <w:r>
         <w:t>u.</w:t>
@@ -1638,12 +2219,7 @@
         </w:numPr>
       </w:pPr>
       <w:r>
-        <w:t>Tầng dữ liệu (Data Access Layer): Chị</w:t>
-      </w:r>
-      <w:bookmarkStart w:id="0" w:name="_GoBack"/>
-      <w:bookmarkEnd w:id="0"/>
-      <w:r>
-        <w:t>u trách nhiệm thực hiện các câu lệnh truy vấn, thêm, sửa, xóa dữ liệu thông qua hệ quản trị cơ sở dữ liệu quan hệ MySQL 8.4, bảo đảm toàn bộ ràng buộc và quan hệ thực thể được duy trì chặt chẽ.</w:t>
+        <w:t>Tầng dữ liệu (Data Access Layer): Chịu trách nhiệm thực hiện các câu lệnh truy vấn, thêm, sửa, xóa dữ liệu thông qua hệ quản trị cơ sở dữ liệu quan hệ MySQL 8.4, bảo đảm toàn bộ ràng buộc và quan hệ thực thể được duy trì chặt chẽ.</w:t>
       </w:r>
     </w:p>
     <w:p>
@@ -1675,7 +2251,7 @@
                     </pic:cNvPicPr>
                   </pic:nvPicPr>
                   <pic:blipFill>
-                    <a:blip r:embed="rId10">
+                    <a:blip r:embed="rId11">
                       <a:extLst>
                         <a:ext uri="{28A0092B-C50C-407E-A947-70E740481C1C}">
                           <a14:useLocalDpi xmlns:a14="http://schemas.microsoft.com/office/drawing/2010/main" val="0"/>
@@ -1732,6 +2308,7 @@
         </w:numPr>
       </w:pPr>
       <w:r>
+        <w:lastRenderedPageBreak/>
         <w:t>Người dùng tương tác trên trình duyệt (Client), gửi HTTP Request tới Web Server (Apache/PHP).</w:t>
       </w:r>
     </w:p>
@@ -1780,7 +2357,6 @@
         </w:numPr>
       </w:pPr>
       <w:r>
-        <w:lastRenderedPageBreak/>
         <w:t>Đối với nghiệp vụ đặt hàng, hệ thống kiểm tra tồn kho, tạo bản ghi trong bảng đơn hàng và chi tiết đơn hàng trong cùng một giao dịch đồng bộ, đảm bảo không phát sinh sai lệch dữ liệu.</w:t>
       </w:r>
     </w:p>
@@ -1810,7 +2386,7 @@
             <o:lock v:ext="edit" aspectratio="t"/>
           </v:shapetype>
           <v:shape id="_x0000_i1025" type="#_x0000_t75" style="width:439.2pt;height:292.8pt">
-            <v:imagedata r:id="rId11" o:title="nghiepvu"/>
+            <v:imagedata r:id="rId12" o:title="nghiepvu"/>
           </v:shape>
         </w:pict>
       </w:r>
@@ -1824,6 +2400,9 @@
       </w:r>
     </w:p>
     <w:p>
+      <w:pPr>
+        <w:spacing w:line="360" w:lineRule="auto"/>
+      </w:pPr>
       <w:r>
         <w:t>Cấu trúc cơ sở dữ liệu của hệ thống được xây dựng và chuẩn hóa trên nền tảng MySQL, phân chia thành các thực thể độc lập phục vụ cho các phân nhóm nghiệp vụ chuyên biệt:</w:t>
       </w:r>
@@ -1835,8 +2414,10 @@
           <w:ilvl w:val="0"/>
           <w:numId w:val="34"/>
         </w:numPr>
-      </w:pPr>
-      <w:r>
+        <w:spacing w:line="360" w:lineRule="auto"/>
+      </w:pPr>
+      <w:r>
+        <w:lastRenderedPageBreak/>
         <w:t>Thực thể Khách hàng (customers / users): Lưu trữ thông tin định danh, tài khoản đăng nhập, mật khẩu đã băm và phân quyền người dùng.</w:t>
       </w:r>
     </w:p>
@@ -1847,6 +2428,7 @@
           <w:ilvl w:val="0"/>
           <w:numId w:val="34"/>
         </w:numPr>
+        <w:spacing w:line="360" w:lineRule="auto"/>
       </w:pPr>
       <w:r>
         <w:t>Thực thể Danh mục (categories): Quản lý các nhóm phân loại sản phẩm theo cấu trúc phân cấp hoặc danh mục</w:t>
@@ -1862,6 +2444,7 @@
           <w:ilvl w:val="0"/>
           <w:numId w:val="34"/>
         </w:numPr>
+        <w:spacing w:line="360" w:lineRule="auto"/>
       </w:pPr>
       <w:r>
         <w:t>Thực thể Nhà cung cấp (suppliers): Lưu trữ thông tin đối tác cung ứng hàng hóa cho hệ thố</w:t>
@@ -1877,6 +2460,7 @@
           <w:ilvl w:val="0"/>
           <w:numId w:val="34"/>
         </w:numPr>
+        <w:spacing w:line="360" w:lineRule="auto"/>
       </w:pPr>
       <w:r>
         <w:t>Thực thể Sản phẩm (products): Lưu trữ thông tin chi tiết hàng hóa bao gồm mã SKU, tên sản phẩm, đơn vị tính, giá bán, số lượng tồn kho và mô tả</w:t>
@@ -1892,6 +2476,7 @@
           <w:ilvl w:val="0"/>
           <w:numId w:val="34"/>
         </w:numPr>
+        <w:spacing w:line="360" w:lineRule="auto"/>
       </w:pPr>
       <w:r>
         <w:t>Thực thể Hình ảnh sản phẩm (product_images): Lưu trữ hệ thống đường dẫn ảnh chính và ảnh phụ phục vụ trưng bày sản phẩ</w:t>
@@ -1907,6 +2492,7 @@
           <w:ilvl w:val="0"/>
           <w:numId w:val="34"/>
         </w:numPr>
+        <w:spacing w:line="360" w:lineRule="auto"/>
       </w:pPr>
       <w:r>
         <w:t>Thực thể Đơn vị vận chuyển (shippers): Quản lý thông tin các đơn vị giao hàng đố</w:t>
@@ -1922,6 +2508,7 @@
           <w:ilvl w:val="0"/>
           <w:numId w:val="34"/>
         </w:numPr>
+        <w:spacing w:line="360" w:lineRule="auto"/>
       </w:pPr>
       <w:r>
         <w:t>Thực thể Đơn hàng (orders) và Chi tiết đơn hàng (orderdetail): Ghi nhận thông tin tổng quan đơn hàng của khách hàng cùng danh sách sản phẩm, số lượng và đơn giá tại thời điểm mua, thiết lập mối quan hệ một-nhiều chặt chẽ thông qua khóa ngoại.</w:t>
@@ -1932,7 +2519,6 @@
         <w:pStyle w:val="Heading3"/>
       </w:pPr>
       <w:r>
-        <w:lastRenderedPageBreak/>
         <w:t>Quản lý khách hàng</w:t>
       </w:r>
     </w:p>
@@ -1951,11 +2537,11 @@
         <w:tblLook w:val="04A0" w:firstRow="1" w:lastRow="0" w:firstColumn="1" w:lastColumn="0" w:noHBand="0" w:noVBand="1"/>
       </w:tblPr>
       <w:tblGrid>
-        <w:gridCol w:w="1092"/>
-        <w:gridCol w:w="1915"/>
-        <w:gridCol w:w="2061"/>
-        <w:gridCol w:w="2494"/>
-        <w:gridCol w:w="1216"/>
+        <w:gridCol w:w="686"/>
+        <w:gridCol w:w="1777"/>
+        <w:gridCol w:w="2535"/>
+        <w:gridCol w:w="2544"/>
+        <w:gridCol w:w="1236"/>
       </w:tblGrid>
       <w:tr>
         <w:trPr>
@@ -1966,9 +2552,11 @@
           <w:tcPr>
             <w:cnfStyle w:val="001000000000" w:firstRow="0" w:lastRow="0" w:firstColumn="1" w:lastColumn="0" w:oddVBand="0" w:evenVBand="0" w:oddHBand="0" w:evenHBand="0" w:firstRowFirstColumn="0" w:firstRowLastColumn="0" w:lastRowFirstColumn="0" w:lastRowLastColumn="0"/>
             <w:tcW w:w="708" w:type="dxa"/>
-            <w:vAlign w:val="top"/>
-          </w:tcPr>
-          <w:p>
+          </w:tcPr>
+          <w:p>
+            <w:pPr>
+              <w:ind w:firstLine="0"/>
+            </w:pPr>
             <w:r>
               <w:t>STT</w:t>
             </w:r>
@@ -1977,10 +2565,10 @@
         <w:tc>
           <w:tcPr>
             <w:tcW w:w="1974" w:type="dxa"/>
-            <w:vAlign w:val="top"/>
-          </w:tcPr>
-          <w:p>
-            <w:pPr>
+          </w:tcPr>
+          <w:p>
+            <w:pPr>
+              <w:ind w:firstLine="0"/>
               <w:cnfStyle w:val="100000000000" w:firstRow="1" w:lastRow="0" w:firstColumn="0" w:lastColumn="0" w:oddVBand="0" w:evenVBand="0" w:oddHBand="0" w:evenHBand="0" w:firstRowFirstColumn="0" w:firstRowLastColumn="0" w:lastRowFirstColumn="0" w:lastRowLastColumn="0"/>
             </w:pPr>
             <w:r>
@@ -1991,10 +2579,10 @@
         <w:tc>
           <w:tcPr>
             <w:tcW w:w="1663" w:type="dxa"/>
-            <w:vAlign w:val="top"/>
-          </w:tcPr>
-          <w:p>
-            <w:pPr>
+          </w:tcPr>
+          <w:p>
+            <w:pPr>
+              <w:ind w:firstLine="0"/>
               <w:cnfStyle w:val="100000000000" w:firstRow="1" w:lastRow="0" w:firstColumn="0" w:lastColumn="0" w:oddVBand="0" w:evenVBand="0" w:oddHBand="0" w:evenHBand="0" w:firstRowFirstColumn="0" w:firstRowLastColumn="0" w:lastRowFirstColumn="0" w:lastRowLastColumn="0"/>
             </w:pPr>
             <w:r>
@@ -2005,10 +2593,10 @@
         <w:tc>
           <w:tcPr>
             <w:tcW w:w="2585" w:type="dxa"/>
-            <w:vAlign w:val="top"/>
-          </w:tcPr>
-          <w:p>
-            <w:pPr>
+          </w:tcPr>
+          <w:p>
+            <w:pPr>
+              <w:ind w:firstLine="0"/>
               <w:cnfStyle w:val="100000000000" w:firstRow="1" w:lastRow="0" w:firstColumn="0" w:lastColumn="0" w:oddVBand="0" w:evenVBand="0" w:oddHBand="0" w:evenHBand="0" w:firstRowFirstColumn="0" w:firstRowLastColumn="0" w:lastRowFirstColumn="0" w:lastRowLastColumn="0"/>
             </w:pPr>
             <w:r>
@@ -2019,10 +2607,10 @@
         <w:tc>
           <w:tcPr>
             <w:tcW w:w="1848" w:type="dxa"/>
-            <w:vAlign w:val="top"/>
-          </w:tcPr>
-          <w:p>
-            <w:pPr>
+          </w:tcPr>
+          <w:p>
+            <w:pPr>
+              <w:ind w:firstLine="0"/>
               <w:cnfStyle w:val="100000000000" w:firstRow="1" w:lastRow="0" w:firstColumn="0" w:lastColumn="0" w:oddVBand="0" w:evenVBand="0" w:oddHBand="0" w:evenHBand="0" w:firstRowFirstColumn="0" w:firstRowLastColumn="0" w:lastRowFirstColumn="0" w:lastRowLastColumn="0"/>
             </w:pPr>
             <w:r>
@@ -2036,9 +2624,11 @@
           <w:tcPr>
             <w:cnfStyle w:val="001000000000" w:firstRow="0" w:lastRow="0" w:firstColumn="1" w:lastColumn="0" w:oddVBand="0" w:evenVBand="0" w:oddHBand="0" w:evenHBand="0" w:firstRowFirstColumn="0" w:firstRowLastColumn="0" w:lastRowFirstColumn="0" w:lastRowLastColumn="0"/>
             <w:tcW w:w="708" w:type="dxa"/>
-            <w:vAlign w:val="top"/>
-          </w:tcPr>
-          <w:p>
+          </w:tcPr>
+          <w:p>
+            <w:pPr>
+              <w:ind w:firstLine="0"/>
+            </w:pPr>
             <w:r>
               <w:t>1</w:t>
             </w:r>
@@ -2047,10 +2637,11 @@
         <w:tc>
           <w:tcPr>
             <w:tcW w:w="1974" w:type="dxa"/>
-            <w:vAlign w:val="top"/>
-          </w:tcPr>
-          <w:p>
-            <w:pPr>
+          </w:tcPr>
+          <w:p>
+            <w:pPr>
+              <w:ind w:firstLine="0"/>
+              <w:jc w:val="center"/>
               <w:cnfStyle w:val="000000000000" w:firstRow="0" w:lastRow="0" w:firstColumn="0" w:lastColumn="0" w:oddVBand="0" w:evenVBand="0" w:oddHBand="0" w:evenHBand="0" w:firstRowFirstColumn="0" w:firstRowLastColumn="0" w:lastRowFirstColumn="0" w:lastRowLastColumn="0"/>
             </w:pPr>
             <w:r>
@@ -2061,10 +2652,11 @@
         <w:tc>
           <w:tcPr>
             <w:tcW w:w="1663" w:type="dxa"/>
-            <w:vAlign w:val="top"/>
-          </w:tcPr>
-          <w:p>
-            <w:pPr>
+          </w:tcPr>
+          <w:p>
+            <w:pPr>
+              <w:ind w:firstLine="0"/>
+              <w:jc w:val="center"/>
               <w:cnfStyle w:val="000000000000" w:firstRow="0" w:lastRow="0" w:firstColumn="0" w:lastColumn="0" w:oddVBand="0" w:evenVBand="0" w:oddHBand="0" w:evenHBand="0" w:firstRowFirstColumn="0" w:firstRowLastColumn="0" w:lastRowFirstColumn="0" w:lastRowLastColumn="0"/>
             </w:pPr>
             <w:r>
@@ -2075,10 +2667,11 @@
         <w:tc>
           <w:tcPr>
             <w:tcW w:w="2585" w:type="dxa"/>
-            <w:vAlign w:val="top"/>
-          </w:tcPr>
-          <w:p>
-            <w:pPr>
+          </w:tcPr>
+          <w:p>
+            <w:pPr>
+              <w:ind w:firstLine="0"/>
+              <w:jc w:val="center"/>
               <w:cnfStyle w:val="000000000000" w:firstRow="0" w:lastRow="0" w:firstColumn="0" w:lastColumn="0" w:oddVBand="0" w:evenVBand="0" w:oddHBand="0" w:evenHBand="0" w:firstRowFirstColumn="0" w:firstRowLastColumn="0" w:lastRowFirstColumn="0" w:lastRowLastColumn="0"/>
             </w:pPr>
             <w:r>
@@ -2089,10 +2682,11 @@
         <w:tc>
           <w:tcPr>
             <w:tcW w:w="1848" w:type="dxa"/>
-            <w:vAlign w:val="top"/>
-          </w:tcPr>
-          <w:p>
-            <w:pPr>
+          </w:tcPr>
+          <w:p>
+            <w:pPr>
+              <w:ind w:firstLine="0"/>
+              <w:jc w:val="center"/>
               <w:cnfStyle w:val="000000000000" w:firstRow="0" w:lastRow="0" w:firstColumn="0" w:lastColumn="0" w:oddVBand="0" w:evenVBand="0" w:oddHBand="0" w:evenHBand="0" w:firstRowFirstColumn="0" w:firstRowLastColumn="0" w:lastRowFirstColumn="0" w:lastRowLastColumn="0"/>
             </w:pPr>
             <w:r>
@@ -2106,9 +2700,11 @@
           <w:tcPr>
             <w:cnfStyle w:val="001000000000" w:firstRow="0" w:lastRow="0" w:firstColumn="1" w:lastColumn="0" w:oddVBand="0" w:evenVBand="0" w:oddHBand="0" w:evenHBand="0" w:firstRowFirstColumn="0" w:firstRowLastColumn="0" w:lastRowFirstColumn="0" w:lastRowLastColumn="0"/>
             <w:tcW w:w="708" w:type="dxa"/>
-            <w:vAlign w:val="top"/>
-          </w:tcPr>
-          <w:p>
+          </w:tcPr>
+          <w:p>
+            <w:pPr>
+              <w:ind w:firstLine="0"/>
+            </w:pPr>
             <w:r>
               <w:t>2</w:t>
             </w:r>
@@ -2117,10 +2713,11 @@
         <w:tc>
           <w:tcPr>
             <w:tcW w:w="1974" w:type="dxa"/>
-            <w:vAlign w:val="top"/>
-          </w:tcPr>
-          <w:p>
-            <w:pPr>
+          </w:tcPr>
+          <w:p>
+            <w:pPr>
+              <w:ind w:firstLine="0"/>
+              <w:jc w:val="center"/>
               <w:cnfStyle w:val="000000000000" w:firstRow="0" w:lastRow="0" w:firstColumn="0" w:lastColumn="0" w:oddVBand="0" w:evenVBand="0" w:oddHBand="0" w:evenHBand="0" w:firstRowFirstColumn="0" w:firstRowLastColumn="0" w:lastRowFirstColumn="0" w:lastRowLastColumn="0"/>
             </w:pPr>
             <w:r>
@@ -2131,10 +2728,11 @@
         <w:tc>
           <w:tcPr>
             <w:tcW w:w="1663" w:type="dxa"/>
-            <w:vAlign w:val="top"/>
-          </w:tcPr>
-          <w:p>
-            <w:pPr>
+          </w:tcPr>
+          <w:p>
+            <w:pPr>
+              <w:ind w:firstLine="0"/>
+              <w:jc w:val="center"/>
               <w:cnfStyle w:val="000000000000" w:firstRow="0" w:lastRow="0" w:firstColumn="0" w:lastColumn="0" w:oddVBand="0" w:evenVBand="0" w:oddHBand="0" w:evenHBand="0" w:firstRowFirstColumn="0" w:firstRowLastColumn="0" w:lastRowFirstColumn="0" w:lastRowLastColumn="0"/>
             </w:pPr>
             <w:r>
@@ -2145,10 +2743,11 @@
         <w:tc>
           <w:tcPr>
             <w:tcW w:w="2585" w:type="dxa"/>
-            <w:vAlign w:val="top"/>
-          </w:tcPr>
-          <w:p>
-            <w:pPr>
+          </w:tcPr>
+          <w:p>
+            <w:pPr>
+              <w:ind w:firstLine="0"/>
+              <w:jc w:val="center"/>
               <w:cnfStyle w:val="000000000000" w:firstRow="0" w:lastRow="0" w:firstColumn="0" w:lastColumn="0" w:oddVBand="0" w:evenVBand="0" w:oddHBand="0" w:evenHBand="0" w:firstRowFirstColumn="0" w:firstRowLastColumn="0" w:lastRowFirstColumn="0" w:lastRowLastColumn="0"/>
             </w:pPr>
             <w:r>
@@ -2159,10 +2758,11 @@
         <w:tc>
           <w:tcPr>
             <w:tcW w:w="1848" w:type="dxa"/>
-            <w:vAlign w:val="top"/>
-          </w:tcPr>
-          <w:p>
-            <w:pPr>
+          </w:tcPr>
+          <w:p>
+            <w:pPr>
+              <w:ind w:firstLine="0"/>
+              <w:jc w:val="center"/>
               <w:cnfStyle w:val="000000000000" w:firstRow="0" w:lastRow="0" w:firstColumn="0" w:lastColumn="0" w:oddVBand="0" w:evenVBand="0" w:oddHBand="0" w:evenHBand="0" w:firstRowFirstColumn="0" w:firstRowLastColumn="0" w:lastRowFirstColumn="0" w:lastRowLastColumn="0"/>
             </w:pPr>
             <w:r>
@@ -2176,9 +2776,11 @@
           <w:tcPr>
             <w:cnfStyle w:val="001000000000" w:firstRow="0" w:lastRow="0" w:firstColumn="1" w:lastColumn="0" w:oddVBand="0" w:evenVBand="0" w:oddHBand="0" w:evenHBand="0" w:firstRowFirstColumn="0" w:firstRowLastColumn="0" w:lastRowFirstColumn="0" w:lastRowLastColumn="0"/>
             <w:tcW w:w="708" w:type="dxa"/>
-            <w:vAlign w:val="top"/>
-          </w:tcPr>
-          <w:p>
+          </w:tcPr>
+          <w:p>
+            <w:pPr>
+              <w:ind w:firstLine="0"/>
+            </w:pPr>
             <w:r>
               <w:t>3</w:t>
             </w:r>
@@ -2187,10 +2789,11 @@
         <w:tc>
           <w:tcPr>
             <w:tcW w:w="1974" w:type="dxa"/>
-            <w:vAlign w:val="top"/>
-          </w:tcPr>
-          <w:p>
-            <w:pPr>
+          </w:tcPr>
+          <w:p>
+            <w:pPr>
+              <w:ind w:firstLine="0"/>
+              <w:jc w:val="center"/>
               <w:cnfStyle w:val="000000000000" w:firstRow="0" w:lastRow="0" w:firstColumn="0" w:lastColumn="0" w:oddVBand="0" w:evenVBand="0" w:oddHBand="0" w:evenHBand="0" w:firstRowFirstColumn="0" w:firstRowLastColumn="0" w:lastRowFirstColumn="0" w:lastRowLastColumn="0"/>
             </w:pPr>
             <w:r>
@@ -2201,10 +2804,11 @@
         <w:tc>
           <w:tcPr>
             <w:tcW w:w="1663" w:type="dxa"/>
-            <w:vAlign w:val="top"/>
-          </w:tcPr>
-          <w:p>
-            <w:pPr>
+          </w:tcPr>
+          <w:p>
+            <w:pPr>
+              <w:ind w:firstLine="0"/>
+              <w:jc w:val="center"/>
               <w:cnfStyle w:val="000000000000" w:firstRow="0" w:lastRow="0" w:firstColumn="0" w:lastColumn="0" w:oddVBand="0" w:evenVBand="0" w:oddHBand="0" w:evenHBand="0" w:firstRowFirstColumn="0" w:firstRowLastColumn="0" w:lastRowFirstColumn="0" w:lastRowLastColumn="0"/>
             </w:pPr>
             <w:r>
@@ -2215,10 +2819,11 @@
         <w:tc>
           <w:tcPr>
             <w:tcW w:w="2585" w:type="dxa"/>
-            <w:vAlign w:val="top"/>
-          </w:tcPr>
-          <w:p>
-            <w:pPr>
+          </w:tcPr>
+          <w:p>
+            <w:pPr>
+              <w:ind w:firstLine="0"/>
+              <w:jc w:val="center"/>
               <w:cnfStyle w:val="000000000000" w:firstRow="0" w:lastRow="0" w:firstColumn="0" w:lastColumn="0" w:oddVBand="0" w:evenVBand="0" w:oddHBand="0" w:evenHBand="0" w:firstRowFirstColumn="0" w:firstRowLastColumn="0" w:lastRowFirstColumn="0" w:lastRowLastColumn="0"/>
             </w:pPr>
             <w:r>
@@ -2229,10 +2834,11 @@
         <w:tc>
           <w:tcPr>
             <w:tcW w:w="1848" w:type="dxa"/>
-            <w:vAlign w:val="top"/>
-          </w:tcPr>
-          <w:p>
-            <w:pPr>
+          </w:tcPr>
+          <w:p>
+            <w:pPr>
+              <w:ind w:firstLine="0"/>
+              <w:jc w:val="center"/>
               <w:cnfStyle w:val="000000000000" w:firstRow="0" w:lastRow="0" w:firstColumn="0" w:lastColumn="0" w:oddVBand="0" w:evenVBand="0" w:oddHBand="0" w:evenHBand="0" w:firstRowFirstColumn="0" w:firstRowLastColumn="0" w:lastRowFirstColumn="0" w:lastRowLastColumn="0"/>
             </w:pPr>
             <w:r>
@@ -2246,9 +2852,11 @@
           <w:tcPr>
             <w:cnfStyle w:val="001000000000" w:firstRow="0" w:lastRow="0" w:firstColumn="1" w:lastColumn="0" w:oddVBand="0" w:evenVBand="0" w:oddHBand="0" w:evenHBand="0" w:firstRowFirstColumn="0" w:firstRowLastColumn="0" w:lastRowFirstColumn="0" w:lastRowLastColumn="0"/>
             <w:tcW w:w="708" w:type="dxa"/>
-            <w:vAlign w:val="top"/>
-          </w:tcPr>
-          <w:p>
+          </w:tcPr>
+          <w:p>
+            <w:pPr>
+              <w:ind w:firstLine="0"/>
+            </w:pPr>
             <w:r>
               <w:t>4</w:t>
             </w:r>
@@ -2257,10 +2865,11 @@
         <w:tc>
           <w:tcPr>
             <w:tcW w:w="1974" w:type="dxa"/>
-            <w:vAlign w:val="top"/>
-          </w:tcPr>
-          <w:p>
-            <w:pPr>
+          </w:tcPr>
+          <w:p>
+            <w:pPr>
+              <w:ind w:firstLine="0"/>
+              <w:jc w:val="center"/>
               <w:cnfStyle w:val="000000000000" w:firstRow="0" w:lastRow="0" w:firstColumn="0" w:lastColumn="0" w:oddVBand="0" w:evenVBand="0" w:oddHBand="0" w:evenHBand="0" w:firstRowFirstColumn="0" w:firstRowLastColumn="0" w:lastRowFirstColumn="0" w:lastRowLastColumn="0"/>
             </w:pPr>
             <w:r>
@@ -2271,10 +2880,11 @@
         <w:tc>
           <w:tcPr>
             <w:tcW w:w="1663" w:type="dxa"/>
-            <w:vAlign w:val="top"/>
-          </w:tcPr>
-          <w:p>
-            <w:pPr>
+          </w:tcPr>
+          <w:p>
+            <w:pPr>
+              <w:ind w:firstLine="0"/>
+              <w:jc w:val="center"/>
               <w:cnfStyle w:val="000000000000" w:firstRow="0" w:lastRow="0" w:firstColumn="0" w:lastColumn="0" w:oddVBand="0" w:evenVBand="0" w:oddHBand="0" w:evenHBand="0" w:firstRowFirstColumn="0" w:firstRowLastColumn="0" w:lastRowFirstColumn="0" w:lastRowLastColumn="0"/>
             </w:pPr>
             <w:r>
@@ -2285,10 +2895,11 @@
         <w:tc>
           <w:tcPr>
             <w:tcW w:w="2585" w:type="dxa"/>
-            <w:vAlign w:val="top"/>
-          </w:tcPr>
-          <w:p>
-            <w:pPr>
+          </w:tcPr>
+          <w:p>
+            <w:pPr>
+              <w:ind w:firstLine="0"/>
+              <w:jc w:val="center"/>
               <w:cnfStyle w:val="000000000000" w:firstRow="0" w:lastRow="0" w:firstColumn="0" w:lastColumn="0" w:oddVBand="0" w:evenVBand="0" w:oddHBand="0" w:evenHBand="0" w:firstRowFirstColumn="0" w:firstRowLastColumn="0" w:lastRowFirstColumn="0" w:lastRowLastColumn="0"/>
             </w:pPr>
             <w:r>
@@ -2299,10 +2910,11 @@
         <w:tc>
           <w:tcPr>
             <w:tcW w:w="1848" w:type="dxa"/>
-            <w:vAlign w:val="top"/>
-          </w:tcPr>
-          <w:p>
-            <w:pPr>
+          </w:tcPr>
+          <w:p>
+            <w:pPr>
+              <w:ind w:firstLine="0"/>
+              <w:jc w:val="center"/>
               <w:cnfStyle w:val="000000000000" w:firstRow="0" w:lastRow="0" w:firstColumn="0" w:lastColumn="0" w:oddVBand="0" w:evenVBand="0" w:oddHBand="0" w:evenHBand="0" w:firstRowFirstColumn="0" w:firstRowLastColumn="0" w:lastRowFirstColumn="0" w:lastRowLastColumn="0"/>
             </w:pPr>
             <w:r>
@@ -2316,10 +2928,13 @@
           <w:tcPr>
             <w:cnfStyle w:val="001000000000" w:firstRow="0" w:lastRow="0" w:firstColumn="1" w:lastColumn="0" w:oddVBand="0" w:evenVBand="0" w:oddHBand="0" w:evenHBand="0" w:firstRowFirstColumn="0" w:firstRowLastColumn="0" w:lastRowFirstColumn="0" w:lastRowLastColumn="0"/>
             <w:tcW w:w="708" w:type="dxa"/>
-            <w:vAlign w:val="top"/>
-          </w:tcPr>
-          <w:p>
-            <w:r>
+          </w:tcPr>
+          <w:p>
+            <w:pPr>
+              <w:ind w:firstLine="0"/>
+            </w:pPr>
+            <w:r>
+              <w:lastRenderedPageBreak/>
               <w:t>5</w:t>
             </w:r>
           </w:p>
@@ -2327,10 +2942,11 @@
         <w:tc>
           <w:tcPr>
             <w:tcW w:w="1974" w:type="dxa"/>
-            <w:vAlign w:val="top"/>
-          </w:tcPr>
-          <w:p>
-            <w:pPr>
+          </w:tcPr>
+          <w:p>
+            <w:pPr>
+              <w:ind w:firstLine="0"/>
+              <w:jc w:val="center"/>
               <w:cnfStyle w:val="000000000000" w:firstRow="0" w:lastRow="0" w:firstColumn="0" w:lastColumn="0" w:oddVBand="0" w:evenVBand="0" w:oddHBand="0" w:evenHBand="0" w:firstRowFirstColumn="0" w:firstRowLastColumn="0" w:lastRowFirstColumn="0" w:lastRowLastColumn="0"/>
             </w:pPr>
             <w:r>
@@ -2341,10 +2957,11 @@
         <w:tc>
           <w:tcPr>
             <w:tcW w:w="1663" w:type="dxa"/>
-            <w:vAlign w:val="top"/>
-          </w:tcPr>
-          <w:p>
-            <w:pPr>
+          </w:tcPr>
+          <w:p>
+            <w:pPr>
+              <w:ind w:firstLine="0"/>
+              <w:jc w:val="center"/>
               <w:cnfStyle w:val="000000000000" w:firstRow="0" w:lastRow="0" w:firstColumn="0" w:lastColumn="0" w:oddVBand="0" w:evenVBand="0" w:oddHBand="0" w:evenHBand="0" w:firstRowFirstColumn="0" w:firstRowLastColumn="0" w:lastRowFirstColumn="0" w:lastRowLastColumn="0"/>
             </w:pPr>
             <w:r>
@@ -2355,10 +2972,11 @@
         <w:tc>
           <w:tcPr>
             <w:tcW w:w="2585" w:type="dxa"/>
-            <w:vAlign w:val="top"/>
-          </w:tcPr>
-          <w:p>
-            <w:pPr>
+          </w:tcPr>
+          <w:p>
+            <w:pPr>
+              <w:ind w:firstLine="0"/>
+              <w:jc w:val="center"/>
               <w:cnfStyle w:val="000000000000" w:firstRow="0" w:lastRow="0" w:firstColumn="0" w:lastColumn="0" w:oddVBand="0" w:evenVBand="0" w:oddHBand="0" w:evenHBand="0" w:firstRowFirstColumn="0" w:firstRowLastColumn="0" w:lastRowFirstColumn="0" w:lastRowLastColumn="0"/>
             </w:pPr>
             <w:r>
@@ -2369,10 +2987,11 @@
         <w:tc>
           <w:tcPr>
             <w:tcW w:w="1848" w:type="dxa"/>
-            <w:vAlign w:val="top"/>
-          </w:tcPr>
-          <w:p>
-            <w:pPr>
+          </w:tcPr>
+          <w:p>
+            <w:pPr>
+              <w:ind w:firstLine="0"/>
+              <w:jc w:val="center"/>
               <w:cnfStyle w:val="000000000000" w:firstRow="0" w:lastRow="0" w:firstColumn="0" w:lastColumn="0" w:oddVBand="0" w:evenVBand="0" w:oddHBand="0" w:evenHBand="0" w:firstRowFirstColumn="0" w:firstRowLastColumn="0" w:lastRowFirstColumn="0" w:lastRowLastColumn="0"/>
             </w:pPr>
             <w:r>
@@ -2386,9 +3005,11 @@
           <w:tcPr>
             <w:cnfStyle w:val="001000000000" w:firstRow="0" w:lastRow="0" w:firstColumn="1" w:lastColumn="0" w:oddVBand="0" w:evenVBand="0" w:oddHBand="0" w:evenHBand="0" w:firstRowFirstColumn="0" w:firstRowLastColumn="0" w:lastRowFirstColumn="0" w:lastRowLastColumn="0"/>
             <w:tcW w:w="708" w:type="dxa"/>
-            <w:vAlign w:val="top"/>
-          </w:tcPr>
-          <w:p>
+          </w:tcPr>
+          <w:p>
+            <w:pPr>
+              <w:ind w:firstLine="0"/>
+            </w:pPr>
             <w:r>
               <w:t>6</w:t>
             </w:r>
@@ -2397,10 +3018,11 @@
         <w:tc>
           <w:tcPr>
             <w:tcW w:w="1974" w:type="dxa"/>
-            <w:vAlign w:val="top"/>
-          </w:tcPr>
-          <w:p>
-            <w:pPr>
+          </w:tcPr>
+          <w:p>
+            <w:pPr>
+              <w:ind w:firstLine="0"/>
+              <w:jc w:val="center"/>
               <w:cnfStyle w:val="000000000000" w:firstRow="0" w:lastRow="0" w:firstColumn="0" w:lastColumn="0" w:oddVBand="0" w:evenVBand="0" w:oddHBand="0" w:evenHBand="0" w:firstRowFirstColumn="0" w:firstRowLastColumn="0" w:lastRowFirstColumn="0" w:lastRowLastColumn="0"/>
             </w:pPr>
             <w:r>
@@ -2411,10 +3033,10 @@
         <w:tc>
           <w:tcPr>
             <w:tcW w:w="1663" w:type="dxa"/>
-            <w:vAlign w:val="top"/>
-          </w:tcPr>
-          <w:p>
-            <w:pPr>
+          </w:tcPr>
+          <w:p>
+            <w:pPr>
+              <w:jc w:val="center"/>
               <w:cnfStyle w:val="000000000000" w:firstRow="0" w:lastRow="0" w:firstColumn="0" w:lastColumn="0" w:oddVBand="0" w:evenVBand="0" w:oddHBand="0" w:evenHBand="0" w:firstRowFirstColumn="0" w:firstRowLastColumn="0" w:lastRowFirstColumn="0" w:lastRowLastColumn="0"/>
             </w:pPr>
             <w:r>
@@ -2425,10 +3047,11 @@
         <w:tc>
           <w:tcPr>
             <w:tcW w:w="2585" w:type="dxa"/>
-            <w:vAlign w:val="top"/>
-          </w:tcPr>
-          <w:p>
-            <w:pPr>
+          </w:tcPr>
+          <w:p>
+            <w:pPr>
+              <w:ind w:firstLine="0"/>
+              <w:jc w:val="center"/>
               <w:cnfStyle w:val="000000000000" w:firstRow="0" w:lastRow="0" w:firstColumn="0" w:lastColumn="0" w:oddVBand="0" w:evenVBand="0" w:oddHBand="0" w:evenHBand="0" w:firstRowFirstColumn="0" w:firstRowLastColumn="0" w:lastRowFirstColumn="0" w:lastRowLastColumn="0"/>
             </w:pPr>
             <w:r>
@@ -2439,10 +3062,10 @@
         <w:tc>
           <w:tcPr>
             <w:tcW w:w="1848" w:type="dxa"/>
-            <w:vAlign w:val="top"/>
-          </w:tcPr>
-          <w:p>
-            <w:pPr>
+          </w:tcPr>
+          <w:p>
+            <w:pPr>
+              <w:jc w:val="center"/>
               <w:cnfStyle w:val="000000000000" w:firstRow="0" w:lastRow="0" w:firstColumn="0" w:lastColumn="0" w:oddVBand="0" w:evenVBand="0" w:oddHBand="0" w:evenHBand="0" w:firstRowFirstColumn="0" w:firstRowLastColumn="0" w:lastRowFirstColumn="0" w:lastRowLastColumn="0"/>
             </w:pPr>
             <w:r>
@@ -2456,9 +3079,11 @@
           <w:tcPr>
             <w:cnfStyle w:val="001000000000" w:firstRow="0" w:lastRow="0" w:firstColumn="1" w:lastColumn="0" w:oddVBand="0" w:evenVBand="0" w:oddHBand="0" w:evenHBand="0" w:firstRowFirstColumn="0" w:firstRowLastColumn="0" w:lastRowFirstColumn="0" w:lastRowLastColumn="0"/>
             <w:tcW w:w="708" w:type="dxa"/>
-            <w:vAlign w:val="top"/>
-          </w:tcPr>
-          <w:p>
+          </w:tcPr>
+          <w:p>
+            <w:pPr>
+              <w:ind w:firstLine="0"/>
+            </w:pPr>
             <w:r>
               <w:t>7</w:t>
             </w:r>
@@ -2467,10 +3092,11 @@
         <w:tc>
           <w:tcPr>
             <w:tcW w:w="1974" w:type="dxa"/>
-            <w:vAlign w:val="top"/>
-          </w:tcPr>
-          <w:p>
-            <w:pPr>
+          </w:tcPr>
+          <w:p>
+            <w:pPr>
+              <w:ind w:firstLine="0"/>
+              <w:jc w:val="center"/>
               <w:cnfStyle w:val="000000000000" w:firstRow="0" w:lastRow="0" w:firstColumn="0" w:lastColumn="0" w:oddVBand="0" w:evenVBand="0" w:oddHBand="0" w:evenHBand="0" w:firstRowFirstColumn="0" w:firstRowLastColumn="0" w:lastRowFirstColumn="0" w:lastRowLastColumn="0"/>
             </w:pPr>
             <w:r>
@@ -2481,10 +3107,11 @@
         <w:tc>
           <w:tcPr>
             <w:tcW w:w="1663" w:type="dxa"/>
-            <w:vAlign w:val="top"/>
-          </w:tcPr>
-          <w:p>
-            <w:pPr>
+          </w:tcPr>
+          <w:p>
+            <w:pPr>
+              <w:ind w:firstLine="0"/>
+              <w:jc w:val="center"/>
               <w:cnfStyle w:val="000000000000" w:firstRow="0" w:lastRow="0" w:firstColumn="0" w:lastColumn="0" w:oddVBand="0" w:evenVBand="0" w:oddHBand="0" w:evenHBand="0" w:firstRowFirstColumn="0" w:firstRowLastColumn="0" w:lastRowFirstColumn="0" w:lastRowLastColumn="0"/>
             </w:pPr>
             <w:r>
@@ -2495,10 +3122,11 @@
         <w:tc>
           <w:tcPr>
             <w:tcW w:w="2585" w:type="dxa"/>
-            <w:vAlign w:val="top"/>
-          </w:tcPr>
-          <w:p>
-            <w:pPr>
+          </w:tcPr>
+          <w:p>
+            <w:pPr>
+              <w:ind w:firstLine="0"/>
+              <w:jc w:val="center"/>
               <w:cnfStyle w:val="000000000000" w:firstRow="0" w:lastRow="0" w:firstColumn="0" w:lastColumn="0" w:oddVBand="0" w:evenVBand="0" w:oddHBand="0" w:evenHBand="0" w:firstRowFirstColumn="0" w:firstRowLastColumn="0" w:lastRowFirstColumn="0" w:lastRowLastColumn="0"/>
             </w:pPr>
             <w:r>
@@ -2509,10 +3137,11 @@
         <w:tc>
           <w:tcPr>
             <w:tcW w:w="1848" w:type="dxa"/>
-            <w:vAlign w:val="top"/>
-          </w:tcPr>
-          <w:p>
-            <w:pPr>
+          </w:tcPr>
+          <w:p>
+            <w:pPr>
+              <w:ind w:firstLine="0"/>
+              <w:jc w:val="center"/>
               <w:cnfStyle w:val="000000000000" w:firstRow="0" w:lastRow="0" w:firstColumn="0" w:lastColumn="0" w:oddVBand="0" w:evenVBand="0" w:oddHBand="0" w:evenHBand="0" w:firstRowFirstColumn="0" w:firstRowLastColumn="0" w:lastRowFirstColumn="0" w:lastRowLastColumn="0"/>
             </w:pPr>
             <w:r>
@@ -2526,9 +3155,11 @@
           <w:tcPr>
             <w:cnfStyle w:val="001000000000" w:firstRow="0" w:lastRow="0" w:firstColumn="1" w:lastColumn="0" w:oddVBand="0" w:evenVBand="0" w:oddHBand="0" w:evenHBand="0" w:firstRowFirstColumn="0" w:firstRowLastColumn="0" w:lastRowFirstColumn="0" w:lastRowLastColumn="0"/>
             <w:tcW w:w="708" w:type="dxa"/>
-            <w:vAlign w:val="top"/>
-          </w:tcPr>
-          <w:p>
+          </w:tcPr>
+          <w:p>
+            <w:pPr>
+              <w:ind w:firstLine="0"/>
+            </w:pPr>
             <w:r>
               <w:t>8</w:t>
             </w:r>
@@ -2537,10 +3168,11 @@
         <w:tc>
           <w:tcPr>
             <w:tcW w:w="1974" w:type="dxa"/>
-            <w:vAlign w:val="top"/>
-          </w:tcPr>
-          <w:p>
-            <w:pPr>
+          </w:tcPr>
+          <w:p>
+            <w:pPr>
+              <w:ind w:firstLine="0"/>
+              <w:jc w:val="center"/>
               <w:cnfStyle w:val="000000000000" w:firstRow="0" w:lastRow="0" w:firstColumn="0" w:lastColumn="0" w:oddVBand="0" w:evenVBand="0" w:oddHBand="0" w:evenHBand="0" w:firstRowFirstColumn="0" w:firstRowLastColumn="0" w:lastRowFirstColumn="0" w:lastRowLastColumn="0"/>
             </w:pPr>
             <w:r>
@@ -2551,10 +3183,11 @@
         <w:tc>
           <w:tcPr>
             <w:tcW w:w="1663" w:type="dxa"/>
-            <w:vAlign w:val="top"/>
-          </w:tcPr>
-          <w:p>
-            <w:pPr>
+          </w:tcPr>
+          <w:p>
+            <w:pPr>
+              <w:ind w:firstLine="0"/>
+              <w:jc w:val="center"/>
               <w:cnfStyle w:val="000000000000" w:firstRow="0" w:lastRow="0" w:firstColumn="0" w:lastColumn="0" w:oddVBand="0" w:evenVBand="0" w:oddHBand="0" w:evenHBand="0" w:firstRowFirstColumn="0" w:firstRowLastColumn="0" w:lastRowFirstColumn="0" w:lastRowLastColumn="0"/>
             </w:pPr>
             <w:r>
@@ -2565,10 +3198,11 @@
         <w:tc>
           <w:tcPr>
             <w:tcW w:w="2585" w:type="dxa"/>
-            <w:vAlign w:val="top"/>
-          </w:tcPr>
-          <w:p>
-            <w:pPr>
+          </w:tcPr>
+          <w:p>
+            <w:pPr>
+              <w:ind w:firstLine="0"/>
+              <w:jc w:val="center"/>
               <w:cnfStyle w:val="000000000000" w:firstRow="0" w:lastRow="0" w:firstColumn="0" w:lastColumn="0" w:oddVBand="0" w:evenVBand="0" w:oddHBand="0" w:evenHBand="0" w:firstRowFirstColumn="0" w:firstRowLastColumn="0" w:lastRowFirstColumn="0" w:lastRowLastColumn="0"/>
             </w:pPr>
             <w:r>
@@ -2579,10 +3213,11 @@
         <w:tc>
           <w:tcPr>
             <w:tcW w:w="1848" w:type="dxa"/>
-            <w:vAlign w:val="top"/>
-          </w:tcPr>
-          <w:p>
-            <w:pPr>
+          </w:tcPr>
+          <w:p>
+            <w:pPr>
+              <w:ind w:firstLine="0"/>
+              <w:jc w:val="center"/>
               <w:cnfStyle w:val="000000000000" w:firstRow="0" w:lastRow="0" w:firstColumn="0" w:lastColumn="0" w:oddVBand="0" w:evenVBand="0" w:oddHBand="0" w:evenHBand="0" w:firstRowFirstColumn="0" w:firstRowLastColumn="0" w:lastRowFirstColumn="0" w:lastRowLastColumn="0"/>
             </w:pPr>
             <w:r>
@@ -2596,9 +3231,11 @@
           <w:tcPr>
             <w:cnfStyle w:val="001000000000" w:firstRow="0" w:lastRow="0" w:firstColumn="1" w:lastColumn="0" w:oddVBand="0" w:evenVBand="0" w:oddHBand="0" w:evenHBand="0" w:firstRowFirstColumn="0" w:firstRowLastColumn="0" w:lastRowFirstColumn="0" w:lastRowLastColumn="0"/>
             <w:tcW w:w="708" w:type="dxa"/>
-            <w:vAlign w:val="top"/>
-          </w:tcPr>
-          <w:p>
+          </w:tcPr>
+          <w:p>
+            <w:pPr>
+              <w:ind w:firstLine="0"/>
+            </w:pPr>
             <w:r>
               <w:t>9</w:t>
             </w:r>
@@ -2607,10 +3244,11 @@
         <w:tc>
           <w:tcPr>
             <w:tcW w:w="1974" w:type="dxa"/>
-            <w:vAlign w:val="top"/>
-          </w:tcPr>
-          <w:p>
-            <w:pPr>
+          </w:tcPr>
+          <w:p>
+            <w:pPr>
+              <w:ind w:firstLine="0"/>
+              <w:jc w:val="center"/>
               <w:cnfStyle w:val="000000000000" w:firstRow="0" w:lastRow="0" w:firstColumn="0" w:lastColumn="0" w:oddVBand="0" w:evenVBand="0" w:oddHBand="0" w:evenHBand="0" w:firstRowFirstColumn="0" w:firstRowLastColumn="0" w:lastRowFirstColumn="0" w:lastRowLastColumn="0"/>
             </w:pPr>
             <w:r>
@@ -2621,10 +3259,11 @@
         <w:tc>
           <w:tcPr>
             <w:tcW w:w="1663" w:type="dxa"/>
-            <w:vAlign w:val="top"/>
-          </w:tcPr>
-          <w:p>
-            <w:pPr>
+          </w:tcPr>
+          <w:p>
+            <w:pPr>
+              <w:ind w:firstLine="0"/>
+              <w:jc w:val="center"/>
               <w:cnfStyle w:val="000000000000" w:firstRow="0" w:lastRow="0" w:firstColumn="0" w:lastColumn="0" w:oddVBand="0" w:evenVBand="0" w:oddHBand="0" w:evenHBand="0" w:firstRowFirstColumn="0" w:firstRowLastColumn="0" w:lastRowFirstColumn="0" w:lastRowLastColumn="0"/>
             </w:pPr>
             <w:r>
@@ -2635,10 +3274,11 @@
         <w:tc>
           <w:tcPr>
             <w:tcW w:w="2585" w:type="dxa"/>
-            <w:vAlign w:val="top"/>
-          </w:tcPr>
-          <w:p>
-            <w:pPr>
+          </w:tcPr>
+          <w:p>
+            <w:pPr>
+              <w:ind w:firstLine="0"/>
+              <w:jc w:val="center"/>
               <w:cnfStyle w:val="000000000000" w:firstRow="0" w:lastRow="0" w:firstColumn="0" w:lastColumn="0" w:oddVBand="0" w:evenVBand="0" w:oddHBand="0" w:evenHBand="0" w:firstRowFirstColumn="0" w:firstRowLastColumn="0" w:lastRowFirstColumn="0" w:lastRowLastColumn="0"/>
             </w:pPr>
             <w:r>
@@ -2649,10 +3289,11 @@
         <w:tc>
           <w:tcPr>
             <w:tcW w:w="1848" w:type="dxa"/>
-            <w:vAlign w:val="top"/>
-          </w:tcPr>
-          <w:p>
-            <w:pPr>
+          </w:tcPr>
+          <w:p>
+            <w:pPr>
+              <w:ind w:firstLine="0"/>
+              <w:jc w:val="center"/>
               <w:cnfStyle w:val="000000000000" w:firstRow="0" w:lastRow="0" w:firstColumn="0" w:lastColumn="0" w:oddVBand="0" w:evenVBand="0" w:oddHBand="0" w:evenHBand="0" w:firstRowFirstColumn="0" w:firstRowLastColumn="0" w:lastRowFirstColumn="0" w:lastRowLastColumn="0"/>
             </w:pPr>
             <w:r>
@@ -2666,11 +3307,12 @@
           <w:tcPr>
             <w:cnfStyle w:val="001000000000" w:firstRow="0" w:lastRow="0" w:firstColumn="1" w:lastColumn="0" w:oddVBand="0" w:evenVBand="0" w:oddHBand="0" w:evenHBand="0" w:firstRowFirstColumn="0" w:firstRowLastColumn="0" w:lastRowFirstColumn="0" w:lastRowLastColumn="0"/>
             <w:tcW w:w="708" w:type="dxa"/>
-            <w:vAlign w:val="top"/>
-          </w:tcPr>
-          <w:p>
-            <w:r>
-              <w:lastRenderedPageBreak/>
+          </w:tcPr>
+          <w:p>
+            <w:pPr>
+              <w:ind w:firstLine="0"/>
+            </w:pPr>
+            <w:r>
               <w:t>10</w:t>
             </w:r>
           </w:p>
@@ -2678,10 +3320,11 @@
         <w:tc>
           <w:tcPr>
             <w:tcW w:w="1974" w:type="dxa"/>
-            <w:vAlign w:val="top"/>
-          </w:tcPr>
-          <w:p>
-            <w:pPr>
+          </w:tcPr>
+          <w:p>
+            <w:pPr>
+              <w:ind w:firstLine="0"/>
+              <w:jc w:val="center"/>
               <w:cnfStyle w:val="000000000000" w:firstRow="0" w:lastRow="0" w:firstColumn="0" w:lastColumn="0" w:oddVBand="0" w:evenVBand="0" w:oddHBand="0" w:evenHBand="0" w:firstRowFirstColumn="0" w:firstRowLastColumn="0" w:lastRowFirstColumn="0" w:lastRowLastColumn="0"/>
             </w:pPr>
             <w:r>
@@ -2692,10 +3335,11 @@
         <w:tc>
           <w:tcPr>
             <w:tcW w:w="1663" w:type="dxa"/>
-            <w:vAlign w:val="top"/>
-          </w:tcPr>
-          <w:p>
-            <w:pPr>
+          </w:tcPr>
+          <w:p>
+            <w:pPr>
+              <w:ind w:firstLine="0"/>
+              <w:jc w:val="center"/>
               <w:cnfStyle w:val="000000000000" w:firstRow="0" w:lastRow="0" w:firstColumn="0" w:lastColumn="0" w:oddVBand="0" w:evenVBand="0" w:oddHBand="0" w:evenHBand="0" w:firstRowFirstColumn="0" w:firstRowLastColumn="0" w:lastRowFirstColumn="0" w:lastRowLastColumn="0"/>
             </w:pPr>
             <w:r>
@@ -2706,10 +3350,11 @@
         <w:tc>
           <w:tcPr>
             <w:tcW w:w="2585" w:type="dxa"/>
-            <w:vAlign w:val="top"/>
-          </w:tcPr>
-          <w:p>
-            <w:pPr>
+          </w:tcPr>
+          <w:p>
+            <w:pPr>
+              <w:ind w:firstLine="0"/>
+              <w:jc w:val="center"/>
               <w:cnfStyle w:val="000000000000" w:firstRow="0" w:lastRow="0" w:firstColumn="0" w:lastColumn="0" w:oddVBand="0" w:evenVBand="0" w:oddHBand="0" w:evenHBand="0" w:firstRowFirstColumn="0" w:firstRowLastColumn="0" w:lastRowFirstColumn="0" w:lastRowLastColumn="0"/>
             </w:pPr>
             <w:r>
@@ -2720,10 +3365,11 @@
         <w:tc>
           <w:tcPr>
             <w:tcW w:w="1848" w:type="dxa"/>
-            <w:vAlign w:val="top"/>
-          </w:tcPr>
-          <w:p>
-            <w:pPr>
+          </w:tcPr>
+          <w:p>
+            <w:pPr>
+              <w:ind w:firstLine="0"/>
+              <w:jc w:val="center"/>
               <w:cnfStyle w:val="000000000000" w:firstRow="0" w:lastRow="0" w:firstColumn="0" w:lastColumn="0" w:oddVBand="0" w:evenVBand="0" w:oddHBand="0" w:evenHBand="0" w:firstRowFirstColumn="0" w:firstRowLastColumn="0" w:lastRowFirstColumn="0" w:lastRowLastColumn="0"/>
             </w:pPr>
             <w:r>
@@ -2765,7 +3411,6 @@
           <w:tcPr>
             <w:cnfStyle w:val="001000000000" w:firstRow="0" w:lastRow="0" w:firstColumn="1" w:lastColumn="0" w:oddVBand="0" w:evenVBand="0" w:oddHBand="0" w:evenHBand="0" w:firstRowFirstColumn="0" w:firstRowLastColumn="0" w:lastRowFirstColumn="0" w:lastRowLastColumn="0"/>
             <w:tcW w:w="708" w:type="dxa"/>
-            <w:vAlign w:val="top"/>
           </w:tcPr>
           <w:p>
             <w:r>
@@ -2776,10 +3421,10 @@
         <w:tc>
           <w:tcPr>
             <w:tcW w:w="1911" w:type="dxa"/>
-            <w:vAlign w:val="top"/>
-          </w:tcPr>
-          <w:p>
-            <w:pPr>
+          </w:tcPr>
+          <w:p>
+            <w:pPr>
+              <w:ind w:firstLine="0"/>
               <w:cnfStyle w:val="100000000000" w:firstRow="1" w:lastRow="0" w:firstColumn="0" w:lastColumn="0" w:oddVBand="0" w:evenVBand="0" w:oddHBand="0" w:evenHBand="0" w:firstRowFirstColumn="0" w:firstRowLastColumn="0" w:lastRowFirstColumn="0" w:lastRowLastColumn="0"/>
             </w:pPr>
             <w:r>
@@ -2790,10 +3435,10 @@
         <w:tc>
           <w:tcPr>
             <w:tcW w:w="1629" w:type="dxa"/>
-            <w:vAlign w:val="top"/>
-          </w:tcPr>
-          <w:p>
-            <w:pPr>
+          </w:tcPr>
+          <w:p>
+            <w:pPr>
+              <w:ind w:firstLine="0"/>
               <w:cnfStyle w:val="100000000000" w:firstRow="1" w:lastRow="0" w:firstColumn="0" w:lastColumn="0" w:oddVBand="0" w:evenVBand="0" w:oddHBand="0" w:evenHBand="0" w:firstRowFirstColumn="0" w:firstRowLastColumn="0" w:lastRowFirstColumn="0" w:lastRowLastColumn="0"/>
             </w:pPr>
             <w:r>
@@ -2804,10 +3449,10 @@
         <w:tc>
           <w:tcPr>
             <w:tcW w:w="2551" w:type="dxa"/>
-            <w:vAlign w:val="top"/>
-          </w:tcPr>
-          <w:p>
-            <w:pPr>
+          </w:tcPr>
+          <w:p>
+            <w:pPr>
+              <w:ind w:firstLine="0"/>
               <w:cnfStyle w:val="100000000000" w:firstRow="1" w:lastRow="0" w:firstColumn="0" w:lastColumn="0" w:oddVBand="0" w:evenVBand="0" w:oddHBand="0" w:evenHBand="0" w:firstRowFirstColumn="0" w:firstRowLastColumn="0" w:lastRowFirstColumn="0" w:lastRowLastColumn="0"/>
             </w:pPr>
             <w:r>
@@ -2818,10 +3463,10 @@
         <w:tc>
           <w:tcPr>
             <w:tcW w:w="1979" w:type="dxa"/>
-            <w:vAlign w:val="top"/>
-          </w:tcPr>
-          <w:p>
-            <w:pPr>
+          </w:tcPr>
+          <w:p>
+            <w:pPr>
+              <w:ind w:firstLine="0"/>
               <w:cnfStyle w:val="100000000000" w:firstRow="1" w:lastRow="0" w:firstColumn="0" w:lastColumn="0" w:oddVBand="0" w:evenVBand="0" w:oddHBand="0" w:evenHBand="0" w:firstRowFirstColumn="0" w:firstRowLastColumn="0" w:lastRowFirstColumn="0" w:lastRowLastColumn="0"/>
             </w:pPr>
             <w:r>
@@ -2839,24 +3484,35 @@
           <w:tcPr>
             <w:cnfStyle w:val="001000000000" w:firstRow="0" w:lastRow="0" w:firstColumn="1" w:lastColumn="0" w:oddVBand="0" w:evenVBand="0" w:oddHBand="0" w:evenHBand="0" w:firstRowFirstColumn="0" w:firstRowLastColumn="0" w:lastRowFirstColumn="0" w:lastRowLastColumn="0"/>
             <w:tcW w:w="708" w:type="dxa"/>
-            <w:vAlign w:val="top"/>
-          </w:tcPr>
-          <w:p>
-            <w:r>
+          </w:tcPr>
+          <w:p>
+            <w:r>
+              <w:rPr>
+                <w:lang w:val="en-US"/>
+              </w:rPr>
               <w:t>1</w:t>
             </w:r>
+            <w:r>
+              <w:t>1</w:t>
+            </w:r>
           </w:p>
         </w:tc>
         <w:tc>
           <w:tcPr>
             <w:tcW w:w="1911" w:type="dxa"/>
-            <w:vAlign w:val="top"/>
-          </w:tcPr>
-          <w:p>
-            <w:pPr>
+          </w:tcPr>
+          <w:p>
+            <w:pPr>
+              <w:ind w:firstLine="0"/>
               <w:cnfStyle w:val="100000000000" w:firstRow="1" w:lastRow="0" w:firstColumn="0" w:lastColumn="0" w:oddVBand="0" w:evenVBand="0" w:oddHBand="0" w:evenHBand="0" w:firstRowFirstColumn="0" w:firstRowLastColumn="0" w:lastRowFirstColumn="0" w:lastRowLastColumn="0"/>
-            </w:pPr>
-            <w:r>
+              <w:rPr>
+                <w:b w:val="0"/>
+              </w:rPr>
+            </w:pPr>
+            <w:r>
+              <w:rPr>
+                <w:b w:val="0"/>
+              </w:rPr>
               <w:t>CategoryID</w:t>
             </w:r>
           </w:p>
@@ -2864,27 +3520,40 @@
         <w:tc>
           <w:tcPr>
             <w:tcW w:w="1629" w:type="dxa"/>
-            <w:vAlign w:val="top"/>
-          </w:tcPr>
-          <w:p>
-            <w:pPr>
+          </w:tcPr>
+          <w:p>
+            <w:pPr>
+              <w:ind w:firstLine="0"/>
               <w:cnfStyle w:val="100000000000" w:firstRow="1" w:lastRow="0" w:firstColumn="0" w:lastColumn="0" w:oddVBand="0" w:evenVBand="0" w:oddHBand="0" w:evenHBand="0" w:firstRowFirstColumn="0" w:firstRowLastColumn="0" w:lastRowFirstColumn="0" w:lastRowLastColumn="0"/>
-            </w:pPr>
-            <w:r>
+              <w:rPr>
+                <w:b w:val="0"/>
+              </w:rPr>
+            </w:pPr>
+            <w:r>
+              <w:rPr>
+                <w:b w:val="0"/>
+              </w:rPr>
               <w:t>INT</w:t>
             </w:r>
+            <w:bookmarkStart w:id="0" w:name="_GoBack"/>
+            <w:bookmarkEnd w:id="0"/>
           </w:p>
         </w:tc>
         <w:tc>
           <w:tcPr>
             <w:tcW w:w="2551" w:type="dxa"/>
-            <w:vAlign w:val="top"/>
           </w:tcPr>
           <w:p>
             <w:pPr>
               <w:cnfStyle w:val="100000000000" w:firstRow="1" w:lastRow="0" w:firstColumn="0" w:lastColumn="0" w:oddVBand="0" w:evenVBand="0" w:oddHBand="0" w:evenHBand="0" w:firstRowFirstColumn="0" w:firstRowLastColumn="0" w:lastRowFirstColumn="0" w:lastRowLastColumn="0"/>
-            </w:pPr>
-            <w:r>
+              <w:rPr>
+                <w:b w:val="0"/>
+              </w:rPr>
+            </w:pPr>
+            <w:r>
+              <w:rPr>
+                <w:b w:val="0"/>
+              </w:rPr>
               <w:t>AUTO_INCREMENT, PRIMARY KEY</w:t>
             </w:r>
           </w:p>
@@ -2892,13 +3561,19 @@
         <w:tc>
           <w:tcPr>
             <w:tcW w:w="1979" w:type="dxa"/>
-            <w:vAlign w:val="top"/>
-          </w:tcPr>
-          <w:p>
-            <w:pPr>
+          </w:tcPr>
+          <w:p>
+            <w:pPr>
+              <w:ind w:firstLine="0"/>
               <w:cnfStyle w:val="100000000000" w:firstRow="1" w:lastRow="0" w:firstColumn="0" w:lastColumn="0" w:oddVBand="0" w:evenVBand="0" w:oddHBand="0" w:evenHBand="0" w:firstRowFirstColumn="0" w:firstRowLastColumn="0" w:lastRowFirstColumn="0" w:lastRowLastColumn="0"/>
-            </w:pPr>
-            <w:r>
+              <w:rPr>
+                <w:b w:val="0"/>
+              </w:rPr>
+            </w:pPr>
+            <w:r>
+              <w:rPr>
+                <w:b w:val="0"/>
+              </w:rPr>
               <w:t>Mã định danh danh mục</w:t>
             </w:r>
           </w:p>
@@ -2913,24 +3588,35 @@
           <w:tcPr>
             <w:cnfStyle w:val="001000000000" w:firstRow="0" w:lastRow="0" w:firstColumn="1" w:lastColumn="0" w:oddVBand="0" w:evenVBand="0" w:oddHBand="0" w:evenHBand="0" w:firstRowFirstColumn="0" w:firstRowLastColumn="0" w:lastRowFirstColumn="0" w:lastRowLastColumn="0"/>
             <w:tcW w:w="708" w:type="dxa"/>
-            <w:vAlign w:val="top"/>
-          </w:tcPr>
-          <w:p>
-            <w:r>
+          </w:tcPr>
+          <w:p>
+            <w:r>
+              <w:rPr>
+                <w:lang w:val="en-US"/>
+              </w:rPr>
               <w:t>2</w:t>
             </w:r>
+            <w:r>
+              <w:t>2</w:t>
+            </w:r>
           </w:p>
         </w:tc>
         <w:tc>
           <w:tcPr>
             <w:tcW w:w="1911" w:type="dxa"/>
-            <w:vAlign w:val="top"/>
-          </w:tcPr>
-          <w:p>
-            <w:pPr>
+          </w:tcPr>
+          <w:p>
+            <w:pPr>
+              <w:ind w:firstLine="0"/>
               <w:cnfStyle w:val="100000000000" w:firstRow="1" w:lastRow="0" w:firstColumn="0" w:lastColumn="0" w:oddVBand="0" w:evenVBand="0" w:oddHBand="0" w:evenHBand="0" w:firstRowFirstColumn="0" w:firstRowLastColumn="0" w:lastRowFirstColumn="0" w:lastRowLastColumn="0"/>
-            </w:pPr>
-            <w:r>
+              <w:rPr>
+                <w:b w:val="0"/>
+              </w:rPr>
+            </w:pPr>
+            <w:r>
+              <w:rPr>
+                <w:b w:val="0"/>
+              </w:rPr>
               <w:t>CategoryName</w:t>
             </w:r>
           </w:p>
@@ -2938,13 +3624,19 @@
         <w:tc>
           <w:tcPr>
             <w:tcW w:w="1629" w:type="dxa"/>
-            <w:vAlign w:val="top"/>
-          </w:tcPr>
-          <w:p>
-            <w:pPr>
+          </w:tcPr>
+          <w:p>
+            <w:pPr>
+              <w:ind w:firstLine="0"/>
               <w:cnfStyle w:val="100000000000" w:firstRow="1" w:lastRow="0" w:firstColumn="0" w:lastColumn="0" w:oddVBand="0" w:evenVBand="0" w:oddHBand="0" w:evenHBand="0" w:firstRowFirstColumn="0" w:firstRowLastColumn="0" w:lastRowFirstColumn="0" w:lastRowLastColumn="0"/>
-            </w:pPr>
-            <w:r>
+              <w:rPr>
+                <w:b w:val="0"/>
+              </w:rPr>
+            </w:pPr>
+            <w:r>
+              <w:rPr>
+                <w:b w:val="0"/>
+              </w:rPr>
               <w:t>VARCHAR(200)</w:t>
             </w:r>
           </w:p>
@@ -2952,13 +3644,18 @@
         <w:tc>
           <w:tcPr>
             <w:tcW w:w="2551" w:type="dxa"/>
-            <w:vAlign w:val="top"/>
           </w:tcPr>
           <w:p>
             <w:pPr>
               <w:cnfStyle w:val="100000000000" w:firstRow="1" w:lastRow="0" w:firstColumn="0" w:lastColumn="0" w:oddVBand="0" w:evenVBand="0" w:oddHBand="0" w:evenHBand="0" w:firstRowFirstColumn="0" w:firstRowLastColumn="0" w:lastRowFirstColumn="0" w:lastRowLastColumn="0"/>
-            </w:pPr>
-            <w:r>
+              <w:rPr>
+                <w:b w:val="0"/>
+              </w:rPr>
+            </w:pPr>
+            <w:r>
+              <w:rPr>
+                <w:b w:val="0"/>
+              </w:rPr>
               <w:t>NOT NULL</w:t>
             </w:r>
           </w:p>
@@ -2966,13 +3663,19 @@
         <w:tc>
           <w:tcPr>
             <w:tcW w:w="1979" w:type="dxa"/>
-            <w:vAlign w:val="top"/>
-          </w:tcPr>
-          <w:p>
-            <w:pPr>
+          </w:tcPr>
+          <w:p>
+            <w:pPr>
+              <w:ind w:firstLine="0"/>
               <w:cnfStyle w:val="100000000000" w:firstRow="1" w:lastRow="0" w:firstColumn="0" w:lastColumn="0" w:oddVBand="0" w:evenVBand="0" w:oddHBand="0" w:evenHBand="0" w:firstRowFirstColumn="0" w:firstRowLastColumn="0" w:lastRowFirstColumn="0" w:lastRowLastColumn="0"/>
-            </w:pPr>
-            <w:r>
+              <w:rPr>
+                <w:b w:val="0"/>
+              </w:rPr>
+            </w:pPr>
+            <w:r>
+              <w:rPr>
+                <w:b w:val="0"/>
+              </w:rPr>
               <w:t>Tên danh mục</w:t>
             </w:r>
           </w:p>
@@ -2987,24 +3690,35 @@
           <w:tcPr>
             <w:cnfStyle w:val="001000000000" w:firstRow="0" w:lastRow="0" w:firstColumn="1" w:lastColumn="0" w:oddVBand="0" w:evenVBand="0" w:oddHBand="0" w:evenHBand="0" w:firstRowFirstColumn="0" w:firstRowLastColumn="0" w:lastRowFirstColumn="0" w:lastRowLastColumn="0"/>
             <w:tcW w:w="708" w:type="dxa"/>
-            <w:vAlign w:val="top"/>
-          </w:tcPr>
-          <w:p>
-            <w:r>
+          </w:tcPr>
+          <w:p>
+            <w:r>
+              <w:rPr>
+                <w:lang w:val="en-US"/>
+              </w:rPr>
               <w:t>3</w:t>
             </w:r>
+            <w:r>
+              <w:t>3</w:t>
+            </w:r>
           </w:p>
         </w:tc>
         <w:tc>
           <w:tcPr>
             <w:tcW w:w="1911" w:type="dxa"/>
-            <w:vAlign w:val="top"/>
-          </w:tcPr>
-          <w:p>
-            <w:pPr>
+          </w:tcPr>
+          <w:p>
+            <w:pPr>
+              <w:ind w:firstLine="0"/>
               <w:cnfStyle w:val="100000000000" w:firstRow="1" w:lastRow="0" w:firstColumn="0" w:lastColumn="0" w:oddVBand="0" w:evenVBand="0" w:oddHBand="0" w:evenHBand="0" w:firstRowFirstColumn="0" w:firstRowLastColumn="0" w:lastRowFirstColumn="0" w:lastRowLastColumn="0"/>
-            </w:pPr>
-            <w:r>
+              <w:rPr>
+                <w:b w:val="0"/>
+              </w:rPr>
+            </w:pPr>
+            <w:r>
+              <w:rPr>
+                <w:b w:val="0"/>
+              </w:rPr>
               <w:t>Description</w:t>
             </w:r>
           </w:p>
@@ -3012,13 +3726,19 @@
         <w:tc>
           <w:tcPr>
             <w:tcW w:w="1629" w:type="dxa"/>
-            <w:vAlign w:val="top"/>
-          </w:tcPr>
-          <w:p>
-            <w:pPr>
+          </w:tcPr>
+          <w:p>
+            <w:pPr>
+              <w:ind w:firstLine="0"/>
               <w:cnfStyle w:val="100000000000" w:firstRow="1" w:lastRow="0" w:firstColumn="0" w:lastColumn="0" w:oddVBand="0" w:evenVBand="0" w:oddHBand="0" w:evenHBand="0" w:firstRowFirstColumn="0" w:firstRowLastColumn="0" w:lastRowFirstColumn="0" w:lastRowLastColumn="0"/>
-            </w:pPr>
-            <w:r>
+              <w:rPr>
+                <w:b w:val="0"/>
+              </w:rPr>
+            </w:pPr>
+            <w:r>
+              <w:rPr>
+                <w:b w:val="0"/>
+              </w:rPr>
               <w:t>TEXT</w:t>
             </w:r>
           </w:p>
@@ -3026,13 +3746,18 @@
         <w:tc>
           <w:tcPr>
             <w:tcW w:w="2551" w:type="dxa"/>
-            <w:vAlign w:val="top"/>
           </w:tcPr>
           <w:p>
             <w:pPr>
               <w:cnfStyle w:val="100000000000" w:firstRow="1" w:lastRow="0" w:firstColumn="0" w:lastColumn="0" w:oddVBand="0" w:evenVBand="0" w:oddHBand="0" w:evenHBand="0" w:firstRowFirstColumn="0" w:firstRowLastColumn="0" w:lastRowFirstColumn="0" w:lastRowLastColumn="0"/>
-            </w:pPr>
-            <w:r>
+              <w:rPr>
+                <w:b w:val="0"/>
+              </w:rPr>
+            </w:pPr>
+            <w:r>
+              <w:rPr>
+                <w:b w:val="0"/>
+              </w:rPr>
               <w:t>NULL</w:t>
             </w:r>
           </w:p>
@@ -3040,13 +3765,19 @@
         <w:tc>
           <w:tcPr>
             <w:tcW w:w="1979" w:type="dxa"/>
-            <w:vAlign w:val="top"/>
-          </w:tcPr>
-          <w:p>
-            <w:pPr>
+          </w:tcPr>
+          <w:p>
+            <w:pPr>
+              <w:ind w:firstLine="0"/>
               <w:cnfStyle w:val="100000000000" w:firstRow="1" w:lastRow="0" w:firstColumn="0" w:lastColumn="0" w:oddVBand="0" w:evenVBand="0" w:oddHBand="0" w:evenHBand="0" w:firstRowFirstColumn="0" w:firstRowLastColumn="0" w:lastRowFirstColumn="0" w:lastRowLastColumn="0"/>
-            </w:pPr>
-            <w:r>
+              <w:rPr>
+                <w:b w:val="0"/>
+              </w:rPr>
+            </w:pPr>
+            <w:r>
+              <w:rPr>
+                <w:b w:val="0"/>
+              </w:rPr>
               <w:t>Mô tả chi tiết danh mục</w:t>
             </w:r>
           </w:p>
@@ -3163,6 +3894,7 @@
           </w:tcPr>
           <w:p>
             <w:r>
+              <w:lastRenderedPageBreak/>
               <w:t>1</w:t>
             </w:r>
           </w:p>
@@ -3553,7 +4285,6 @@
           </w:tcPr>
           <w:p>
             <w:r>
-              <w:lastRenderedPageBreak/>
               <w:t>7</w:t>
             </w:r>
           </w:p>
@@ -3877,6 +4608,7 @@
         <w:pStyle w:val="Heading3"/>
       </w:pPr>
       <w:r>
+        <w:lastRenderedPageBreak/>
         <w:t>Quản lý đơn vị vận chuyển</w:t>
       </w:r>
     </w:p>
@@ -4436,7 +5168,6 @@
           </w:tcPr>
           <w:p>
             <w:r>
-              <w:lastRenderedPageBreak/>
               <w:t>3</w:t>
             </w:r>
           </w:p>
@@ -4759,7 +5490,11 @@
               <w:cnfStyle w:val="000000000000" w:firstRow="0" w:lastRow="0" w:firstColumn="0" w:lastColumn="0" w:oddVBand="0" w:evenVBand="0" w:oddHBand="0" w:evenHBand="0" w:firstRowFirstColumn="0" w:firstRowLastColumn="0" w:lastRowFirstColumn="0" w:lastRowLastColumn="0"/>
             </w:pPr>
             <w:r>
-              <w:t>NOT NULL, DEFAULT 0, CHECK (StockQuantity &gt;= 0)</w:t>
+              <w:t xml:space="preserve">NOT NULL, DEFAULT 0, CHECK </w:t>
+            </w:r>
+            <w:r>
+              <w:lastRenderedPageBreak/>
+              <w:t>(StockQuantity &gt;= 0)</w:t>
             </w:r>
           </w:p>
         </w:tc>
@@ -4773,6 +5508,7 @@
               <w:cnfStyle w:val="000000000000" w:firstRow="0" w:lastRow="0" w:firstColumn="0" w:lastColumn="0" w:oddVBand="0" w:evenVBand="0" w:oddHBand="0" w:evenHBand="0" w:firstRowFirstColumn="0" w:firstRowLastColumn="0" w:lastRowFirstColumn="0" w:lastRowLastColumn="0"/>
             </w:pPr>
             <w:r>
+              <w:lastRenderedPageBreak/>
               <w:t>Số lượng tồn kho</w:t>
             </w:r>
           </w:p>
@@ -4787,6 +5523,7 @@
           </w:tcPr>
           <w:p>
             <w:r>
+              <w:lastRenderedPageBreak/>
               <w:t>8</w:t>
             </w:r>
           </w:p>
@@ -5222,7 +5959,6 @@
           </w:tcPr>
           <w:p>
             <w:r>
-              <w:lastRenderedPageBreak/>
               <w:t>3</w:t>
             </w:r>
           </w:p>
@@ -5548,6 +6284,7 @@
           </w:tcPr>
           <w:p>
             <w:r>
+              <w:lastRenderedPageBreak/>
               <w:t>8</w:t>
             </w:r>
           </w:p>
@@ -5976,11 +6713,7 @@
               <w:cnfStyle w:val="000000000000" w:firstRow="0" w:lastRow="0" w:firstColumn="0" w:lastColumn="0" w:oddVBand="0" w:evenVBand="0" w:oddHBand="0" w:evenHBand="0" w:firstRowFirstColumn="0" w:firstRowLastColumn="0" w:lastRowFirstColumn="0" w:lastRowLastColumn="0"/>
             </w:pPr>
             <w:r>
-              <w:t xml:space="preserve">Trạng thái đơn hàng (Ví dụ: </w:t>
-            </w:r>
-            <w:r>
-              <w:lastRenderedPageBreak/>
-              <w:t>Pending, Completed...)</w:t>
+              <w:t>Trạng thái đơn hàng (Ví dụ: Pending, Completed...)</w:t>
             </w:r>
           </w:p>
         </w:tc>
@@ -5994,7 +6727,6 @@
           </w:tcPr>
           <w:p>
             <w:r>
-              <w:lastRenderedPageBreak/>
               <w:t>5</w:t>
             </w:r>
           </w:p>
@@ -6191,7 +6923,11 @@
               <w:cnfStyle w:val="000000000000" w:firstRow="0" w:lastRow="0" w:firstColumn="0" w:lastColumn="0" w:oddVBand="0" w:evenVBand="0" w:oddHBand="0" w:evenHBand="0" w:firstRowFirstColumn="0" w:firstRowLastColumn="0" w:lastRowFirstColumn="0" w:lastRowLastColumn="0"/>
             </w:pPr>
             <w:r>
-              <w:t>Mã đơn vị vận chuyển</w:t>
+              <w:t xml:space="preserve">Mã đơn vị </w:t>
+            </w:r>
+            <w:r>
+              <w:lastRenderedPageBreak/>
+              <w:t>vận chuyển</w:t>
             </w:r>
           </w:p>
         </w:tc>
@@ -6202,6 +6938,7 @@
         <w:pStyle w:val="Heading3"/>
       </w:pPr>
       <w:r>
+        <w:lastRenderedPageBreak/>
         <w:t>Chi tiết đơn hàng</w:t>
       </w:r>
     </w:p>
@@ -6689,6 +7426,7 @@
         </w:numPr>
       </w:pPr>
       <w:r>
+        <w:lastRenderedPageBreak/>
         <w:t>Trang danh sách sản phẩm: Cung cấp bộ lọc theo danh mục, công cụ tìm kiếm theo tên hoặc mã SKU, hiển thị danh đưới dạng lưới thẻ (Grid card) trực quan.</w:t>
       </w:r>
     </w:p>
@@ -6896,7 +7634,7 @@
       <w:rPr>
         <w:noProof/>
       </w:rPr>
-      <w:t>14</w:t>
+      <w:t>20</w:t>
     </w:r>
     <w:r>
       <w:rPr>
@@ -8008,7 +8746,7 @@
       <w:lvlText w:val="CHƯƠNG %1:"/>
       <w:lvlJc w:val="left"/>
       <w:pPr>
-        <w:ind w:left="432" w:hanging="432"/>
+        <w:ind w:left="1567" w:hanging="432"/>
       </w:pPr>
       <w:rPr>
         <w:rFonts w:hint="default"/>
@@ -8022,7 +8760,7 @@
       <w:lvlText w:val="%1.%2"/>
       <w:lvlJc w:val="left"/>
       <w:pPr>
-        <w:ind w:left="1144" w:hanging="576"/>
+        <w:ind w:left="4971" w:hanging="576"/>
       </w:pPr>
       <w:rPr>
         <w:rFonts w:ascii="Times New Roman" w:hAnsi="Times New Roman" w:hint="default"/>
@@ -9349,6 +10087,7 @@
         <w:numId w:val="1"/>
       </w:numPr>
       <w:spacing w:before="120" w:after="120" w:line="360" w:lineRule="auto"/>
+      <w:ind w:left="432"/>
       <w:jc w:val="center"/>
       <w:outlineLvl w:val="0"/>
     </w:pPr>
@@ -9375,6 +10114,7 @@
         <w:numId w:val="1"/>
       </w:numPr>
       <w:spacing w:before="120" w:after="120" w:line="360" w:lineRule="auto"/>
+      <w:ind w:left="1144"/>
       <w:outlineLvl w:val="1"/>
     </w:pPr>
     <w:rPr>
@@ -9565,6 +10305,7 @@
   <w:style w:type="character" w:default="1" w:styleId="DefaultParagraphFont">
     <w:name w:val="Default Paragraph Font"/>
     <w:uiPriority w:val="1"/>
+    <w:semiHidden/>
     <w:unhideWhenUsed/>
   </w:style>
   <w:style w:type="table" w:default="1" w:styleId="TableNormal">
@@ -10237,10 +10978,22 @@
 </s:customData>
 </file>
 
+<file path=customXml/item2.xml><?xml version="1.0" encoding="utf-8"?>
+<b:Sources xmlns:b="http://schemas.openxmlformats.org/officeDocument/2006/bibliography" xmlns="http://schemas.openxmlformats.org/officeDocument/2006/bibliography" SelectedStyle="\APASixthEditionOfficeOnline.xsl" StyleName="APA" Version="6"/>
+</file>
+
 <file path=customXml/itemProps1.xml><?xml version="1.0" encoding="utf-8"?>
 <ds:datastoreItem xmlns:ds="http://schemas.openxmlformats.org/officeDocument/2006/customXml" ds:itemID="{B1977F7D-205B-4081-913C-38D41E755F92}">
   <ds:schemaRefs>
     <ds:schemaRef ds:uri="http://www.wps.cn/officeDocument/2013/wpsCustomData"/>
   </ds:schemaRefs>
 </ds:datastoreItem>
+</file>
+
+<file path=customXml/itemProps2.xml><?xml version="1.0" encoding="utf-8"?>
+<ds:datastoreItem xmlns:ds="http://schemas.openxmlformats.org/officeDocument/2006/customXml" ds:itemID="{3BBD5921-A535-4B2B-B847-A7747676F1FC}">
+  <ds:schemaRefs>
+    <ds:schemaRef ds:uri="http://schemas.openxmlformats.org/officeDocument/2006/bibliography"/>
+  </ds:schemaRefs>
+</ds:datastoreItem>
 </file>
--- a/doc/110123011 HIEU.docx
+++ b/doc/110123011 HIEU.docx
@@ -3535,8 +3535,6 @@
               </w:rPr>
               <w:t>INT</w:t>
             </w:r>
-            <w:bookmarkStart w:id="0" w:name="_GoBack"/>
-            <w:bookmarkEnd w:id="0"/>
           </w:p>
         </w:tc>
         <w:tc>
@@ -3821,21 +3819,29 @@
           <w:tcPr>
             <w:cnfStyle w:val="001000000000" w:firstRow="0" w:lastRow="0" w:firstColumn="1" w:lastColumn="0" w:oddVBand="0" w:evenVBand="0" w:oddHBand="0" w:evenHBand="0" w:firstRowFirstColumn="0" w:firstRowLastColumn="0" w:lastRowFirstColumn="0" w:lastRowLastColumn="0"/>
             <w:tcW w:w="708" w:type="dxa"/>
-            <w:vAlign w:val="top"/>
-          </w:tcPr>
-          <w:p>
-            <w:r>
-              <w:t>STT</w:t>
+          </w:tcPr>
+          <w:p>
+            <w:pPr>
+              <w:ind w:firstLine="0"/>
+            </w:pPr>
+            <w:r>
+              <w:rPr>
+                <w:lang w:val="en-US"/>
+              </w:rPr>
+              <w:t>S</w:t>
+            </w:r>
+            <w:r>
+              <w:t>TT</w:t>
             </w:r>
           </w:p>
         </w:tc>
         <w:tc>
           <w:tcPr>
             <w:tcW w:w="1790" w:type="dxa"/>
-            <w:vAlign w:val="top"/>
-          </w:tcPr>
-          <w:p>
-            <w:pPr>
+          </w:tcPr>
+          <w:p>
+            <w:pPr>
+              <w:ind w:firstLine="0"/>
               <w:cnfStyle w:val="100000000000" w:firstRow="1" w:lastRow="0" w:firstColumn="0" w:lastColumn="0" w:oddVBand="0" w:evenVBand="0" w:oddHBand="0" w:evenHBand="0" w:firstRowFirstColumn="0" w:firstRowLastColumn="0" w:lastRowFirstColumn="0" w:lastRowLastColumn="0"/>
             </w:pPr>
             <w:r>
@@ -3846,10 +3852,10 @@
         <w:tc>
           <w:tcPr>
             <w:tcW w:w="1637" w:type="dxa"/>
-            <w:vAlign w:val="top"/>
-          </w:tcPr>
-          <w:p>
-            <w:pPr>
+          </w:tcPr>
+          <w:p>
+            <w:pPr>
+              <w:ind w:firstLine="0"/>
               <w:cnfStyle w:val="100000000000" w:firstRow="1" w:lastRow="0" w:firstColumn="0" w:lastColumn="0" w:oddVBand="0" w:evenVBand="0" w:oddHBand="0" w:evenHBand="0" w:firstRowFirstColumn="0" w:firstRowLastColumn="0" w:lastRowFirstColumn="0" w:lastRowLastColumn="0"/>
             </w:pPr>
             <w:r>
@@ -3860,10 +3866,10 @@
         <w:tc>
           <w:tcPr>
             <w:tcW w:w="2097" w:type="dxa"/>
-            <w:vAlign w:val="top"/>
-          </w:tcPr>
-          <w:p>
-            <w:pPr>
+          </w:tcPr>
+          <w:p>
+            <w:pPr>
+              <w:ind w:firstLine="0"/>
               <w:cnfStyle w:val="100000000000" w:firstRow="1" w:lastRow="0" w:firstColumn="0" w:lastColumn="0" w:oddVBand="0" w:evenVBand="0" w:oddHBand="0" w:evenHBand="0" w:firstRowFirstColumn="0" w:firstRowLastColumn="0" w:lastRowFirstColumn="0" w:lastRowLastColumn="0"/>
             </w:pPr>
             <w:r>
@@ -3874,10 +3880,10 @@
         <w:tc>
           <w:tcPr>
             <w:tcW w:w="2546" w:type="dxa"/>
-            <w:vAlign w:val="top"/>
-          </w:tcPr>
-          <w:p>
-            <w:pPr>
+          </w:tcPr>
+          <w:p>
+            <w:pPr>
+              <w:ind w:firstLine="0"/>
               <w:cnfStyle w:val="100000000000" w:firstRow="1" w:lastRow="0" w:firstColumn="0" w:lastColumn="0" w:oddVBand="0" w:evenVBand="0" w:oddHBand="0" w:evenHBand="0" w:firstRowFirstColumn="0" w:firstRowLastColumn="0" w:lastRowFirstColumn="0" w:lastRowLastColumn="0"/>
             </w:pPr>
             <w:r>
@@ -3893,8 +3899,10 @@
             <w:tcW w:w="708" w:type="dxa"/>
           </w:tcPr>
           <w:p>
-            <w:r>
-              <w:lastRenderedPageBreak/>
+            <w:pPr>
+              <w:ind w:firstLine="0"/>
+            </w:pPr>
+            <w:r>
               <w:t>1</w:t>
             </w:r>
           </w:p>
@@ -3905,6 +3913,8 @@
           </w:tcPr>
           <w:p>
             <w:pPr>
+              <w:ind w:firstLine="0"/>
+              <w:jc w:val="center"/>
               <w:cnfStyle w:val="000000000000" w:firstRow="0" w:lastRow="0" w:firstColumn="0" w:lastColumn="0" w:oddVBand="0" w:evenVBand="0" w:oddHBand="0" w:evenHBand="0" w:firstRowFirstColumn="0" w:firstRowLastColumn="0" w:lastRowFirstColumn="0" w:lastRowLastColumn="0"/>
             </w:pPr>
             <w:r>
@@ -3918,6 +3928,8 @@
           </w:tcPr>
           <w:p>
             <w:pPr>
+              <w:ind w:firstLine="0"/>
+              <w:jc w:val="center"/>
               <w:cnfStyle w:val="000000000000" w:firstRow="0" w:lastRow="0" w:firstColumn="0" w:lastColumn="0" w:oddVBand="0" w:evenVBand="0" w:oddHBand="0" w:evenHBand="0" w:firstRowFirstColumn="0" w:firstRowLastColumn="0" w:lastRowFirstColumn="0" w:lastRowLastColumn="0"/>
             </w:pPr>
             <w:r>
@@ -3931,6 +3943,7 @@
           </w:tcPr>
           <w:p>
             <w:pPr>
+              <w:jc w:val="center"/>
               <w:cnfStyle w:val="000000000000" w:firstRow="0" w:lastRow="0" w:firstColumn="0" w:lastColumn="0" w:oddVBand="0" w:evenVBand="0" w:oddHBand="0" w:evenHBand="0" w:firstRowFirstColumn="0" w:firstRowLastColumn="0" w:lastRowFirstColumn="0" w:lastRowLastColumn="0"/>
             </w:pPr>
             <w:r>
@@ -3944,6 +3957,7 @@
           </w:tcPr>
           <w:p>
             <w:pPr>
+              <w:jc w:val="center"/>
               <w:cnfStyle w:val="000000000000" w:firstRow="0" w:lastRow="0" w:firstColumn="0" w:lastColumn="0" w:oddVBand="0" w:evenVBand="0" w:oddHBand="0" w:evenHBand="0" w:firstRowFirstColumn="0" w:firstRowLastColumn="0" w:lastRowFirstColumn="0" w:lastRowLastColumn="0"/>
             </w:pPr>
             <w:r>
@@ -3959,7 +3973,11 @@
             <w:tcW w:w="708" w:type="dxa"/>
           </w:tcPr>
           <w:p>
-            <w:r>
+            <w:pPr>
+              <w:ind w:firstLine="0"/>
+            </w:pPr>
+            <w:r>
+              <w:lastRenderedPageBreak/>
               <w:t>2</w:t>
             </w:r>
           </w:p>
@@ -3970,6 +3988,8 @@
           </w:tcPr>
           <w:p>
             <w:pPr>
+              <w:ind w:firstLine="0"/>
+              <w:jc w:val="center"/>
               <w:cnfStyle w:val="000000000000" w:firstRow="0" w:lastRow="0" w:firstColumn="0" w:lastColumn="0" w:oddVBand="0" w:evenVBand="0" w:oddHBand="0" w:evenHBand="0" w:firstRowFirstColumn="0" w:firstRowLastColumn="0" w:lastRowFirstColumn="0" w:lastRowLastColumn="0"/>
             </w:pPr>
             <w:r>
@@ -3983,6 +4003,8 @@
           </w:tcPr>
           <w:p>
             <w:pPr>
+              <w:ind w:firstLine="0"/>
+              <w:jc w:val="center"/>
               <w:cnfStyle w:val="000000000000" w:firstRow="0" w:lastRow="0" w:firstColumn="0" w:lastColumn="0" w:oddVBand="0" w:evenVBand="0" w:oddHBand="0" w:evenHBand="0" w:firstRowFirstColumn="0" w:firstRowLastColumn="0" w:lastRowFirstColumn="0" w:lastRowLastColumn="0"/>
             </w:pPr>
             <w:r>
@@ -3996,6 +4018,8 @@
           </w:tcPr>
           <w:p>
             <w:pPr>
+              <w:ind w:firstLine="0"/>
+              <w:jc w:val="center"/>
               <w:cnfStyle w:val="000000000000" w:firstRow="0" w:lastRow="0" w:firstColumn="0" w:lastColumn="0" w:oddVBand="0" w:evenVBand="0" w:oddHBand="0" w:evenHBand="0" w:firstRowFirstColumn="0" w:firstRowLastColumn="0" w:lastRowFirstColumn="0" w:lastRowLastColumn="0"/>
             </w:pPr>
             <w:r>
@@ -4009,6 +4033,8 @@
           </w:tcPr>
           <w:p>
             <w:pPr>
+              <w:ind w:firstLine="0"/>
+              <w:jc w:val="center"/>
               <w:cnfStyle w:val="000000000000" w:firstRow="0" w:lastRow="0" w:firstColumn="0" w:lastColumn="0" w:oddVBand="0" w:evenVBand="0" w:oddHBand="0" w:evenHBand="0" w:firstRowFirstColumn="0" w:firstRowLastColumn="0" w:lastRowFirstColumn="0" w:lastRowLastColumn="0"/>
             </w:pPr>
             <w:r>
@@ -4024,6 +4050,9 @@
             <w:tcW w:w="708" w:type="dxa"/>
           </w:tcPr>
           <w:p>
+            <w:pPr>
+              <w:ind w:firstLine="0"/>
+            </w:pPr>
             <w:r>
               <w:t>3</w:t>
             </w:r>
@@ -4035,6 +4064,8 @@
           </w:tcPr>
           <w:p>
             <w:pPr>
+              <w:ind w:firstLine="0"/>
+              <w:jc w:val="center"/>
               <w:cnfStyle w:val="000000000000" w:firstRow="0" w:lastRow="0" w:firstColumn="0" w:lastColumn="0" w:oddVBand="0" w:evenVBand="0" w:oddHBand="0" w:evenHBand="0" w:firstRowFirstColumn="0" w:firstRowLastColumn="0" w:lastRowFirstColumn="0" w:lastRowLastColumn="0"/>
             </w:pPr>
             <w:r>
@@ -4048,6 +4079,8 @@
           </w:tcPr>
           <w:p>
             <w:pPr>
+              <w:ind w:firstLine="0"/>
+              <w:jc w:val="center"/>
               <w:cnfStyle w:val="000000000000" w:firstRow="0" w:lastRow="0" w:firstColumn="0" w:lastColumn="0" w:oddVBand="0" w:evenVBand="0" w:oddHBand="0" w:evenHBand="0" w:firstRowFirstColumn="0" w:firstRowLastColumn="0" w:lastRowFirstColumn="0" w:lastRowLastColumn="0"/>
             </w:pPr>
             <w:r>
@@ -4061,6 +4094,8 @@
           </w:tcPr>
           <w:p>
             <w:pPr>
+              <w:ind w:firstLine="0"/>
+              <w:jc w:val="center"/>
               <w:cnfStyle w:val="000000000000" w:firstRow="0" w:lastRow="0" w:firstColumn="0" w:lastColumn="0" w:oddVBand="0" w:evenVBand="0" w:oddHBand="0" w:evenHBand="0" w:firstRowFirstColumn="0" w:firstRowLastColumn="0" w:lastRowFirstColumn="0" w:lastRowLastColumn="0"/>
             </w:pPr>
             <w:r>
@@ -4074,6 +4109,8 @@
           </w:tcPr>
           <w:p>
             <w:pPr>
+              <w:ind w:firstLine="0"/>
+              <w:jc w:val="center"/>
               <w:cnfStyle w:val="000000000000" w:firstRow="0" w:lastRow="0" w:firstColumn="0" w:lastColumn="0" w:oddVBand="0" w:evenVBand="0" w:oddHBand="0" w:evenHBand="0" w:firstRowFirstColumn="0" w:firstRowLastColumn="0" w:lastRowFirstColumn="0" w:lastRowLastColumn="0"/>
             </w:pPr>
             <w:r>
@@ -4089,6 +4126,9 @@
             <w:tcW w:w="708" w:type="dxa"/>
           </w:tcPr>
           <w:p>
+            <w:pPr>
+              <w:ind w:firstLine="0"/>
+            </w:pPr>
             <w:r>
               <w:t>4</w:t>
             </w:r>
@@ -4100,6 +4140,8 @@
           </w:tcPr>
           <w:p>
             <w:pPr>
+              <w:ind w:firstLine="0"/>
+              <w:jc w:val="center"/>
               <w:cnfStyle w:val="000000000000" w:firstRow="0" w:lastRow="0" w:firstColumn="0" w:lastColumn="0" w:oddVBand="0" w:evenVBand="0" w:oddHBand="0" w:evenHBand="0" w:firstRowFirstColumn="0" w:firstRowLastColumn="0" w:lastRowFirstColumn="0" w:lastRowLastColumn="0"/>
             </w:pPr>
             <w:r>
@@ -4113,6 +4155,8 @@
           </w:tcPr>
           <w:p>
             <w:pPr>
+              <w:ind w:firstLine="0"/>
+              <w:jc w:val="center"/>
               <w:cnfStyle w:val="000000000000" w:firstRow="0" w:lastRow="0" w:firstColumn="0" w:lastColumn="0" w:oddVBand="0" w:evenVBand="0" w:oddHBand="0" w:evenHBand="0" w:firstRowFirstColumn="0" w:firstRowLastColumn="0" w:lastRowFirstColumn="0" w:lastRowLastColumn="0"/>
             </w:pPr>
             <w:r>
@@ -4126,6 +4170,8 @@
           </w:tcPr>
           <w:p>
             <w:pPr>
+              <w:ind w:firstLine="0"/>
+              <w:jc w:val="center"/>
               <w:cnfStyle w:val="000000000000" w:firstRow="0" w:lastRow="0" w:firstColumn="0" w:lastColumn="0" w:oddVBand="0" w:evenVBand="0" w:oddHBand="0" w:evenHBand="0" w:firstRowFirstColumn="0" w:firstRowLastColumn="0" w:lastRowFirstColumn="0" w:lastRowLastColumn="0"/>
             </w:pPr>
             <w:r>
@@ -4139,6 +4185,8 @@
           </w:tcPr>
           <w:p>
             <w:pPr>
+              <w:ind w:firstLine="0"/>
+              <w:jc w:val="center"/>
               <w:cnfStyle w:val="000000000000" w:firstRow="0" w:lastRow="0" w:firstColumn="0" w:lastColumn="0" w:oddVBand="0" w:evenVBand="0" w:oddHBand="0" w:evenHBand="0" w:firstRowFirstColumn="0" w:firstRowLastColumn="0" w:lastRowFirstColumn="0" w:lastRowLastColumn="0"/>
             </w:pPr>
             <w:r>
@@ -4154,6 +4202,9 @@
             <w:tcW w:w="708" w:type="dxa"/>
           </w:tcPr>
           <w:p>
+            <w:pPr>
+              <w:ind w:firstLine="0"/>
+            </w:pPr>
             <w:r>
               <w:t>5</w:t>
             </w:r>
@@ -4165,6 +4216,8 @@
           </w:tcPr>
           <w:p>
             <w:pPr>
+              <w:ind w:firstLine="0"/>
+              <w:jc w:val="center"/>
               <w:cnfStyle w:val="000000000000" w:firstRow="0" w:lastRow="0" w:firstColumn="0" w:lastColumn="0" w:oddVBand="0" w:evenVBand="0" w:oddHBand="0" w:evenHBand="0" w:firstRowFirstColumn="0" w:firstRowLastColumn="0" w:lastRowFirstColumn="0" w:lastRowLastColumn="0"/>
             </w:pPr>
             <w:r>
@@ -4178,6 +4231,8 @@
           </w:tcPr>
           <w:p>
             <w:pPr>
+              <w:ind w:firstLine="0"/>
+              <w:jc w:val="center"/>
               <w:cnfStyle w:val="000000000000" w:firstRow="0" w:lastRow="0" w:firstColumn="0" w:lastColumn="0" w:oddVBand="0" w:evenVBand="0" w:oddHBand="0" w:evenHBand="0" w:firstRowFirstColumn="0" w:firstRowLastColumn="0" w:lastRowFirstColumn="0" w:lastRowLastColumn="0"/>
             </w:pPr>
             <w:r>
@@ -4191,6 +4246,8 @@
           </w:tcPr>
           <w:p>
             <w:pPr>
+              <w:ind w:firstLine="0"/>
+              <w:jc w:val="center"/>
               <w:cnfStyle w:val="000000000000" w:firstRow="0" w:lastRow="0" w:firstColumn="0" w:lastColumn="0" w:oddVBand="0" w:evenVBand="0" w:oddHBand="0" w:evenHBand="0" w:firstRowFirstColumn="0" w:firstRowLastColumn="0" w:lastRowFirstColumn="0" w:lastRowLastColumn="0"/>
             </w:pPr>
             <w:r>
@@ -4204,6 +4261,8 @@
           </w:tcPr>
           <w:p>
             <w:pPr>
+              <w:ind w:firstLine="0"/>
+              <w:jc w:val="center"/>
               <w:cnfStyle w:val="000000000000" w:firstRow="0" w:lastRow="0" w:firstColumn="0" w:lastColumn="0" w:oddVBand="0" w:evenVBand="0" w:oddHBand="0" w:evenHBand="0" w:firstRowFirstColumn="0" w:firstRowLastColumn="0" w:lastRowFirstColumn="0" w:lastRowLastColumn="0"/>
             </w:pPr>
             <w:r>
@@ -4219,6 +4278,9 @@
             <w:tcW w:w="708" w:type="dxa"/>
           </w:tcPr>
           <w:p>
+            <w:pPr>
+              <w:ind w:firstLine="0"/>
+            </w:pPr>
             <w:r>
               <w:t>6</w:t>
             </w:r>
@@ -4230,6 +4292,8 @@
           </w:tcPr>
           <w:p>
             <w:pPr>
+              <w:ind w:firstLine="0"/>
+              <w:jc w:val="center"/>
               <w:cnfStyle w:val="000000000000" w:firstRow="0" w:lastRow="0" w:firstColumn="0" w:lastColumn="0" w:oddVBand="0" w:evenVBand="0" w:oddHBand="0" w:evenHBand="0" w:firstRowFirstColumn="0" w:firstRowLastColumn="0" w:lastRowFirstColumn="0" w:lastRowLastColumn="0"/>
             </w:pPr>
             <w:r>
@@ -4243,6 +4307,8 @@
           </w:tcPr>
           <w:p>
             <w:pPr>
+              <w:ind w:firstLine="0"/>
+              <w:jc w:val="center"/>
               <w:cnfStyle w:val="000000000000" w:firstRow="0" w:lastRow="0" w:firstColumn="0" w:lastColumn="0" w:oddVBand="0" w:evenVBand="0" w:oddHBand="0" w:evenHBand="0" w:firstRowFirstColumn="0" w:firstRowLastColumn="0" w:lastRowFirstColumn="0" w:lastRowLastColumn="0"/>
             </w:pPr>
             <w:r>
@@ -4256,6 +4322,8 @@
           </w:tcPr>
           <w:p>
             <w:pPr>
+              <w:ind w:firstLine="0"/>
+              <w:jc w:val="center"/>
               <w:cnfStyle w:val="000000000000" w:firstRow="0" w:lastRow="0" w:firstColumn="0" w:lastColumn="0" w:oddVBand="0" w:evenVBand="0" w:oddHBand="0" w:evenHBand="0" w:firstRowFirstColumn="0" w:firstRowLastColumn="0" w:lastRowFirstColumn="0" w:lastRowLastColumn="0"/>
             </w:pPr>
             <w:r>
@@ -4269,6 +4337,8 @@
           </w:tcPr>
           <w:p>
             <w:pPr>
+              <w:ind w:firstLine="0"/>
+              <w:jc w:val="center"/>
               <w:cnfStyle w:val="000000000000" w:firstRow="0" w:lastRow="0" w:firstColumn="0" w:lastColumn="0" w:oddVBand="0" w:evenVBand="0" w:oddHBand="0" w:evenHBand="0" w:firstRowFirstColumn="0" w:firstRowLastColumn="0" w:lastRowFirstColumn="0" w:lastRowLastColumn="0"/>
             </w:pPr>
             <w:r>
@@ -4284,6 +4354,9 @@
             <w:tcW w:w="708" w:type="dxa"/>
           </w:tcPr>
           <w:p>
+            <w:pPr>
+              <w:ind w:firstLine="0"/>
+            </w:pPr>
             <w:r>
               <w:t>7</w:t>
             </w:r>
@@ -4295,6 +4368,8 @@
           </w:tcPr>
           <w:p>
             <w:pPr>
+              <w:ind w:firstLine="0"/>
+              <w:jc w:val="center"/>
               <w:cnfStyle w:val="000000000000" w:firstRow="0" w:lastRow="0" w:firstColumn="0" w:lastColumn="0" w:oddVBand="0" w:evenVBand="0" w:oddHBand="0" w:evenHBand="0" w:firstRowFirstColumn="0" w:firstRowLastColumn="0" w:lastRowFirstColumn="0" w:lastRowLastColumn="0"/>
             </w:pPr>
             <w:r>
@@ -4308,6 +4383,8 @@
           </w:tcPr>
           <w:p>
             <w:pPr>
+              <w:ind w:firstLine="0"/>
+              <w:jc w:val="center"/>
               <w:cnfStyle w:val="000000000000" w:firstRow="0" w:lastRow="0" w:firstColumn="0" w:lastColumn="0" w:oddVBand="0" w:evenVBand="0" w:oddHBand="0" w:evenHBand="0" w:firstRowFirstColumn="0" w:firstRowLastColumn="0" w:lastRowFirstColumn="0" w:lastRowLastColumn="0"/>
             </w:pPr>
             <w:r>
@@ -4321,6 +4398,8 @@
           </w:tcPr>
           <w:p>
             <w:pPr>
+              <w:ind w:firstLine="0"/>
+              <w:jc w:val="center"/>
               <w:cnfStyle w:val="000000000000" w:firstRow="0" w:lastRow="0" w:firstColumn="0" w:lastColumn="0" w:oddVBand="0" w:evenVBand="0" w:oddHBand="0" w:evenHBand="0" w:firstRowFirstColumn="0" w:firstRowLastColumn="0" w:lastRowFirstColumn="0" w:lastRowLastColumn="0"/>
             </w:pPr>
             <w:r>
@@ -4334,6 +4413,8 @@
           </w:tcPr>
           <w:p>
             <w:pPr>
+              <w:ind w:firstLine="0"/>
+              <w:jc w:val="center"/>
               <w:cnfStyle w:val="000000000000" w:firstRow="0" w:lastRow="0" w:firstColumn="0" w:lastColumn="0" w:oddVBand="0" w:evenVBand="0" w:oddHBand="0" w:evenHBand="0" w:firstRowFirstColumn="0" w:firstRowLastColumn="0" w:lastRowFirstColumn="0" w:lastRowLastColumn="0"/>
             </w:pPr>
             <w:r>
@@ -4349,6 +4430,9 @@
             <w:tcW w:w="708" w:type="dxa"/>
           </w:tcPr>
           <w:p>
+            <w:pPr>
+              <w:ind w:firstLine="0"/>
+            </w:pPr>
             <w:r>
               <w:t>8</w:t>
             </w:r>
@@ -4360,6 +4444,8 @@
           </w:tcPr>
           <w:p>
             <w:pPr>
+              <w:ind w:firstLine="0"/>
+              <w:jc w:val="center"/>
               <w:cnfStyle w:val="000000000000" w:firstRow="0" w:lastRow="0" w:firstColumn="0" w:lastColumn="0" w:oddVBand="0" w:evenVBand="0" w:oddHBand="0" w:evenHBand="0" w:firstRowFirstColumn="0" w:firstRowLastColumn="0" w:lastRowFirstColumn="0" w:lastRowLastColumn="0"/>
             </w:pPr>
             <w:r>
@@ -4373,6 +4459,8 @@
           </w:tcPr>
           <w:p>
             <w:pPr>
+              <w:ind w:firstLine="0"/>
+              <w:jc w:val="center"/>
               <w:cnfStyle w:val="000000000000" w:firstRow="0" w:lastRow="0" w:firstColumn="0" w:lastColumn="0" w:oddVBand="0" w:evenVBand="0" w:oddHBand="0" w:evenHBand="0" w:firstRowFirstColumn="0" w:firstRowLastColumn="0" w:lastRowFirstColumn="0" w:lastRowLastColumn="0"/>
             </w:pPr>
             <w:r>
@@ -4386,6 +4474,8 @@
           </w:tcPr>
           <w:p>
             <w:pPr>
+              <w:ind w:firstLine="0"/>
+              <w:jc w:val="center"/>
               <w:cnfStyle w:val="000000000000" w:firstRow="0" w:lastRow="0" w:firstColumn="0" w:lastColumn="0" w:oddVBand="0" w:evenVBand="0" w:oddHBand="0" w:evenHBand="0" w:firstRowFirstColumn="0" w:firstRowLastColumn="0" w:lastRowFirstColumn="0" w:lastRowLastColumn="0"/>
             </w:pPr>
             <w:r>
@@ -4399,6 +4489,8 @@
           </w:tcPr>
           <w:p>
             <w:pPr>
+              <w:ind w:firstLine="0"/>
+              <w:jc w:val="center"/>
               <w:cnfStyle w:val="000000000000" w:firstRow="0" w:lastRow="0" w:firstColumn="0" w:lastColumn="0" w:oddVBand="0" w:evenVBand="0" w:oddHBand="0" w:evenHBand="0" w:firstRowFirstColumn="0" w:firstRowLastColumn="0" w:lastRowFirstColumn="0" w:lastRowLastColumn="0"/>
             </w:pPr>
             <w:r>
@@ -4414,6 +4506,9 @@
             <w:tcW w:w="708" w:type="dxa"/>
           </w:tcPr>
           <w:p>
+            <w:pPr>
+              <w:ind w:firstLine="0"/>
+            </w:pPr>
             <w:r>
               <w:t>9</w:t>
             </w:r>
@@ -4425,6 +4520,8 @@
           </w:tcPr>
           <w:p>
             <w:pPr>
+              <w:ind w:firstLine="0"/>
+              <w:jc w:val="center"/>
               <w:cnfStyle w:val="000000000000" w:firstRow="0" w:lastRow="0" w:firstColumn="0" w:lastColumn="0" w:oddVBand="0" w:evenVBand="0" w:oddHBand="0" w:evenHBand="0" w:firstRowFirstColumn="0" w:firstRowLastColumn="0" w:lastRowFirstColumn="0" w:lastRowLastColumn="0"/>
             </w:pPr>
             <w:r>
@@ -4438,6 +4535,8 @@
           </w:tcPr>
           <w:p>
             <w:pPr>
+              <w:ind w:firstLine="0"/>
+              <w:jc w:val="center"/>
               <w:cnfStyle w:val="000000000000" w:firstRow="0" w:lastRow="0" w:firstColumn="0" w:lastColumn="0" w:oddVBand="0" w:evenVBand="0" w:oddHBand="0" w:evenHBand="0" w:firstRowFirstColumn="0" w:firstRowLastColumn="0" w:lastRowFirstColumn="0" w:lastRowLastColumn="0"/>
             </w:pPr>
             <w:r>
@@ -4451,6 +4550,8 @@
           </w:tcPr>
           <w:p>
             <w:pPr>
+              <w:ind w:firstLine="0"/>
+              <w:jc w:val="center"/>
               <w:cnfStyle w:val="000000000000" w:firstRow="0" w:lastRow="0" w:firstColumn="0" w:lastColumn="0" w:oddVBand="0" w:evenVBand="0" w:oddHBand="0" w:evenHBand="0" w:firstRowFirstColumn="0" w:firstRowLastColumn="0" w:lastRowFirstColumn="0" w:lastRowLastColumn="0"/>
             </w:pPr>
             <w:r>
@@ -4464,6 +4565,8 @@
           </w:tcPr>
           <w:p>
             <w:pPr>
+              <w:ind w:firstLine="0"/>
+              <w:jc w:val="center"/>
               <w:cnfStyle w:val="000000000000" w:firstRow="0" w:lastRow="0" w:firstColumn="0" w:lastColumn="0" w:oddVBand="0" w:evenVBand="0" w:oddHBand="0" w:evenHBand="0" w:firstRowFirstColumn="0" w:firstRowLastColumn="0" w:lastRowFirstColumn="0" w:lastRowLastColumn="0"/>
             </w:pPr>
             <w:r>
@@ -4479,8 +4582,17 @@
             <w:tcW w:w="708" w:type="dxa"/>
           </w:tcPr>
           <w:p>
-            <w:r>
-              <w:t>10</w:t>
+            <w:pPr>
+              <w:ind w:firstLine="0"/>
+            </w:pPr>
+            <w:r>
+              <w:rPr>
+                <w:lang w:val="en-US"/>
+              </w:rPr>
+              <w:t>1</w:t>
+            </w:r>
+            <w:r>
+              <w:t>0</w:t>
             </w:r>
           </w:p>
         </w:tc>
@@ -4490,6 +4602,8 @@
           </w:tcPr>
           <w:p>
             <w:pPr>
+              <w:ind w:firstLine="0"/>
+              <w:jc w:val="center"/>
               <w:cnfStyle w:val="000000000000" w:firstRow="0" w:lastRow="0" w:firstColumn="0" w:lastColumn="0" w:oddVBand="0" w:evenVBand="0" w:oddHBand="0" w:evenHBand="0" w:firstRowFirstColumn="0" w:firstRowLastColumn="0" w:lastRowFirstColumn="0" w:lastRowLastColumn="0"/>
             </w:pPr>
             <w:r>
@@ -4503,6 +4617,8 @@
           </w:tcPr>
           <w:p>
             <w:pPr>
+              <w:ind w:firstLine="0"/>
+              <w:jc w:val="center"/>
               <w:cnfStyle w:val="000000000000" w:firstRow="0" w:lastRow="0" w:firstColumn="0" w:lastColumn="0" w:oddVBand="0" w:evenVBand="0" w:oddHBand="0" w:evenHBand="0" w:firstRowFirstColumn="0" w:firstRowLastColumn="0" w:lastRowFirstColumn="0" w:lastRowLastColumn="0"/>
             </w:pPr>
             <w:r>
@@ -4516,6 +4632,8 @@
           </w:tcPr>
           <w:p>
             <w:pPr>
+              <w:ind w:firstLine="0"/>
+              <w:jc w:val="center"/>
               <w:cnfStyle w:val="000000000000" w:firstRow="0" w:lastRow="0" w:firstColumn="0" w:lastColumn="0" w:oddVBand="0" w:evenVBand="0" w:oddHBand="0" w:evenHBand="0" w:firstRowFirstColumn="0" w:firstRowLastColumn="0" w:lastRowFirstColumn="0" w:lastRowLastColumn="0"/>
             </w:pPr>
             <w:r>
@@ -4529,6 +4647,8 @@
           </w:tcPr>
           <w:p>
             <w:pPr>
+              <w:ind w:firstLine="0"/>
+              <w:jc w:val="center"/>
               <w:cnfStyle w:val="000000000000" w:firstRow="0" w:lastRow="0" w:firstColumn="0" w:lastColumn="0" w:oddVBand="0" w:evenVBand="0" w:oddHBand="0" w:evenHBand="0" w:firstRowFirstColumn="0" w:firstRowLastColumn="0" w:lastRowFirstColumn="0" w:lastRowLastColumn="0"/>
             </w:pPr>
             <w:r>
@@ -4544,8 +4664,20 @@
             <w:tcW w:w="708" w:type="dxa"/>
           </w:tcPr>
           <w:p>
-            <w:r>
-              <w:t>11</w:t>
+            <w:pPr>
+              <w:ind w:firstLine="0"/>
+              <w:rPr>
+                <w:lang w:val="en-US"/>
+              </w:rPr>
+            </w:pPr>
+            <w:r>
+              <w:t>1</w:t>
+            </w:r>
+            <w:r>
+              <w:rPr>
+                <w:lang w:val="en-US"/>
+              </w:rPr>
+              <w:t>1</w:t>
             </w:r>
           </w:p>
         </w:tc>
@@ -4555,6 +4687,8 @@
           </w:tcPr>
           <w:p>
             <w:pPr>
+              <w:ind w:firstLine="0"/>
+              <w:jc w:val="center"/>
               <w:cnfStyle w:val="000000000000" w:firstRow="0" w:lastRow="0" w:firstColumn="0" w:lastColumn="0" w:oddVBand="0" w:evenVBand="0" w:oddHBand="0" w:evenHBand="0" w:firstRowFirstColumn="0" w:firstRowLastColumn="0" w:lastRowFirstColumn="0" w:lastRowLastColumn="0"/>
             </w:pPr>
             <w:r>
@@ -4568,6 +4702,8 @@
           </w:tcPr>
           <w:p>
             <w:pPr>
+              <w:ind w:firstLine="0"/>
+              <w:jc w:val="center"/>
               <w:cnfStyle w:val="000000000000" w:firstRow="0" w:lastRow="0" w:firstColumn="0" w:lastColumn="0" w:oddVBand="0" w:evenVBand="0" w:oddHBand="0" w:evenHBand="0" w:firstRowFirstColumn="0" w:firstRowLastColumn="0" w:lastRowFirstColumn="0" w:lastRowLastColumn="0"/>
             </w:pPr>
             <w:r>
@@ -4581,6 +4717,8 @@
           </w:tcPr>
           <w:p>
             <w:pPr>
+              <w:ind w:firstLine="0"/>
+              <w:jc w:val="center"/>
               <w:cnfStyle w:val="000000000000" w:firstRow="0" w:lastRow="0" w:firstColumn="0" w:lastColumn="0" w:oddVBand="0" w:evenVBand="0" w:oddHBand="0" w:evenHBand="0" w:firstRowFirstColumn="0" w:firstRowLastColumn="0" w:lastRowFirstColumn="0" w:lastRowLastColumn="0"/>
             </w:pPr>
             <w:r>
@@ -4594,6 +4732,8 @@
           </w:tcPr>
           <w:p>
             <w:pPr>
+              <w:ind w:firstLine="0"/>
+              <w:jc w:val="center"/>
               <w:cnfStyle w:val="000000000000" w:firstRow="0" w:lastRow="0" w:firstColumn="0" w:lastColumn="0" w:oddVBand="0" w:evenVBand="0" w:oddHBand="0" w:evenHBand="0" w:firstRowFirstColumn="0" w:firstRowLastColumn="0" w:lastRowFirstColumn="0" w:lastRowLastColumn="0"/>
             </w:pPr>
             <w:r>
@@ -4608,7 +4748,6 @@
         <w:pStyle w:val="Heading3"/>
       </w:pPr>
       <w:r>
-        <w:lastRenderedPageBreak/>
         <w:t>Quản lý đơn vị vận chuyển</w:t>
       </w:r>
     </w:p>
@@ -4638,8 +4777,18 @@
             <w:vAlign w:val="top"/>
           </w:tcPr>
           <w:p>
-            <w:r>
-              <w:t>STT</w:t>
+            <w:pPr>
+              <w:ind w:firstLine="0"/>
+              <w:jc w:val="left"/>
+            </w:pPr>
+            <w:r>
+              <w:rPr>
+                <w:lang w:val="en-US"/>
+              </w:rPr>
+              <w:t>S</w:t>
+            </w:r>
+            <w:r>
+              <w:t>TT</w:t>
             </w:r>
           </w:p>
         </w:tc>
@@ -4650,6 +4799,8 @@
           </w:tcPr>
           <w:p>
             <w:pPr>
+              <w:ind w:firstLine="0"/>
+              <w:jc w:val="left"/>
               <w:cnfStyle w:val="100000000000" w:firstRow="1" w:lastRow="0" w:firstColumn="0" w:lastColumn="0" w:oddVBand="0" w:evenVBand="0" w:oddHBand="0" w:evenHBand="0" w:firstRowFirstColumn="0" w:firstRowLastColumn="0" w:lastRowFirstColumn="0" w:lastRowLastColumn="0"/>
             </w:pPr>
             <w:r>
@@ -4664,6 +4815,8 @@
           </w:tcPr>
           <w:p>
             <w:pPr>
+              <w:ind w:firstLine="0"/>
+              <w:jc w:val="left"/>
               <w:cnfStyle w:val="100000000000" w:firstRow="1" w:lastRow="0" w:firstColumn="0" w:lastColumn="0" w:oddVBand="0" w:evenVBand="0" w:oddHBand="0" w:evenHBand="0" w:firstRowFirstColumn="0" w:firstRowLastColumn="0" w:lastRowFirstColumn="0" w:lastRowLastColumn="0"/>
             </w:pPr>
             <w:r>
@@ -4678,6 +4831,8 @@
           </w:tcPr>
           <w:p>
             <w:pPr>
+              <w:ind w:firstLine="0"/>
+              <w:jc w:val="left"/>
               <w:cnfStyle w:val="100000000000" w:firstRow="1" w:lastRow="0" w:firstColumn="0" w:lastColumn="0" w:oddVBand="0" w:evenVBand="0" w:oddHBand="0" w:evenHBand="0" w:firstRowFirstColumn="0" w:firstRowLastColumn="0" w:lastRowFirstColumn="0" w:lastRowLastColumn="0"/>
             </w:pPr>
             <w:r>
@@ -4692,6 +4847,8 @@
           </w:tcPr>
           <w:p>
             <w:pPr>
+              <w:ind w:firstLine="0"/>
+              <w:jc w:val="left"/>
               <w:cnfStyle w:val="100000000000" w:firstRow="1" w:lastRow="0" w:firstColumn="0" w:lastColumn="0" w:oddVBand="0" w:evenVBand="0" w:oddHBand="0" w:evenHBand="0" w:firstRowFirstColumn="0" w:firstRowLastColumn="0" w:lastRowFirstColumn="0" w:lastRowLastColumn="0"/>
             </w:pPr>
             <w:r>
@@ -4712,6 +4869,10 @@
             <w:vAlign w:val="top"/>
           </w:tcPr>
           <w:p>
+            <w:pPr>
+              <w:ind w:firstLine="0"/>
+              <w:jc w:val="left"/>
+            </w:pPr>
             <w:r>
               <w:t>1</w:t>
             </w:r>
@@ -4724,6 +4885,8 @@
           </w:tcPr>
           <w:p>
             <w:pPr>
+              <w:ind w:firstLine="0"/>
+              <w:jc w:val="left"/>
               <w:cnfStyle w:val="100000000000" w:firstRow="1" w:lastRow="0" w:firstColumn="0" w:lastColumn="0" w:oddVBand="0" w:evenVBand="0" w:oddHBand="0" w:evenHBand="0" w:firstRowFirstColumn="0" w:firstRowLastColumn="0" w:lastRowFirstColumn="0" w:lastRowLastColumn="0"/>
             </w:pPr>
             <w:r>
@@ -4786,6 +4949,10 @@
             <w:vAlign w:val="top"/>
           </w:tcPr>
           <w:p>
+            <w:pPr>
+              <w:ind w:firstLine="0"/>
+              <w:jc w:val="left"/>
+            </w:pPr>
             <w:r>
               <w:t>2</w:t>
             </w:r>
@@ -4860,6 +5027,10 @@
             <w:vAlign w:val="top"/>
           </w:tcPr>
           <w:p>
+            <w:pPr>
+              <w:ind w:firstLine="0"/>
+              <w:jc w:val="left"/>
+            </w:pPr>
             <w:r>
               <w:t>3</w:t>
             </w:r>
@@ -4928,6 +5099,7 @@
         <w:pStyle w:val="Heading3"/>
       </w:pPr>
       <w:r>
+        <w:lastRenderedPageBreak/>
         <w:t>Quản lý sản phẩm</w:t>
       </w:r>
     </w:p>
@@ -4954,21 +5126,29 @@
           <w:tcPr>
             <w:cnfStyle w:val="001000000000" w:firstRow="0" w:lastRow="0" w:firstColumn="1" w:lastColumn="0" w:oddVBand="0" w:evenVBand="0" w:oddHBand="0" w:evenHBand="0" w:firstRowFirstColumn="0" w:firstRowLastColumn="0" w:lastRowFirstColumn="0" w:lastRowLastColumn="0"/>
             <w:tcW w:w="692" w:type="dxa"/>
-            <w:vAlign w:val="top"/>
-          </w:tcPr>
-          <w:p>
-            <w:r>
-              <w:t>STT</w:t>
+          </w:tcPr>
+          <w:p>
+            <w:pPr>
+              <w:ind w:firstLine="0"/>
+            </w:pPr>
+            <w:r>
+              <w:rPr>
+                <w:lang w:val="en-US"/>
+              </w:rPr>
+              <w:t>S</w:t>
+            </w:r>
+            <w:r>
+              <w:t>TT</w:t>
             </w:r>
           </w:p>
         </w:tc>
         <w:tc>
           <w:tcPr>
             <w:tcW w:w="1780" w:type="dxa"/>
-            <w:vAlign w:val="top"/>
-          </w:tcPr>
-          <w:p>
-            <w:pPr>
+          </w:tcPr>
+          <w:p>
+            <w:pPr>
+              <w:ind w:firstLine="0"/>
               <w:cnfStyle w:val="100000000000" w:firstRow="1" w:lastRow="0" w:firstColumn="0" w:lastColumn="0" w:oddVBand="0" w:evenVBand="0" w:oddHBand="0" w:evenHBand="0" w:firstRowFirstColumn="0" w:firstRowLastColumn="0" w:lastRowFirstColumn="0" w:lastRowLastColumn="0"/>
             </w:pPr>
             <w:r>
@@ -4979,10 +5159,10 @@
         <w:tc>
           <w:tcPr>
             <w:tcW w:w="1492" w:type="dxa"/>
-            <w:vAlign w:val="top"/>
-          </w:tcPr>
-          <w:p>
-            <w:pPr>
+          </w:tcPr>
+          <w:p>
+            <w:pPr>
+              <w:ind w:firstLine="0"/>
               <w:cnfStyle w:val="100000000000" w:firstRow="1" w:lastRow="0" w:firstColumn="0" w:lastColumn="0" w:oddVBand="0" w:evenVBand="0" w:oddHBand="0" w:evenHBand="0" w:firstRowFirstColumn="0" w:firstRowLastColumn="0" w:lastRowFirstColumn="0" w:lastRowLastColumn="0"/>
             </w:pPr>
             <w:r>
@@ -4993,10 +5173,10 @@
         <w:tc>
           <w:tcPr>
             <w:tcW w:w="2268" w:type="dxa"/>
-            <w:vAlign w:val="top"/>
-          </w:tcPr>
-          <w:p>
-            <w:pPr>
+          </w:tcPr>
+          <w:p>
+            <w:pPr>
+              <w:ind w:firstLine="0"/>
               <w:cnfStyle w:val="100000000000" w:firstRow="1" w:lastRow="0" w:firstColumn="0" w:lastColumn="0" w:oddVBand="0" w:evenVBand="0" w:oddHBand="0" w:evenHBand="0" w:firstRowFirstColumn="0" w:firstRowLastColumn="0" w:lastRowFirstColumn="0" w:lastRowLastColumn="0"/>
             </w:pPr>
             <w:r>
@@ -5007,10 +5187,10 @@
         <w:tc>
           <w:tcPr>
             <w:tcW w:w="2546" w:type="dxa"/>
-            <w:vAlign w:val="top"/>
-          </w:tcPr>
-          <w:p>
-            <w:pPr>
+          </w:tcPr>
+          <w:p>
+            <w:pPr>
+              <w:ind w:firstLine="0"/>
               <w:cnfStyle w:val="100000000000" w:firstRow="1" w:lastRow="0" w:firstColumn="0" w:lastColumn="0" w:oddVBand="0" w:evenVBand="0" w:oddHBand="0" w:evenHBand="0" w:firstRowFirstColumn="0" w:firstRowLastColumn="0" w:lastRowFirstColumn="0" w:lastRowLastColumn="0"/>
             </w:pPr>
             <w:r>
@@ -5024,9 +5204,11 @@
           <w:tcPr>
             <w:cnfStyle w:val="001000000000" w:firstRow="0" w:lastRow="0" w:firstColumn="1" w:lastColumn="0" w:oddVBand="0" w:evenVBand="0" w:oddHBand="0" w:evenHBand="0" w:firstRowFirstColumn="0" w:firstRowLastColumn="0" w:lastRowFirstColumn="0" w:lastRowLastColumn="0"/>
             <w:tcW w:w="692" w:type="dxa"/>
-            <w:vAlign w:val="top"/>
-          </w:tcPr>
-          <w:p>
+          </w:tcPr>
+          <w:p>
+            <w:pPr>
+              <w:ind w:firstLine="0"/>
+            </w:pPr>
             <w:r>
               <w:t>1</w:t>
             </w:r>
@@ -5035,10 +5217,11 @@
         <w:tc>
           <w:tcPr>
             <w:tcW w:w="1780" w:type="dxa"/>
-            <w:vAlign w:val="top"/>
-          </w:tcPr>
-          <w:p>
-            <w:pPr>
+          </w:tcPr>
+          <w:p>
+            <w:pPr>
+              <w:ind w:firstLine="0"/>
+              <w:jc w:val="center"/>
               <w:cnfStyle w:val="000000000000" w:firstRow="0" w:lastRow="0" w:firstColumn="0" w:lastColumn="0" w:oddVBand="0" w:evenVBand="0" w:oddHBand="0" w:evenHBand="0" w:firstRowFirstColumn="0" w:firstRowLastColumn="0" w:lastRowFirstColumn="0" w:lastRowLastColumn="0"/>
             </w:pPr>
             <w:r>
@@ -5049,10 +5232,11 @@
         <w:tc>
           <w:tcPr>
             <w:tcW w:w="1492" w:type="dxa"/>
-            <w:vAlign w:val="top"/>
-          </w:tcPr>
-          <w:p>
-            <w:pPr>
+          </w:tcPr>
+          <w:p>
+            <w:pPr>
+              <w:ind w:firstLine="0"/>
+              <w:jc w:val="center"/>
               <w:cnfStyle w:val="000000000000" w:firstRow="0" w:lastRow="0" w:firstColumn="0" w:lastColumn="0" w:oddVBand="0" w:evenVBand="0" w:oddHBand="0" w:evenHBand="0" w:firstRowFirstColumn="0" w:firstRowLastColumn="0" w:lastRowFirstColumn="0" w:lastRowLastColumn="0"/>
             </w:pPr>
             <w:r>
@@ -5063,10 +5247,11 @@
         <w:tc>
           <w:tcPr>
             <w:tcW w:w="2268" w:type="dxa"/>
-            <w:vAlign w:val="top"/>
-          </w:tcPr>
-          <w:p>
-            <w:pPr>
+          </w:tcPr>
+          <w:p>
+            <w:pPr>
+              <w:ind w:firstLine="0"/>
+              <w:jc w:val="center"/>
               <w:cnfStyle w:val="000000000000" w:firstRow="0" w:lastRow="0" w:firstColumn="0" w:lastColumn="0" w:oddVBand="0" w:evenVBand="0" w:oddHBand="0" w:evenHBand="0" w:firstRowFirstColumn="0" w:firstRowLastColumn="0" w:lastRowFirstColumn="0" w:lastRowLastColumn="0"/>
             </w:pPr>
             <w:r>
@@ -5077,10 +5262,11 @@
         <w:tc>
           <w:tcPr>
             <w:tcW w:w="2546" w:type="dxa"/>
-            <w:vAlign w:val="top"/>
-          </w:tcPr>
-          <w:p>
-            <w:pPr>
+          </w:tcPr>
+          <w:p>
+            <w:pPr>
+              <w:ind w:firstLine="0"/>
+              <w:jc w:val="center"/>
               <w:cnfStyle w:val="000000000000" w:firstRow="0" w:lastRow="0" w:firstColumn="0" w:lastColumn="0" w:oddVBand="0" w:evenVBand="0" w:oddHBand="0" w:evenHBand="0" w:firstRowFirstColumn="0" w:firstRowLastColumn="0" w:lastRowFirstColumn="0" w:lastRowLastColumn="0"/>
             </w:pPr>
             <w:r>
@@ -5094,9 +5280,11 @@
           <w:tcPr>
             <w:cnfStyle w:val="001000000000" w:firstRow="0" w:lastRow="0" w:firstColumn="1" w:lastColumn="0" w:oddVBand="0" w:evenVBand="0" w:oddHBand="0" w:evenHBand="0" w:firstRowFirstColumn="0" w:firstRowLastColumn="0" w:lastRowFirstColumn="0" w:lastRowLastColumn="0"/>
             <w:tcW w:w="692" w:type="dxa"/>
-            <w:vAlign w:val="top"/>
-          </w:tcPr>
-          <w:p>
+          </w:tcPr>
+          <w:p>
+            <w:pPr>
+              <w:ind w:firstLine="0"/>
+            </w:pPr>
             <w:r>
               <w:t>2</w:t>
             </w:r>
@@ -5105,10 +5293,11 @@
         <w:tc>
           <w:tcPr>
             <w:tcW w:w="1780" w:type="dxa"/>
-            <w:vAlign w:val="top"/>
-          </w:tcPr>
-          <w:p>
-            <w:pPr>
+          </w:tcPr>
+          <w:p>
+            <w:pPr>
+              <w:ind w:firstLine="0"/>
+              <w:jc w:val="center"/>
               <w:cnfStyle w:val="000000000000" w:firstRow="0" w:lastRow="0" w:firstColumn="0" w:lastColumn="0" w:oddVBand="0" w:evenVBand="0" w:oddHBand="0" w:evenHBand="0" w:firstRowFirstColumn="0" w:firstRowLastColumn="0" w:lastRowFirstColumn="0" w:lastRowLastColumn="0"/>
             </w:pPr>
             <w:r>
@@ -5119,10 +5308,11 @@
         <w:tc>
           <w:tcPr>
             <w:tcW w:w="1492" w:type="dxa"/>
-            <w:vAlign w:val="top"/>
-          </w:tcPr>
-          <w:p>
-            <w:pPr>
+          </w:tcPr>
+          <w:p>
+            <w:pPr>
+              <w:ind w:firstLine="0"/>
+              <w:jc w:val="center"/>
               <w:cnfStyle w:val="000000000000" w:firstRow="0" w:lastRow="0" w:firstColumn="0" w:lastColumn="0" w:oddVBand="0" w:evenVBand="0" w:oddHBand="0" w:evenHBand="0" w:firstRowFirstColumn="0" w:firstRowLastColumn="0" w:lastRowFirstColumn="0" w:lastRowLastColumn="0"/>
             </w:pPr>
             <w:r>
@@ -5133,10 +5323,11 @@
         <w:tc>
           <w:tcPr>
             <w:tcW w:w="2268" w:type="dxa"/>
-            <w:vAlign w:val="top"/>
-          </w:tcPr>
-          <w:p>
-            <w:pPr>
+          </w:tcPr>
+          <w:p>
+            <w:pPr>
+              <w:ind w:firstLine="0"/>
+              <w:jc w:val="center"/>
               <w:cnfStyle w:val="000000000000" w:firstRow="0" w:lastRow="0" w:firstColumn="0" w:lastColumn="0" w:oddVBand="0" w:evenVBand="0" w:oddHBand="0" w:evenHBand="0" w:firstRowFirstColumn="0" w:firstRowLastColumn="0" w:lastRowFirstColumn="0" w:lastRowLastColumn="0"/>
             </w:pPr>
             <w:r>
@@ -5147,10 +5338,11 @@
         <w:tc>
           <w:tcPr>
             <w:tcW w:w="2546" w:type="dxa"/>
-            <w:vAlign w:val="top"/>
-          </w:tcPr>
-          <w:p>
-            <w:pPr>
+          </w:tcPr>
+          <w:p>
+            <w:pPr>
+              <w:ind w:firstLine="0"/>
+              <w:jc w:val="center"/>
               <w:cnfStyle w:val="000000000000" w:firstRow="0" w:lastRow="0" w:firstColumn="0" w:lastColumn="0" w:oddVBand="0" w:evenVBand="0" w:oddHBand="0" w:evenHBand="0" w:firstRowFirstColumn="0" w:firstRowLastColumn="0" w:lastRowFirstColumn="0" w:lastRowLastColumn="0"/>
             </w:pPr>
             <w:r>
@@ -5164,9 +5356,11 @@
           <w:tcPr>
             <w:cnfStyle w:val="001000000000" w:firstRow="0" w:lastRow="0" w:firstColumn="1" w:lastColumn="0" w:oddVBand="0" w:evenVBand="0" w:oddHBand="0" w:evenHBand="0" w:firstRowFirstColumn="0" w:firstRowLastColumn="0" w:lastRowFirstColumn="0" w:lastRowLastColumn="0"/>
             <w:tcW w:w="692" w:type="dxa"/>
-            <w:vAlign w:val="top"/>
-          </w:tcPr>
-          <w:p>
+          </w:tcPr>
+          <w:p>
+            <w:pPr>
+              <w:ind w:firstLine="0"/>
+            </w:pPr>
             <w:r>
               <w:t>3</w:t>
             </w:r>
@@ -5175,10 +5369,11 @@
         <w:tc>
           <w:tcPr>
             <w:tcW w:w="1780" w:type="dxa"/>
-            <w:vAlign w:val="top"/>
-          </w:tcPr>
-          <w:p>
-            <w:pPr>
+          </w:tcPr>
+          <w:p>
+            <w:pPr>
+              <w:ind w:firstLine="0"/>
+              <w:jc w:val="center"/>
               <w:cnfStyle w:val="000000000000" w:firstRow="0" w:lastRow="0" w:firstColumn="0" w:lastColumn="0" w:oddVBand="0" w:evenVBand="0" w:oddHBand="0" w:evenHBand="0" w:firstRowFirstColumn="0" w:firstRowLastColumn="0" w:lastRowFirstColumn="0" w:lastRowLastColumn="0"/>
             </w:pPr>
             <w:r>
@@ -5189,10 +5384,11 @@
         <w:tc>
           <w:tcPr>
             <w:tcW w:w="1492" w:type="dxa"/>
-            <w:vAlign w:val="top"/>
-          </w:tcPr>
-          <w:p>
-            <w:pPr>
+          </w:tcPr>
+          <w:p>
+            <w:pPr>
+              <w:ind w:firstLine="0"/>
+              <w:jc w:val="center"/>
               <w:cnfStyle w:val="000000000000" w:firstRow="0" w:lastRow="0" w:firstColumn="0" w:lastColumn="0" w:oddVBand="0" w:evenVBand="0" w:oddHBand="0" w:evenHBand="0" w:firstRowFirstColumn="0" w:firstRowLastColumn="0" w:lastRowFirstColumn="0" w:lastRowLastColumn="0"/>
             </w:pPr>
             <w:r>
@@ -5203,10 +5399,11 @@
         <w:tc>
           <w:tcPr>
             <w:tcW w:w="2268" w:type="dxa"/>
-            <w:vAlign w:val="top"/>
-          </w:tcPr>
-          <w:p>
-            <w:pPr>
+          </w:tcPr>
+          <w:p>
+            <w:pPr>
+              <w:ind w:firstLine="0"/>
+              <w:jc w:val="center"/>
               <w:cnfStyle w:val="000000000000" w:firstRow="0" w:lastRow="0" w:firstColumn="0" w:lastColumn="0" w:oddVBand="0" w:evenVBand="0" w:oddHBand="0" w:evenHBand="0" w:firstRowFirstColumn="0" w:firstRowLastColumn="0" w:lastRowFirstColumn="0" w:lastRowLastColumn="0"/>
             </w:pPr>
             <w:r>
@@ -5217,10 +5414,11 @@
         <w:tc>
           <w:tcPr>
             <w:tcW w:w="2546" w:type="dxa"/>
-            <w:vAlign w:val="top"/>
-          </w:tcPr>
-          <w:p>
-            <w:pPr>
+          </w:tcPr>
+          <w:p>
+            <w:pPr>
+              <w:ind w:firstLine="0"/>
+              <w:jc w:val="center"/>
               <w:cnfStyle w:val="000000000000" w:firstRow="0" w:lastRow="0" w:firstColumn="0" w:lastColumn="0" w:oddVBand="0" w:evenVBand="0" w:oddHBand="0" w:evenHBand="0" w:firstRowFirstColumn="0" w:firstRowLastColumn="0" w:lastRowFirstColumn="0" w:lastRowLastColumn="0"/>
             </w:pPr>
             <w:r>
@@ -5234,9 +5432,11 @@
           <w:tcPr>
             <w:cnfStyle w:val="001000000000" w:firstRow="0" w:lastRow="0" w:firstColumn="1" w:lastColumn="0" w:oddVBand="0" w:evenVBand="0" w:oddHBand="0" w:evenHBand="0" w:firstRowFirstColumn="0" w:firstRowLastColumn="0" w:lastRowFirstColumn="0" w:lastRowLastColumn="0"/>
             <w:tcW w:w="692" w:type="dxa"/>
-            <w:vAlign w:val="top"/>
-          </w:tcPr>
-          <w:p>
+          </w:tcPr>
+          <w:p>
+            <w:pPr>
+              <w:ind w:firstLine="0"/>
+            </w:pPr>
             <w:r>
               <w:t>4</w:t>
             </w:r>
@@ -5245,10 +5445,11 @@
         <w:tc>
           <w:tcPr>
             <w:tcW w:w="1780" w:type="dxa"/>
-            <w:vAlign w:val="top"/>
-          </w:tcPr>
-          <w:p>
-            <w:pPr>
+          </w:tcPr>
+          <w:p>
+            <w:pPr>
+              <w:ind w:firstLine="0"/>
+              <w:jc w:val="center"/>
               <w:cnfStyle w:val="000000000000" w:firstRow="0" w:lastRow="0" w:firstColumn="0" w:lastColumn="0" w:oddVBand="0" w:evenVBand="0" w:oddHBand="0" w:evenHBand="0" w:firstRowFirstColumn="0" w:firstRowLastColumn="0" w:lastRowFirstColumn="0" w:lastRowLastColumn="0"/>
             </w:pPr>
             <w:r>
@@ -5259,10 +5460,11 @@
         <w:tc>
           <w:tcPr>
             <w:tcW w:w="1492" w:type="dxa"/>
-            <w:vAlign w:val="top"/>
-          </w:tcPr>
-          <w:p>
-            <w:pPr>
+          </w:tcPr>
+          <w:p>
+            <w:pPr>
+              <w:ind w:firstLine="0"/>
+              <w:jc w:val="center"/>
               <w:cnfStyle w:val="000000000000" w:firstRow="0" w:lastRow="0" w:firstColumn="0" w:lastColumn="0" w:oddVBand="0" w:evenVBand="0" w:oddHBand="0" w:evenHBand="0" w:firstRowFirstColumn="0" w:firstRowLastColumn="0" w:lastRowFirstColumn="0" w:lastRowLastColumn="0"/>
             </w:pPr>
             <w:r>
@@ -5273,10 +5475,11 @@
         <w:tc>
           <w:tcPr>
             <w:tcW w:w="2268" w:type="dxa"/>
-            <w:vAlign w:val="top"/>
-          </w:tcPr>
-          <w:p>
-            <w:pPr>
+          </w:tcPr>
+          <w:p>
+            <w:pPr>
+              <w:ind w:firstLine="0"/>
+              <w:jc w:val="center"/>
               <w:cnfStyle w:val="000000000000" w:firstRow="0" w:lastRow="0" w:firstColumn="0" w:lastColumn="0" w:oddVBand="0" w:evenVBand="0" w:oddHBand="0" w:evenHBand="0" w:firstRowFirstColumn="0" w:firstRowLastColumn="0" w:lastRowFirstColumn="0" w:lastRowLastColumn="0"/>
             </w:pPr>
             <w:r>
@@ -5287,10 +5490,11 @@
         <w:tc>
           <w:tcPr>
             <w:tcW w:w="2546" w:type="dxa"/>
-            <w:vAlign w:val="top"/>
-          </w:tcPr>
-          <w:p>
-            <w:pPr>
+          </w:tcPr>
+          <w:p>
+            <w:pPr>
+              <w:ind w:firstLine="0"/>
+              <w:jc w:val="center"/>
               <w:cnfStyle w:val="000000000000" w:firstRow="0" w:lastRow="0" w:firstColumn="0" w:lastColumn="0" w:oddVBand="0" w:evenVBand="0" w:oddHBand="0" w:evenHBand="0" w:firstRowFirstColumn="0" w:firstRowLastColumn="0" w:lastRowFirstColumn="0" w:lastRowLastColumn="0"/>
             </w:pPr>
             <w:r>
@@ -5304,9 +5508,11 @@
           <w:tcPr>
             <w:cnfStyle w:val="001000000000" w:firstRow="0" w:lastRow="0" w:firstColumn="1" w:lastColumn="0" w:oddVBand="0" w:evenVBand="0" w:oddHBand="0" w:evenHBand="0" w:firstRowFirstColumn="0" w:firstRowLastColumn="0" w:lastRowFirstColumn="0" w:lastRowLastColumn="0"/>
             <w:tcW w:w="692" w:type="dxa"/>
-            <w:vAlign w:val="top"/>
-          </w:tcPr>
-          <w:p>
+          </w:tcPr>
+          <w:p>
+            <w:pPr>
+              <w:ind w:firstLine="0"/>
+            </w:pPr>
             <w:r>
               <w:t>5</w:t>
             </w:r>
@@ -5315,10 +5521,11 @@
         <w:tc>
           <w:tcPr>
             <w:tcW w:w="1780" w:type="dxa"/>
-            <w:vAlign w:val="top"/>
-          </w:tcPr>
-          <w:p>
-            <w:pPr>
+          </w:tcPr>
+          <w:p>
+            <w:pPr>
+              <w:ind w:firstLine="0"/>
+              <w:jc w:val="center"/>
               <w:cnfStyle w:val="000000000000" w:firstRow="0" w:lastRow="0" w:firstColumn="0" w:lastColumn="0" w:oddVBand="0" w:evenVBand="0" w:oddHBand="0" w:evenHBand="0" w:firstRowFirstColumn="0" w:firstRowLastColumn="0" w:lastRowFirstColumn="0" w:lastRowLastColumn="0"/>
             </w:pPr>
             <w:r>
@@ -5329,10 +5536,11 @@
         <w:tc>
           <w:tcPr>
             <w:tcW w:w="1492" w:type="dxa"/>
-            <w:vAlign w:val="top"/>
-          </w:tcPr>
-          <w:p>
-            <w:pPr>
+          </w:tcPr>
+          <w:p>
+            <w:pPr>
+              <w:ind w:firstLine="0"/>
+              <w:jc w:val="center"/>
               <w:cnfStyle w:val="000000000000" w:firstRow="0" w:lastRow="0" w:firstColumn="0" w:lastColumn="0" w:oddVBand="0" w:evenVBand="0" w:oddHBand="0" w:evenHBand="0" w:firstRowFirstColumn="0" w:firstRowLastColumn="0" w:lastRowFirstColumn="0" w:lastRowLastColumn="0"/>
             </w:pPr>
             <w:r>
@@ -5343,10 +5551,11 @@
         <w:tc>
           <w:tcPr>
             <w:tcW w:w="2268" w:type="dxa"/>
-            <w:vAlign w:val="top"/>
-          </w:tcPr>
-          <w:p>
-            <w:pPr>
+          </w:tcPr>
+          <w:p>
+            <w:pPr>
+              <w:ind w:firstLine="0"/>
+              <w:jc w:val="center"/>
               <w:cnfStyle w:val="000000000000" w:firstRow="0" w:lastRow="0" w:firstColumn="0" w:lastColumn="0" w:oddVBand="0" w:evenVBand="0" w:oddHBand="0" w:evenHBand="0" w:firstRowFirstColumn="0" w:firstRowLastColumn="0" w:lastRowFirstColumn="0" w:lastRowLastColumn="0"/>
             </w:pPr>
             <w:r>
@@ -5357,10 +5566,11 @@
         <w:tc>
           <w:tcPr>
             <w:tcW w:w="2546" w:type="dxa"/>
-            <w:vAlign w:val="top"/>
-          </w:tcPr>
-          <w:p>
-            <w:pPr>
+          </w:tcPr>
+          <w:p>
+            <w:pPr>
+              <w:ind w:firstLine="0"/>
+              <w:jc w:val="center"/>
               <w:cnfStyle w:val="000000000000" w:firstRow="0" w:lastRow="0" w:firstColumn="0" w:lastColumn="0" w:oddVBand="0" w:evenVBand="0" w:oddHBand="0" w:evenHBand="0" w:firstRowFirstColumn="0" w:firstRowLastColumn="0" w:lastRowFirstColumn="0" w:lastRowLastColumn="0"/>
             </w:pPr>
             <w:r>
@@ -5374,9 +5584,11 @@
           <w:tcPr>
             <w:cnfStyle w:val="001000000000" w:firstRow="0" w:lastRow="0" w:firstColumn="1" w:lastColumn="0" w:oddVBand="0" w:evenVBand="0" w:oddHBand="0" w:evenHBand="0" w:firstRowFirstColumn="0" w:firstRowLastColumn="0" w:lastRowFirstColumn="0" w:lastRowLastColumn="0"/>
             <w:tcW w:w="692" w:type="dxa"/>
-            <w:vAlign w:val="top"/>
-          </w:tcPr>
-          <w:p>
+          </w:tcPr>
+          <w:p>
+            <w:pPr>
+              <w:ind w:firstLine="0"/>
+            </w:pPr>
             <w:r>
               <w:t>6</w:t>
             </w:r>
@@ -5385,10 +5597,11 @@
         <w:tc>
           <w:tcPr>
             <w:tcW w:w="1780" w:type="dxa"/>
-            <w:vAlign w:val="top"/>
-          </w:tcPr>
-          <w:p>
-            <w:pPr>
+          </w:tcPr>
+          <w:p>
+            <w:pPr>
+              <w:ind w:firstLine="0"/>
+              <w:jc w:val="center"/>
               <w:cnfStyle w:val="000000000000" w:firstRow="0" w:lastRow="0" w:firstColumn="0" w:lastColumn="0" w:oddVBand="0" w:evenVBand="0" w:oddHBand="0" w:evenHBand="0" w:firstRowFirstColumn="0" w:firstRowLastColumn="0" w:lastRowFirstColumn="0" w:lastRowLastColumn="0"/>
             </w:pPr>
             <w:r>
@@ -5399,10 +5612,11 @@
         <w:tc>
           <w:tcPr>
             <w:tcW w:w="1492" w:type="dxa"/>
-            <w:vAlign w:val="top"/>
-          </w:tcPr>
-          <w:p>
-            <w:pPr>
+          </w:tcPr>
+          <w:p>
+            <w:pPr>
+              <w:ind w:firstLine="0"/>
+              <w:jc w:val="center"/>
               <w:cnfStyle w:val="000000000000" w:firstRow="0" w:lastRow="0" w:firstColumn="0" w:lastColumn="0" w:oddVBand="0" w:evenVBand="0" w:oddHBand="0" w:evenHBand="0" w:firstRowFirstColumn="0" w:firstRowLastColumn="0" w:lastRowFirstColumn="0" w:lastRowLastColumn="0"/>
             </w:pPr>
             <w:r>
@@ -5413,10 +5627,11 @@
         <w:tc>
           <w:tcPr>
             <w:tcW w:w="2268" w:type="dxa"/>
-            <w:vAlign w:val="top"/>
-          </w:tcPr>
-          <w:p>
-            <w:pPr>
+          </w:tcPr>
+          <w:p>
+            <w:pPr>
+              <w:ind w:firstLine="0"/>
+              <w:jc w:val="center"/>
               <w:cnfStyle w:val="000000000000" w:firstRow="0" w:lastRow="0" w:firstColumn="0" w:lastColumn="0" w:oddVBand="0" w:evenVBand="0" w:oddHBand="0" w:evenHBand="0" w:firstRowFirstColumn="0" w:firstRowLastColumn="0" w:lastRowFirstColumn="0" w:lastRowLastColumn="0"/>
             </w:pPr>
             <w:r>
@@ -5427,10 +5642,11 @@
         <w:tc>
           <w:tcPr>
             <w:tcW w:w="2546" w:type="dxa"/>
-            <w:vAlign w:val="top"/>
-          </w:tcPr>
-          <w:p>
-            <w:pPr>
+          </w:tcPr>
+          <w:p>
+            <w:pPr>
+              <w:ind w:firstLine="0"/>
+              <w:jc w:val="center"/>
               <w:cnfStyle w:val="000000000000" w:firstRow="0" w:lastRow="0" w:firstColumn="0" w:lastColumn="0" w:oddVBand="0" w:evenVBand="0" w:oddHBand="0" w:evenHBand="0" w:firstRowFirstColumn="0" w:firstRowLastColumn="0" w:lastRowFirstColumn="0" w:lastRowLastColumn="0"/>
             </w:pPr>
             <w:r>
@@ -5444,9 +5660,11 @@
           <w:tcPr>
             <w:cnfStyle w:val="001000000000" w:firstRow="0" w:lastRow="0" w:firstColumn="1" w:lastColumn="0" w:oddVBand="0" w:evenVBand="0" w:oddHBand="0" w:evenHBand="0" w:firstRowFirstColumn="0" w:firstRowLastColumn="0" w:lastRowFirstColumn="0" w:lastRowLastColumn="0"/>
             <w:tcW w:w="692" w:type="dxa"/>
-            <w:vAlign w:val="top"/>
-          </w:tcPr>
-          <w:p>
+          </w:tcPr>
+          <w:p>
+            <w:pPr>
+              <w:ind w:firstLine="0"/>
+            </w:pPr>
             <w:r>
               <w:t>7</w:t>
             </w:r>
@@ -5455,10 +5673,11 @@
         <w:tc>
           <w:tcPr>
             <w:tcW w:w="1780" w:type="dxa"/>
-            <w:vAlign w:val="top"/>
-          </w:tcPr>
-          <w:p>
-            <w:pPr>
+          </w:tcPr>
+          <w:p>
+            <w:pPr>
+              <w:ind w:firstLine="0"/>
+              <w:jc w:val="center"/>
               <w:cnfStyle w:val="000000000000" w:firstRow="0" w:lastRow="0" w:firstColumn="0" w:lastColumn="0" w:oddVBand="0" w:evenVBand="0" w:oddHBand="0" w:evenHBand="0" w:firstRowFirstColumn="0" w:firstRowLastColumn="0" w:lastRowFirstColumn="0" w:lastRowLastColumn="0"/>
             </w:pPr>
             <w:r>
@@ -5469,10 +5688,11 @@
         <w:tc>
           <w:tcPr>
             <w:tcW w:w="1492" w:type="dxa"/>
-            <w:vAlign w:val="top"/>
-          </w:tcPr>
-          <w:p>
-            <w:pPr>
+          </w:tcPr>
+          <w:p>
+            <w:pPr>
+              <w:ind w:firstLine="0"/>
+              <w:jc w:val="center"/>
               <w:cnfStyle w:val="000000000000" w:firstRow="0" w:lastRow="0" w:firstColumn="0" w:lastColumn="0" w:oddVBand="0" w:evenVBand="0" w:oddHBand="0" w:evenHBand="0" w:firstRowFirstColumn="0" w:firstRowLastColumn="0" w:lastRowFirstColumn="0" w:lastRowLastColumn="0"/>
             </w:pPr>
             <w:r>
@@ -5483,33 +5703,33 @@
         <w:tc>
           <w:tcPr>
             <w:tcW w:w="2268" w:type="dxa"/>
-            <w:vAlign w:val="top"/>
-          </w:tcPr>
-          <w:p>
-            <w:pPr>
-              <w:cnfStyle w:val="000000000000" w:firstRow="0" w:lastRow="0" w:firstColumn="0" w:lastColumn="0" w:oddVBand="0" w:evenVBand="0" w:oddHBand="0" w:evenHBand="0" w:firstRowFirstColumn="0" w:firstRowLastColumn="0" w:lastRowFirstColumn="0" w:lastRowLastColumn="0"/>
-            </w:pPr>
-            <w:r>
-              <w:t xml:space="preserve">NOT NULL, DEFAULT 0, CHECK </w:t>
-            </w:r>
-            <w:r>
-              <w:lastRenderedPageBreak/>
-              <w:t>(StockQuantity &gt;= 0)</w:t>
+          </w:tcPr>
+          <w:p>
+            <w:pPr>
+              <w:ind w:firstLine="0"/>
+              <w:jc w:val="center"/>
+              <w:cnfStyle w:val="000000000000" w:firstRow="0" w:lastRow="0" w:firstColumn="0" w:lastColumn="0" w:oddVBand="0" w:evenVBand="0" w:oddHBand="0" w:evenHBand="0" w:firstRowFirstColumn="0" w:firstRowLastColumn="0" w:lastRowFirstColumn="0" w:lastRowLastColumn="0"/>
+            </w:pPr>
+            <w:r>
+              <w:t>NOT NULL, DEFAULT 0, CHECK (StockQuantity &gt;= 0)</w:t>
             </w:r>
           </w:p>
         </w:tc>
         <w:tc>
           <w:tcPr>
             <w:tcW w:w="2546" w:type="dxa"/>
-            <w:vAlign w:val="top"/>
-          </w:tcPr>
-          <w:p>
-            <w:pPr>
-              <w:cnfStyle w:val="000000000000" w:firstRow="0" w:lastRow="0" w:firstColumn="0" w:lastColumn="0" w:oddVBand="0" w:evenVBand="0" w:oddHBand="0" w:evenHBand="0" w:firstRowFirstColumn="0" w:firstRowLastColumn="0" w:lastRowFirstColumn="0" w:lastRowLastColumn="0"/>
-            </w:pPr>
-            <w:r>
-              <w:lastRenderedPageBreak/>
-              <w:t>Số lượng tồn kho</w:t>
+          </w:tcPr>
+          <w:p>
+            <w:pPr>
+              <w:ind w:firstLine="0"/>
+              <w:jc w:val="center"/>
+              <w:cnfStyle w:val="000000000000" w:firstRow="0" w:lastRow="0" w:firstColumn="0" w:lastColumn="0" w:oddVBand="0" w:evenVBand="0" w:oddHBand="0" w:evenHBand="0" w:firstRowFirstColumn="0" w:firstRowLastColumn="0" w:lastRowFirstColumn="0" w:lastRowLastColumn="0"/>
+            </w:pPr>
+            <w:r>
+              <w:t>Số lượng tồ</w:t>
+            </w:r>
+            <w:r>
+              <w:t>n kho</w:t>
             </w:r>
           </w:p>
         </w:tc>
@@ -5519,11 +5739,12 @@
           <w:tcPr>
             <w:cnfStyle w:val="001000000000" w:firstRow="0" w:lastRow="0" w:firstColumn="1" w:lastColumn="0" w:oddVBand="0" w:evenVBand="0" w:oddHBand="0" w:evenHBand="0" w:firstRowFirstColumn="0" w:firstRowLastColumn="0" w:lastRowFirstColumn="0" w:lastRowLastColumn="0"/>
             <w:tcW w:w="692" w:type="dxa"/>
-            <w:vAlign w:val="top"/>
-          </w:tcPr>
-          <w:p>
-            <w:r>
-              <w:lastRenderedPageBreak/>
+          </w:tcPr>
+          <w:p>
+            <w:pPr>
+              <w:ind w:firstLine="0"/>
+            </w:pPr>
+            <w:r>
               <w:t>8</w:t>
             </w:r>
           </w:p>
@@ -5531,10 +5752,11 @@
         <w:tc>
           <w:tcPr>
             <w:tcW w:w="1780" w:type="dxa"/>
-            <w:vAlign w:val="top"/>
-          </w:tcPr>
-          <w:p>
-            <w:pPr>
+          </w:tcPr>
+          <w:p>
+            <w:pPr>
+              <w:ind w:firstLine="0"/>
+              <w:jc w:val="center"/>
               <w:cnfStyle w:val="000000000000" w:firstRow="0" w:lastRow="0" w:firstColumn="0" w:lastColumn="0" w:oddVBand="0" w:evenVBand="0" w:oddHBand="0" w:evenHBand="0" w:firstRowFirstColumn="0" w:firstRowLastColumn="0" w:lastRowFirstColumn="0" w:lastRowLastColumn="0"/>
             </w:pPr>
             <w:r>
@@ -5545,10 +5767,11 @@
         <w:tc>
           <w:tcPr>
             <w:tcW w:w="1492" w:type="dxa"/>
-            <w:vAlign w:val="top"/>
-          </w:tcPr>
-          <w:p>
-            <w:pPr>
+          </w:tcPr>
+          <w:p>
+            <w:pPr>
+              <w:ind w:firstLine="0"/>
+              <w:jc w:val="center"/>
               <w:cnfStyle w:val="000000000000" w:firstRow="0" w:lastRow="0" w:firstColumn="0" w:lastColumn="0" w:oddVBand="0" w:evenVBand="0" w:oddHBand="0" w:evenHBand="0" w:firstRowFirstColumn="0" w:firstRowLastColumn="0" w:lastRowFirstColumn="0" w:lastRowLastColumn="0"/>
             </w:pPr>
             <w:r>
@@ -5559,10 +5782,11 @@
         <w:tc>
           <w:tcPr>
             <w:tcW w:w="2268" w:type="dxa"/>
-            <w:vAlign w:val="top"/>
-          </w:tcPr>
-          <w:p>
-            <w:pPr>
+          </w:tcPr>
+          <w:p>
+            <w:pPr>
+              <w:ind w:firstLine="0"/>
+              <w:jc w:val="center"/>
               <w:cnfStyle w:val="000000000000" w:firstRow="0" w:lastRow="0" w:firstColumn="0" w:lastColumn="0" w:oddVBand="0" w:evenVBand="0" w:oddHBand="0" w:evenHBand="0" w:firstRowFirstColumn="0" w:firstRowLastColumn="0" w:lastRowFirstColumn="0" w:lastRowLastColumn="0"/>
             </w:pPr>
             <w:r>
@@ -5573,10 +5797,11 @@
         <w:tc>
           <w:tcPr>
             <w:tcW w:w="2546" w:type="dxa"/>
-            <w:vAlign w:val="top"/>
-          </w:tcPr>
-          <w:p>
-            <w:pPr>
+          </w:tcPr>
+          <w:p>
+            <w:pPr>
+              <w:ind w:firstLine="0"/>
+              <w:jc w:val="center"/>
               <w:cnfStyle w:val="000000000000" w:firstRow="0" w:lastRow="0" w:firstColumn="0" w:lastColumn="0" w:oddVBand="0" w:evenVBand="0" w:oddHBand="0" w:evenHBand="0" w:firstRowFirstColumn="0" w:firstRowLastColumn="0" w:lastRowFirstColumn="0" w:lastRowLastColumn="0"/>
             </w:pPr>
             <w:r>
@@ -5590,9 +5815,11 @@
           <w:tcPr>
             <w:cnfStyle w:val="001000000000" w:firstRow="0" w:lastRow="0" w:firstColumn="1" w:lastColumn="0" w:oddVBand="0" w:evenVBand="0" w:oddHBand="0" w:evenHBand="0" w:firstRowFirstColumn="0" w:firstRowLastColumn="0" w:lastRowFirstColumn="0" w:lastRowLastColumn="0"/>
             <w:tcW w:w="692" w:type="dxa"/>
-            <w:vAlign w:val="top"/>
-          </w:tcPr>
-          <w:p>
+          </w:tcPr>
+          <w:p>
+            <w:pPr>
+              <w:ind w:firstLine="0"/>
+            </w:pPr>
             <w:r>
               <w:t>9</w:t>
             </w:r>
@@ -5601,10 +5828,11 @@
         <w:tc>
           <w:tcPr>
             <w:tcW w:w="1780" w:type="dxa"/>
-            <w:vAlign w:val="top"/>
-          </w:tcPr>
-          <w:p>
-            <w:pPr>
+          </w:tcPr>
+          <w:p>
+            <w:pPr>
+              <w:ind w:firstLine="0"/>
+              <w:jc w:val="center"/>
               <w:cnfStyle w:val="000000000000" w:firstRow="0" w:lastRow="0" w:firstColumn="0" w:lastColumn="0" w:oddVBand="0" w:evenVBand="0" w:oddHBand="0" w:evenHBand="0" w:firstRowFirstColumn="0" w:firstRowLastColumn="0" w:lastRowFirstColumn="0" w:lastRowLastColumn="0"/>
             </w:pPr>
             <w:r>
@@ -5615,10 +5843,11 @@
         <w:tc>
           <w:tcPr>
             <w:tcW w:w="1492" w:type="dxa"/>
-            <w:vAlign w:val="top"/>
-          </w:tcPr>
-          <w:p>
-            <w:pPr>
+          </w:tcPr>
+          <w:p>
+            <w:pPr>
+              <w:ind w:firstLine="0"/>
+              <w:jc w:val="center"/>
               <w:cnfStyle w:val="000000000000" w:firstRow="0" w:lastRow="0" w:firstColumn="0" w:lastColumn="0" w:oddVBand="0" w:evenVBand="0" w:oddHBand="0" w:evenHBand="0" w:firstRowFirstColumn="0" w:firstRowLastColumn="0" w:lastRowFirstColumn="0" w:lastRowLastColumn="0"/>
             </w:pPr>
             <w:r>
@@ -5629,10 +5858,11 @@
         <w:tc>
           <w:tcPr>
             <w:tcW w:w="2268" w:type="dxa"/>
-            <w:vAlign w:val="top"/>
-          </w:tcPr>
-          <w:p>
-            <w:pPr>
+          </w:tcPr>
+          <w:p>
+            <w:pPr>
+              <w:ind w:firstLine="0"/>
+              <w:jc w:val="center"/>
               <w:cnfStyle w:val="000000000000" w:firstRow="0" w:lastRow="0" w:firstColumn="0" w:lastColumn="0" w:oddVBand="0" w:evenVBand="0" w:oddHBand="0" w:evenHBand="0" w:firstRowFirstColumn="0" w:firstRowLastColumn="0" w:lastRowFirstColumn="0" w:lastRowLastColumn="0"/>
             </w:pPr>
             <w:r>
@@ -5643,10 +5873,11 @@
         <w:tc>
           <w:tcPr>
             <w:tcW w:w="2546" w:type="dxa"/>
-            <w:vAlign w:val="top"/>
-          </w:tcPr>
-          <w:p>
-            <w:pPr>
+          </w:tcPr>
+          <w:p>
+            <w:pPr>
+              <w:ind w:firstLine="0"/>
+              <w:jc w:val="center"/>
               <w:cnfStyle w:val="000000000000" w:firstRow="0" w:lastRow="0" w:firstColumn="0" w:lastColumn="0" w:oddVBand="0" w:evenVBand="0" w:oddHBand="0" w:evenHBand="0" w:firstRowFirstColumn="0" w:firstRowLastColumn="0" w:lastRowFirstColumn="0" w:lastRowLastColumn="0"/>
             </w:pPr>
             <w:r>
@@ -5660,21 +5891,30 @@
           <w:tcPr>
             <w:cnfStyle w:val="001000000000" w:firstRow="0" w:lastRow="0" w:firstColumn="1" w:lastColumn="0" w:oddVBand="0" w:evenVBand="0" w:oddHBand="0" w:evenHBand="0" w:firstRowFirstColumn="0" w:firstRowLastColumn="0" w:lastRowFirstColumn="0" w:lastRowLastColumn="0"/>
             <w:tcW w:w="692" w:type="dxa"/>
-            <w:vAlign w:val="top"/>
-          </w:tcPr>
-          <w:p>
-            <w:r>
-              <w:t>10</w:t>
+          </w:tcPr>
+          <w:p>
+            <w:r>
+              <w:t>1</w:t>
+            </w:r>
+            <w:r>
+              <w:rPr>
+                <w:lang w:val="en-US"/>
+              </w:rPr>
+              <w:t>1</w:t>
+            </w:r>
+            <w:r>
+              <w:t>0</w:t>
             </w:r>
           </w:p>
         </w:tc>
         <w:tc>
           <w:tcPr>
             <w:tcW w:w="1780" w:type="dxa"/>
-            <w:vAlign w:val="top"/>
-          </w:tcPr>
-          <w:p>
-            <w:pPr>
+          </w:tcPr>
+          <w:p>
+            <w:pPr>
+              <w:ind w:firstLine="0"/>
+              <w:jc w:val="center"/>
               <w:cnfStyle w:val="000000000000" w:firstRow="0" w:lastRow="0" w:firstColumn="0" w:lastColumn="0" w:oddVBand="0" w:evenVBand="0" w:oddHBand="0" w:evenHBand="0" w:firstRowFirstColumn="0" w:firstRowLastColumn="0" w:lastRowFirstColumn="0" w:lastRowLastColumn="0"/>
             </w:pPr>
             <w:r>
@@ -5685,10 +5925,11 @@
         <w:tc>
           <w:tcPr>
             <w:tcW w:w="1492" w:type="dxa"/>
-            <w:vAlign w:val="top"/>
-          </w:tcPr>
-          <w:p>
-            <w:pPr>
+          </w:tcPr>
+          <w:p>
+            <w:pPr>
+              <w:ind w:firstLine="0"/>
+              <w:jc w:val="center"/>
               <w:cnfStyle w:val="000000000000" w:firstRow="0" w:lastRow="0" w:firstColumn="0" w:lastColumn="0" w:oddVBand="0" w:evenVBand="0" w:oddHBand="0" w:evenHBand="0" w:firstRowFirstColumn="0" w:firstRowLastColumn="0" w:lastRowFirstColumn="0" w:lastRowLastColumn="0"/>
             </w:pPr>
             <w:r>
@@ -5699,10 +5940,11 @@
         <w:tc>
           <w:tcPr>
             <w:tcW w:w="2268" w:type="dxa"/>
-            <w:vAlign w:val="top"/>
-          </w:tcPr>
-          <w:p>
-            <w:pPr>
+          </w:tcPr>
+          <w:p>
+            <w:pPr>
+              <w:ind w:firstLine="0"/>
+              <w:jc w:val="center"/>
               <w:cnfStyle w:val="000000000000" w:firstRow="0" w:lastRow="0" w:firstColumn="0" w:lastColumn="0" w:oddVBand="0" w:evenVBand="0" w:oddHBand="0" w:evenHBand="0" w:firstRowFirstColumn="0" w:firstRowLastColumn="0" w:lastRowFirstColumn="0" w:lastRowLastColumn="0"/>
             </w:pPr>
             <w:r>
@@ -5713,10 +5955,11 @@
         <w:tc>
           <w:tcPr>
             <w:tcW w:w="2546" w:type="dxa"/>
-            <w:vAlign w:val="top"/>
-          </w:tcPr>
-          <w:p>
-            <w:pPr>
+          </w:tcPr>
+          <w:p>
+            <w:pPr>
+              <w:ind w:firstLine="0"/>
+              <w:jc w:val="center"/>
               <w:cnfStyle w:val="000000000000" w:firstRow="0" w:lastRow="0" w:firstColumn="0" w:lastColumn="0" w:oddVBand="0" w:evenVBand="0" w:oddHBand="0" w:evenHBand="0" w:firstRowFirstColumn="0" w:firstRowLastColumn="0" w:lastRowFirstColumn="0" w:lastRowLastColumn="0"/>
             </w:pPr>
             <w:r>
@@ -5741,11 +5984,11 @@
         <w:tblLook w:val="04A0" w:firstRow="1" w:lastRow="0" w:firstColumn="1" w:lastColumn="0" w:noHBand="0" w:noVBand="1"/>
       </w:tblPr>
       <w:tblGrid>
-        <w:gridCol w:w="1133"/>
-        <w:gridCol w:w="1855"/>
-        <w:gridCol w:w="2151"/>
-        <w:gridCol w:w="2371"/>
-        <w:gridCol w:w="1268"/>
+        <w:gridCol w:w="708"/>
+        <w:gridCol w:w="1660"/>
+        <w:gridCol w:w="2051"/>
+        <w:gridCol w:w="3278"/>
+        <w:gridCol w:w="1081"/>
       </w:tblGrid>
       <w:tr>
         <w:trPr>
@@ -5756,9 +5999,11 @@
           <w:tcPr>
             <w:cnfStyle w:val="001000000000" w:firstRow="0" w:lastRow="0" w:firstColumn="1" w:lastColumn="0" w:oddVBand="0" w:evenVBand="0" w:oddHBand="0" w:evenHBand="0" w:firstRowFirstColumn="0" w:firstRowLastColumn="0" w:lastRowFirstColumn="0" w:lastRowLastColumn="0"/>
             <w:tcW w:w="0" w:type="auto"/>
-            <w:vAlign w:val="top"/>
-          </w:tcPr>
-          <w:p>
+          </w:tcPr>
+          <w:p>
+            <w:pPr>
+              <w:ind w:firstLine="0"/>
+            </w:pPr>
             <w:r>
               <w:t>STT</w:t>
             </w:r>
@@ -5767,10 +6012,10 @@
         <w:tc>
           <w:tcPr>
             <w:tcW w:w="0" w:type="auto"/>
-            <w:vAlign w:val="top"/>
-          </w:tcPr>
-          <w:p>
-            <w:pPr>
+          </w:tcPr>
+          <w:p>
+            <w:pPr>
+              <w:ind w:firstLine="0"/>
               <w:cnfStyle w:val="100000000000" w:firstRow="1" w:lastRow="0" w:firstColumn="0" w:lastColumn="0" w:oddVBand="0" w:evenVBand="0" w:oddHBand="0" w:evenHBand="0" w:firstRowFirstColumn="0" w:firstRowLastColumn="0" w:lastRowFirstColumn="0" w:lastRowLastColumn="0"/>
             </w:pPr>
             <w:r>
@@ -5781,10 +6026,10 @@
         <w:tc>
           <w:tcPr>
             <w:tcW w:w="0" w:type="auto"/>
-            <w:vAlign w:val="top"/>
-          </w:tcPr>
-          <w:p>
-            <w:pPr>
+          </w:tcPr>
+          <w:p>
+            <w:pPr>
+              <w:ind w:firstLine="0"/>
               <w:cnfStyle w:val="100000000000" w:firstRow="1" w:lastRow="0" w:firstColumn="0" w:lastColumn="0" w:oddVBand="0" w:evenVBand="0" w:oddHBand="0" w:evenHBand="0" w:firstRowFirstColumn="0" w:firstRowLastColumn="0" w:lastRowFirstColumn="0" w:lastRowLastColumn="0"/>
             </w:pPr>
             <w:r>
@@ -5795,10 +6040,10 @@
         <w:tc>
           <w:tcPr>
             <w:tcW w:w="0" w:type="auto"/>
-            <w:vAlign w:val="top"/>
-          </w:tcPr>
-          <w:p>
-            <w:pPr>
+          </w:tcPr>
+          <w:p>
+            <w:pPr>
+              <w:ind w:firstLine="0"/>
               <w:cnfStyle w:val="100000000000" w:firstRow="1" w:lastRow="0" w:firstColumn="0" w:lastColumn="0" w:oddVBand="0" w:evenVBand="0" w:oddHBand="0" w:evenHBand="0" w:firstRowFirstColumn="0" w:firstRowLastColumn="0" w:lastRowFirstColumn="0" w:lastRowLastColumn="0"/>
             </w:pPr>
             <w:r>
@@ -5809,10 +6054,10 @@
         <w:tc>
           <w:tcPr>
             <w:tcW w:w="0" w:type="auto"/>
-            <w:vAlign w:val="top"/>
-          </w:tcPr>
-          <w:p>
-            <w:pPr>
+          </w:tcPr>
+          <w:p>
+            <w:pPr>
+              <w:ind w:firstLine="0"/>
               <w:cnfStyle w:val="100000000000" w:firstRow="1" w:lastRow="0" w:firstColumn="0" w:lastColumn="0" w:oddVBand="0" w:evenVBand="0" w:oddHBand="0" w:evenHBand="0" w:firstRowFirstColumn="0" w:firstRowLastColumn="0" w:lastRowFirstColumn="0" w:lastRowLastColumn="0"/>
             </w:pPr>
             <w:r>
@@ -5828,6 +6073,9 @@
             <w:tcW w:w="0" w:type="auto"/>
           </w:tcPr>
           <w:p>
+            <w:pPr>
+              <w:ind w:firstLine="0"/>
+            </w:pPr>
             <w:r>
               <w:t>1</w:t>
             </w:r>
@@ -5839,6 +6087,8 @@
           </w:tcPr>
           <w:p>
             <w:pPr>
+              <w:ind w:firstLine="0"/>
+              <w:jc w:val="center"/>
               <w:cnfStyle w:val="000000000000" w:firstRow="0" w:lastRow="0" w:firstColumn="0" w:lastColumn="0" w:oddVBand="0" w:evenVBand="0" w:oddHBand="0" w:evenHBand="0" w:firstRowFirstColumn="0" w:firstRowLastColumn="0" w:lastRowFirstColumn="0" w:lastRowLastColumn="0"/>
             </w:pPr>
             <w:r>
@@ -5852,6 +6102,8 @@
           </w:tcPr>
           <w:p>
             <w:pPr>
+              <w:ind w:firstLine="0"/>
+              <w:jc w:val="center"/>
               <w:cnfStyle w:val="000000000000" w:firstRow="0" w:lastRow="0" w:firstColumn="0" w:lastColumn="0" w:oddVBand="0" w:evenVBand="0" w:oddHBand="0" w:evenHBand="0" w:firstRowFirstColumn="0" w:firstRowLastColumn="0" w:lastRowFirstColumn="0" w:lastRowLastColumn="0"/>
             </w:pPr>
             <w:r>
@@ -5865,6 +6117,8 @@
           </w:tcPr>
           <w:p>
             <w:pPr>
+              <w:ind w:firstLine="0"/>
+              <w:jc w:val="center"/>
               <w:cnfStyle w:val="000000000000" w:firstRow="0" w:lastRow="0" w:firstColumn="0" w:lastColumn="0" w:oddVBand="0" w:evenVBand="0" w:oddHBand="0" w:evenHBand="0" w:firstRowFirstColumn="0" w:firstRowLastColumn="0" w:lastRowFirstColumn="0" w:lastRowLastColumn="0"/>
             </w:pPr>
             <w:r>
@@ -5878,6 +6132,8 @@
           </w:tcPr>
           <w:p>
             <w:pPr>
+              <w:ind w:firstLine="0"/>
+              <w:jc w:val="center"/>
               <w:cnfStyle w:val="000000000000" w:firstRow="0" w:lastRow="0" w:firstColumn="0" w:lastColumn="0" w:oddVBand="0" w:evenVBand="0" w:oddHBand="0" w:evenHBand="0" w:firstRowFirstColumn="0" w:firstRowLastColumn="0" w:lastRowFirstColumn="0" w:lastRowLastColumn="0"/>
             </w:pPr>
             <w:r>
@@ -5893,7 +6149,11 @@
             <w:tcW w:w="0" w:type="auto"/>
           </w:tcPr>
           <w:p>
-            <w:r>
+            <w:pPr>
+              <w:ind w:firstLine="0"/>
+            </w:pPr>
+            <w:r>
+              <w:lastRenderedPageBreak/>
               <w:t>2</w:t>
             </w:r>
           </w:p>
@@ -5904,6 +6164,8 @@
           </w:tcPr>
           <w:p>
             <w:pPr>
+              <w:ind w:firstLine="0"/>
+              <w:jc w:val="center"/>
               <w:cnfStyle w:val="000000000000" w:firstRow="0" w:lastRow="0" w:firstColumn="0" w:lastColumn="0" w:oddVBand="0" w:evenVBand="0" w:oddHBand="0" w:evenHBand="0" w:firstRowFirstColumn="0" w:firstRowLastColumn="0" w:lastRowFirstColumn="0" w:lastRowLastColumn="0"/>
             </w:pPr>
             <w:r>
@@ -5917,6 +6179,8 @@
           </w:tcPr>
           <w:p>
             <w:pPr>
+              <w:ind w:firstLine="0"/>
+              <w:jc w:val="center"/>
               <w:cnfStyle w:val="000000000000" w:firstRow="0" w:lastRow="0" w:firstColumn="0" w:lastColumn="0" w:oddVBand="0" w:evenVBand="0" w:oddHBand="0" w:evenHBand="0" w:firstRowFirstColumn="0" w:firstRowLastColumn="0" w:lastRowFirstColumn="0" w:lastRowLastColumn="0"/>
             </w:pPr>
             <w:r>
@@ -5930,6 +6194,8 @@
           </w:tcPr>
           <w:p>
             <w:pPr>
+              <w:ind w:firstLine="0"/>
+              <w:jc w:val="center"/>
               <w:cnfStyle w:val="000000000000" w:firstRow="0" w:lastRow="0" w:firstColumn="0" w:lastColumn="0" w:oddVBand="0" w:evenVBand="0" w:oddHBand="0" w:evenHBand="0" w:firstRowFirstColumn="0" w:firstRowLastColumn="0" w:lastRowFirstColumn="0" w:lastRowLastColumn="0"/>
             </w:pPr>
             <w:r>
@@ -5943,6 +6209,8 @@
           </w:tcPr>
           <w:p>
             <w:pPr>
+              <w:ind w:firstLine="0"/>
+              <w:jc w:val="center"/>
               <w:cnfStyle w:val="000000000000" w:firstRow="0" w:lastRow="0" w:firstColumn="0" w:lastColumn="0" w:oddVBand="0" w:evenVBand="0" w:oddHBand="0" w:evenHBand="0" w:firstRowFirstColumn="0" w:firstRowLastColumn="0" w:lastRowFirstColumn="0" w:lastRowLastColumn="0"/>
             </w:pPr>
             <w:r>
@@ -5958,6 +6226,9 @@
             <w:tcW w:w="0" w:type="auto"/>
           </w:tcPr>
           <w:p>
+            <w:pPr>
+              <w:ind w:firstLine="0"/>
+            </w:pPr>
             <w:r>
               <w:t>3</w:t>
             </w:r>
@@ -5969,6 +6240,8 @@
           </w:tcPr>
           <w:p>
             <w:pPr>
+              <w:ind w:firstLine="0"/>
+              <w:jc w:val="center"/>
               <w:cnfStyle w:val="000000000000" w:firstRow="0" w:lastRow="0" w:firstColumn="0" w:lastColumn="0" w:oddVBand="0" w:evenVBand="0" w:oddHBand="0" w:evenHBand="0" w:firstRowFirstColumn="0" w:firstRowLastColumn="0" w:lastRowFirstColumn="0" w:lastRowLastColumn="0"/>
             </w:pPr>
             <w:r>
@@ -5982,6 +6255,8 @@
           </w:tcPr>
           <w:p>
             <w:pPr>
+              <w:ind w:firstLine="0"/>
+              <w:jc w:val="center"/>
               <w:cnfStyle w:val="000000000000" w:firstRow="0" w:lastRow="0" w:firstColumn="0" w:lastColumn="0" w:oddVBand="0" w:evenVBand="0" w:oddHBand="0" w:evenHBand="0" w:firstRowFirstColumn="0" w:firstRowLastColumn="0" w:lastRowFirstColumn="0" w:lastRowLastColumn="0"/>
             </w:pPr>
             <w:r>
@@ -5995,6 +6270,8 @@
           </w:tcPr>
           <w:p>
             <w:pPr>
+              <w:ind w:firstLine="0"/>
+              <w:jc w:val="center"/>
               <w:cnfStyle w:val="000000000000" w:firstRow="0" w:lastRow="0" w:firstColumn="0" w:lastColumn="0" w:oddVBand="0" w:evenVBand="0" w:oddHBand="0" w:evenHBand="0" w:firstRowFirstColumn="0" w:firstRowLastColumn="0" w:lastRowFirstColumn="0" w:lastRowLastColumn="0"/>
             </w:pPr>
             <w:r>
@@ -6008,6 +6285,8 @@
           </w:tcPr>
           <w:p>
             <w:pPr>
+              <w:ind w:firstLine="0"/>
+              <w:jc w:val="center"/>
               <w:cnfStyle w:val="000000000000" w:firstRow="0" w:lastRow="0" w:firstColumn="0" w:lastColumn="0" w:oddVBand="0" w:evenVBand="0" w:oddHBand="0" w:evenHBand="0" w:firstRowFirstColumn="0" w:firstRowLastColumn="0" w:lastRowFirstColumn="0" w:lastRowLastColumn="0"/>
             </w:pPr>
             <w:r>
@@ -6023,6 +6302,9 @@
             <w:tcW w:w="0" w:type="auto"/>
           </w:tcPr>
           <w:p>
+            <w:pPr>
+              <w:ind w:firstLine="0"/>
+            </w:pPr>
             <w:r>
               <w:t>4</w:t>
             </w:r>
@@ -6034,6 +6316,8 @@
           </w:tcPr>
           <w:p>
             <w:pPr>
+              <w:ind w:firstLine="0"/>
+              <w:jc w:val="center"/>
               <w:cnfStyle w:val="000000000000" w:firstRow="0" w:lastRow="0" w:firstColumn="0" w:lastColumn="0" w:oddVBand="0" w:evenVBand="0" w:oddHBand="0" w:evenHBand="0" w:firstRowFirstColumn="0" w:firstRowLastColumn="0" w:lastRowFirstColumn="0" w:lastRowLastColumn="0"/>
             </w:pPr>
             <w:r>
@@ -6047,6 +6331,8 @@
           </w:tcPr>
           <w:p>
             <w:pPr>
+              <w:ind w:firstLine="0"/>
+              <w:jc w:val="center"/>
               <w:cnfStyle w:val="000000000000" w:firstRow="0" w:lastRow="0" w:firstColumn="0" w:lastColumn="0" w:oddVBand="0" w:evenVBand="0" w:oddHBand="0" w:evenHBand="0" w:firstRowFirstColumn="0" w:firstRowLastColumn="0" w:lastRowFirstColumn="0" w:lastRowLastColumn="0"/>
             </w:pPr>
             <w:r>
@@ -6060,6 +6346,8 @@
           </w:tcPr>
           <w:p>
             <w:pPr>
+              <w:ind w:firstLine="0"/>
+              <w:jc w:val="center"/>
               <w:cnfStyle w:val="000000000000" w:firstRow="0" w:lastRow="0" w:firstColumn="0" w:lastColumn="0" w:oddVBand="0" w:evenVBand="0" w:oddHBand="0" w:evenHBand="0" w:firstRowFirstColumn="0" w:firstRowLastColumn="0" w:lastRowFirstColumn="0" w:lastRowLastColumn="0"/>
             </w:pPr>
             <w:r>
@@ -6073,6 +6361,8 @@
           </w:tcPr>
           <w:p>
             <w:pPr>
+              <w:ind w:firstLine="0"/>
+              <w:jc w:val="center"/>
               <w:cnfStyle w:val="000000000000" w:firstRow="0" w:lastRow="0" w:firstColumn="0" w:lastColumn="0" w:oddVBand="0" w:evenVBand="0" w:oddHBand="0" w:evenHBand="0" w:firstRowFirstColumn="0" w:firstRowLastColumn="0" w:lastRowFirstColumn="0" w:lastRowLastColumn="0"/>
             </w:pPr>
             <w:r>
@@ -6088,6 +6378,9 @@
             <w:tcW w:w="0" w:type="auto"/>
           </w:tcPr>
           <w:p>
+            <w:pPr>
+              <w:ind w:firstLine="0"/>
+            </w:pPr>
             <w:r>
               <w:t>5</w:t>
             </w:r>
@@ -6099,6 +6392,8 @@
           </w:tcPr>
           <w:p>
             <w:pPr>
+              <w:ind w:firstLine="0"/>
+              <w:jc w:val="center"/>
               <w:cnfStyle w:val="000000000000" w:firstRow="0" w:lastRow="0" w:firstColumn="0" w:lastColumn="0" w:oddVBand="0" w:evenVBand="0" w:oddHBand="0" w:evenHBand="0" w:firstRowFirstColumn="0" w:firstRowLastColumn="0" w:lastRowFirstColumn="0" w:lastRowLastColumn="0"/>
             </w:pPr>
             <w:r>
@@ -6112,6 +6407,8 @@
           </w:tcPr>
           <w:p>
             <w:pPr>
+              <w:ind w:firstLine="0"/>
+              <w:jc w:val="center"/>
               <w:cnfStyle w:val="000000000000" w:firstRow="0" w:lastRow="0" w:firstColumn="0" w:lastColumn="0" w:oddVBand="0" w:evenVBand="0" w:oddHBand="0" w:evenHBand="0" w:firstRowFirstColumn="0" w:firstRowLastColumn="0" w:lastRowFirstColumn="0" w:lastRowLastColumn="0"/>
             </w:pPr>
             <w:r>
@@ -6125,6 +6422,8 @@
           </w:tcPr>
           <w:p>
             <w:pPr>
+              <w:ind w:firstLine="0"/>
+              <w:jc w:val="center"/>
               <w:cnfStyle w:val="000000000000" w:firstRow="0" w:lastRow="0" w:firstColumn="0" w:lastColumn="0" w:oddVBand="0" w:evenVBand="0" w:oddHBand="0" w:evenHBand="0" w:firstRowFirstColumn="0" w:firstRowLastColumn="0" w:lastRowFirstColumn="0" w:lastRowLastColumn="0"/>
             </w:pPr>
             <w:r>
@@ -6138,6 +6437,8 @@
           </w:tcPr>
           <w:p>
             <w:pPr>
+              <w:ind w:firstLine="0"/>
+              <w:jc w:val="center"/>
               <w:cnfStyle w:val="000000000000" w:firstRow="0" w:lastRow="0" w:firstColumn="0" w:lastColumn="0" w:oddVBand="0" w:evenVBand="0" w:oddHBand="0" w:evenHBand="0" w:firstRowFirstColumn="0" w:firstRowLastColumn="0" w:lastRowFirstColumn="0" w:lastRowLastColumn="0"/>
             </w:pPr>
             <w:r>
@@ -6153,6 +6454,9 @@
             <w:tcW w:w="0" w:type="auto"/>
           </w:tcPr>
           <w:p>
+            <w:pPr>
+              <w:ind w:firstLine="0"/>
+            </w:pPr>
             <w:r>
               <w:t>6</w:t>
             </w:r>
@@ -6164,6 +6468,8 @@
           </w:tcPr>
           <w:p>
             <w:pPr>
+              <w:ind w:firstLine="0"/>
+              <w:jc w:val="center"/>
               <w:cnfStyle w:val="000000000000" w:firstRow="0" w:lastRow="0" w:firstColumn="0" w:lastColumn="0" w:oddVBand="0" w:evenVBand="0" w:oddHBand="0" w:evenHBand="0" w:firstRowFirstColumn="0" w:firstRowLastColumn="0" w:lastRowFirstColumn="0" w:lastRowLastColumn="0"/>
             </w:pPr>
             <w:r>
@@ -6177,6 +6483,8 @@
           </w:tcPr>
           <w:p>
             <w:pPr>
+              <w:ind w:firstLine="0"/>
+              <w:jc w:val="center"/>
               <w:cnfStyle w:val="000000000000" w:firstRow="0" w:lastRow="0" w:firstColumn="0" w:lastColumn="0" w:oddVBand="0" w:evenVBand="0" w:oddHBand="0" w:evenHBand="0" w:firstRowFirstColumn="0" w:firstRowLastColumn="0" w:lastRowFirstColumn="0" w:lastRowLastColumn="0"/>
             </w:pPr>
             <w:r>
@@ -6190,6 +6498,8 @@
           </w:tcPr>
           <w:p>
             <w:pPr>
+              <w:ind w:firstLine="0"/>
+              <w:jc w:val="center"/>
               <w:cnfStyle w:val="000000000000" w:firstRow="0" w:lastRow="0" w:firstColumn="0" w:lastColumn="0" w:oddVBand="0" w:evenVBand="0" w:oddHBand="0" w:evenHBand="0" w:firstRowFirstColumn="0" w:firstRowLastColumn="0" w:lastRowFirstColumn="0" w:lastRowLastColumn="0"/>
             </w:pPr>
             <w:r>
@@ -6203,6 +6513,8 @@
           </w:tcPr>
           <w:p>
             <w:pPr>
+              <w:ind w:firstLine="0"/>
+              <w:jc w:val="center"/>
               <w:cnfStyle w:val="000000000000" w:firstRow="0" w:lastRow="0" w:firstColumn="0" w:lastColumn="0" w:oddVBand="0" w:evenVBand="0" w:oddHBand="0" w:evenHBand="0" w:firstRowFirstColumn="0" w:firstRowLastColumn="0" w:lastRowFirstColumn="0" w:lastRowLastColumn="0"/>
             </w:pPr>
             <w:r>
@@ -6218,6 +6530,9 @@
             <w:tcW w:w="0" w:type="auto"/>
           </w:tcPr>
           <w:p>
+            <w:pPr>
+              <w:ind w:firstLine="0"/>
+            </w:pPr>
             <w:r>
               <w:t>7</w:t>
             </w:r>
@@ -6229,6 +6544,8 @@
           </w:tcPr>
           <w:p>
             <w:pPr>
+              <w:ind w:firstLine="0"/>
+              <w:jc w:val="center"/>
               <w:cnfStyle w:val="000000000000" w:firstRow="0" w:lastRow="0" w:firstColumn="0" w:lastColumn="0" w:oddVBand="0" w:evenVBand="0" w:oddHBand="0" w:evenHBand="0" w:firstRowFirstColumn="0" w:firstRowLastColumn="0" w:lastRowFirstColumn="0" w:lastRowLastColumn="0"/>
             </w:pPr>
             <w:r>
@@ -6242,6 +6559,8 @@
           </w:tcPr>
           <w:p>
             <w:pPr>
+              <w:ind w:firstLine="0"/>
+              <w:jc w:val="center"/>
               <w:cnfStyle w:val="000000000000" w:firstRow="0" w:lastRow="0" w:firstColumn="0" w:lastColumn="0" w:oddVBand="0" w:evenVBand="0" w:oddHBand="0" w:evenHBand="0" w:firstRowFirstColumn="0" w:firstRowLastColumn="0" w:lastRowFirstColumn="0" w:lastRowLastColumn="0"/>
             </w:pPr>
             <w:r>
@@ -6255,6 +6574,8 @@
           </w:tcPr>
           <w:p>
             <w:pPr>
+              <w:ind w:firstLine="0"/>
+              <w:jc w:val="center"/>
               <w:cnfStyle w:val="000000000000" w:firstRow="0" w:lastRow="0" w:firstColumn="0" w:lastColumn="0" w:oddVBand="0" w:evenVBand="0" w:oddHBand="0" w:evenHBand="0" w:firstRowFirstColumn="0" w:firstRowLastColumn="0" w:lastRowFirstColumn="0" w:lastRowLastColumn="0"/>
             </w:pPr>
             <w:r>
@@ -6268,6 +6589,8 @@
           </w:tcPr>
           <w:p>
             <w:pPr>
+              <w:ind w:firstLine="0"/>
+              <w:jc w:val="center"/>
               <w:cnfStyle w:val="000000000000" w:firstRow="0" w:lastRow="0" w:firstColumn="0" w:lastColumn="0" w:oddVBand="0" w:evenVBand="0" w:oddHBand="0" w:evenHBand="0" w:firstRowFirstColumn="0" w:firstRowLastColumn="0" w:lastRowFirstColumn="0" w:lastRowLastColumn="0"/>
             </w:pPr>
             <w:r>
@@ -6283,8 +6606,10 @@
             <w:tcW w:w="0" w:type="auto"/>
           </w:tcPr>
           <w:p>
-            <w:r>
-              <w:lastRenderedPageBreak/>
+            <w:pPr>
+              <w:ind w:firstLine="0"/>
+            </w:pPr>
+            <w:r>
               <w:t>8</w:t>
             </w:r>
           </w:p>
@@ -6295,6 +6620,8 @@
           </w:tcPr>
           <w:p>
             <w:pPr>
+              <w:ind w:firstLine="0"/>
+              <w:jc w:val="center"/>
               <w:cnfStyle w:val="000000000000" w:firstRow="0" w:lastRow="0" w:firstColumn="0" w:lastColumn="0" w:oddVBand="0" w:evenVBand="0" w:oddHBand="0" w:evenHBand="0" w:firstRowFirstColumn="0" w:firstRowLastColumn="0" w:lastRowFirstColumn="0" w:lastRowLastColumn="0"/>
             </w:pPr>
             <w:r>
@@ -6308,6 +6635,8 @@
           </w:tcPr>
           <w:p>
             <w:pPr>
+              <w:ind w:firstLine="0"/>
+              <w:jc w:val="center"/>
               <w:cnfStyle w:val="000000000000" w:firstRow="0" w:lastRow="0" w:firstColumn="0" w:lastColumn="0" w:oddVBand="0" w:evenVBand="0" w:oddHBand="0" w:evenHBand="0" w:firstRowFirstColumn="0" w:firstRowLastColumn="0" w:lastRowFirstColumn="0" w:lastRowLastColumn="0"/>
             </w:pPr>
             <w:r>
@@ -6321,6 +6650,8 @@
           </w:tcPr>
           <w:p>
             <w:pPr>
+              <w:ind w:firstLine="0"/>
+              <w:jc w:val="center"/>
               <w:cnfStyle w:val="000000000000" w:firstRow="0" w:lastRow="0" w:firstColumn="0" w:lastColumn="0" w:oddVBand="0" w:evenVBand="0" w:oddHBand="0" w:evenHBand="0" w:firstRowFirstColumn="0" w:firstRowLastColumn="0" w:lastRowFirstColumn="0" w:lastRowLastColumn="0"/>
             </w:pPr>
             <w:r>
@@ -6334,6 +6665,8 @@
           </w:tcPr>
           <w:p>
             <w:pPr>
+              <w:ind w:firstLine="0"/>
+              <w:jc w:val="center"/>
               <w:cnfStyle w:val="000000000000" w:firstRow="0" w:lastRow="0" w:firstColumn="0" w:lastColumn="0" w:oddVBand="0" w:evenVBand="0" w:oddHBand="0" w:evenHBand="0" w:firstRowFirstColumn="0" w:firstRowLastColumn="0" w:lastRowFirstColumn="0" w:lastRowLastColumn="0"/>
             </w:pPr>
             <w:r>
@@ -6358,11 +6691,11 @@
         <w:tblLook w:val="04A0" w:firstRow="1" w:lastRow="0" w:firstColumn="1" w:lastColumn="0" w:noHBand="0" w:noVBand="1"/>
       </w:tblPr>
       <w:tblGrid>
-        <w:gridCol w:w="1110"/>
-        <w:gridCol w:w="1779"/>
-        <w:gridCol w:w="2083"/>
-        <w:gridCol w:w="2541"/>
-        <w:gridCol w:w="1265"/>
+        <w:gridCol w:w="691"/>
+        <w:gridCol w:w="1568"/>
+        <w:gridCol w:w="1966"/>
+        <w:gridCol w:w="2963"/>
+        <w:gridCol w:w="1590"/>
       </w:tblGrid>
       <w:tr>
         <w:trPr>
@@ -6373,9 +6706,11 @@
           <w:tcPr>
             <w:cnfStyle w:val="001000000000" w:firstRow="0" w:lastRow="0" w:firstColumn="1" w:lastColumn="0" w:oddVBand="0" w:evenVBand="0" w:oddHBand="0" w:evenHBand="0" w:firstRowFirstColumn="0" w:firstRowLastColumn="0" w:lastRowFirstColumn="0" w:lastRowLastColumn="0"/>
             <w:tcW w:w="0" w:type="auto"/>
-            <w:vAlign w:val="top"/>
-          </w:tcPr>
-          <w:p>
+          </w:tcPr>
+          <w:p>
+            <w:pPr>
+              <w:ind w:firstLine="0"/>
+            </w:pPr>
             <w:r>
               <w:t>STT</w:t>
             </w:r>
@@ -6384,10 +6719,10 @@
         <w:tc>
           <w:tcPr>
             <w:tcW w:w="0" w:type="auto"/>
-            <w:vAlign w:val="top"/>
-          </w:tcPr>
-          <w:p>
-            <w:pPr>
+          </w:tcPr>
+          <w:p>
+            <w:pPr>
+              <w:ind w:firstLine="0"/>
               <w:cnfStyle w:val="100000000000" w:firstRow="1" w:lastRow="0" w:firstColumn="0" w:lastColumn="0" w:oddVBand="0" w:evenVBand="0" w:oddHBand="0" w:evenHBand="0" w:firstRowFirstColumn="0" w:firstRowLastColumn="0" w:lastRowFirstColumn="0" w:lastRowLastColumn="0"/>
             </w:pPr>
             <w:r>
@@ -6398,10 +6733,10 @@
         <w:tc>
           <w:tcPr>
             <w:tcW w:w="0" w:type="auto"/>
-            <w:vAlign w:val="top"/>
-          </w:tcPr>
-          <w:p>
-            <w:pPr>
+          </w:tcPr>
+          <w:p>
+            <w:pPr>
+              <w:ind w:firstLine="0"/>
               <w:cnfStyle w:val="100000000000" w:firstRow="1" w:lastRow="0" w:firstColumn="0" w:lastColumn="0" w:oddVBand="0" w:evenVBand="0" w:oddHBand="0" w:evenHBand="0" w:firstRowFirstColumn="0" w:firstRowLastColumn="0" w:lastRowFirstColumn="0" w:lastRowLastColumn="0"/>
             </w:pPr>
             <w:r>
@@ -6412,10 +6747,10 @@
         <w:tc>
           <w:tcPr>
             <w:tcW w:w="0" w:type="auto"/>
-            <w:vAlign w:val="top"/>
-          </w:tcPr>
-          <w:p>
-            <w:pPr>
+          </w:tcPr>
+          <w:p>
+            <w:pPr>
+              <w:ind w:firstLine="0"/>
               <w:cnfStyle w:val="100000000000" w:firstRow="1" w:lastRow="0" w:firstColumn="0" w:lastColumn="0" w:oddVBand="0" w:evenVBand="0" w:oddHBand="0" w:evenHBand="0" w:firstRowFirstColumn="0" w:firstRowLastColumn="0" w:lastRowFirstColumn="0" w:lastRowLastColumn="0"/>
             </w:pPr>
             <w:r>
@@ -6426,10 +6761,10 @@
         <w:tc>
           <w:tcPr>
             <w:tcW w:w="0" w:type="auto"/>
-            <w:vAlign w:val="top"/>
-          </w:tcPr>
-          <w:p>
-            <w:pPr>
+          </w:tcPr>
+          <w:p>
+            <w:pPr>
+              <w:ind w:firstLine="0"/>
               <w:cnfStyle w:val="100000000000" w:firstRow="1" w:lastRow="0" w:firstColumn="0" w:lastColumn="0" w:oddVBand="0" w:evenVBand="0" w:oddHBand="0" w:evenHBand="0" w:firstRowFirstColumn="0" w:firstRowLastColumn="0" w:lastRowFirstColumn="0" w:lastRowLastColumn="0"/>
             </w:pPr>
             <w:r>
@@ -6443,9 +6778,11 @@
           <w:tcPr>
             <w:cnfStyle w:val="001000000000" w:firstRow="0" w:lastRow="0" w:firstColumn="1" w:lastColumn="0" w:oddVBand="0" w:evenVBand="0" w:oddHBand="0" w:evenHBand="0" w:firstRowFirstColumn="0" w:firstRowLastColumn="0" w:lastRowFirstColumn="0" w:lastRowLastColumn="0"/>
             <w:tcW w:w="0" w:type="auto"/>
-            <w:vAlign w:val="top"/>
-          </w:tcPr>
-          <w:p>
+          </w:tcPr>
+          <w:p>
+            <w:pPr>
+              <w:ind w:firstLine="0"/>
+            </w:pPr>
             <w:r>
               <w:t>1</w:t>
             </w:r>
@@ -6454,10 +6791,11 @@
         <w:tc>
           <w:tcPr>
             <w:tcW w:w="0" w:type="auto"/>
-            <w:vAlign w:val="top"/>
-          </w:tcPr>
-          <w:p>
-            <w:pPr>
+          </w:tcPr>
+          <w:p>
+            <w:pPr>
+              <w:ind w:firstLine="0"/>
+              <w:jc w:val="center"/>
               <w:cnfStyle w:val="000000000000" w:firstRow="0" w:lastRow="0" w:firstColumn="0" w:lastColumn="0" w:oddVBand="0" w:evenVBand="0" w:oddHBand="0" w:evenHBand="0" w:firstRowFirstColumn="0" w:firstRowLastColumn="0" w:lastRowFirstColumn="0" w:lastRowLastColumn="0"/>
             </w:pPr>
             <w:r>
@@ -6468,10 +6806,11 @@
         <w:tc>
           <w:tcPr>
             <w:tcW w:w="0" w:type="auto"/>
-            <w:vAlign w:val="top"/>
-          </w:tcPr>
-          <w:p>
-            <w:pPr>
+          </w:tcPr>
+          <w:p>
+            <w:pPr>
+              <w:ind w:firstLine="0"/>
+              <w:jc w:val="center"/>
               <w:cnfStyle w:val="000000000000" w:firstRow="0" w:lastRow="0" w:firstColumn="0" w:lastColumn="0" w:oddVBand="0" w:evenVBand="0" w:oddHBand="0" w:evenHBand="0" w:firstRowFirstColumn="0" w:firstRowLastColumn="0" w:lastRowFirstColumn="0" w:lastRowLastColumn="0"/>
             </w:pPr>
             <w:r>
@@ -6482,10 +6821,11 @@
         <w:tc>
           <w:tcPr>
             <w:tcW w:w="0" w:type="auto"/>
-            <w:vAlign w:val="top"/>
-          </w:tcPr>
-          <w:p>
-            <w:pPr>
+          </w:tcPr>
+          <w:p>
+            <w:pPr>
+              <w:ind w:firstLine="0"/>
+              <w:jc w:val="center"/>
               <w:cnfStyle w:val="000000000000" w:firstRow="0" w:lastRow="0" w:firstColumn="0" w:lastColumn="0" w:oddVBand="0" w:evenVBand="0" w:oddHBand="0" w:evenHBand="0" w:firstRowFirstColumn="0" w:firstRowLastColumn="0" w:lastRowFirstColumn="0" w:lastRowLastColumn="0"/>
             </w:pPr>
             <w:r>
@@ -6496,10 +6836,11 @@
         <w:tc>
           <w:tcPr>
             <w:tcW w:w="0" w:type="auto"/>
-            <w:vAlign w:val="top"/>
-          </w:tcPr>
-          <w:p>
-            <w:pPr>
+          </w:tcPr>
+          <w:p>
+            <w:pPr>
+              <w:ind w:firstLine="0"/>
+              <w:jc w:val="center"/>
               <w:cnfStyle w:val="000000000000" w:firstRow="0" w:lastRow="0" w:firstColumn="0" w:lastColumn="0" w:oddVBand="0" w:evenVBand="0" w:oddHBand="0" w:evenHBand="0" w:firstRowFirstColumn="0" w:firstRowLastColumn="0" w:lastRowFirstColumn="0" w:lastRowLastColumn="0"/>
             </w:pPr>
             <w:r>
@@ -6513,9 +6854,11 @@
           <w:tcPr>
             <w:cnfStyle w:val="001000000000" w:firstRow="0" w:lastRow="0" w:firstColumn="1" w:lastColumn="0" w:oddVBand="0" w:evenVBand="0" w:oddHBand="0" w:evenHBand="0" w:firstRowFirstColumn="0" w:firstRowLastColumn="0" w:lastRowFirstColumn="0" w:lastRowLastColumn="0"/>
             <w:tcW w:w="0" w:type="auto"/>
-            <w:vAlign w:val="top"/>
-          </w:tcPr>
-          <w:p>
+          </w:tcPr>
+          <w:p>
+            <w:pPr>
+              <w:ind w:firstLine="0"/>
+            </w:pPr>
             <w:r>
               <w:t>2</w:t>
             </w:r>
@@ -6524,10 +6867,11 @@
         <w:tc>
           <w:tcPr>
             <w:tcW w:w="0" w:type="auto"/>
-            <w:vAlign w:val="top"/>
-          </w:tcPr>
-          <w:p>
-            <w:pPr>
+          </w:tcPr>
+          <w:p>
+            <w:pPr>
+              <w:ind w:firstLine="0"/>
+              <w:jc w:val="center"/>
               <w:cnfStyle w:val="000000000000" w:firstRow="0" w:lastRow="0" w:firstColumn="0" w:lastColumn="0" w:oddVBand="0" w:evenVBand="0" w:oddHBand="0" w:evenHBand="0" w:firstRowFirstColumn="0" w:firstRowLastColumn="0" w:lastRowFirstColumn="0" w:lastRowLastColumn="0"/>
             </w:pPr>
             <w:r>
@@ -6538,10 +6882,11 @@
         <w:tc>
           <w:tcPr>
             <w:tcW w:w="0" w:type="auto"/>
-            <w:vAlign w:val="top"/>
-          </w:tcPr>
-          <w:p>
-            <w:pPr>
+          </w:tcPr>
+          <w:p>
+            <w:pPr>
+              <w:ind w:firstLine="0"/>
+              <w:jc w:val="center"/>
               <w:cnfStyle w:val="000000000000" w:firstRow="0" w:lastRow="0" w:firstColumn="0" w:lastColumn="0" w:oddVBand="0" w:evenVBand="0" w:oddHBand="0" w:evenHBand="0" w:firstRowFirstColumn="0" w:firstRowLastColumn="0" w:lastRowFirstColumn="0" w:lastRowLastColumn="0"/>
             </w:pPr>
             <w:r>
@@ -6552,10 +6897,11 @@
         <w:tc>
           <w:tcPr>
             <w:tcW w:w="0" w:type="auto"/>
-            <w:vAlign w:val="top"/>
-          </w:tcPr>
-          <w:p>
-            <w:pPr>
+          </w:tcPr>
+          <w:p>
+            <w:pPr>
+              <w:ind w:firstLine="0"/>
+              <w:jc w:val="center"/>
               <w:cnfStyle w:val="000000000000" w:firstRow="0" w:lastRow="0" w:firstColumn="0" w:lastColumn="0" w:oddVBand="0" w:evenVBand="0" w:oddHBand="0" w:evenHBand="0" w:firstRowFirstColumn="0" w:firstRowLastColumn="0" w:lastRowFirstColumn="0" w:lastRowLastColumn="0"/>
             </w:pPr>
             <w:r>
@@ -6566,10 +6912,11 @@
         <w:tc>
           <w:tcPr>
             <w:tcW w:w="0" w:type="auto"/>
-            <w:vAlign w:val="top"/>
-          </w:tcPr>
-          <w:p>
-            <w:pPr>
+          </w:tcPr>
+          <w:p>
+            <w:pPr>
+              <w:ind w:firstLine="0"/>
+              <w:jc w:val="center"/>
               <w:cnfStyle w:val="000000000000" w:firstRow="0" w:lastRow="0" w:firstColumn="0" w:lastColumn="0" w:oddVBand="0" w:evenVBand="0" w:oddHBand="0" w:evenHBand="0" w:firstRowFirstColumn="0" w:firstRowLastColumn="0" w:lastRowFirstColumn="0" w:lastRowLastColumn="0"/>
             </w:pPr>
             <w:r>
@@ -6583,9 +6930,11 @@
           <w:tcPr>
             <w:cnfStyle w:val="001000000000" w:firstRow="0" w:lastRow="0" w:firstColumn="1" w:lastColumn="0" w:oddVBand="0" w:evenVBand="0" w:oddHBand="0" w:evenHBand="0" w:firstRowFirstColumn="0" w:firstRowLastColumn="0" w:lastRowFirstColumn="0" w:lastRowLastColumn="0"/>
             <w:tcW w:w="0" w:type="auto"/>
-            <w:vAlign w:val="top"/>
-          </w:tcPr>
-          <w:p>
+          </w:tcPr>
+          <w:p>
+            <w:pPr>
+              <w:ind w:firstLine="0"/>
+            </w:pPr>
             <w:r>
               <w:t>3</w:t>
             </w:r>
@@ -6594,10 +6943,11 @@
         <w:tc>
           <w:tcPr>
             <w:tcW w:w="0" w:type="auto"/>
-            <w:vAlign w:val="top"/>
-          </w:tcPr>
-          <w:p>
-            <w:pPr>
+          </w:tcPr>
+          <w:p>
+            <w:pPr>
+              <w:ind w:firstLine="0"/>
+              <w:jc w:val="center"/>
               <w:cnfStyle w:val="000000000000" w:firstRow="0" w:lastRow="0" w:firstColumn="0" w:lastColumn="0" w:oddVBand="0" w:evenVBand="0" w:oddHBand="0" w:evenHBand="0" w:firstRowFirstColumn="0" w:firstRowLastColumn="0" w:lastRowFirstColumn="0" w:lastRowLastColumn="0"/>
             </w:pPr>
             <w:r>
@@ -6608,10 +6958,11 @@
         <w:tc>
           <w:tcPr>
             <w:tcW w:w="0" w:type="auto"/>
-            <w:vAlign w:val="top"/>
-          </w:tcPr>
-          <w:p>
-            <w:pPr>
+          </w:tcPr>
+          <w:p>
+            <w:pPr>
+              <w:ind w:firstLine="0"/>
+              <w:jc w:val="center"/>
               <w:cnfStyle w:val="000000000000" w:firstRow="0" w:lastRow="0" w:firstColumn="0" w:lastColumn="0" w:oddVBand="0" w:evenVBand="0" w:oddHBand="0" w:evenHBand="0" w:firstRowFirstColumn="0" w:firstRowLastColumn="0" w:lastRowFirstColumn="0" w:lastRowLastColumn="0"/>
             </w:pPr>
             <w:r>
@@ -6622,10 +6973,10 @@
         <w:tc>
           <w:tcPr>
             <w:tcW w:w="0" w:type="auto"/>
-            <w:vAlign w:val="top"/>
-          </w:tcPr>
-          <w:p>
-            <w:pPr>
+          </w:tcPr>
+          <w:p>
+            <w:pPr>
+              <w:jc w:val="center"/>
               <w:cnfStyle w:val="000000000000" w:firstRow="0" w:lastRow="0" w:firstColumn="0" w:lastColumn="0" w:oddVBand="0" w:evenVBand="0" w:oddHBand="0" w:evenHBand="0" w:firstRowFirstColumn="0" w:firstRowLastColumn="0" w:lastRowFirstColumn="0" w:lastRowLastColumn="0"/>
             </w:pPr>
             <w:r>
@@ -6636,10 +6987,11 @@
         <w:tc>
           <w:tcPr>
             <w:tcW w:w="0" w:type="auto"/>
-            <w:vAlign w:val="top"/>
-          </w:tcPr>
-          <w:p>
-            <w:pPr>
+          </w:tcPr>
+          <w:p>
+            <w:pPr>
+              <w:ind w:firstLine="0"/>
+              <w:jc w:val="center"/>
               <w:cnfStyle w:val="000000000000" w:firstRow="0" w:lastRow="0" w:firstColumn="0" w:lastColumn="0" w:oddVBand="0" w:evenVBand="0" w:oddHBand="0" w:evenHBand="0" w:firstRowFirstColumn="0" w:firstRowLastColumn="0" w:lastRowFirstColumn="0" w:lastRowLastColumn="0"/>
             </w:pPr>
             <w:r>
@@ -6653,9 +7005,11 @@
           <w:tcPr>
             <w:cnfStyle w:val="001000000000" w:firstRow="0" w:lastRow="0" w:firstColumn="1" w:lastColumn="0" w:oddVBand="0" w:evenVBand="0" w:oddHBand="0" w:evenHBand="0" w:firstRowFirstColumn="0" w:firstRowLastColumn="0" w:lastRowFirstColumn="0" w:lastRowLastColumn="0"/>
             <w:tcW w:w="0" w:type="auto"/>
-            <w:vAlign w:val="top"/>
-          </w:tcPr>
-          <w:p>
+          </w:tcPr>
+          <w:p>
+            <w:pPr>
+              <w:ind w:firstLine="0"/>
+            </w:pPr>
             <w:r>
               <w:t>4</w:t>
             </w:r>
@@ -6664,10 +7018,11 @@
         <w:tc>
           <w:tcPr>
             <w:tcW w:w="0" w:type="auto"/>
-            <w:vAlign w:val="top"/>
-          </w:tcPr>
-          <w:p>
-            <w:pPr>
+          </w:tcPr>
+          <w:p>
+            <w:pPr>
+              <w:ind w:firstLine="0"/>
+              <w:jc w:val="center"/>
               <w:cnfStyle w:val="000000000000" w:firstRow="0" w:lastRow="0" w:firstColumn="0" w:lastColumn="0" w:oddVBand="0" w:evenVBand="0" w:oddHBand="0" w:evenHBand="0" w:firstRowFirstColumn="0" w:firstRowLastColumn="0" w:lastRowFirstColumn="0" w:lastRowLastColumn="0"/>
             </w:pPr>
             <w:r>
@@ -6678,10 +7033,11 @@
         <w:tc>
           <w:tcPr>
             <w:tcW w:w="0" w:type="auto"/>
-            <w:vAlign w:val="top"/>
-          </w:tcPr>
-          <w:p>
-            <w:pPr>
+          </w:tcPr>
+          <w:p>
+            <w:pPr>
+              <w:ind w:firstLine="0"/>
+              <w:jc w:val="center"/>
               <w:cnfStyle w:val="000000000000" w:firstRow="0" w:lastRow="0" w:firstColumn="0" w:lastColumn="0" w:oddVBand="0" w:evenVBand="0" w:oddHBand="0" w:evenHBand="0" w:firstRowFirstColumn="0" w:firstRowLastColumn="0" w:lastRowFirstColumn="0" w:lastRowLastColumn="0"/>
             </w:pPr>
             <w:r>
@@ -6692,10 +7048,11 @@
         <w:tc>
           <w:tcPr>
             <w:tcW w:w="0" w:type="auto"/>
-            <w:vAlign w:val="top"/>
-          </w:tcPr>
-          <w:p>
-            <w:pPr>
+          </w:tcPr>
+          <w:p>
+            <w:pPr>
+              <w:ind w:firstLine="0"/>
+              <w:jc w:val="center"/>
               <w:cnfStyle w:val="000000000000" w:firstRow="0" w:lastRow="0" w:firstColumn="0" w:lastColumn="0" w:oddVBand="0" w:evenVBand="0" w:oddHBand="0" w:evenHBand="0" w:firstRowFirstColumn="0" w:firstRowLastColumn="0" w:lastRowFirstColumn="0" w:lastRowLastColumn="0"/>
             </w:pPr>
             <w:r>
@@ -6706,10 +7063,11 @@
         <w:tc>
           <w:tcPr>
             <w:tcW w:w="0" w:type="auto"/>
-            <w:vAlign w:val="top"/>
-          </w:tcPr>
-          <w:p>
-            <w:pPr>
+          </w:tcPr>
+          <w:p>
+            <w:pPr>
+              <w:ind w:firstLine="0"/>
+              <w:jc w:val="center"/>
               <w:cnfStyle w:val="000000000000" w:firstRow="0" w:lastRow="0" w:firstColumn="0" w:lastColumn="0" w:oddVBand="0" w:evenVBand="0" w:oddHBand="0" w:evenHBand="0" w:firstRowFirstColumn="0" w:firstRowLastColumn="0" w:lastRowFirstColumn="0" w:lastRowLastColumn="0"/>
             </w:pPr>
             <w:r>
@@ -6723,10 +7081,13 @@
           <w:tcPr>
             <w:cnfStyle w:val="001000000000" w:firstRow="0" w:lastRow="0" w:firstColumn="1" w:lastColumn="0" w:oddVBand="0" w:evenVBand="0" w:oddHBand="0" w:evenHBand="0" w:firstRowFirstColumn="0" w:firstRowLastColumn="0" w:lastRowFirstColumn="0" w:lastRowLastColumn="0"/>
             <w:tcW w:w="0" w:type="auto"/>
-            <w:vAlign w:val="top"/>
-          </w:tcPr>
-          <w:p>
-            <w:r>
+          </w:tcPr>
+          <w:p>
+            <w:pPr>
+              <w:ind w:firstLine="0"/>
+            </w:pPr>
+            <w:r>
+              <w:lastRenderedPageBreak/>
               <w:t>5</w:t>
             </w:r>
           </w:p>
@@ -6734,10 +7095,11 @@
         <w:tc>
           <w:tcPr>
             <w:tcW w:w="0" w:type="auto"/>
-            <w:vAlign w:val="top"/>
-          </w:tcPr>
-          <w:p>
-            <w:pPr>
+          </w:tcPr>
+          <w:p>
+            <w:pPr>
+              <w:ind w:firstLine="0"/>
+              <w:jc w:val="center"/>
               <w:cnfStyle w:val="000000000000" w:firstRow="0" w:lastRow="0" w:firstColumn="0" w:lastColumn="0" w:oddVBand="0" w:evenVBand="0" w:oddHBand="0" w:evenHBand="0" w:firstRowFirstColumn="0" w:firstRowLastColumn="0" w:lastRowFirstColumn="0" w:lastRowLastColumn="0"/>
             </w:pPr>
             <w:r>
@@ -6748,10 +7110,11 @@
         <w:tc>
           <w:tcPr>
             <w:tcW w:w="0" w:type="auto"/>
-            <w:vAlign w:val="top"/>
-          </w:tcPr>
-          <w:p>
-            <w:pPr>
+          </w:tcPr>
+          <w:p>
+            <w:pPr>
+              <w:ind w:firstLine="0"/>
+              <w:jc w:val="center"/>
               <w:cnfStyle w:val="000000000000" w:firstRow="0" w:lastRow="0" w:firstColumn="0" w:lastColumn="0" w:oddVBand="0" w:evenVBand="0" w:oddHBand="0" w:evenHBand="0" w:firstRowFirstColumn="0" w:firstRowLastColumn="0" w:lastRowFirstColumn="0" w:lastRowLastColumn="0"/>
             </w:pPr>
             <w:r>
@@ -6762,10 +7125,11 @@
         <w:tc>
           <w:tcPr>
             <w:tcW w:w="0" w:type="auto"/>
-            <w:vAlign w:val="top"/>
-          </w:tcPr>
-          <w:p>
-            <w:pPr>
+          </w:tcPr>
+          <w:p>
+            <w:pPr>
+              <w:ind w:firstLine="0"/>
+              <w:jc w:val="center"/>
               <w:cnfStyle w:val="000000000000" w:firstRow="0" w:lastRow="0" w:firstColumn="0" w:lastColumn="0" w:oddVBand="0" w:evenVBand="0" w:oddHBand="0" w:evenHBand="0" w:firstRowFirstColumn="0" w:firstRowLastColumn="0" w:lastRowFirstColumn="0" w:lastRowLastColumn="0"/>
             </w:pPr>
             <w:r>
@@ -6776,10 +7140,11 @@
         <w:tc>
           <w:tcPr>
             <w:tcW w:w="0" w:type="auto"/>
-            <w:vAlign w:val="top"/>
-          </w:tcPr>
-          <w:p>
-            <w:pPr>
+          </w:tcPr>
+          <w:p>
+            <w:pPr>
+              <w:ind w:firstLine="0"/>
+              <w:jc w:val="center"/>
               <w:cnfStyle w:val="000000000000" w:firstRow="0" w:lastRow="0" w:firstColumn="0" w:lastColumn="0" w:oddVBand="0" w:evenVBand="0" w:oddHBand="0" w:evenHBand="0" w:firstRowFirstColumn="0" w:firstRowLastColumn="0" w:lastRowFirstColumn="0" w:lastRowLastColumn="0"/>
             </w:pPr>
             <w:r>
@@ -6793,9 +7158,11 @@
           <w:tcPr>
             <w:cnfStyle w:val="001000000000" w:firstRow="0" w:lastRow="0" w:firstColumn="1" w:lastColumn="0" w:oddVBand="0" w:evenVBand="0" w:oddHBand="0" w:evenHBand="0" w:firstRowFirstColumn="0" w:firstRowLastColumn="0" w:lastRowFirstColumn="0" w:lastRowLastColumn="0"/>
             <w:tcW w:w="0" w:type="auto"/>
-            <w:vAlign w:val="top"/>
-          </w:tcPr>
-          <w:p>
+          </w:tcPr>
+          <w:p>
+            <w:pPr>
+              <w:ind w:firstLine="0"/>
+            </w:pPr>
             <w:r>
               <w:t>6</w:t>
             </w:r>
@@ -6804,10 +7171,11 @@
         <w:tc>
           <w:tcPr>
             <w:tcW w:w="0" w:type="auto"/>
-            <w:vAlign w:val="top"/>
-          </w:tcPr>
-          <w:p>
-            <w:pPr>
+          </w:tcPr>
+          <w:p>
+            <w:pPr>
+              <w:ind w:firstLine="0"/>
+              <w:jc w:val="center"/>
               <w:cnfStyle w:val="000000000000" w:firstRow="0" w:lastRow="0" w:firstColumn="0" w:lastColumn="0" w:oddVBand="0" w:evenVBand="0" w:oddHBand="0" w:evenHBand="0" w:firstRowFirstColumn="0" w:firstRowLastColumn="0" w:lastRowFirstColumn="0" w:lastRowLastColumn="0"/>
             </w:pPr>
             <w:r>
@@ -6818,10 +7186,11 @@
         <w:tc>
           <w:tcPr>
             <w:tcW w:w="0" w:type="auto"/>
-            <w:vAlign w:val="top"/>
-          </w:tcPr>
-          <w:p>
-            <w:pPr>
+          </w:tcPr>
+          <w:p>
+            <w:pPr>
+              <w:ind w:firstLine="0"/>
+              <w:jc w:val="center"/>
               <w:cnfStyle w:val="000000000000" w:firstRow="0" w:lastRow="0" w:firstColumn="0" w:lastColumn="0" w:oddVBand="0" w:evenVBand="0" w:oddHBand="0" w:evenHBand="0" w:firstRowFirstColumn="0" w:firstRowLastColumn="0" w:lastRowFirstColumn="0" w:lastRowLastColumn="0"/>
             </w:pPr>
             <w:r>
@@ -6832,10 +7201,11 @@
         <w:tc>
           <w:tcPr>
             <w:tcW w:w="0" w:type="auto"/>
-            <w:vAlign w:val="top"/>
-          </w:tcPr>
-          <w:p>
-            <w:pPr>
+          </w:tcPr>
+          <w:p>
+            <w:pPr>
+              <w:ind w:firstLine="0"/>
+              <w:jc w:val="center"/>
               <w:cnfStyle w:val="000000000000" w:firstRow="0" w:lastRow="0" w:firstColumn="0" w:lastColumn="0" w:oddVBand="0" w:evenVBand="0" w:oddHBand="0" w:evenHBand="0" w:firstRowFirstColumn="0" w:firstRowLastColumn="0" w:lastRowFirstColumn="0" w:lastRowLastColumn="0"/>
             </w:pPr>
             <w:r>
@@ -6846,10 +7216,11 @@
         <w:tc>
           <w:tcPr>
             <w:tcW w:w="0" w:type="auto"/>
-            <w:vAlign w:val="top"/>
-          </w:tcPr>
-          <w:p>
-            <w:pPr>
+          </w:tcPr>
+          <w:p>
+            <w:pPr>
+              <w:ind w:firstLine="0"/>
+              <w:jc w:val="center"/>
               <w:cnfStyle w:val="000000000000" w:firstRow="0" w:lastRow="0" w:firstColumn="0" w:lastColumn="0" w:oddVBand="0" w:evenVBand="0" w:oddHBand="0" w:evenHBand="0" w:firstRowFirstColumn="0" w:firstRowLastColumn="0" w:lastRowFirstColumn="0" w:lastRowLastColumn="0"/>
             </w:pPr>
             <w:r>
@@ -6863,9 +7234,11 @@
           <w:tcPr>
             <w:cnfStyle w:val="001000000000" w:firstRow="0" w:lastRow="0" w:firstColumn="1" w:lastColumn="0" w:oddVBand="0" w:evenVBand="0" w:oddHBand="0" w:evenHBand="0" w:firstRowFirstColumn="0" w:firstRowLastColumn="0" w:lastRowFirstColumn="0" w:lastRowLastColumn="0"/>
             <w:tcW w:w="0" w:type="auto"/>
-            <w:vAlign w:val="top"/>
-          </w:tcPr>
-          <w:p>
+          </w:tcPr>
+          <w:p>
+            <w:pPr>
+              <w:ind w:firstLine="0"/>
+            </w:pPr>
             <w:r>
               <w:t>7</w:t>
             </w:r>
@@ -6874,10 +7247,11 @@
         <w:tc>
           <w:tcPr>
             <w:tcW w:w="0" w:type="auto"/>
-            <w:vAlign w:val="top"/>
-          </w:tcPr>
-          <w:p>
-            <w:pPr>
+          </w:tcPr>
+          <w:p>
+            <w:pPr>
+              <w:ind w:firstLine="0"/>
+              <w:jc w:val="center"/>
               <w:cnfStyle w:val="000000000000" w:firstRow="0" w:lastRow="0" w:firstColumn="0" w:lastColumn="0" w:oddVBand="0" w:evenVBand="0" w:oddHBand="0" w:evenHBand="0" w:firstRowFirstColumn="0" w:firstRowLastColumn="0" w:lastRowFirstColumn="0" w:lastRowLastColumn="0"/>
             </w:pPr>
             <w:r>
@@ -6888,10 +7262,11 @@
         <w:tc>
           <w:tcPr>
             <w:tcW w:w="0" w:type="auto"/>
-            <w:vAlign w:val="top"/>
-          </w:tcPr>
-          <w:p>
-            <w:pPr>
+          </w:tcPr>
+          <w:p>
+            <w:pPr>
+              <w:ind w:firstLine="0"/>
+              <w:jc w:val="center"/>
               <w:cnfStyle w:val="000000000000" w:firstRow="0" w:lastRow="0" w:firstColumn="0" w:lastColumn="0" w:oddVBand="0" w:evenVBand="0" w:oddHBand="0" w:evenHBand="0" w:firstRowFirstColumn="0" w:firstRowLastColumn="0" w:lastRowFirstColumn="0" w:lastRowLastColumn="0"/>
             </w:pPr>
             <w:r>
@@ -6902,10 +7277,11 @@
         <w:tc>
           <w:tcPr>
             <w:tcW w:w="0" w:type="auto"/>
-            <w:vAlign w:val="top"/>
-          </w:tcPr>
-          <w:p>
-            <w:pPr>
+          </w:tcPr>
+          <w:p>
+            <w:pPr>
+              <w:ind w:firstLine="0"/>
+              <w:jc w:val="center"/>
               <w:cnfStyle w:val="000000000000" w:firstRow="0" w:lastRow="0" w:firstColumn="0" w:lastColumn="0" w:oddVBand="0" w:evenVBand="0" w:oddHBand="0" w:evenHBand="0" w:firstRowFirstColumn="0" w:firstRowLastColumn="0" w:lastRowFirstColumn="0" w:lastRowLastColumn="0"/>
             </w:pPr>
             <w:r>
@@ -6916,18 +7292,15 @@
         <w:tc>
           <w:tcPr>
             <w:tcW w:w="0" w:type="auto"/>
-            <w:vAlign w:val="top"/>
-          </w:tcPr>
-          <w:p>
-            <w:pPr>
-              <w:cnfStyle w:val="000000000000" w:firstRow="0" w:lastRow="0" w:firstColumn="0" w:lastColumn="0" w:oddVBand="0" w:evenVBand="0" w:oddHBand="0" w:evenHBand="0" w:firstRowFirstColumn="0" w:firstRowLastColumn="0" w:lastRowFirstColumn="0" w:lastRowLastColumn="0"/>
-            </w:pPr>
-            <w:r>
-              <w:t xml:space="preserve">Mã đơn vị </w:t>
-            </w:r>
-            <w:r>
-              <w:lastRenderedPageBreak/>
-              <w:t>vận chuyển</w:t>
+          </w:tcPr>
+          <w:p>
+            <w:pPr>
+              <w:ind w:firstLine="0"/>
+              <w:jc w:val="center"/>
+              <w:cnfStyle w:val="000000000000" w:firstRow="0" w:lastRow="0" w:firstColumn="0" w:lastColumn="0" w:oddVBand="0" w:evenVBand="0" w:oddHBand="0" w:evenHBand="0" w:firstRowFirstColumn="0" w:firstRowLastColumn="0" w:lastRowFirstColumn="0" w:lastRowLastColumn="0"/>
+            </w:pPr>
+            <w:r>
+              <w:t>Mã đơn vị vận chuyển</w:t>
             </w:r>
           </w:p>
         </w:tc>
@@ -6938,7 +7311,6 @@
         <w:pStyle w:val="Heading3"/>
       </w:pPr>
       <w:r>
-        <w:lastRenderedPageBreak/>
         <w:t>Chi tiết đơn hàng</w:t>
       </w:r>
     </w:p>
@@ -6973,21 +7345,32 @@
           <w:tcPr>
             <w:cnfStyle w:val="001000000000" w:firstRow="0" w:lastRow="0" w:firstColumn="1" w:lastColumn="0" w:oddVBand="0" w:evenVBand="0" w:oddHBand="0" w:evenHBand="0" w:firstRowFirstColumn="0" w:firstRowLastColumn="0" w:lastRowFirstColumn="0" w:lastRowLastColumn="0"/>
             <w:tcW w:w="708" w:type="dxa"/>
-            <w:vAlign w:val="top"/>
-          </w:tcPr>
-          <w:p>
-            <w:r>
-              <w:t>STT</w:t>
+          </w:tcPr>
+          <w:p>
+            <w:r>
+              <w:rPr>
+                <w:lang w:val="en-US"/>
+              </w:rPr>
+              <w:t>S</w:t>
+            </w:r>
+            <w:r>
+              <w:rPr>
+                <w:lang w:val="en-US"/>
+              </w:rPr>
+              <w:t>S</w:t>
+            </w:r>
+            <w:r>
+              <w:t>TT</w:t>
             </w:r>
           </w:p>
         </w:tc>
         <w:tc>
           <w:tcPr>
             <w:tcW w:w="1849" w:type="dxa"/>
-            <w:vAlign w:val="top"/>
-          </w:tcPr>
-          <w:p>
-            <w:pPr>
+          </w:tcPr>
+          <w:p>
+            <w:pPr>
+              <w:ind w:firstLine="0"/>
               <w:cnfStyle w:val="100000000000" w:firstRow="1" w:lastRow="0" w:firstColumn="0" w:lastColumn="0" w:oddVBand="0" w:evenVBand="0" w:oddHBand="0" w:evenHBand="0" w:firstRowFirstColumn="0" w:firstRowLastColumn="0" w:lastRowFirstColumn="0" w:lastRowLastColumn="0"/>
             </w:pPr>
             <w:r>
@@ -6998,10 +7381,10 @@
         <w:tc>
           <w:tcPr>
             <w:tcW w:w="2168" w:type="dxa"/>
-            <w:vAlign w:val="top"/>
-          </w:tcPr>
-          <w:p>
-            <w:pPr>
+          </w:tcPr>
+          <w:p>
+            <w:pPr>
+              <w:ind w:firstLine="0"/>
               <w:cnfStyle w:val="100000000000" w:firstRow="1" w:lastRow="0" w:firstColumn="0" w:lastColumn="0" w:oddVBand="0" w:evenVBand="0" w:oddHBand="0" w:evenHBand="0" w:firstRowFirstColumn="0" w:firstRowLastColumn="0" w:lastRowFirstColumn="0" w:lastRowLastColumn="0"/>
             </w:pPr>
             <w:r>
@@ -7012,10 +7395,10 @@
         <w:tc>
           <w:tcPr>
             <w:tcW w:w="2216" w:type="dxa"/>
-            <w:vAlign w:val="top"/>
-          </w:tcPr>
-          <w:p>
-            <w:pPr>
+          </w:tcPr>
+          <w:p>
+            <w:pPr>
+              <w:ind w:firstLine="0"/>
               <w:cnfStyle w:val="100000000000" w:firstRow="1" w:lastRow="0" w:firstColumn="0" w:lastColumn="0" w:oddVBand="0" w:evenVBand="0" w:oddHBand="0" w:evenHBand="0" w:firstRowFirstColumn="0" w:firstRowLastColumn="0" w:lastRowFirstColumn="0" w:lastRowLastColumn="0"/>
             </w:pPr>
             <w:r>
@@ -7026,7 +7409,6 @@
         <w:tc>
           <w:tcPr>
             <w:tcW w:w="1837" w:type="dxa"/>
-            <w:vAlign w:val="top"/>
           </w:tcPr>
           <w:p>
             <w:pPr>
@@ -7043,9 +7425,11 @@
           <w:tcPr>
             <w:cnfStyle w:val="001000000000" w:firstRow="0" w:lastRow="0" w:firstColumn="1" w:lastColumn="0" w:oddVBand="0" w:evenVBand="0" w:oddHBand="0" w:evenHBand="0" w:firstRowFirstColumn="0" w:firstRowLastColumn="0" w:lastRowFirstColumn="0" w:lastRowLastColumn="0"/>
             <w:tcW w:w="708" w:type="dxa"/>
-            <w:vAlign w:val="top"/>
-          </w:tcPr>
-          <w:p>
+          </w:tcPr>
+          <w:p>
+            <w:pPr>
+              <w:ind w:firstLine="0"/>
+            </w:pPr>
             <w:r>
               <w:t>1</w:t>
             </w:r>
@@ -7054,10 +7438,11 @@
         <w:tc>
           <w:tcPr>
             <w:tcW w:w="1849" w:type="dxa"/>
-            <w:vAlign w:val="top"/>
-          </w:tcPr>
-          <w:p>
-            <w:pPr>
+          </w:tcPr>
+          <w:p>
+            <w:pPr>
+              <w:ind w:firstLine="0"/>
+              <w:jc w:val="center"/>
               <w:cnfStyle w:val="000000000000" w:firstRow="0" w:lastRow="0" w:firstColumn="0" w:lastColumn="0" w:oddVBand="0" w:evenVBand="0" w:oddHBand="0" w:evenHBand="0" w:firstRowFirstColumn="0" w:firstRowLastColumn="0" w:lastRowFirstColumn="0" w:lastRowLastColumn="0"/>
             </w:pPr>
             <w:r>
@@ -7068,10 +7453,11 @@
         <w:tc>
           <w:tcPr>
             <w:tcW w:w="2168" w:type="dxa"/>
-            <w:vAlign w:val="top"/>
-          </w:tcPr>
-          <w:p>
-            <w:pPr>
+          </w:tcPr>
+          <w:p>
+            <w:pPr>
+              <w:ind w:firstLine="0"/>
+              <w:jc w:val="center"/>
               <w:cnfStyle w:val="000000000000" w:firstRow="0" w:lastRow="0" w:firstColumn="0" w:lastColumn="0" w:oddVBand="0" w:evenVBand="0" w:oddHBand="0" w:evenHBand="0" w:firstRowFirstColumn="0" w:firstRowLastColumn="0" w:lastRowFirstColumn="0" w:lastRowLastColumn="0"/>
             </w:pPr>
             <w:r>
@@ -7082,10 +7468,11 @@
         <w:tc>
           <w:tcPr>
             <w:tcW w:w="2216" w:type="dxa"/>
-            <w:vAlign w:val="top"/>
-          </w:tcPr>
-          <w:p>
-            <w:pPr>
+          </w:tcPr>
+          <w:p>
+            <w:pPr>
+              <w:ind w:firstLine="0"/>
+              <w:jc w:val="center"/>
               <w:cnfStyle w:val="000000000000" w:firstRow="0" w:lastRow="0" w:firstColumn="0" w:lastColumn="0" w:oddVBand="0" w:evenVBand="0" w:oddHBand="0" w:evenHBand="0" w:firstRowFirstColumn="0" w:firstRowLastColumn="0" w:lastRowFirstColumn="0" w:lastRowLastColumn="0"/>
             </w:pPr>
             <w:r>
@@ -7096,10 +7483,11 @@
         <w:tc>
           <w:tcPr>
             <w:tcW w:w="1837" w:type="dxa"/>
-            <w:vAlign w:val="top"/>
-          </w:tcPr>
-          <w:p>
-            <w:pPr>
+          </w:tcPr>
+          <w:p>
+            <w:pPr>
+              <w:ind w:firstLine="0"/>
+              <w:jc w:val="center"/>
               <w:cnfStyle w:val="000000000000" w:firstRow="0" w:lastRow="0" w:firstColumn="0" w:lastColumn="0" w:oddVBand="0" w:evenVBand="0" w:oddHBand="0" w:evenHBand="0" w:firstRowFirstColumn="0" w:firstRowLastColumn="0" w:lastRowFirstColumn="0" w:lastRowLastColumn="0"/>
             </w:pPr>
             <w:r>
@@ -7113,9 +7501,11 @@
           <w:tcPr>
             <w:cnfStyle w:val="001000000000" w:firstRow="0" w:lastRow="0" w:firstColumn="1" w:lastColumn="0" w:oddVBand="0" w:evenVBand="0" w:oddHBand="0" w:evenHBand="0" w:firstRowFirstColumn="0" w:firstRowLastColumn="0" w:lastRowFirstColumn="0" w:lastRowLastColumn="0"/>
             <w:tcW w:w="708" w:type="dxa"/>
-            <w:vAlign w:val="top"/>
-          </w:tcPr>
-          <w:p>
+          </w:tcPr>
+          <w:p>
+            <w:pPr>
+              <w:ind w:firstLine="0"/>
+            </w:pPr>
             <w:r>
               <w:t>2</w:t>
             </w:r>
@@ -7124,10 +7514,11 @@
         <w:tc>
           <w:tcPr>
             <w:tcW w:w="1849" w:type="dxa"/>
-            <w:vAlign w:val="top"/>
-          </w:tcPr>
-          <w:p>
-            <w:pPr>
+          </w:tcPr>
+          <w:p>
+            <w:pPr>
+              <w:ind w:firstLine="0"/>
+              <w:jc w:val="center"/>
               <w:cnfStyle w:val="000000000000" w:firstRow="0" w:lastRow="0" w:firstColumn="0" w:lastColumn="0" w:oddVBand="0" w:evenVBand="0" w:oddHBand="0" w:evenHBand="0" w:firstRowFirstColumn="0" w:firstRowLastColumn="0" w:lastRowFirstColumn="0" w:lastRowLastColumn="0"/>
             </w:pPr>
             <w:r>
@@ -7138,10 +7529,11 @@
         <w:tc>
           <w:tcPr>
             <w:tcW w:w="2168" w:type="dxa"/>
-            <w:vAlign w:val="top"/>
-          </w:tcPr>
-          <w:p>
-            <w:pPr>
+          </w:tcPr>
+          <w:p>
+            <w:pPr>
+              <w:ind w:firstLine="0"/>
+              <w:jc w:val="center"/>
               <w:cnfStyle w:val="000000000000" w:firstRow="0" w:lastRow="0" w:firstColumn="0" w:lastColumn="0" w:oddVBand="0" w:evenVBand="0" w:oddHBand="0" w:evenHBand="0" w:firstRowFirstColumn="0" w:firstRowLastColumn="0" w:lastRowFirstColumn="0" w:lastRowLastColumn="0"/>
             </w:pPr>
             <w:r>
@@ -7152,10 +7544,11 @@
         <w:tc>
           <w:tcPr>
             <w:tcW w:w="2216" w:type="dxa"/>
-            <w:vAlign w:val="top"/>
-          </w:tcPr>
-          <w:p>
-            <w:pPr>
+          </w:tcPr>
+          <w:p>
+            <w:pPr>
+              <w:ind w:firstLine="0"/>
+              <w:jc w:val="center"/>
               <w:cnfStyle w:val="000000000000" w:firstRow="0" w:lastRow="0" w:firstColumn="0" w:lastColumn="0" w:oddVBand="0" w:evenVBand="0" w:oddHBand="0" w:evenHBand="0" w:firstRowFirstColumn="0" w:firstRowLastColumn="0" w:lastRowFirstColumn="0" w:lastRowLastColumn="0"/>
             </w:pPr>
             <w:r>
@@ -7166,10 +7559,11 @@
         <w:tc>
           <w:tcPr>
             <w:tcW w:w="1837" w:type="dxa"/>
-            <w:vAlign w:val="top"/>
-          </w:tcPr>
-          <w:p>
-            <w:pPr>
+          </w:tcPr>
+          <w:p>
+            <w:pPr>
+              <w:ind w:firstLine="0"/>
+              <w:jc w:val="center"/>
               <w:cnfStyle w:val="000000000000" w:firstRow="0" w:lastRow="0" w:firstColumn="0" w:lastColumn="0" w:oddVBand="0" w:evenVBand="0" w:oddHBand="0" w:evenHBand="0" w:firstRowFirstColumn="0" w:firstRowLastColumn="0" w:lastRowFirstColumn="0" w:lastRowLastColumn="0"/>
             </w:pPr>
             <w:r>
@@ -7183,9 +7577,11 @@
           <w:tcPr>
             <w:cnfStyle w:val="001000000000" w:firstRow="0" w:lastRow="0" w:firstColumn="1" w:lastColumn="0" w:oddVBand="0" w:evenVBand="0" w:oddHBand="0" w:evenHBand="0" w:firstRowFirstColumn="0" w:firstRowLastColumn="0" w:lastRowFirstColumn="0" w:lastRowLastColumn="0"/>
             <w:tcW w:w="708" w:type="dxa"/>
-            <w:vAlign w:val="top"/>
-          </w:tcPr>
-          <w:p>
+          </w:tcPr>
+          <w:p>
+            <w:pPr>
+              <w:ind w:firstLine="0"/>
+            </w:pPr>
             <w:r>
               <w:t>3</w:t>
             </w:r>
@@ -7194,10 +7590,11 @@
         <w:tc>
           <w:tcPr>
             <w:tcW w:w="1849" w:type="dxa"/>
-            <w:vAlign w:val="top"/>
-          </w:tcPr>
-          <w:p>
-            <w:pPr>
+          </w:tcPr>
+          <w:p>
+            <w:pPr>
+              <w:ind w:firstLine="0"/>
+              <w:jc w:val="center"/>
               <w:cnfStyle w:val="000000000000" w:firstRow="0" w:lastRow="0" w:firstColumn="0" w:lastColumn="0" w:oddVBand="0" w:evenVBand="0" w:oddHBand="0" w:evenHBand="0" w:firstRowFirstColumn="0" w:firstRowLastColumn="0" w:lastRowFirstColumn="0" w:lastRowLastColumn="0"/>
             </w:pPr>
             <w:r>
@@ -7208,10 +7605,11 @@
         <w:tc>
           <w:tcPr>
             <w:tcW w:w="2168" w:type="dxa"/>
-            <w:vAlign w:val="top"/>
-          </w:tcPr>
-          <w:p>
-            <w:pPr>
+          </w:tcPr>
+          <w:p>
+            <w:pPr>
+              <w:ind w:firstLine="0"/>
+              <w:jc w:val="center"/>
               <w:cnfStyle w:val="000000000000" w:firstRow="0" w:lastRow="0" w:firstColumn="0" w:lastColumn="0" w:oddVBand="0" w:evenVBand="0" w:oddHBand="0" w:evenHBand="0" w:firstRowFirstColumn="0" w:firstRowLastColumn="0" w:lastRowFirstColumn="0" w:lastRowLastColumn="0"/>
             </w:pPr>
             <w:r>
@@ -7222,10 +7620,11 @@
         <w:tc>
           <w:tcPr>
             <w:tcW w:w="2216" w:type="dxa"/>
-            <w:vAlign w:val="top"/>
-          </w:tcPr>
-          <w:p>
-            <w:pPr>
+          </w:tcPr>
+          <w:p>
+            <w:pPr>
+              <w:ind w:firstLine="0"/>
+              <w:jc w:val="center"/>
               <w:cnfStyle w:val="000000000000" w:firstRow="0" w:lastRow="0" w:firstColumn="0" w:lastColumn="0" w:oddVBand="0" w:evenVBand="0" w:oddHBand="0" w:evenHBand="0" w:firstRowFirstColumn="0" w:firstRowLastColumn="0" w:lastRowFirstColumn="0" w:lastRowLastColumn="0"/>
             </w:pPr>
             <w:r>
@@ -7236,10 +7635,11 @@
         <w:tc>
           <w:tcPr>
             <w:tcW w:w="1837" w:type="dxa"/>
-            <w:vAlign w:val="top"/>
-          </w:tcPr>
-          <w:p>
-            <w:pPr>
+          </w:tcPr>
+          <w:p>
+            <w:pPr>
+              <w:ind w:firstLine="0"/>
+              <w:jc w:val="center"/>
               <w:cnfStyle w:val="000000000000" w:firstRow="0" w:lastRow="0" w:firstColumn="0" w:lastColumn="0" w:oddVBand="0" w:evenVBand="0" w:oddHBand="0" w:evenHBand="0" w:firstRowFirstColumn="0" w:firstRowLastColumn="0" w:lastRowFirstColumn="0" w:lastRowLastColumn="0"/>
             </w:pPr>
             <w:r>
@@ -7253,9 +7653,11 @@
           <w:tcPr>
             <w:cnfStyle w:val="001000000000" w:firstRow="0" w:lastRow="0" w:firstColumn="1" w:lastColumn="0" w:oddVBand="0" w:evenVBand="0" w:oddHBand="0" w:evenHBand="0" w:firstRowFirstColumn="0" w:firstRowLastColumn="0" w:lastRowFirstColumn="0" w:lastRowLastColumn="0"/>
             <w:tcW w:w="708" w:type="dxa"/>
-            <w:vAlign w:val="top"/>
-          </w:tcPr>
-          <w:p>
+          </w:tcPr>
+          <w:p>
+            <w:pPr>
+              <w:ind w:firstLine="0"/>
+            </w:pPr>
             <w:r>
               <w:t>4</w:t>
             </w:r>
@@ -7264,10 +7666,11 @@
         <w:tc>
           <w:tcPr>
             <w:tcW w:w="1849" w:type="dxa"/>
-            <w:vAlign w:val="top"/>
-          </w:tcPr>
-          <w:p>
-            <w:pPr>
+          </w:tcPr>
+          <w:p>
+            <w:pPr>
+              <w:ind w:firstLine="0"/>
+              <w:jc w:val="center"/>
               <w:cnfStyle w:val="000000000000" w:firstRow="0" w:lastRow="0" w:firstColumn="0" w:lastColumn="0" w:oddVBand="0" w:evenVBand="0" w:oddHBand="0" w:evenHBand="0" w:firstRowFirstColumn="0" w:firstRowLastColumn="0" w:lastRowFirstColumn="0" w:lastRowLastColumn="0"/>
             </w:pPr>
             <w:r>
@@ -7278,10 +7681,11 @@
         <w:tc>
           <w:tcPr>
             <w:tcW w:w="2168" w:type="dxa"/>
-            <w:vAlign w:val="top"/>
-          </w:tcPr>
-          <w:p>
-            <w:pPr>
+          </w:tcPr>
+          <w:p>
+            <w:pPr>
+              <w:ind w:firstLine="0"/>
+              <w:jc w:val="center"/>
               <w:cnfStyle w:val="000000000000" w:firstRow="0" w:lastRow="0" w:firstColumn="0" w:lastColumn="0" w:oddVBand="0" w:evenVBand="0" w:oddHBand="0" w:evenHBand="0" w:firstRowFirstColumn="0" w:firstRowLastColumn="0" w:lastRowFirstColumn="0" w:lastRowLastColumn="0"/>
             </w:pPr>
             <w:r>
@@ -7292,10 +7696,11 @@
         <w:tc>
           <w:tcPr>
             <w:tcW w:w="2216" w:type="dxa"/>
-            <w:vAlign w:val="top"/>
-          </w:tcPr>
-          <w:p>
-            <w:pPr>
+          </w:tcPr>
+          <w:p>
+            <w:pPr>
+              <w:ind w:firstLine="0"/>
+              <w:jc w:val="center"/>
               <w:cnfStyle w:val="000000000000" w:firstRow="0" w:lastRow="0" w:firstColumn="0" w:lastColumn="0" w:oddVBand="0" w:evenVBand="0" w:oddHBand="0" w:evenHBand="0" w:firstRowFirstColumn="0" w:firstRowLastColumn="0" w:lastRowFirstColumn="0" w:lastRowLastColumn="0"/>
             </w:pPr>
             <w:r>
@@ -7306,10 +7711,11 @@
         <w:tc>
           <w:tcPr>
             <w:tcW w:w="1837" w:type="dxa"/>
-            <w:vAlign w:val="top"/>
-          </w:tcPr>
-          <w:p>
-            <w:pPr>
+          </w:tcPr>
+          <w:p>
+            <w:pPr>
+              <w:ind w:firstLine="0"/>
+              <w:jc w:val="center"/>
               <w:cnfStyle w:val="000000000000" w:firstRow="0" w:lastRow="0" w:firstColumn="0" w:lastColumn="0" w:oddVBand="0" w:evenVBand="0" w:oddHBand="0" w:evenHBand="0" w:firstRowFirstColumn="0" w:firstRowLastColumn="0" w:lastRowFirstColumn="0" w:lastRowLastColumn="0"/>
             </w:pPr>
             <w:r>
@@ -7323,9 +7729,11 @@
           <w:tcPr>
             <w:cnfStyle w:val="001000000000" w:firstRow="0" w:lastRow="0" w:firstColumn="1" w:lastColumn="0" w:oddVBand="0" w:evenVBand="0" w:oddHBand="0" w:evenHBand="0" w:firstRowFirstColumn="0" w:firstRowLastColumn="0" w:lastRowFirstColumn="0" w:lastRowLastColumn="0"/>
             <w:tcW w:w="708" w:type="dxa"/>
-            <w:vAlign w:val="top"/>
-          </w:tcPr>
-          <w:p>
+          </w:tcPr>
+          <w:p>
+            <w:pPr>
+              <w:ind w:firstLine="0"/>
+            </w:pPr>
             <w:r>
               <w:t>5</w:t>
             </w:r>
@@ -7334,10 +7742,11 @@
         <w:tc>
           <w:tcPr>
             <w:tcW w:w="1849" w:type="dxa"/>
-            <w:vAlign w:val="top"/>
-          </w:tcPr>
-          <w:p>
-            <w:pPr>
+          </w:tcPr>
+          <w:p>
+            <w:pPr>
+              <w:ind w:firstLine="0"/>
+              <w:jc w:val="center"/>
               <w:cnfStyle w:val="000000000000" w:firstRow="0" w:lastRow="0" w:firstColumn="0" w:lastColumn="0" w:oddVBand="0" w:evenVBand="0" w:oddHBand="0" w:evenHBand="0" w:firstRowFirstColumn="0" w:firstRowLastColumn="0" w:lastRowFirstColumn="0" w:lastRowLastColumn="0"/>
             </w:pPr>
             <w:r>
@@ -7348,10 +7757,11 @@
         <w:tc>
           <w:tcPr>
             <w:tcW w:w="2168" w:type="dxa"/>
-            <w:vAlign w:val="top"/>
-          </w:tcPr>
-          <w:p>
-            <w:pPr>
+          </w:tcPr>
+          <w:p>
+            <w:pPr>
+              <w:ind w:firstLine="0"/>
+              <w:jc w:val="center"/>
               <w:cnfStyle w:val="000000000000" w:firstRow="0" w:lastRow="0" w:firstColumn="0" w:lastColumn="0" w:oddVBand="0" w:evenVBand="0" w:oddHBand="0" w:evenHBand="0" w:firstRowFirstColumn="0" w:firstRowLastColumn="0" w:lastRowFirstColumn="0" w:lastRowLastColumn="0"/>
             </w:pPr>
             <w:r>
@@ -7362,10 +7772,11 @@
         <w:tc>
           <w:tcPr>
             <w:tcW w:w="2216" w:type="dxa"/>
-            <w:vAlign w:val="top"/>
-          </w:tcPr>
-          <w:p>
-            <w:pPr>
+          </w:tcPr>
+          <w:p>
+            <w:pPr>
+              <w:ind w:firstLine="0"/>
+              <w:jc w:val="center"/>
               <w:cnfStyle w:val="000000000000" w:firstRow="0" w:lastRow="0" w:firstColumn="0" w:lastColumn="0" w:oddVBand="0" w:evenVBand="0" w:oddHBand="0" w:evenHBand="0" w:firstRowFirstColumn="0" w:firstRowLastColumn="0" w:lastRowFirstColumn="0" w:lastRowLastColumn="0"/>
             </w:pPr>
             <w:r>
@@ -7376,10 +7787,11 @@
         <w:tc>
           <w:tcPr>
             <w:tcW w:w="1837" w:type="dxa"/>
-            <w:vAlign w:val="top"/>
-          </w:tcPr>
-          <w:p>
-            <w:pPr>
+          </w:tcPr>
+          <w:p>
+            <w:pPr>
+              <w:ind w:firstLine="0"/>
+              <w:jc w:val="center"/>
               <w:cnfStyle w:val="000000000000" w:firstRow="0" w:lastRow="0" w:firstColumn="0" w:lastColumn="0" w:oddVBand="0" w:evenVBand="0" w:oddHBand="0" w:evenHBand="0" w:firstRowFirstColumn="0" w:firstRowLastColumn="0" w:lastRowFirstColumn="0" w:lastRowLastColumn="0"/>
             </w:pPr>
           </w:p>
@@ -7388,6 +7800,9 @@
     </w:tbl>
     <w:p/>
     <w:p>
+      <w:pPr>
+        <w:spacing w:line="360" w:lineRule="auto"/>
+      </w:pPr>
       <w:r>
         <w:t>Các mối quan hệ giữa các thực thể được thiết lập tường minh: Một danh mục chứa nhiều sản phẩm; một nhà cung cấp cung cấp nhiều sản phẩm; một sản phẩm có nhiều ảnh minh họa; một khách hàng có thể đặt nhiều đơn hàng; và một đơn hàng bao gồm nhiều chi tiết sản phẩm. Hệ thống sử dụng khóa chính (PK) và khóa ngoại (FK) kết hợp các ràng buộc toàn vẹn nhằm đảm bảo dữ liệu luôn chính xác và an toàn tuyệt đối trong mọi tình huống vận hành.</w:t>
       </w:r>
@@ -7397,6 +7812,7 @@
         <w:pStyle w:val="Heading2"/>
       </w:pPr>
       <w:r>
+        <w:lastRenderedPageBreak/>
         <w:t>Thiết kế giao diện và luồng tương tác người dùng</w:t>
       </w:r>
     </w:p>
@@ -7410,8 +7826,9 @@
         <w:pStyle w:val="ListParagraph"/>
         <w:numPr>
           <w:ilvl w:val="0"/>
-          <w:numId w:val="33"/>
+          <w:numId w:val="37"/>
         </w:numPr>
+        <w:spacing w:line="360" w:lineRule="auto"/>
       </w:pPr>
       <w:r>
         <w:t>Trang chủ: Trình bày banner quảng cáo, danh mục sản phẩm nổi bật và các sản phẩm bán chạy, hỗ trợ điều hướng nhanh chóng đến các trang chức năng.</w:t>
@@ -7422,11 +7839,11 @@
         <w:pStyle w:val="ListParagraph"/>
         <w:numPr>
           <w:ilvl w:val="0"/>
-          <w:numId w:val="33"/>
+          <w:numId w:val="37"/>
         </w:numPr>
-      </w:pPr>
-      <w:r>
-        <w:lastRenderedPageBreak/>
+        <w:spacing w:line="360" w:lineRule="auto"/>
+      </w:pPr>
+      <w:r>
         <w:t>Trang danh sách sản phẩm: Cung cấp bộ lọc theo danh mục, công cụ tìm kiếm theo tên hoặc mã SKU, hiển thị danh đưới dạng lưới thẻ (Grid card) trực quan.</w:t>
       </w:r>
     </w:p>
@@ -7435,8 +7852,9 @@
         <w:pStyle w:val="ListParagraph"/>
         <w:numPr>
           <w:ilvl w:val="0"/>
-          <w:numId w:val="33"/>
+          <w:numId w:val="37"/>
         </w:numPr>
+        <w:spacing w:line="360" w:lineRule="auto"/>
       </w:pPr>
       <w:r>
         <w:t>Trang chi tiết sản phẩm: Hiển thị hình ảnh kích thước lớn, mô tả chi tiết, giá bán, tình trạng tồn kho và cho phép người dùng lựa chọn số lượng để thêm vào giỏ hàng.</w:t>
@@ -7447,8 +7865,9 @@
         <w:pStyle w:val="ListParagraph"/>
         <w:numPr>
           <w:ilvl w:val="0"/>
-          <w:numId w:val="33"/>
+          <w:numId w:val="37"/>
         </w:numPr>
+        <w:spacing w:line="360" w:lineRule="auto"/>
       </w:pPr>
       <w:r>
         <w:t>Trang giỏ hàng: Liệt kê chi tiết các sản phẩm đã chọn, cho phép cập nhật số lượng, xóa sản phẩm và tự động tổng hợp thành tiền.</w:t>
@@ -7459,8 +7878,9 @@
         <w:pStyle w:val="ListParagraph"/>
         <w:numPr>
           <w:ilvl w:val="0"/>
-          <w:numId w:val="33"/>
+          <w:numId w:val="37"/>
         </w:numPr>
+        <w:spacing w:line="360" w:lineRule="auto"/>
       </w:pPr>
       <w:r>
         <w:t>Trang thanh toán / Đặt hàng: Form nhập thông tin nhận hàng và xác nhận đơn hàng an toàn.</w:t>
@@ -7471,11 +7891,17 @@
         <w:pStyle w:val="ListParagraph"/>
         <w:numPr>
           <w:ilvl w:val="0"/>
-          <w:numId w:val="33"/>
+          <w:numId w:val="37"/>
         </w:numPr>
-      </w:pPr>
-      <w:r>
-        <w:t>Khu vực Quản trị (Admin Dashboard): Bố trí thanh điều hướng sidebar khoa học, cung cấp các bảng dữ liệu quản lý danh mục, sản phẩm, đơn hàng và thống kê trực quan dành riêng cho người quản trị hệ thống.</w:t>
+        <w:spacing w:line="360" w:lineRule="auto"/>
+      </w:pPr>
+      <w:r>
+        <w:t>Khu vực Quản trị (A</w:t>
+      </w:r>
+      <w:bookmarkStart w:id="0" w:name="_GoBack"/>
+      <w:bookmarkEnd w:id="0"/>
+      <w:r>
+        <w:t>dmin Dashboard): Bố trí thanh điều hướng sidebar khoa học, cung cấp các bảng dữ liệu quản lý danh mục, sản phẩm, đơn hàng và thống kê trực quan dành riêng cho người quản trị hệ thống.</w:t>
       </w:r>
     </w:p>
     <w:p>
@@ -7634,7 +8060,7 @@
       <w:rPr>
         <w:noProof/>
       </w:rPr>
-      <w:t>20</w:t>
+      <w:t>24</w:t>
     </w:r>
     <w:r>
       <w:rPr>
@@ -8424,6 +8850,119 @@
     </w:lvl>
   </w:abstractNum>
   <w:abstractNum w:abstractNumId="8">
+    <w:nsid w:val="2CDE7777"/>
+    <w:multiLevelType w:val="hybridMultilevel"/>
+    <w:tmpl w:val="B2FE660A"/>
+    <w:lvl w:ilvl="0" w:tplc="5638FF42">
+      <w:start w:val="1"/>
+      <w:numFmt w:val="bullet"/>
+      <w:lvlText w:val="‐"/>
+      <w:lvlJc w:val="left"/>
+      <w:pPr>
+        <w:ind w:left="1440" w:hanging="360"/>
+      </w:pPr>
+      <w:rPr>
+        <w:rFonts w:ascii="Times New Roman" w:hAnsi="Times New Roman" w:cs="Times New Roman" w:hint="default"/>
+      </w:rPr>
+    </w:lvl>
+    <w:lvl w:ilvl="1" w:tplc="04090003" w:tentative="1">
+      <w:start w:val="1"/>
+      <w:numFmt w:val="bullet"/>
+      <w:lvlText w:val="o"/>
+      <w:lvlJc w:val="left"/>
+      <w:pPr>
+        <w:ind w:left="2160" w:hanging="360"/>
+      </w:pPr>
+      <w:rPr>
+        <w:rFonts w:ascii="Courier New" w:hAnsi="Courier New" w:cs="Courier New" w:hint="default"/>
+      </w:rPr>
+    </w:lvl>
+    <w:lvl w:ilvl="2" w:tplc="04090005" w:tentative="1">
+      <w:start w:val="1"/>
+      <w:numFmt w:val="bullet"/>
+      <w:lvlText w:val=""/>
+      <w:lvlJc w:val="left"/>
+      <w:pPr>
+        <w:ind w:left="2880" w:hanging="360"/>
+      </w:pPr>
+      <w:rPr>
+        <w:rFonts w:ascii="Wingdings" w:hAnsi="Wingdings" w:hint="default"/>
+      </w:rPr>
+    </w:lvl>
+    <w:lvl w:ilvl="3" w:tplc="04090001" w:tentative="1">
+      <w:start w:val="1"/>
+      <w:numFmt w:val="bullet"/>
+      <w:lvlText w:val=""/>
+      <w:lvlJc w:val="left"/>
+      <w:pPr>
+        <w:ind w:left="3600" w:hanging="360"/>
+      </w:pPr>
+      <w:rPr>
+        <w:rFonts w:ascii="Symbol" w:hAnsi="Symbol" w:hint="default"/>
+      </w:rPr>
+    </w:lvl>
+    <w:lvl w:ilvl="4" w:tplc="04090003" w:tentative="1">
+      <w:start w:val="1"/>
+      <w:numFmt w:val="bullet"/>
+      <w:lvlText w:val="o"/>
+      <w:lvlJc w:val="left"/>
+      <w:pPr>
+        <w:ind w:left="4320" w:hanging="360"/>
+      </w:pPr>
+      <w:rPr>
+        <w:rFonts w:ascii="Courier New" w:hAnsi="Courier New" w:cs="Courier New" w:hint="default"/>
+      </w:rPr>
+    </w:lvl>
+    <w:lvl w:ilvl="5" w:tplc="04090005" w:tentative="1">
+      <w:start w:val="1"/>
+      <w:numFmt w:val="bullet"/>
+      <w:lvlText w:val=""/>
+      <w:lvlJc w:val="left"/>
+      <w:pPr>
+        <w:ind w:left="5040" w:hanging="360"/>
+      </w:pPr>
+      <w:rPr>
+        <w:rFonts w:ascii="Wingdings" w:hAnsi="Wingdings" w:hint="default"/>
+      </w:rPr>
+    </w:lvl>
+    <w:lvl w:ilvl="6" w:tplc="04090001" w:tentative="1">
+      <w:start w:val="1"/>
+      <w:numFmt w:val="bullet"/>
+      <w:lvlText w:val=""/>
+      <w:lvlJc w:val="left"/>
+      <w:pPr>
+        <w:ind w:left="5760" w:hanging="360"/>
+      </w:pPr>
+      <w:rPr>
+        <w:rFonts w:ascii="Symbol" w:hAnsi="Symbol" w:hint="default"/>
+      </w:rPr>
+    </w:lvl>
+    <w:lvl w:ilvl="7" w:tplc="04090003" w:tentative="1">
+      <w:start w:val="1"/>
+      <w:numFmt w:val="bullet"/>
+      <w:lvlText w:val="o"/>
+      <w:lvlJc w:val="left"/>
+      <w:pPr>
+        <w:ind w:left="6480" w:hanging="360"/>
+      </w:pPr>
+      <w:rPr>
+        <w:rFonts w:ascii="Courier New" w:hAnsi="Courier New" w:cs="Courier New" w:hint="default"/>
+      </w:rPr>
+    </w:lvl>
+    <w:lvl w:ilvl="8" w:tplc="04090005" w:tentative="1">
+      <w:start w:val="1"/>
+      <w:numFmt w:val="bullet"/>
+      <w:lvlText w:val=""/>
+      <w:lvlJc w:val="left"/>
+      <w:pPr>
+        <w:ind w:left="7200" w:hanging="360"/>
+      </w:pPr>
+      <w:rPr>
+        <w:rFonts w:ascii="Wingdings" w:hAnsi="Wingdings" w:hint="default"/>
+      </w:rPr>
+    </w:lvl>
+  </w:abstractNum>
+  <w:abstractNum w:abstractNumId="9">
     <w:nsid w:val="2F3539A5"/>
     <w:multiLevelType w:val="hybridMultilevel"/>
     <w:tmpl w:val="724EB85A"/>
@@ -8536,7 +9075,7 @@
       </w:rPr>
     </w:lvl>
   </w:abstractNum>
-  <w:abstractNum w:abstractNumId="9">
+  <w:abstractNum w:abstractNumId="10">
     <w:nsid w:val="41F51E5C"/>
     <w:multiLevelType w:val="hybridMultilevel"/>
     <w:tmpl w:val="EDAC83F2"/>
@@ -8622,7 +9161,7 @@
       </w:pPr>
     </w:lvl>
   </w:abstractNum>
-  <w:abstractNum w:abstractNumId="10">
+  <w:abstractNum w:abstractNumId="11">
     <w:nsid w:val="4CF21846"/>
     <w:multiLevelType w:val="hybridMultilevel"/>
     <w:tmpl w:val="DA0A6912"/>
@@ -8735,7 +9274,7 @@
       </w:rPr>
     </w:lvl>
   </w:abstractNum>
-  <w:abstractNum w:abstractNumId="11">
+  <w:abstractNum w:abstractNumId="12">
     <w:nsid w:val="57F27C82"/>
     <w:multiLevelType w:val="multilevel"/>
     <w:tmpl w:val="131466C2"/>
@@ -8867,7 +9406,7 @@
       </w:rPr>
     </w:lvl>
   </w:abstractNum>
-  <w:abstractNum w:abstractNumId="12">
+  <w:abstractNum w:abstractNumId="13">
     <w:nsid w:val="5AD27D0F"/>
     <w:multiLevelType w:val="hybridMultilevel"/>
     <w:tmpl w:val="1492914C"/>
@@ -8980,7 +9519,7 @@
       </w:rPr>
     </w:lvl>
   </w:abstractNum>
-  <w:abstractNum w:abstractNumId="13">
+  <w:abstractNum w:abstractNumId="14">
     <w:nsid w:val="61EA27E8"/>
     <w:multiLevelType w:val="hybridMultilevel"/>
     <w:tmpl w:val="73FAD808"/>
@@ -9093,7 +9632,7 @@
       </w:rPr>
     </w:lvl>
   </w:abstractNum>
-  <w:abstractNum w:abstractNumId="14">
+  <w:abstractNum w:abstractNumId="15">
     <w:nsid w:val="649D264C"/>
     <w:multiLevelType w:val="hybridMultilevel"/>
     <w:tmpl w:val="D4823C80"/>
@@ -9206,7 +9745,7 @@
       </w:rPr>
     </w:lvl>
   </w:abstractNum>
-  <w:abstractNum w:abstractNumId="15">
+  <w:abstractNum w:abstractNumId="16">
     <w:nsid w:val="68C779EF"/>
     <w:multiLevelType w:val="hybridMultilevel"/>
     <w:tmpl w:val="4FBEA876"/>
@@ -9319,7 +9858,7 @@
       </w:rPr>
     </w:lvl>
   </w:abstractNum>
-  <w:abstractNum w:abstractNumId="16">
+  <w:abstractNum w:abstractNumId="17">
     <w:nsid w:val="74DA682E"/>
     <w:multiLevelType w:val="singleLevel"/>
     <w:tmpl w:val="74DA682E"/>
@@ -9339,7 +9878,7 @@
       </w:rPr>
     </w:lvl>
   </w:abstractNum>
-  <w:abstractNum w:abstractNumId="17">
+  <w:abstractNum w:abstractNumId="18">
     <w:nsid w:val="75673B95"/>
     <w:multiLevelType w:val="hybridMultilevel"/>
     <w:tmpl w:val="209C4BC4"/>
@@ -9452,7 +9991,7 @@
       </w:rPr>
     </w:lvl>
   </w:abstractNum>
-  <w:abstractNum w:abstractNumId="18">
+  <w:abstractNum w:abstractNumId="19">
     <w:nsid w:val="79061CA1"/>
     <w:multiLevelType w:val="hybridMultilevel"/>
     <w:tmpl w:val="0EA2BB2A"/>
@@ -9566,7 +10105,7 @@
     </w:lvl>
   </w:abstractNum>
   <w:num w:numId="1">
-    <w:abstractNumId w:val="11"/>
+    <w:abstractNumId w:val="12"/>
   </w:num>
   <w:num w:numId="2">
     <w:abstractNumId w:val="2"/>
@@ -9575,7 +10114,7 @@
     <w:abstractNumId w:val="4"/>
   </w:num>
   <w:num w:numId="4">
-    <w:abstractNumId w:val="16"/>
+    <w:abstractNumId w:val="17"/>
   </w:num>
   <w:num w:numId="5">
     <w:abstractNumId w:val="0"/>
@@ -9593,85 +10132,88 @@
     <w:abstractNumId w:val="6"/>
   </w:num>
   <w:num w:numId="10">
-    <w:abstractNumId w:val="11"/>
+    <w:abstractNumId w:val="12"/>
   </w:num>
   <w:num w:numId="11">
-    <w:abstractNumId w:val="11"/>
+    <w:abstractNumId w:val="12"/>
   </w:num>
   <w:num w:numId="12">
-    <w:abstractNumId w:val="11"/>
+    <w:abstractNumId w:val="12"/>
   </w:num>
   <w:num w:numId="13">
-    <w:abstractNumId w:val="11"/>
+    <w:abstractNumId w:val="12"/>
   </w:num>
   <w:num w:numId="14">
-    <w:abstractNumId w:val="11"/>
+    <w:abstractNumId w:val="12"/>
   </w:num>
   <w:num w:numId="15">
-    <w:abstractNumId w:val="11"/>
+    <w:abstractNumId w:val="12"/>
   </w:num>
   <w:num w:numId="16">
-    <w:abstractNumId w:val="11"/>
+    <w:abstractNumId w:val="12"/>
   </w:num>
   <w:num w:numId="17">
-    <w:abstractNumId w:val="11"/>
+    <w:abstractNumId w:val="12"/>
   </w:num>
   <w:num w:numId="18">
-    <w:abstractNumId w:val="11"/>
+    <w:abstractNumId w:val="12"/>
   </w:num>
   <w:num w:numId="19">
-    <w:abstractNumId w:val="11"/>
+    <w:abstractNumId w:val="12"/>
   </w:num>
   <w:num w:numId="20">
-    <w:abstractNumId w:val="11"/>
+    <w:abstractNumId w:val="12"/>
   </w:num>
   <w:num w:numId="21">
-    <w:abstractNumId w:val="11"/>
+    <w:abstractNumId w:val="12"/>
   </w:num>
   <w:num w:numId="22">
-    <w:abstractNumId w:val="11"/>
+    <w:abstractNumId w:val="12"/>
   </w:num>
   <w:num w:numId="23">
-    <w:abstractNumId w:val="11"/>
+    <w:abstractNumId w:val="12"/>
   </w:num>
   <w:num w:numId="24">
-    <w:abstractNumId w:val="11"/>
+    <w:abstractNumId w:val="12"/>
   </w:num>
   <w:num w:numId="25">
-    <w:abstractNumId w:val="9"/>
+    <w:abstractNumId w:val="10"/>
   </w:num>
   <w:num w:numId="26">
-    <w:abstractNumId w:val="11"/>
+    <w:abstractNumId w:val="12"/>
   </w:num>
   <w:num w:numId="27">
-    <w:abstractNumId w:val="11"/>
+    <w:abstractNumId w:val="12"/>
   </w:num>
   <w:num w:numId="28">
-    <w:abstractNumId w:val="10"/>
+    <w:abstractNumId w:val="11"/>
   </w:num>
   <w:num w:numId="29">
     <w:abstractNumId w:val="5"/>
   </w:num>
   <w:num w:numId="30">
-    <w:abstractNumId w:val="12"/>
+    <w:abstractNumId w:val="13"/>
   </w:num>
   <w:num w:numId="31">
-    <w:abstractNumId w:val="8"/>
+    <w:abstractNumId w:val="9"/>
   </w:num>
   <w:num w:numId="32">
-    <w:abstractNumId w:val="17"/>
+    <w:abstractNumId w:val="18"/>
   </w:num>
   <w:num w:numId="33">
-    <w:abstractNumId w:val="13"/>
+    <w:abstractNumId w:val="14"/>
   </w:num>
   <w:num w:numId="34">
-    <w:abstractNumId w:val="18"/>
+    <w:abstractNumId w:val="19"/>
   </w:num>
   <w:num w:numId="35">
-    <w:abstractNumId w:val="14"/>
+    <w:abstractNumId w:val="15"/>
   </w:num>
   <w:num w:numId="36">
-    <w:abstractNumId w:val="15"/>
+    <w:abstractNumId w:val="16"/>
+  </w:num>
+  <w:num w:numId="37">
+    <w:abstractNumId w:val="8"/>
   </w:num>
 </w:numbering>
 </file>
@@ -10991,7 +11533,7 @@
 </file>
 
 <file path=customXml/itemProps2.xml><?xml version="1.0" encoding="utf-8"?>
-<ds:datastoreItem xmlns:ds="http://schemas.openxmlformats.org/officeDocument/2006/customXml" ds:itemID="{3BBD5921-A535-4B2B-B847-A7747676F1FC}">
+<ds:datastoreItem xmlns:ds="http://schemas.openxmlformats.org/officeDocument/2006/customXml" ds:itemID="{197172DA-6CD1-40AD-8D6D-8EC7ACA1E1EF}">
   <ds:schemaRefs>
     <ds:schemaRef ds:uri="http://schemas.openxmlformats.org/officeDocument/2006/bibliography"/>
   </ds:schemaRefs>

--- a/doc/110123011 HIEU.docx
+++ b/doc/110123011 HIEU.docx
@@ -1137,8 +1137,6 @@
     <w:p>
       <w:pPr>
         <w:pStyle w:val="Heading1"/>
-        <w:pageBreakBefore/>
-        <w:ind w:left="431" w:hanging="431"/>
       </w:pPr>
       <w:r>
         <w:lastRenderedPageBreak/>
@@ -4774,12 +4772,10 @@
           <w:tcPr>
             <w:cnfStyle w:val="001000000000" w:firstRow="0" w:lastRow="0" w:firstColumn="1" w:lastColumn="0" w:oddVBand="0" w:evenVBand="0" w:oddHBand="0" w:evenHBand="0" w:firstRowFirstColumn="0" w:firstRowLastColumn="0" w:lastRowFirstColumn="0" w:lastRowLastColumn="0"/>
             <w:tcW w:w="708" w:type="dxa"/>
-            <w:vAlign w:val="top"/>
-          </w:tcPr>
-          <w:p>
-            <w:pPr>
-              <w:ind w:firstLine="0"/>
-              <w:jc w:val="left"/>
+          </w:tcPr>
+          <w:p>
+            <w:pPr>
+              <w:ind w:firstLine="0"/>
             </w:pPr>
             <w:r>
               <w:rPr>
@@ -4795,12 +4791,10 @@
         <w:tc>
           <w:tcPr>
             <w:tcW w:w="1756" w:type="dxa"/>
-            <w:vAlign w:val="top"/>
-          </w:tcPr>
-          <w:p>
-            <w:pPr>
-              <w:ind w:firstLine="0"/>
-              <w:jc w:val="left"/>
+          </w:tcPr>
+          <w:p>
+            <w:pPr>
+              <w:ind w:firstLine="0"/>
               <w:cnfStyle w:val="100000000000" w:firstRow="1" w:lastRow="0" w:firstColumn="0" w:lastColumn="0" w:oddVBand="0" w:evenVBand="0" w:oddHBand="0" w:evenHBand="0" w:firstRowFirstColumn="0" w:firstRowLastColumn="0" w:lastRowFirstColumn="0" w:lastRowLastColumn="0"/>
             </w:pPr>
             <w:r>
@@ -4811,12 +4805,10 @@
         <w:tc>
           <w:tcPr>
             <w:tcW w:w="1359" w:type="dxa"/>
-            <w:vAlign w:val="top"/>
-          </w:tcPr>
-          <w:p>
-            <w:pPr>
-              <w:ind w:firstLine="0"/>
-              <w:jc w:val="left"/>
+          </w:tcPr>
+          <w:p>
+            <w:pPr>
+              <w:ind w:firstLine="0"/>
               <w:cnfStyle w:val="100000000000" w:firstRow="1" w:lastRow="0" w:firstColumn="0" w:lastColumn="0" w:oddVBand="0" w:evenVBand="0" w:oddHBand="0" w:evenHBand="0" w:firstRowFirstColumn="0" w:firstRowLastColumn="0" w:lastRowFirstColumn="0" w:lastRowLastColumn="0"/>
             </w:pPr>
             <w:r>
@@ -4827,12 +4819,10 @@
         <w:tc>
           <w:tcPr>
             <w:tcW w:w="2835" w:type="dxa"/>
-            <w:vAlign w:val="top"/>
-          </w:tcPr>
-          <w:p>
-            <w:pPr>
-              <w:ind w:firstLine="0"/>
-              <w:jc w:val="left"/>
+          </w:tcPr>
+          <w:p>
+            <w:pPr>
+              <w:ind w:firstLine="0"/>
               <w:cnfStyle w:val="100000000000" w:firstRow="1" w:lastRow="0" w:firstColumn="0" w:lastColumn="0" w:oddVBand="0" w:evenVBand="0" w:oddHBand="0" w:evenHBand="0" w:firstRowFirstColumn="0" w:firstRowLastColumn="0" w:lastRowFirstColumn="0" w:lastRowLastColumn="0"/>
             </w:pPr>
             <w:r>
@@ -4843,12 +4833,10 @@
         <w:tc>
           <w:tcPr>
             <w:tcW w:w="2120" w:type="dxa"/>
-            <w:vAlign w:val="top"/>
-          </w:tcPr>
-          <w:p>
-            <w:pPr>
-              <w:ind w:firstLine="0"/>
-              <w:jc w:val="left"/>
+          </w:tcPr>
+          <w:p>
+            <w:pPr>
+              <w:ind w:firstLine="0"/>
               <w:cnfStyle w:val="100000000000" w:firstRow="1" w:lastRow="0" w:firstColumn="0" w:lastColumn="0" w:oddVBand="0" w:evenVBand="0" w:oddHBand="0" w:evenHBand="0" w:firstRowFirstColumn="0" w:firstRowLastColumn="0" w:lastRowFirstColumn="0" w:lastRowLastColumn="0"/>
             </w:pPr>
             <w:r>
@@ -4866,14 +4854,18 @@
           <w:tcPr>
             <w:cnfStyle w:val="001000000000" w:firstRow="0" w:lastRow="0" w:firstColumn="1" w:lastColumn="0" w:oddVBand="0" w:evenVBand="0" w:oddHBand="0" w:evenHBand="0" w:firstRowFirstColumn="0" w:firstRowLastColumn="0" w:lastRowFirstColumn="0" w:lastRowLastColumn="0"/>
             <w:tcW w:w="708" w:type="dxa"/>
-            <w:vAlign w:val="top"/>
-          </w:tcPr>
-          <w:p>
-            <w:pPr>
-              <w:ind w:firstLine="0"/>
-              <w:jc w:val="left"/>
-            </w:pPr>
-            <w:r>
+          </w:tcPr>
+          <w:p>
+            <w:pPr>
+              <w:ind w:firstLine="0"/>
+              <w:rPr>
+                <w:b w:val="0"/>
+              </w:rPr>
+            </w:pPr>
+            <w:r>
+              <w:rPr>
+                <w:b w:val="0"/>
+              </w:rPr>
               <w:t>1</w:t>
             </w:r>
           </w:p>
@@ -4881,15 +4873,19 @@
         <w:tc>
           <w:tcPr>
             <w:tcW w:w="1756" w:type="dxa"/>
-            <w:vAlign w:val="top"/>
-          </w:tcPr>
-          <w:p>
-            <w:pPr>
-              <w:ind w:firstLine="0"/>
-              <w:jc w:val="left"/>
+          </w:tcPr>
+          <w:p>
+            <w:pPr>
+              <w:ind w:firstLine="0"/>
               <w:cnfStyle w:val="100000000000" w:firstRow="1" w:lastRow="0" w:firstColumn="0" w:lastColumn="0" w:oddVBand="0" w:evenVBand="0" w:oddHBand="0" w:evenHBand="0" w:firstRowFirstColumn="0" w:firstRowLastColumn="0" w:lastRowFirstColumn="0" w:lastRowLastColumn="0"/>
-            </w:pPr>
-            <w:r>
+              <w:rPr>
+                <w:b w:val="0"/>
+              </w:rPr>
+            </w:pPr>
+            <w:r>
+              <w:rPr>
+                <w:b w:val="0"/>
+              </w:rPr>
               <w:t>ShipperID</w:t>
             </w:r>
           </w:p>
@@ -4897,13 +4893,19 @@
         <w:tc>
           <w:tcPr>
             <w:tcW w:w="1359" w:type="dxa"/>
-            <w:vAlign w:val="top"/>
-          </w:tcPr>
-          <w:p>
-            <w:pPr>
+          </w:tcPr>
+          <w:p>
+            <w:pPr>
+              <w:ind w:firstLine="0"/>
               <w:cnfStyle w:val="100000000000" w:firstRow="1" w:lastRow="0" w:firstColumn="0" w:lastColumn="0" w:oddVBand="0" w:evenVBand="0" w:oddHBand="0" w:evenHBand="0" w:firstRowFirstColumn="0" w:firstRowLastColumn="0" w:lastRowFirstColumn="0" w:lastRowLastColumn="0"/>
-            </w:pPr>
-            <w:r>
+              <w:rPr>
+                <w:b w:val="0"/>
+              </w:rPr>
+            </w:pPr>
+            <w:r>
+              <w:rPr>
+                <w:b w:val="0"/>
+              </w:rPr>
               <w:t>INT</w:t>
             </w:r>
           </w:p>
@@ -4911,13 +4913,19 @@
         <w:tc>
           <w:tcPr>
             <w:tcW w:w="2835" w:type="dxa"/>
-            <w:vAlign w:val="top"/>
-          </w:tcPr>
-          <w:p>
-            <w:pPr>
+          </w:tcPr>
+          <w:p>
+            <w:pPr>
+              <w:ind w:firstLine="0"/>
               <w:cnfStyle w:val="100000000000" w:firstRow="1" w:lastRow="0" w:firstColumn="0" w:lastColumn="0" w:oddVBand="0" w:evenVBand="0" w:oddHBand="0" w:evenHBand="0" w:firstRowFirstColumn="0" w:firstRowLastColumn="0" w:lastRowFirstColumn="0" w:lastRowLastColumn="0"/>
-            </w:pPr>
-            <w:r>
+              <w:rPr>
+                <w:b w:val="0"/>
+              </w:rPr>
+            </w:pPr>
+            <w:r>
+              <w:rPr>
+                <w:b w:val="0"/>
+              </w:rPr>
               <w:t>AUTO_INCREMENT, PRIMARY KEY</w:t>
             </w:r>
           </w:p>
@@ -4925,13 +4933,19 @@
         <w:tc>
           <w:tcPr>
             <w:tcW w:w="2120" w:type="dxa"/>
-            <w:vAlign w:val="top"/>
-          </w:tcPr>
-          <w:p>
-            <w:pPr>
+          </w:tcPr>
+          <w:p>
+            <w:pPr>
+              <w:ind w:firstLine="0"/>
               <w:cnfStyle w:val="100000000000" w:firstRow="1" w:lastRow="0" w:firstColumn="0" w:lastColumn="0" w:oddVBand="0" w:evenVBand="0" w:oddHBand="0" w:evenHBand="0" w:firstRowFirstColumn="0" w:firstRowLastColumn="0" w:lastRowFirstColumn="0" w:lastRowLastColumn="0"/>
-            </w:pPr>
-            <w:r>
+              <w:rPr>
+                <w:b w:val="0"/>
+              </w:rPr>
+            </w:pPr>
+            <w:r>
+              <w:rPr>
+                <w:b w:val="0"/>
+              </w:rPr>
               <w:t>Mã định danh đơn vị vận chuyển</w:t>
             </w:r>
           </w:p>
@@ -4946,14 +4960,18 @@
           <w:tcPr>
             <w:cnfStyle w:val="001000000000" w:firstRow="0" w:lastRow="0" w:firstColumn="1" w:lastColumn="0" w:oddVBand="0" w:evenVBand="0" w:oddHBand="0" w:evenHBand="0" w:firstRowFirstColumn="0" w:firstRowLastColumn="0" w:lastRowFirstColumn="0" w:lastRowLastColumn="0"/>
             <w:tcW w:w="708" w:type="dxa"/>
-            <w:vAlign w:val="top"/>
-          </w:tcPr>
-          <w:p>
-            <w:pPr>
-              <w:ind w:firstLine="0"/>
-              <w:jc w:val="left"/>
-            </w:pPr>
-            <w:r>
+          </w:tcPr>
+          <w:p>
+            <w:pPr>
+              <w:ind w:firstLine="0"/>
+              <w:rPr>
+                <w:b w:val="0"/>
+              </w:rPr>
+            </w:pPr>
+            <w:r>
+              <w:rPr>
+                <w:b w:val="0"/>
+              </w:rPr>
               <w:t>2</w:t>
             </w:r>
           </w:p>
@@ -4961,13 +4979,19 @@
         <w:tc>
           <w:tcPr>
             <w:tcW w:w="1756" w:type="dxa"/>
-            <w:vAlign w:val="top"/>
-          </w:tcPr>
-          <w:p>
-            <w:pPr>
+          </w:tcPr>
+          <w:p>
+            <w:pPr>
+              <w:ind w:firstLine="0"/>
               <w:cnfStyle w:val="100000000000" w:firstRow="1" w:lastRow="0" w:firstColumn="0" w:lastColumn="0" w:oddVBand="0" w:evenVBand="0" w:oddHBand="0" w:evenHBand="0" w:firstRowFirstColumn="0" w:firstRowLastColumn="0" w:lastRowFirstColumn="0" w:lastRowLastColumn="0"/>
-            </w:pPr>
-            <w:r>
+              <w:rPr>
+                <w:b w:val="0"/>
+              </w:rPr>
+            </w:pPr>
+            <w:r>
+              <w:rPr>
+                <w:b w:val="0"/>
+              </w:rPr>
               <w:t>ShipperName</w:t>
             </w:r>
           </w:p>
@@ -4975,13 +4999,19 @@
         <w:tc>
           <w:tcPr>
             <w:tcW w:w="1359" w:type="dxa"/>
-            <w:vAlign w:val="top"/>
-          </w:tcPr>
-          <w:p>
-            <w:pPr>
+          </w:tcPr>
+          <w:p>
+            <w:pPr>
+              <w:ind w:firstLine="0"/>
               <w:cnfStyle w:val="100000000000" w:firstRow="1" w:lastRow="0" w:firstColumn="0" w:lastColumn="0" w:oddVBand="0" w:evenVBand="0" w:oddHBand="0" w:evenHBand="0" w:firstRowFirstColumn="0" w:firstRowLastColumn="0" w:lastRowFirstColumn="0" w:lastRowLastColumn="0"/>
-            </w:pPr>
-            <w:r>
+              <w:rPr>
+                <w:b w:val="0"/>
+              </w:rPr>
+            </w:pPr>
+            <w:r>
+              <w:rPr>
+                <w:b w:val="0"/>
+              </w:rPr>
               <w:t>VARCHAR(100)</w:t>
             </w:r>
           </w:p>
@@ -4989,13 +5019,19 @@
         <w:tc>
           <w:tcPr>
             <w:tcW w:w="2835" w:type="dxa"/>
-            <w:vAlign w:val="top"/>
-          </w:tcPr>
-          <w:p>
-            <w:pPr>
+          </w:tcPr>
+          <w:p>
+            <w:pPr>
+              <w:ind w:firstLine="0"/>
               <w:cnfStyle w:val="100000000000" w:firstRow="1" w:lastRow="0" w:firstColumn="0" w:lastColumn="0" w:oddVBand="0" w:evenVBand="0" w:oddHBand="0" w:evenHBand="0" w:firstRowFirstColumn="0" w:firstRowLastColumn="0" w:lastRowFirstColumn="0" w:lastRowLastColumn="0"/>
-            </w:pPr>
-            <w:r>
+              <w:rPr>
+                <w:b w:val="0"/>
+              </w:rPr>
+            </w:pPr>
+            <w:r>
+              <w:rPr>
+                <w:b w:val="0"/>
+              </w:rPr>
               <w:t>NOT NULL</w:t>
             </w:r>
           </w:p>
@@ -5003,13 +5039,19 @@
         <w:tc>
           <w:tcPr>
             <w:tcW w:w="2120" w:type="dxa"/>
-            <w:vAlign w:val="top"/>
-          </w:tcPr>
-          <w:p>
-            <w:pPr>
+          </w:tcPr>
+          <w:p>
+            <w:pPr>
+              <w:ind w:firstLine="0"/>
               <w:cnfStyle w:val="100000000000" w:firstRow="1" w:lastRow="0" w:firstColumn="0" w:lastColumn="0" w:oddVBand="0" w:evenVBand="0" w:oddHBand="0" w:evenHBand="0" w:firstRowFirstColumn="0" w:firstRowLastColumn="0" w:lastRowFirstColumn="0" w:lastRowLastColumn="0"/>
-            </w:pPr>
-            <w:r>
+              <w:rPr>
+                <w:b w:val="0"/>
+              </w:rPr>
+            </w:pPr>
+            <w:r>
+              <w:rPr>
+                <w:b w:val="0"/>
+              </w:rPr>
               <w:t>Tên đơn vị vận chuyển</w:t>
             </w:r>
           </w:p>
@@ -5024,14 +5066,18 @@
           <w:tcPr>
             <w:cnfStyle w:val="001000000000" w:firstRow="0" w:lastRow="0" w:firstColumn="1" w:lastColumn="0" w:oddVBand="0" w:evenVBand="0" w:oddHBand="0" w:evenHBand="0" w:firstRowFirstColumn="0" w:firstRowLastColumn="0" w:lastRowFirstColumn="0" w:lastRowLastColumn="0"/>
             <w:tcW w:w="708" w:type="dxa"/>
-            <w:vAlign w:val="top"/>
-          </w:tcPr>
-          <w:p>
-            <w:pPr>
-              <w:ind w:firstLine="0"/>
-              <w:jc w:val="left"/>
-            </w:pPr>
-            <w:r>
+          </w:tcPr>
+          <w:p>
+            <w:pPr>
+              <w:ind w:firstLine="0"/>
+              <w:rPr>
+                <w:b w:val="0"/>
+              </w:rPr>
+            </w:pPr>
+            <w:r>
+              <w:rPr>
+                <w:b w:val="0"/>
+              </w:rPr>
               <w:t>3</w:t>
             </w:r>
           </w:p>
@@ -5039,13 +5085,19 @@
         <w:tc>
           <w:tcPr>
             <w:tcW w:w="1756" w:type="dxa"/>
-            <w:vAlign w:val="top"/>
-          </w:tcPr>
-          <w:p>
-            <w:pPr>
+          </w:tcPr>
+          <w:p>
+            <w:pPr>
+              <w:ind w:firstLine="0"/>
               <w:cnfStyle w:val="100000000000" w:firstRow="1" w:lastRow="0" w:firstColumn="0" w:lastColumn="0" w:oddVBand="0" w:evenVBand="0" w:oddHBand="0" w:evenHBand="0" w:firstRowFirstColumn="0" w:firstRowLastColumn="0" w:lastRowFirstColumn="0" w:lastRowLastColumn="0"/>
-            </w:pPr>
-            <w:r>
+              <w:rPr>
+                <w:b w:val="0"/>
+              </w:rPr>
+            </w:pPr>
+            <w:r>
+              <w:rPr>
+                <w:b w:val="0"/>
+              </w:rPr>
               <w:t>Phone</w:t>
             </w:r>
           </w:p>
@@ -5053,13 +5105,19 @@
         <w:tc>
           <w:tcPr>
             <w:tcW w:w="1359" w:type="dxa"/>
-            <w:vAlign w:val="top"/>
-          </w:tcPr>
-          <w:p>
-            <w:pPr>
+          </w:tcPr>
+          <w:p>
+            <w:pPr>
+              <w:ind w:firstLine="0"/>
               <w:cnfStyle w:val="100000000000" w:firstRow="1" w:lastRow="0" w:firstColumn="0" w:lastColumn="0" w:oddVBand="0" w:evenVBand="0" w:oddHBand="0" w:evenHBand="0" w:firstRowFirstColumn="0" w:firstRowLastColumn="0" w:lastRowFirstColumn="0" w:lastRowLastColumn="0"/>
-            </w:pPr>
-            <w:r>
+              <w:rPr>
+                <w:b w:val="0"/>
+              </w:rPr>
+            </w:pPr>
+            <w:r>
+              <w:rPr>
+                <w:b w:val="0"/>
+              </w:rPr>
               <w:t>VARCHAR(20)</w:t>
             </w:r>
           </w:p>
@@ -5067,13 +5125,19 @@
         <w:tc>
           <w:tcPr>
             <w:tcW w:w="2835" w:type="dxa"/>
-            <w:vAlign w:val="top"/>
-          </w:tcPr>
-          <w:p>
-            <w:pPr>
+          </w:tcPr>
+          <w:p>
+            <w:pPr>
+              <w:ind w:firstLine="0"/>
               <w:cnfStyle w:val="100000000000" w:firstRow="1" w:lastRow="0" w:firstColumn="0" w:lastColumn="0" w:oddVBand="0" w:evenVBand="0" w:oddHBand="0" w:evenHBand="0" w:firstRowFirstColumn="0" w:firstRowLastColumn="0" w:lastRowFirstColumn="0" w:lastRowLastColumn="0"/>
-            </w:pPr>
-            <w:r>
+              <w:rPr>
+                <w:b w:val="0"/>
+              </w:rPr>
+            </w:pPr>
+            <w:r>
+              <w:rPr>
+                <w:b w:val="0"/>
+              </w:rPr>
               <w:t>NULL</w:t>
             </w:r>
           </w:p>
@@ -5081,13 +5145,19 @@
         <w:tc>
           <w:tcPr>
             <w:tcW w:w="2120" w:type="dxa"/>
-            <w:vAlign w:val="top"/>
-          </w:tcPr>
-          <w:p>
-            <w:pPr>
+          </w:tcPr>
+          <w:p>
+            <w:pPr>
+              <w:ind w:firstLine="0"/>
               <w:cnfStyle w:val="100000000000" w:firstRow="1" w:lastRow="0" w:firstColumn="0" w:lastColumn="0" w:oddVBand="0" w:evenVBand="0" w:oddHBand="0" w:evenHBand="0" w:firstRowFirstColumn="0" w:firstRowLastColumn="0" w:lastRowFirstColumn="0" w:lastRowLastColumn="0"/>
-            </w:pPr>
-            <w:r>
+              <w:rPr>
+                <w:b w:val="0"/>
+              </w:rPr>
+            </w:pPr>
+            <w:r>
+              <w:rPr>
+                <w:b w:val="0"/>
+              </w:rPr>
               <w:t>Số điện thoại liên hệ</w:t>
             </w:r>
           </w:p>
@@ -7896,36 +7966,39 @@
         <w:spacing w:line="360" w:lineRule="auto"/>
       </w:pPr>
       <w:r>
-        <w:t>Khu vực Quản trị (A</w:t>
-      </w:r>
+        <w:t>Khu vực Quản trị (Admin Dashboard): Bố trí thanh điều hướng sidebar khoa học, cung cấp các bảng dữ liệu quản lý danh mục, sản phẩm, đơn hàng và thống kê trực quan dành riêng cho người quản trị hệ thống.</w:t>
+      </w:r>
+      <w:r>
+        <w:br w:type="page"/>
+      </w:r>
+    </w:p>
+    <w:p>
+      <w:pPr>
+        <w:pStyle w:val="Heading1"/>
+        <w:rPr>
+          <w:lang w:val="en-US"/>
+        </w:rPr>
+      </w:pPr>
+      <w:r>
+        <w:rPr>
+          <w:lang w:val="en-US"/>
+        </w:rPr>
+        <w:lastRenderedPageBreak/>
+        <w:t>KẾT QUẢ NGHIÊN CỨU</w:t>
+      </w:r>
+    </w:p>
+    <w:p>
+      <w:pPr>
+        <w:rPr>
+          <w:lang w:val="en-US"/>
+        </w:rPr>
+      </w:pPr>
       <w:bookmarkStart w:id="0" w:name="_GoBack"/>
       <w:bookmarkEnd w:id="0"/>
-      <w:r>
-        <w:t>dmin Dashboard): Bố trí thanh điều hướng sidebar khoa học, cung cấp các bảng dữ liệu quản lý danh mục, sản phẩm, đơn hàng và thống kê trực quan dành riêng cho người quản trị hệ thống.</w:t>
-      </w:r>
-    </w:p>
-    <w:p>
-      <w:pPr>
-        <w:pStyle w:val="Heading1"/>
-        <w:rPr>
-          <w:highlight w:val="lightGray"/>
-        </w:rPr>
-      </w:pPr>
-      <w:r>
-        <w:br w:type="page"/>
-      </w:r>
-    </w:p>
-    <w:p>
-      <w:pPr>
-        <w:pStyle w:val="Heading1"/>
-      </w:pPr>
-      <w:r>
-        <w:lastRenderedPageBreak/>
-        <w:t>Tiêu đề chương 3</w:t>
-      </w:r>
-    </w:p>
-    <w:p>
-      <w:pPr>
+    </w:p>
+    <w:p>
+      <w:pPr>
+        <w:ind w:firstLine="0"/>
         <w:rPr>
           <w:rFonts w:eastAsiaTheme="majorEastAsia"/>
           <w:color w:val="000000" w:themeColor="text1"/>
@@ -7938,48 +8011,19 @@
     <w:p>
       <w:pPr>
         <w:pStyle w:val="Heading1"/>
-      </w:pPr>
-      <w:r>
-        <w:lastRenderedPageBreak/>
-        <w:t>Tiêu đề chương 4</w:t>
-      </w:r>
-    </w:p>
-    <w:p>
-      <w:pPr>
-        <w:rPr>
-          <w:rFonts w:eastAsiaTheme="majorEastAsia"/>
-          <w:color w:val="000000" w:themeColor="text1"/>
-        </w:rPr>
-      </w:pPr>
-      <w:r>
-        <w:br w:type="page"/>
-      </w:r>
-    </w:p>
-    <w:p>
-      <w:pPr>
-        <w:pStyle w:val="Heading1"/>
-      </w:pPr>
-      <w:r>
-        <w:lastRenderedPageBreak/>
-        <w:t>Tiêu đề chương 5</w:t>
-      </w:r>
-    </w:p>
-    <w:p>
-      <w:pPr>
-        <w:rPr>
-          <w:color w:val="000000" w:themeColor="text1"/>
-        </w:rPr>
-      </w:pPr>
-      <w:r>
-        <w:br w:type="page"/>
-      </w:r>
+        <w:numPr>
+          <w:ilvl w:val="0"/>
+          <w:numId w:val="0"/>
+        </w:numPr>
+        <w:jc w:val="left"/>
+      </w:pPr>
     </w:p>
     <w:p>
       <w:pPr>
         <w:pStyle w:val="TIEUDE"/>
-      </w:pPr>
-      <w:r>
-        <w:lastRenderedPageBreak/>
+        <w:ind w:firstLine="0"/>
+      </w:pPr>
+      <w:r>
         <w:t>TÀI LIỆU THAM KHẢO</w:t>
       </w:r>
     </w:p>
@@ -8060,7 +8104,7 @@
       <w:rPr>
         <w:noProof/>
       </w:rPr>
-      <w:t>24</w:t>
+      <w:t>25</w:t>
     </w:r>
     <w:r>
       <w:rPr>
@@ -9277,15 +9321,16 @@
   <w:abstractNum w:abstractNumId="12">
     <w:nsid w:val="57F27C82"/>
     <w:multiLevelType w:val="multilevel"/>
-    <w:tmpl w:val="131466C2"/>
+    <w:tmpl w:val="3EEA044C"/>
     <w:lvl w:ilvl="0">
       <w:start w:val="1"/>
       <w:numFmt w:val="decimal"/>
       <w:pStyle w:val="Heading1"/>
+      <w:suff w:val="space"/>
       <w:lvlText w:val="CHƯƠNG %1:"/>
       <w:lvlJc w:val="left"/>
       <w:pPr>
-        <w:ind w:left="1567" w:hanging="432"/>
+        <w:ind w:left="1474" w:hanging="339"/>
       </w:pPr>
       <w:rPr>
         <w:rFonts w:hint="default"/>
@@ -9299,7 +9344,7 @@
       <w:lvlText w:val="%1.%2"/>
       <w:lvlJc w:val="left"/>
       <w:pPr>
-        <w:ind w:left="4971" w:hanging="576"/>
+        <w:ind w:left="1418" w:hanging="851"/>
       </w:pPr>
       <w:rPr>
         <w:rFonts w:ascii="Times New Roman" w:hAnsi="Times New Roman" w:hint="default"/>
@@ -10620,16 +10665,19 @@
     <w:basedOn w:val="Normal"/>
     <w:next w:val="Normal"/>
     <w:link w:val="Heading1Char"/>
+    <w:autoRedefine/>
     <w:uiPriority w:val="9"/>
     <w:qFormat/>
+    <w:rsid w:val="006040C8"/>
     <w:pPr>
       <w:keepNext/>
       <w:keepLines/>
+      <w:pageBreakBefore/>
       <w:numPr>
         <w:numId w:val="1"/>
       </w:numPr>
       <w:spacing w:before="120" w:after="120" w:line="360" w:lineRule="auto"/>
-      <w:ind w:left="432"/>
+      <w:ind w:hanging="340"/>
       <w:jc w:val="center"/>
       <w:outlineLvl w:val="0"/>
     </w:pPr>
@@ -10656,7 +10704,6 @@
         <w:numId w:val="1"/>
       </w:numPr>
       <w:spacing w:before="120" w:after="120" w:line="360" w:lineRule="auto"/>
-      <w:ind w:left="1144"/>
       <w:outlineLvl w:val="1"/>
     </w:pPr>
     <w:rPr>
@@ -11043,11 +11090,14 @@
     <w:link w:val="Heading1"/>
     <w:uiPriority w:val="9"/>
     <w:qFormat/>
+    <w:rsid w:val="006040C8"/>
     <w:rPr>
       <w:rFonts w:eastAsiaTheme="majorEastAsia" w:cstheme="majorBidi"/>
       <w:b/>
       <w:color w:val="000000" w:themeColor="text1"/>
+      <w:sz w:val="26"/>
       <w:szCs w:val="32"/>
+      <w:lang w:val="vi-VN"/>
     </w:rPr>
   </w:style>
   <w:style w:type="character" w:customStyle="1" w:styleId="Heading2Char">
@@ -11533,7 +11583,7 @@
 </file>
 
 <file path=customXml/itemProps2.xml><?xml version="1.0" encoding="utf-8"?>
-<ds:datastoreItem xmlns:ds="http://schemas.openxmlformats.org/officeDocument/2006/customXml" ds:itemID="{197172DA-6CD1-40AD-8D6D-8EC7ACA1E1EF}">
+<ds:datastoreItem xmlns:ds="http://schemas.openxmlformats.org/officeDocument/2006/customXml" ds:itemID="{3FF5B592-DF77-4D68-831B-DEE72749F9FC}">
   <ds:schemaRefs>
     <ds:schemaRef ds:uri="http://schemas.openxmlformats.org/officeDocument/2006/bibliography"/>
   </ds:schemaRefs>

--- a/doc/110123011 HIEU.docx
+++ b/doc/110123011 HIEU.docx
@@ -987,19 +987,9 @@
       <w:pPr>
         <w:spacing w:line="360" w:lineRule="auto"/>
       </w:pPr>
-    </w:p>
-    <w:p>
-      <w:pPr>
-        <w:spacing w:line="360" w:lineRule="auto"/>
-      </w:pPr>
       <w:r>
         <w:t>REST API nhẹ và JavaScript Fetch: Kết hợp cùng SSR, hệ thống sử dụng các API nhẹ xử lý dữ liệu động bằng JavaScript thuần kết hợp Fetch API nhằm cập nhật trạng thái giao diện linh hoạt (như cập nhật số lượng giỏ hàng, tìm kiếm nhanh sản phẩm) mà không cần tải lại toàn bộ trang.</w:t>
       </w:r>
-    </w:p>
-    <w:p>
-      <w:pPr>
-        <w:spacing w:line="360" w:lineRule="auto"/>
-      </w:pPr>
     </w:p>
     <w:p>
       <w:pPr>
@@ -1101,11 +1091,7 @@
         <w:spacing w:line="360" w:lineRule="auto"/>
       </w:pPr>
       <w:r>
-        <w:t xml:space="preserve">Bootstrap Framework: Là framework CSS mã nguồn mở phổ biến giúp thiết kế giao diện theo mô hình lưới (Grid system) linh hoạt, cung cấp sẵn các thành phần </w:t>
-      </w:r>
-      <w:r>
-        <w:lastRenderedPageBreak/>
-        <w:t>UI (components) thân thiện, trực quan, giúp rút ngắn đáng kể thời gian thiết kế giao diện thương mại điện tử mà vẫn đảm bảo tính thẩm mỹ</w:t>
+        <w:t>Bootstrap Framework: Là framework CSS mã nguồn mở phổ biến giúp thiết kế giao diện theo mô hình lưới (Grid system) linh hoạt, cung cấp sẵn các thành phần UI (components) thân thiện, trực quan, giúp rút ngắn đáng kể thời gian thiết kế giao diện thương mại điện tử mà vẫn đảm bảo tính thẩm mỹ</w:t>
       </w:r>
       <w:r>
         <w:t xml:space="preserve"> và responsive.</w:t>
@@ -1122,6 +1108,7 @@
         <w:rPr>
           <w:szCs w:val="26"/>
         </w:rPr>
+        <w:lastRenderedPageBreak/>
         <w:t>Docker và Docker Compose</w:t>
       </w:r>
     </w:p>
@@ -7993,19 +7980,248 @@
           <w:lang w:val="en-US"/>
         </w:rPr>
       </w:pPr>
+    </w:p>
+    <w:p>
+      <w:pPr>
+        <w:spacing w:line="360" w:lineRule="auto"/>
+      </w:pPr>
+      <w:r>
+        <w:t>Chương này trình bày toàn bộ kết quả đạt được của đề tài sau quá trình phân tích, thiết kế và triển khai hệ thống, đi sâu vào chi tiết giao diện, chức năng thực tế của từng phân hệ (Khách hàng và Quản trị), kết quả kiểm thử hệ thống, đánh giá tổng quan cũng như các hạn chế và định hướng phát triển.</w:t>
+      </w:r>
+    </w:p>
+    <w:p>
+      <w:pPr>
+        <w:pStyle w:val="Heading2"/>
+      </w:pPr>
+      <w:r>
+        <w:t>Giao diện hệ thống và chức năng chi tiết</w:t>
+      </w:r>
+    </w:p>
+    <w:p>
+      <w:pPr>
+        <w:spacing w:line="360" w:lineRule="auto"/>
+        <w:rPr>
+          <w:b/>
+        </w:rPr>
+      </w:pPr>
+      <w:r>
+        <w:rPr>
+          <w:b/>
+        </w:rPr>
+        <w:t>Giao diện khách hàng (Frontend)</w:t>
+      </w:r>
+    </w:p>
+    <w:p>
+      <w:pPr>
+        <w:pStyle w:val="Heading3"/>
+      </w:pPr>
+      <w:r>
+        <w:t>Trang chủ</w:t>
+      </w:r>
+    </w:p>
+    <w:p>
+      <w:pPr>
+        <w:spacing w:line="360" w:lineRule="auto"/>
+      </w:pPr>
+      <w:r>
+        <w:t>C</w:t>
+      </w:r>
+      <w:r>
+        <w:t xml:space="preserve">hức năng: </w:t>
+      </w:r>
+      <w:r>
+        <w:t>Giao diện cơ bản, đơn giản cho khách hàng biết trang web đang chạy với thanh điều hướng ở phía trên (bao gồm logo, các danh mục, giỏ hàng, thông tin tài khoản/đăng nhập).</w:t>
+      </w:r>
+    </w:p>
+    <w:p>
+      <w:pPr>
+        <w:pStyle w:val="Hinh"/>
+      </w:pPr>
+      <w:r>
+        <w:t>Hình 4.1: Giao diện Trang chủ khách hàng</w:t>
+      </w:r>
+    </w:p>
+    <w:p>
+      <w:pPr>
+        <w:spacing w:line="360" w:lineRule="auto"/>
+        <w:ind w:firstLine="0"/>
+        <w:jc w:val="center"/>
+      </w:pPr>
+      <w:r>
+        <w:drawing>
+          <wp:inline distT="0" distB="0" distL="0" distR="0" wp14:anchorId="39052EFD" wp14:editId="52D39D2E">
+            <wp:extent cx="5580380" cy="1299845"/>
+            <wp:effectExtent l="0" t="0" r="1270" b="0"/>
+            <wp:docPr id="2" name="Picture 2"/>
+            <wp:cNvGraphicFramePr>
+              <a:graphicFrameLocks xmlns:a="http://schemas.openxmlformats.org/drawingml/2006/main" noChangeAspect="1"/>
+            </wp:cNvGraphicFramePr>
+            <a:graphic xmlns:a="http://schemas.openxmlformats.org/drawingml/2006/main">
+              <a:graphicData uri="http://schemas.openxmlformats.org/drawingml/2006/picture">
+                <pic:pic xmlns:pic="http://schemas.openxmlformats.org/drawingml/2006/picture">
+                  <pic:nvPicPr>
+                    <pic:cNvPr id="1" name=""/>
+                    <pic:cNvPicPr/>
+                  </pic:nvPicPr>
+                  <pic:blipFill>
+                    <a:blip r:embed="rId13"/>
+                    <a:stretch>
+                      <a:fillRect/>
+                    </a:stretch>
+                  </pic:blipFill>
+                  <pic:spPr>
+                    <a:xfrm>
+                      <a:off x="0" y="0"/>
+                      <a:ext cx="5580380" cy="1299845"/>
+                    </a:xfrm>
+                    <a:prstGeom prst="rect">
+                      <a:avLst/>
+                    </a:prstGeom>
+                  </pic:spPr>
+                </pic:pic>
+              </a:graphicData>
+            </a:graphic>
+          </wp:inline>
+        </w:drawing>
+      </w:r>
+    </w:p>
+    <w:p>
+      <w:pPr>
+        <w:pStyle w:val="Heading3"/>
+      </w:pPr>
+      <w:r>
+        <w:t>Trang danh sách sản phẩm</w:t>
+      </w:r>
+    </w:p>
+    <w:p>
+      <w:pPr>
+        <w:rPr>
+          <w:lang w:val="en-US"/>
+        </w:rPr>
+      </w:pPr>
+      <w:r>
+        <w:rPr>
+          <w:lang w:val="en-US"/>
+        </w:rPr>
+        <w:t>C</w:t>
+      </w:r>
+      <w:r>
+        <w:rPr>
+          <w:lang w:val="en-US"/>
+        </w:rPr>
+        <w:t>hức năng: Hiển thị toàn bộ sản phẩm hoặc lọc theo danh mục sản phẩm. Hỗ trợ thanh tìm kiếm sản phẩm theo từ khóa và cho phép người dùng click chọn xem chi tiết sản phẩm.</w:t>
+      </w:r>
+    </w:p>
+    <w:p>
+      <w:pPr>
+        <w:rPr>
+          <w:lang w:val="en-US"/>
+        </w:rPr>
+      </w:pPr>
+    </w:p>
+    <w:p>
+      <w:pPr>
+        <w:rPr>
+          <w:lang w:val="en-US"/>
+        </w:rPr>
+      </w:pPr>
+    </w:p>
+    <w:p>
+      <w:pPr>
+        <w:rPr>
+          <w:lang w:val="en-US"/>
+        </w:rPr>
+      </w:pPr>
+    </w:p>
+    <w:p>
+      <w:pPr>
+        <w:rPr>
+          <w:lang w:val="en-US"/>
+        </w:rPr>
+      </w:pPr>
+    </w:p>
+    <w:p>
+      <w:pPr>
+        <w:rPr>
+          <w:lang w:val="en-US"/>
+        </w:rPr>
+      </w:pPr>
+    </w:p>
+    <w:p>
+      <w:pPr>
+        <w:rPr>
+          <w:lang w:val="en-US"/>
+        </w:rPr>
+      </w:pPr>
+    </w:p>
+    <w:p>
+      <w:pPr>
+        <w:rPr>
+          <w:lang w:val="en-US"/>
+        </w:rPr>
+      </w:pPr>
       <w:bookmarkStart w:id="0" w:name="_GoBack"/>
       <w:bookmarkEnd w:id="0"/>
     </w:p>
     <w:p>
       <w:pPr>
+        <w:pStyle w:val="Hinh"/>
+        <w:rPr>
+          <w:lang w:val="en-US"/>
+        </w:rPr>
+      </w:pPr>
+      <w:r>
+        <w:lastRenderedPageBreak/>
+        <w:t>Hình 4.2: Giao diện Danh sách sản phẩm</w:t>
+      </w:r>
+    </w:p>
+    <w:p>
+      <w:pPr>
         <w:ind w:firstLine="0"/>
+        <w:jc w:val="center"/>
         <w:rPr>
-          <w:rFonts w:eastAsiaTheme="majorEastAsia"/>
-          <w:color w:val="000000" w:themeColor="text1"/>
+          <w:lang w:val="en-US"/>
         </w:rPr>
       </w:pPr>
       <w:r>
-        <w:br w:type="page"/>
+        <w:rPr>
+          <w:lang w:val="en-US"/>
+        </w:rPr>
+        <w:drawing>
+          <wp:inline distT="0" distB="0" distL="0" distR="0" wp14:anchorId="0036EE08" wp14:editId="0CBF3D76">
+            <wp:extent cx="5580380" cy="5605780"/>
+            <wp:effectExtent l="0" t="0" r="1270" b="0"/>
+            <wp:docPr id="3" name="Picture 3"/>
+            <wp:cNvGraphicFramePr>
+              <a:graphicFrameLocks xmlns:a="http://schemas.openxmlformats.org/drawingml/2006/main" noChangeAspect="1"/>
+            </wp:cNvGraphicFramePr>
+            <a:graphic xmlns:a="http://schemas.openxmlformats.org/drawingml/2006/main">
+              <a:graphicData uri="http://schemas.openxmlformats.org/drawingml/2006/picture">
+                <pic:pic xmlns:pic="http://schemas.openxmlformats.org/drawingml/2006/picture">
+                  <pic:nvPicPr>
+                    <pic:cNvPr id="1" name=""/>
+                    <pic:cNvPicPr/>
+                  </pic:nvPicPr>
+                  <pic:blipFill>
+                    <a:blip r:embed="rId14"/>
+                    <a:stretch>
+                      <a:fillRect/>
+                    </a:stretch>
+                  </pic:blipFill>
+                  <pic:spPr>
+                    <a:xfrm>
+                      <a:off x="0" y="0"/>
+                      <a:ext cx="5580380" cy="5605780"/>
+                    </a:xfrm>
+                    <a:prstGeom prst="rect">
+                      <a:avLst/>
+                    </a:prstGeom>
+                  </pic:spPr>
+                </pic:pic>
+              </a:graphicData>
+            </a:graphic>
+          </wp:inline>
+        </w:drawing>
       </w:r>
     </w:p>
     <w:p>
@@ -8104,7 +8320,7 @@
       <w:rPr>
         <w:noProof/>
       </w:rPr>
-      <w:t>25</w:t>
+      <w:t>27</w:t>
     </w:r>
     <w:r>
       <w:rPr>
@@ -10259,6 +10475,9 @@
   </w:num>
   <w:num w:numId="37">
     <w:abstractNumId w:val="8"/>
+  </w:num>
+  <w:num w:numId="38">
+    <w:abstractNumId w:val="12"/>
   </w:num>
 </w:numbering>
 </file>
@@ -11298,6 +11517,34 @@
       <w:lang w:val="vi-VN"/>
     </w:rPr>
   </w:style>
+  <w:style w:type="paragraph" w:customStyle="1" w:styleId="Hinh">
+    <w:name w:val="Hinh"/>
+    <w:basedOn w:val="Normal"/>
+    <w:link w:val="HinhChar"/>
+    <w:qFormat/>
+    <w:rsid w:val="00EC6EA8"/>
+    <w:pPr>
+      <w:spacing w:line="360" w:lineRule="auto"/>
+      <w:ind w:firstLine="0"/>
+      <w:jc w:val="center"/>
+    </w:pPr>
+    <w:rPr>
+      <w:i/>
+    </w:rPr>
+  </w:style>
+  <w:style w:type="character" w:customStyle="1" w:styleId="HinhChar">
+    <w:name w:val="Hinh Char"/>
+    <w:basedOn w:val="DefaultParagraphFont"/>
+    <w:link w:val="Hinh"/>
+    <w:rsid w:val="00EC6EA8"/>
+    <w:rPr>
+      <w:rFonts w:eastAsiaTheme="minorHAnsi"/>
+      <w:i/>
+      <w:sz w:val="26"/>
+      <w:szCs w:val="26"/>
+      <w:lang w:val="vi-VN"/>
+    </w:rPr>
+  </w:style>
 </w:styles>
 </file>
 
@@ -11583,7 +11830,7 @@
 </file>
 
 <file path=customXml/itemProps2.xml><?xml version="1.0" encoding="utf-8"?>
-<ds:datastoreItem xmlns:ds="http://schemas.openxmlformats.org/officeDocument/2006/customXml" ds:itemID="{3FF5B592-DF77-4D68-831B-DEE72749F9FC}">
+<ds:datastoreItem xmlns:ds="http://schemas.openxmlformats.org/officeDocument/2006/customXml" ds:itemID="{2085B7FB-ACEE-41A4-A3D4-217D21F61FD9}">
   <ds:schemaRefs>
     <ds:schemaRef ds:uri="http://schemas.openxmlformats.org/officeDocument/2006/bibliography"/>
   </ds:schemaRefs>

--- a/doc/110123011 HIEU.docx
+++ b/doc/110123011 HIEU.docx
@@ -8048,6 +8048,10 @@
         <w:jc w:val="center"/>
       </w:pPr>
       <w:r>
+        <w:rPr>
+          <w:noProof/>
+          <w:lang w:val="en-US"/>
+        </w:rPr>
         <w:drawing>
           <wp:inline distT="0" distB="0" distL="0" distR="0" wp14:anchorId="39052EFD" wp14:editId="52D39D2E">
             <wp:extent cx="5580380" cy="1299845"/>
@@ -8160,8 +8164,6 @@
           <w:lang w:val="en-US"/>
         </w:rPr>
       </w:pPr>
-      <w:bookmarkStart w:id="0" w:name="_GoBack"/>
-      <w:bookmarkEnd w:id="0"/>
     </w:p>
     <w:p>
       <w:pPr>
@@ -8185,12 +8187,13 @@
       </w:pPr>
       <w:r>
         <w:rPr>
+          <w:noProof/>
           <w:lang w:val="en-US"/>
         </w:rPr>
         <w:drawing>
           <wp:inline distT="0" distB="0" distL="0" distR="0" wp14:anchorId="0036EE08" wp14:editId="0CBF3D76">
-            <wp:extent cx="5580380" cy="5605780"/>
-            <wp:effectExtent l="0" t="0" r="1270" b="0"/>
+            <wp:extent cx="4672651" cy="4693920"/>
+            <wp:effectExtent l="0" t="0" r="0" b="0"/>
             <wp:docPr id="3" name="Picture 3"/>
             <wp:cNvGraphicFramePr>
               <a:graphicFrameLocks xmlns:a="http://schemas.openxmlformats.org/drawingml/2006/main" noChangeAspect="1"/>
@@ -8211,7 +8214,7 @@
                   <pic:spPr>
                     <a:xfrm>
                       <a:off x="0" y="0"/>
-                      <a:ext cx="5580380" cy="5605780"/>
+                      <a:ext cx="4675984" cy="4697269"/>
                     </a:xfrm>
                     <a:prstGeom prst="rect">
                       <a:avLst/>
@@ -8223,6 +8226,275 @@
           </wp:inline>
         </w:drawing>
       </w:r>
+    </w:p>
+    <w:p>
+      <w:pPr>
+        <w:pStyle w:val="Heading3"/>
+        <w:rPr>
+          <w:lang w:val="en-US"/>
+        </w:rPr>
+      </w:pPr>
+      <w:r>
+        <w:rPr>
+          <w:lang w:val="en-US"/>
+        </w:rPr>
+        <w:t>Trang chi tiết sản phẩm</w:t>
+      </w:r>
+    </w:p>
+    <w:p>
+      <w:pPr>
+        <w:rPr>
+          <w:lang w:val="en-US"/>
+        </w:rPr>
+      </w:pPr>
+      <w:r>
+        <w:rPr>
+          <w:lang w:val="en-US"/>
+        </w:rPr>
+        <w:t>C</w:t>
+      </w:r>
+      <w:r>
+        <w:rPr>
+          <w:lang w:val="en-US"/>
+        </w:rPr>
+        <w:t>hức năng: Hiển thị thông tin chi tiết của sản phẩm bao gồm: tên sản phẩm, giá bán, mô tả chi tiết, hình ảnh minh họa và số lượng sản phẩm còn lại trong kho. Tích hợp nút chức năng "Thêm vào giỏ hàng".</w:t>
+      </w:r>
+    </w:p>
+    <w:p>
+      <w:pPr>
+        <w:pStyle w:val="Hinh"/>
+      </w:pPr>
+      <w:r>
+        <w:t>Hình 4.3: Giao diện Chi tiết sản phẩm</w:t>
+      </w:r>
+    </w:p>
+    <w:p>
+      <w:pPr>
+        <w:ind w:firstLine="0"/>
+        <w:rPr>
+          <w:lang w:val="en-US"/>
+        </w:rPr>
+      </w:pPr>
+      <w:r>
+        <w:rPr>
+          <w:lang w:val="en-US"/>
+        </w:rPr>
+        <w:drawing>
+          <wp:inline distT="0" distB="0" distL="0" distR="0" wp14:anchorId="42D1B3EA" wp14:editId="64060D50">
+            <wp:extent cx="5097780" cy="2422432"/>
+            <wp:effectExtent l="0" t="0" r="7620" b="0"/>
+            <wp:docPr id="4" name="Picture 4"/>
+            <wp:cNvGraphicFramePr>
+              <a:graphicFrameLocks xmlns:a="http://schemas.openxmlformats.org/drawingml/2006/main" noChangeAspect="1"/>
+            </wp:cNvGraphicFramePr>
+            <a:graphic xmlns:a="http://schemas.openxmlformats.org/drawingml/2006/main">
+              <a:graphicData uri="http://schemas.openxmlformats.org/drawingml/2006/picture">
+                <pic:pic xmlns:pic="http://schemas.openxmlformats.org/drawingml/2006/picture">
+                  <pic:nvPicPr>
+                    <pic:cNvPr id="1" name=""/>
+                    <pic:cNvPicPr/>
+                  </pic:nvPicPr>
+                  <pic:blipFill>
+                    <a:blip r:embed="rId15"/>
+                    <a:stretch>
+                      <a:fillRect/>
+                    </a:stretch>
+                  </pic:blipFill>
+                  <pic:spPr>
+                    <a:xfrm>
+                      <a:off x="0" y="0"/>
+                      <a:ext cx="5102508" cy="2424679"/>
+                    </a:xfrm>
+                    <a:prstGeom prst="rect">
+                      <a:avLst/>
+                    </a:prstGeom>
+                  </pic:spPr>
+                </pic:pic>
+              </a:graphicData>
+            </a:graphic>
+          </wp:inline>
+        </w:drawing>
+      </w:r>
+    </w:p>
+    <w:p>
+      <w:pPr>
+        <w:pStyle w:val="Heading3"/>
+      </w:pPr>
+      <w:r>
+        <w:lastRenderedPageBreak/>
+        <w:t>Giỏ hàng</w:t>
+      </w:r>
+    </w:p>
+    <w:p>
+      <w:r>
+        <w:rPr>
+          <w:lang w:val="en-US"/>
+        </w:rPr>
+        <w:t>C</w:t>
+      </w:r>
+      <w:r>
+        <w:t>hức năng: Hiển thị danh sách các sản phẩm mà khách hàng đã chọn mua. Cho phép cập nhật lại số lượng sản phẩm, xóa sản phẩm khỏi giỏ hàng và tự động tính tổng tiền tạm tính.</w:t>
+      </w:r>
+    </w:p>
+    <w:p>
+      <w:pPr>
+        <w:pStyle w:val="Hinh"/>
+      </w:pPr>
+      <w:r>
+        <w:t>Hình 4.4: Giao diện Giỏ hàng</w:t>
+      </w:r>
+    </w:p>
+    <w:p>
+      <w:pPr>
+        <w:ind w:firstLine="0"/>
+      </w:pPr>
+      <w:r>
+        <w:drawing>
+          <wp:inline distT="0" distB="0" distL="0" distR="0" wp14:anchorId="3B5F799C" wp14:editId="3DAB3433">
+            <wp:extent cx="5580380" cy="3029585"/>
+            <wp:effectExtent l="0" t="0" r="1270" b="0"/>
+            <wp:docPr id="6" name="Picture 6"/>
+            <wp:cNvGraphicFramePr>
+              <a:graphicFrameLocks xmlns:a="http://schemas.openxmlformats.org/drawingml/2006/main" noChangeAspect="1"/>
+            </wp:cNvGraphicFramePr>
+            <a:graphic xmlns:a="http://schemas.openxmlformats.org/drawingml/2006/main">
+              <a:graphicData uri="http://schemas.openxmlformats.org/drawingml/2006/picture">
+                <pic:pic xmlns:pic="http://schemas.openxmlformats.org/drawingml/2006/picture">
+                  <pic:nvPicPr>
+                    <pic:cNvPr id="1" name=""/>
+                    <pic:cNvPicPr/>
+                  </pic:nvPicPr>
+                  <pic:blipFill>
+                    <a:blip r:embed="rId16"/>
+                    <a:stretch>
+                      <a:fillRect/>
+                    </a:stretch>
+                  </pic:blipFill>
+                  <pic:spPr>
+                    <a:xfrm>
+                      <a:off x="0" y="0"/>
+                      <a:ext cx="5580380" cy="3029585"/>
+                    </a:xfrm>
+                    <a:prstGeom prst="rect">
+                      <a:avLst/>
+                    </a:prstGeom>
+                  </pic:spPr>
+                </pic:pic>
+              </a:graphicData>
+            </a:graphic>
+          </wp:inline>
+        </w:drawing>
+      </w:r>
+    </w:p>
+    <w:p>
+      <w:pPr>
+        <w:pStyle w:val="Heading3"/>
+      </w:pPr>
+      <w:r>
+        <w:t>Thanh toán</w:t>
+      </w:r>
+    </w:p>
+    <w:p>
+      <w:r>
+        <w:rPr>
+          <w:lang w:val="en-US"/>
+        </w:rPr>
+        <w:t>C</w:t>
+      </w:r>
+      <w:r>
+        <w:t>hức năng: Cho phép người dùng nhập thông tin khách hàng (họ tên, số điện thoại, địa chỉ nhận hàng), chọn phương thức giao hàng / thanh toán (ví dụ: COD) và tiến hành tạo đơn hàng sau khi xác nhận.</w:t>
+      </w:r>
+    </w:p>
+    <w:p>
+      <w:pPr>
+        <w:ind w:firstLine="0"/>
+        <w:jc w:val="center"/>
+      </w:pPr>
+      <w:r>
+        <w:t>Hình 4.5: Giao diện Thanh toán Checkout</w:t>
+      </w:r>
+    </w:p>
+    <w:p>
+      <w:pPr>
+        <w:ind w:firstLine="0"/>
+      </w:pPr>
+      <w:r>
+        <w:drawing>
+          <wp:inline distT="0" distB="0" distL="0" distR="0" wp14:anchorId="1EC21345" wp14:editId="00DD5112">
+            <wp:extent cx="5580380" cy="2684780"/>
+            <wp:effectExtent l="0" t="0" r="1270" b="1270"/>
+            <wp:docPr id="7" name="Picture 7"/>
+            <wp:cNvGraphicFramePr>
+              <a:graphicFrameLocks xmlns:a="http://schemas.openxmlformats.org/drawingml/2006/main" noChangeAspect="1"/>
+            </wp:cNvGraphicFramePr>
+            <a:graphic xmlns:a="http://schemas.openxmlformats.org/drawingml/2006/main">
+              <a:graphicData uri="http://schemas.openxmlformats.org/drawingml/2006/picture">
+                <pic:pic xmlns:pic="http://schemas.openxmlformats.org/drawingml/2006/picture">
+                  <pic:nvPicPr>
+                    <pic:cNvPr id="1" name=""/>
+                    <pic:cNvPicPr/>
+                  </pic:nvPicPr>
+                  <pic:blipFill>
+                    <a:blip r:embed="rId17"/>
+                    <a:stretch>
+                      <a:fillRect/>
+                    </a:stretch>
+                  </pic:blipFill>
+                  <pic:spPr>
+                    <a:xfrm>
+                      <a:off x="0" y="0"/>
+                      <a:ext cx="5580380" cy="2684780"/>
+                    </a:xfrm>
+                    <a:prstGeom prst="rect">
+                      <a:avLst/>
+                    </a:prstGeom>
+                  </pic:spPr>
+                </pic:pic>
+              </a:graphicData>
+            </a:graphic>
+          </wp:inline>
+        </w:drawing>
+      </w:r>
+    </w:p>
+    <w:p>
+      <w:pPr>
+        <w:ind w:firstLine="0"/>
+      </w:pPr>
+    </w:p>
+    <w:p>
+      <w:pPr>
+        <w:pStyle w:val="Heading3"/>
+      </w:pPr>
+      <w:r>
+        <w:lastRenderedPageBreak/>
+        <w:t>Đăng nhập</w:t>
+      </w:r>
+    </w:p>
+    <w:p>
+      <w:r>
+        <w:rPr>
+          <w:lang w:val="en-US"/>
+        </w:rPr>
+        <w:t>C</w:t>
+      </w:r>
+      <w:r>
+        <w:t>hức năng: Cho phép người dùng đăng nhập vào hệ thống bằng tài khoản cá nhân. Hệ thống tiến hành xác thực tài khoản qua cơ sở dữ liệu.</w:t>
+      </w:r>
+    </w:p>
+    <w:p>
+      <w:pPr>
+        <w:ind w:firstLine="0"/>
+      </w:pPr>
+      <w:r>
+        <w:t>Hình 4.6: Giao diện Đăng nhập</w:t>
+      </w:r>
+    </w:p>
+    <w:p>
+      <w:pPr>
+        <w:ind w:firstLine="0"/>
+      </w:pPr>
+      <w:bookmarkStart w:id="0" w:name="_GoBack"/>
+      <w:bookmarkEnd w:id="0"/>
     </w:p>
     <w:p>
       <w:pPr>
@@ -11830,7 +12102,7 @@
 </file>
 
 <file path=customXml/itemProps2.xml><?xml version="1.0" encoding="utf-8"?>
-<ds:datastoreItem xmlns:ds="http://schemas.openxmlformats.org/officeDocument/2006/customXml" ds:itemID="{2085B7FB-ACEE-41A4-A3D4-217D21F61FD9}">
+<ds:datastoreItem xmlns:ds="http://schemas.openxmlformats.org/officeDocument/2006/customXml" ds:itemID="{17498415-0D9B-40EC-A7DE-6EE02BAC4D71}">
   <ds:schemaRefs>
     <ds:schemaRef ds:uri="http://schemas.openxmlformats.org/officeDocument/2006/bibliography"/>
   </ds:schemaRefs>
